--- a/00-首页/题组Word/习题书/第四篇-元素与分析/5-元素推断-学生版.docx
+++ b/00-首页/题组Word/习题书/第四篇-元素与分析/5-元素推断-学生版.docx
@@ -9470,6 +9470,7 @@
     <w:p>
       <w:pPr>
         <w:pStyle w:val="FirstParagraph"/>
+        <w:spacing w:after="80"/>
       </w:pPr>
       <w:r>
         <w:rPr>
@@ -9580,247 +9581,361 @@
         <w:t>:</w:t>
       </w:r>
     </w:p>
+    <w:tbl>
+      <w:tblPr>
+        <w:tblStyle w:val="Table"/>
+        <w:tblW w:type="auto" w:w="0"/>
+        <w:tblLook w:firstRow="1" w:lastRow="0" w:firstColumn="0" w:lastColumn="0" w:noHBand="0" w:noVBand="0" w:val="0020"/>
+      </w:tblPr>
+      <w:tblGrid>
+        <w:gridCol w:w="1980"/>
+        <w:gridCol w:w="1980"/>
+        <w:gridCol w:w="1980"/>
+        <w:gridCol w:w="1980"/>
+      </w:tblGrid>
+      <w:tr>
+        <w:trPr>
+          <w:tblHeader w:val="on"/>
+        </w:trPr>
+        <w:tc>
+          <w:tcPr/>
+          <w:p>
+            <w:pPr>
+              <w:pStyle w:val="Compact"/>
+              <w:jc w:val="center"/>
+            </w:pPr>
+            <w:r>
+              <w:rPr>
+                <w:rFonts w:hint="eastAsia" w:ascii="Times New Roman" w:hAnsi="Times New Roman" w:eastAsia="SimHei" w:cs="Times New Roman"/>
+                <w:b/>
+              </w:rPr>
+              <w:t xml:space="preserve">实验序号</w:t>
+            </w:r>
+          </w:p>
+        </w:tc>
+        <w:tc>
+          <w:tcPr/>
+          <w:p>
+            <w:pPr>
+              <w:pStyle w:val="Compact"/>
+              <w:jc w:val="center"/>
+            </w:pPr>
+            <w:r>
+              <w:rPr>
+                <w:rFonts w:hint="eastAsia" w:ascii="Times New Roman" w:hAnsi="Times New Roman" w:eastAsia="SimHei" w:cs="Times New Roman"/>
+                <w:b/>
+              </w:rPr>
+              <w:t>温度</w:t>
+            </w:r>
+            <w:r>
+              <w:rPr>
+                <w:rFonts w:hint="eastAsia" w:ascii="Times New Roman" w:hAnsi="Times New Roman" w:eastAsia="Times New Roman" w:cs="Times New Roman"/>
+                <w:b/>
+              </w:rPr>
+              <w:t>/°C</w:t>
+            </w:r>
+          </w:p>
+        </w:tc>
+        <w:tc>
+          <w:tcPr/>
+          <w:p>
+            <w:pPr>
+              <w:pStyle w:val="Compact"/>
+              <w:jc w:val="center"/>
+            </w:pPr>
+            <w:r>
+              <w:rPr>
+                <w:rFonts w:hint="eastAsia" w:ascii="Times New Roman" w:hAnsi="Times New Roman" w:eastAsia="SimHei" w:cs="Times New Roman"/>
+                <w:b/>
+              </w:rPr>
+              <w:t xml:space="preserve">加热条件</w:t>
+            </w:r>
+          </w:p>
+        </w:tc>
+        <w:tc>
+          <w:tcPr/>
+          <w:p>
+            <w:pPr>
+              <w:pStyle w:val="Compact"/>
+              <w:jc w:val="center"/>
+            </w:pPr>
+            <w:r>
+              <w:rPr>
+                <w:rFonts w:hint="eastAsia" w:ascii="Times New Roman" w:hAnsi="Times New Roman" w:eastAsia="SimHei" w:cs="Times New Roman"/>
+                <w:b/>
+              </w:rPr>
+              <w:t>加热后质量</w:t>
+            </w:r>
+            <w:r>
+              <w:rPr>
+                <w:rFonts w:hint="eastAsia" w:ascii="Times New Roman" w:hAnsi="Times New Roman" w:eastAsia="Times New Roman" w:cs="Times New Roman"/>
+                <w:b/>
+              </w:rPr>
+              <w:t>/</w:t>
+            </w:r>
+            <w:r>
+              <w:rPr>
+                <w:rFonts w:hint="eastAsia" w:ascii="Times New Roman" w:hAnsi="Times New Roman" w:eastAsia="SimHei" w:cs="Times New Roman"/>
+                <w:b/>
+              </w:rPr>
+              <w:t>原质量</w:t>
+            </w:r>
+          </w:p>
+        </w:tc>
+      </w:tr>
+      <w:tr>
+        <w:tc>
+          <w:tcPr/>
+          <w:p>
+            <w:pPr>
+              <w:pStyle w:val="Compact"/>
+              <w:jc w:val="center"/>
+            </w:pPr>
+            <w:r>
+              <w:rPr>
+                <w:rFonts w:ascii="Times New Roman" w:hAnsi="Times New Roman" w:eastAsia="Times New Roman" w:cs="Times New Roman"/>
+              </w:rPr>
+              <w:t xml:space="preserve">1</w:t>
+            </w:r>
+          </w:p>
+        </w:tc>
+        <w:tc>
+          <w:tcPr/>
+          <w:p>
+            <w:pPr>
+              <w:pStyle w:val="Compact"/>
+              <w:jc w:val="center"/>
+            </w:pPr>
+            <w:r>
+              <w:rPr>
+                <w:rFonts w:ascii="Times New Roman" w:hAnsi="Times New Roman" w:eastAsia="Times New Roman" w:cs="Times New Roman"/>
+              </w:rPr>
+              <w:t xml:space="preserve">50</w:t>
+            </w:r>
+          </w:p>
+        </w:tc>
+        <w:tc>
+          <w:tcPr/>
+          <w:p>
+            <w:pPr>
+              <w:pStyle w:val="Compact"/>
+              <w:jc w:val="center"/>
+            </w:pPr>
+            <w:r>
+              <w:rPr>
+                <w:rFonts w:hint="eastAsia" w:ascii="Times New Roman" w:hAnsi="Times New Roman" w:eastAsia="FangSong" w:cs="Times New Roman"/>
+              </w:rPr>
+              <w:t xml:space="preserve">真空中</w:t>
+            </w:r>
+          </w:p>
+        </w:tc>
+        <w:tc>
+          <w:tcPr/>
+          <w:p>
+            <w:pPr>
+              <w:pStyle w:val="Compact"/>
+              <w:jc w:val="center"/>
+            </w:pPr>
+            <w:r>
+              <w:rPr>
+                <w:rFonts w:ascii="Times New Roman" w:hAnsi="Times New Roman" w:eastAsia="Times New Roman" w:cs="Times New Roman"/>
+              </w:rPr>
+              <w:t xml:space="preserve">74.9%</w:t>
+            </w:r>
+          </w:p>
+        </w:tc>
+      </w:tr>
+      <w:tr>
+        <w:tc>
+          <w:tcPr/>
+          <w:p>
+            <w:pPr>
+              <w:pStyle w:val="Compact"/>
+              <w:jc w:val="center"/>
+            </w:pPr>
+            <w:r>
+              <w:rPr>
+                <w:rFonts w:ascii="Times New Roman" w:hAnsi="Times New Roman" w:eastAsia="Times New Roman" w:cs="Times New Roman"/>
+              </w:rPr>
+              <w:t xml:space="preserve">2</w:t>
+            </w:r>
+          </w:p>
+        </w:tc>
+        <w:tc>
+          <w:tcPr/>
+          <w:p>
+            <w:pPr>
+              <w:pStyle w:val="Compact"/>
+              <w:jc w:val="center"/>
+            </w:pPr>
+            <w:r>
+              <w:rPr>
+                <w:rFonts w:ascii="Times New Roman" w:hAnsi="Times New Roman" w:eastAsia="Times New Roman" w:cs="Times New Roman"/>
+              </w:rPr>
+              <w:t xml:space="preserve">120</w:t>
+            </w:r>
+          </w:p>
+        </w:tc>
+        <w:tc>
+          <w:tcPr/>
+          <w:p>
+            <w:pPr>
+              <w:pStyle w:val="Compact"/>
+              <w:jc w:val="center"/>
+            </w:pPr>
+            <w:r>
+              <w:rPr>
+                <w:rFonts w:hint="eastAsia" w:ascii="Times New Roman" w:hAnsi="Times New Roman" w:eastAsia="FangSong" w:cs="Times New Roman"/>
+              </w:rPr>
+              <w:t xml:space="preserve">真空中</w:t>
+            </w:r>
+          </w:p>
+        </w:tc>
+        <w:tc>
+          <w:tcPr/>
+          <w:p>
+            <w:pPr>
+              <w:pStyle w:val="Compact"/>
+              <w:jc w:val="center"/>
+            </w:pPr>
+            <w:r>
+              <w:rPr>
+                <w:rFonts w:ascii="Times New Roman" w:hAnsi="Times New Roman" w:eastAsia="Times New Roman" w:cs="Times New Roman"/>
+              </w:rPr>
+              <w:t xml:space="preserve">49.9%</w:t>
+            </w:r>
+          </w:p>
+        </w:tc>
+      </w:tr>
+      <w:tr>
+        <w:tc>
+          <w:tcPr/>
+          <w:p>
+            <w:pPr>
+              <w:pStyle w:val="Compact"/>
+              <w:jc w:val="center"/>
+            </w:pPr>
+            <w:r>
+              <w:rPr>
+                <w:rFonts w:ascii="Times New Roman" w:hAnsi="Times New Roman" w:eastAsia="Times New Roman" w:cs="Times New Roman"/>
+              </w:rPr>
+              <w:t xml:space="preserve">3</w:t>
+            </w:r>
+          </w:p>
+        </w:tc>
+        <w:tc>
+          <w:tcPr/>
+          <w:p>
+            <w:pPr>
+              <w:pStyle w:val="Compact"/>
+              <w:jc w:val="center"/>
+            </w:pPr>
+            <w:r>
+              <w:rPr>
+                <w:rFonts w:ascii="Times New Roman" w:hAnsi="Times New Roman" w:eastAsia="Times New Roman" w:cs="Times New Roman"/>
+              </w:rPr>
+              <w:t xml:space="preserve">170</w:t>
+            </w:r>
+          </w:p>
+        </w:tc>
+        <w:tc>
+          <w:tcPr/>
+          <w:p>
+            <w:pPr>
+              <w:pStyle w:val="Compact"/>
+              <w:jc w:val="center"/>
+            </w:pPr>
+            <w:r>
+              <w:rPr>
+                <w:rFonts w:hint="eastAsia" w:ascii="Times New Roman" w:hAnsi="Times New Roman" w:eastAsia="FangSong" w:cs="Times New Roman"/>
+              </w:rPr>
+              <w:t xml:space="preserve">氧气流中</w:t>
+            </w:r>
+          </w:p>
+        </w:tc>
+        <w:tc>
+          <w:tcPr/>
+          <w:p>
+            <w:pPr>
+              <w:pStyle w:val="Compact"/>
+              <w:jc w:val="center"/>
+            </w:pPr>
+            <w:r>
+              <w:rPr>
+                <w:rFonts w:ascii="Times New Roman" w:hAnsi="Times New Roman" w:eastAsia="Times New Roman" w:cs="Times New Roman"/>
+              </w:rPr>
+              <w:t xml:space="preserve">21.9%</w:t>
+            </w:r>
+          </w:p>
+        </w:tc>
+      </w:tr>
+      <w:tr>
+        <w:tc>
+          <w:tcPr/>
+          <w:p>
+            <w:pPr>
+              <w:pStyle w:val="Compact"/>
+              <w:jc w:val="center"/>
+            </w:pPr>
+            <w:r>
+              <w:rPr>
+                <w:rFonts w:ascii="Times New Roman" w:hAnsi="Times New Roman" w:eastAsia="Times New Roman" w:cs="Times New Roman"/>
+              </w:rPr>
+              <w:t xml:space="preserve">4</w:t>
+            </w:r>
+          </w:p>
+        </w:tc>
+        <w:tc>
+          <w:tcPr/>
+          <w:p>
+            <w:pPr>
+              <w:pStyle w:val="Compact"/>
+              <w:jc w:val="center"/>
+            </w:pPr>
+            <w:r>
+              <w:rPr>
+                <w:rFonts w:ascii="Times New Roman" w:hAnsi="Times New Roman" w:eastAsia="Times New Roman" w:cs="Times New Roman"/>
+              </w:rPr>
+              <w:t xml:space="preserve">200</w:t>
+            </w:r>
+          </w:p>
+        </w:tc>
+        <w:tc>
+          <w:tcPr/>
+          <w:p>
+            <w:pPr>
+              <w:pStyle w:val="Compact"/>
+              <w:jc w:val="center"/>
+            </w:pPr>
+            <w:r>
+              <w:rPr>
+                <w:rFonts w:hint="eastAsia" w:ascii="Times New Roman" w:hAnsi="Times New Roman" w:eastAsia="FangSong" w:cs="Times New Roman"/>
+              </w:rPr>
+              <w:t xml:space="preserve">省略</w:t>
+            </w:r>
+          </w:p>
+        </w:tc>
+        <w:tc>
+          <w:tcPr/>
+          <w:p>
+            <w:pPr>
+              <w:pStyle w:val="Compact"/>
+              <w:jc w:val="center"/>
+            </w:pPr>
+            <w:r>
+              <w:rPr>
+                <w:rFonts w:ascii="Times New Roman" w:hAnsi="Times New Roman" w:eastAsia="Times New Roman" w:cs="Times New Roman"/>
+              </w:rPr>
+              <w:t xml:space="preserve">20.4%</w:t>
+            </w:r>
+          </w:p>
+        </w:tc>
+      </w:tr>
+    </w:tbl>
     <w:p>
       <w:pPr>
         <w:pStyle w:val="BodyText"/>
-      </w:pPr>
-      <w:r>
-        <w:rPr>
-          <w:rFonts w:hint="eastAsia" w:ascii="Times New Roman" w:hAnsi="Times New Roman" w:eastAsia="FangSong" w:cs="Times New Roman"/>
-        </w:rPr>
-        <w:t xml:space="preserve">实验序号</w:t>
-      </w:r>
-    </w:p>
-    <w:p>
-      <w:pPr>
-        <w:pStyle w:val="BodyText"/>
-      </w:pPr>
-      <w:r>
-        <w:rPr>
-          <w:rFonts w:hint="eastAsia" w:ascii="Times New Roman" w:hAnsi="Times New Roman" w:eastAsia="FangSong" w:cs="Times New Roman"/>
-        </w:rPr>
-        <w:t>温度</w:t>
-      </w:r>
-      <w:r>
-        <w:rPr>
-          <w:rFonts w:hint="eastAsia" w:ascii="Times New Roman" w:hAnsi="Times New Roman" w:eastAsia="Times New Roman" w:cs="Times New Roman"/>
-        </w:rPr>
-        <w:t>/°C</w:t>
-      </w:r>
-    </w:p>
-    <w:p>
-      <w:pPr>
-        <w:pStyle w:val="BodyText"/>
-      </w:pPr>
-      <w:r>
-        <w:rPr>
-          <w:rFonts w:hint="eastAsia" w:ascii="Times New Roman" w:hAnsi="Times New Roman" w:eastAsia="FangSong" w:cs="Times New Roman"/>
-        </w:rPr>
-        <w:t xml:space="preserve">加热条件</w:t>
-      </w:r>
-    </w:p>
-    <w:p>
-      <w:pPr>
-        <w:pStyle w:val="BodyText"/>
-      </w:pPr>
-      <w:r>
-        <w:rPr>
-          <w:rFonts w:hint="eastAsia" w:ascii="Times New Roman" w:hAnsi="Times New Roman" w:eastAsia="FangSong" w:cs="Times New Roman"/>
-        </w:rPr>
-        <w:t>加热后质量</w:t>
-      </w:r>
-      <w:r>
-        <w:rPr>
-          <w:rFonts w:hint="eastAsia" w:ascii="Times New Roman" w:hAnsi="Times New Roman" w:eastAsia="Times New Roman" w:cs="Times New Roman"/>
-        </w:rPr>
-        <w:t>/</w:t>
-      </w:r>
-      <w:r>
-        <w:rPr>
-          <w:rFonts w:hint="eastAsia" w:ascii="Times New Roman" w:hAnsi="Times New Roman" w:eastAsia="FangSong" w:cs="Times New Roman"/>
-        </w:rPr>
-        <w:t>原质量</w:t>
-      </w:r>
-    </w:p>
-    <w:p>
-      <w:pPr>
-        <w:pStyle w:val="BodyText"/>
-      </w:pPr>
-      <w:r>
-        <w:rPr>
-          <w:rFonts w:ascii="Times New Roman" w:hAnsi="Times New Roman" w:eastAsia="Times New Roman" w:cs="Times New Roman"/>
-        </w:rPr>
-        <w:t xml:space="preserve">1</w:t>
-      </w:r>
-    </w:p>
-    <w:p>
-      <w:pPr>
-        <w:pStyle w:val="BodyText"/>
-      </w:pPr>
-      <w:r>
-        <w:rPr>
-          <w:rFonts w:ascii="Times New Roman" w:hAnsi="Times New Roman" w:eastAsia="Times New Roman" w:cs="Times New Roman"/>
-        </w:rPr>
-        <w:t xml:space="preserve">50</w:t>
-      </w:r>
-    </w:p>
-    <w:p>
-      <w:pPr>
-        <w:pStyle w:val="BodyText"/>
-      </w:pPr>
-      <w:r>
-        <w:rPr>
-          <w:rFonts w:hint="eastAsia" w:ascii="Times New Roman" w:hAnsi="Times New Roman" w:eastAsia="FangSong" w:cs="Times New Roman"/>
-        </w:rPr>
-        <w:t xml:space="preserve">真空中</w:t>
-      </w:r>
-    </w:p>
-    <w:p>
-      <w:pPr>
-        <w:pStyle w:val="BodyText"/>
-      </w:pPr>
-      <w:r>
-        <w:rPr>
-          <w:rFonts w:ascii="Times New Roman" w:hAnsi="Times New Roman" w:eastAsia="Times New Roman" w:cs="Times New Roman"/>
-        </w:rPr>
-        <w:t xml:space="preserve">74.9%</w:t>
-      </w:r>
-    </w:p>
-    <w:p>
-      <w:pPr>
-        <w:pStyle w:val="BodyText"/>
-      </w:pPr>
-      <w:r>
-        <w:rPr>
-          <w:rFonts w:ascii="Times New Roman" w:hAnsi="Times New Roman" w:eastAsia="Times New Roman" w:cs="Times New Roman"/>
-        </w:rPr>
-        <w:t xml:space="preserve">2</w:t>
-      </w:r>
-    </w:p>
-    <w:p>
-      <w:pPr>
-        <w:pStyle w:val="BodyText"/>
-      </w:pPr>
-      <w:r>
-        <w:rPr>
-          <w:rFonts w:ascii="Times New Roman" w:hAnsi="Times New Roman" w:eastAsia="Times New Roman" w:cs="Times New Roman"/>
-        </w:rPr>
-        <w:t xml:space="preserve">120</w:t>
-      </w:r>
-    </w:p>
-    <w:p>
-      <w:pPr>
-        <w:pStyle w:val="BodyText"/>
-      </w:pPr>
-      <w:r>
-        <w:rPr>
-          <w:rFonts w:hint="eastAsia" w:ascii="Times New Roman" w:hAnsi="Times New Roman" w:eastAsia="FangSong" w:cs="Times New Roman"/>
-        </w:rPr>
-        <w:t xml:space="preserve">真空中</w:t>
-      </w:r>
-    </w:p>
-    <w:p>
-      <w:pPr>
-        <w:pStyle w:val="BodyText"/>
-      </w:pPr>
-      <w:r>
-        <w:rPr>
-          <w:rFonts w:ascii="Times New Roman" w:hAnsi="Times New Roman" w:eastAsia="Times New Roman" w:cs="Times New Roman"/>
-        </w:rPr>
-        <w:t xml:space="preserve">49.9%</w:t>
-      </w:r>
-    </w:p>
-    <w:p>
-      <w:pPr>
-        <w:pStyle w:val="BodyText"/>
-      </w:pPr>
-      <w:r>
-        <w:rPr>
-          <w:rFonts w:ascii="Times New Roman" w:hAnsi="Times New Roman" w:eastAsia="Times New Roman" w:cs="Times New Roman"/>
-        </w:rPr>
-        <w:t xml:space="preserve">3</w:t>
-      </w:r>
-    </w:p>
-    <w:p>
-      <w:pPr>
-        <w:pStyle w:val="BodyText"/>
-      </w:pPr>
-      <w:r>
-        <w:rPr>
-          <w:rFonts w:ascii="Times New Roman" w:hAnsi="Times New Roman" w:eastAsia="Times New Roman" w:cs="Times New Roman"/>
-        </w:rPr>
-        <w:t xml:space="preserve">170</w:t>
-      </w:r>
-    </w:p>
-    <w:p>
-      <w:pPr>
-        <w:pStyle w:val="BodyText"/>
-      </w:pPr>
-      <w:r>
-        <w:rPr>
-          <w:rFonts w:hint="eastAsia" w:ascii="Times New Roman" w:hAnsi="Times New Roman" w:eastAsia="FangSong" w:cs="Times New Roman"/>
-        </w:rPr>
-        <w:t xml:space="preserve">氧气流中</w:t>
-      </w:r>
-    </w:p>
-    <w:p>
-      <w:pPr>
-        <w:pStyle w:val="BodyText"/>
-      </w:pPr>
-      <w:r>
-        <w:rPr>
-          <w:rFonts w:ascii="Times New Roman" w:hAnsi="Times New Roman" w:eastAsia="Times New Roman" w:cs="Times New Roman"/>
-        </w:rPr>
-        <w:t xml:space="preserve">21.9%</w:t>
-      </w:r>
-    </w:p>
-    <w:p>
-      <w:pPr>
-        <w:pStyle w:val="BodyText"/>
-      </w:pPr>
-      <w:r>
-        <w:rPr>
-          <w:rFonts w:ascii="Times New Roman" w:hAnsi="Times New Roman" w:eastAsia="Times New Roman" w:cs="Times New Roman"/>
-        </w:rPr>
-        <w:t xml:space="preserve">4</w:t>
-      </w:r>
-    </w:p>
-    <w:p>
-      <w:pPr>
-        <w:pStyle w:val="BodyText"/>
-      </w:pPr>
-      <w:r>
-        <w:rPr>
-          <w:rFonts w:ascii="Times New Roman" w:hAnsi="Times New Roman" w:eastAsia="Times New Roman" w:cs="Times New Roman"/>
-        </w:rPr>
-        <w:t xml:space="preserve">200</w:t>
-      </w:r>
-    </w:p>
-    <w:p>
-      <w:pPr>
-        <w:pStyle w:val="BodyText"/>
-      </w:pPr>
-      <w:r>
-        <w:rPr>
-          <w:rFonts w:hint="eastAsia" w:ascii="Times New Roman" w:hAnsi="Times New Roman" w:eastAsia="FangSong" w:cs="Times New Roman"/>
-        </w:rPr>
-        <w:t xml:space="preserve">省略</w:t>
-      </w:r>
-    </w:p>
-    <w:p>
-      <w:pPr>
-        <w:pStyle w:val="BodyText"/>
-      </w:pPr>
-      <w:r>
-        <w:rPr>
-          <w:rFonts w:ascii="Times New Roman" w:hAnsi="Times New Roman" w:eastAsia="Times New Roman" w:cs="Times New Roman"/>
-        </w:rPr>
-        <w:t xml:space="preserve">20.4%</w:t>
-      </w:r>
-    </w:p>
-    <w:p>
-      <w:pPr>
-        <w:pStyle w:val="BodyText"/>
+        <w:spacing w:before="120"/>
       </w:pPr>
       <w:r>
         <w:rPr>
@@ -17615,6 +17730,7 @@
     <w:p>
       <w:pPr>
         <w:pStyle w:val="FirstParagraph"/>
+        <w:spacing w:after="80"/>
       </w:pPr>
       <w:r>
         <w:rPr>
@@ -17761,369 +17877,457 @@
         <w:t>：</w:t>
       </w:r>
     </w:p>
+    <w:tbl>
+      <w:tblPr>
+        <w:tblStyle w:val="Table"/>
+        <w:tblW w:type="pct" w:w="5000"/>
+        <w:tblLayout w:type="fixed"/>
+        <w:tblLook w:firstRow="1" w:lastRow="0" w:firstColumn="0" w:lastColumn="0" w:noHBand="0" w:noVBand="0" w:val="0020"/>
+      </w:tblPr>
+      <w:tblGrid>
+        <w:gridCol w:w="1320"/>
+        <w:gridCol w:w="1320"/>
+        <w:gridCol w:w="1320"/>
+        <w:gridCol w:w="1320"/>
+        <w:gridCol w:w="1320"/>
+        <w:gridCol w:w="1320"/>
+      </w:tblGrid>
+      <w:tr>
+        <w:trPr>
+          <w:tblHeader w:val="on"/>
+        </w:trPr>
+        <w:tc>
+          <w:tcPr/>
+          <w:p>
+            <w:pPr>
+              <w:pStyle w:val="Compact"/>
+              <w:jc w:val="center"/>
+            </w:pPr>
+            <w:r>
+              <w:rPr>
+                <w:rFonts w:hint="eastAsia" w:ascii="Times New Roman" w:hAnsi="Times New Roman" w:eastAsia="SimHei" w:cs="Times New Roman"/>
+                <w:b/>
+              </w:rPr>
+              <w:t xml:space="preserve">国际记号</w:t>
+            </w:r>
+          </w:p>
+        </w:tc>
+        <w:tc>
+          <w:tcPr/>
+          <w:p>
+            <w:pPr>
+              <w:pStyle w:val="Compact"/>
+              <w:jc w:val="center"/>
+            </w:pPr>
+            <w:r>
+              <w:rPr>
+                <w:rFonts w:ascii="Times New Roman" w:hAnsi="Times New Roman" w:eastAsia="Times New Roman" w:cs="Times New Roman"/>
+                <w:b/>
+              </w:rPr>
+              <w:t xml:space="preserve">?</w:t>
+            </w:r>
+          </w:p>
+        </w:tc>
+        <w:tc>
+          <w:tcPr/>
+          <w:p>
+            <w:pPr>
+              <w:pStyle w:val="Compact"/>
+              <w:jc w:val="center"/>
+            </w:pPr>
+            <w:r>
+              <w:rPr>
+                <w:rFonts w:ascii="Times New Roman" w:hAnsi="Times New Roman" w:eastAsia="Times New Roman" w:cs="Times New Roman"/>
+                <w:b/>
+              </w:rPr>
+              <w:t xml:space="preserve">?</w:t>
+            </w:r>
+          </w:p>
+        </w:tc>
+        <w:tc>
+          <w:tcPr/>
+          <w:p>
+            <w:pPr>
+              <w:pStyle w:val="Compact"/>
+              <w:jc w:val="center"/>
+            </w:pPr>
+            <m:oMath>
+              <m:sSub>
+                <m:e>
+                  <m:r>
+                    <m:t>C</m:t>
+                  </m:r>
+                </m:e>
+                <m:sub>
+                  <m:r>
+                    <m:t>4</m:t>
+                  </m:r>
+                </m:sub>
+              </m:sSub>
+              <m:r>
+                <m:t>A</m:t>
+              </m:r>
+              <m:r>
+                <m:t>F</m:t>
+              </m:r>
+            </m:oMath>
+            <w:r>
+              <w:rPr>
+                <w:rFonts w:ascii="Times New Roman" w:hAnsi="Times New Roman" w:eastAsia="Times New Roman" w:cs="Times New Roman"/>
+                <w:b/>
+              </w:rPr>
+              <w:t xml:space="preserve">​</w:t>
+            </w:r>
+          </w:p>
+        </w:tc>
+        <w:tc>
+          <w:tcPr/>
+          <w:p>
+            <w:pPr>
+              <w:pStyle w:val="Compact"/>
+              <w:jc w:val="center"/>
+            </w:pPr>
+            <m:oMath>
+              <m:sSub>
+                <m:e>
+                  <m:r>
+                    <m:t>C</m:t>
+                  </m:r>
+                </m:e>
+                <m:sub>
+                  <m:r>
+                    <m:t>3</m:t>
+                  </m:r>
+                </m:sub>
+              </m:sSub>
+              <m:r>
+                <m:t>A</m:t>
+              </m:r>
+            </m:oMath>
+            <w:r>
+              <w:rPr>
+                <w:rFonts w:ascii="Times New Roman" w:hAnsi="Times New Roman" w:eastAsia="Times New Roman" w:cs="Times New Roman"/>
+                <w:b/>
+              </w:rPr>
+              <w:t xml:space="preserve">​</w:t>
+            </w:r>
+          </w:p>
+        </w:tc>
+        <w:tc>
+          <w:tcPr/>
+          <w:p>
+            <w:pPr>
+              <w:pStyle w:val="Compact"/>
+              <w:jc w:val="center"/>
+            </w:pPr>
+            <w:r>
+              <w:rPr>
+                <w:rFonts w:ascii="Times New Roman" w:hAnsi="Times New Roman" w:eastAsia="Times New Roman" w:cs="Times New Roman"/>
+                <w:b/>
+              </w:rPr>
+              <w:t xml:space="preserve">M</w:t>
+            </w:r>
+          </w:p>
+        </w:tc>
+      </w:tr>
+      <w:tr>
+        <w:tc>
+          <w:tcPr/>
+          <w:p>
+            <w:pPr>
+              <w:pStyle w:val="Compact"/>
+              <w:jc w:val="center"/>
+            </w:pPr>
+            <w:r>
+              <w:rPr>
+                <w:rFonts w:hint="eastAsia" w:ascii="Times New Roman" w:hAnsi="Times New Roman" w:eastAsia="FangSong" w:cs="Times New Roman"/>
+              </w:rPr>
+              <w:t xml:space="preserve">化学式</w:t>
+            </w:r>
+          </w:p>
+        </w:tc>
+        <w:tc>
+          <w:tcPr/>
+          <w:p>
+            <w:pPr>
+              <w:pStyle w:val="Compact"/>
+              <w:jc w:val="center"/>
+            </w:pPr>
+            <w:r>
+              <w:rPr>
+                <w:rFonts w:ascii="Times New Roman" w:hAnsi="Times New Roman" w:eastAsia="Times New Roman" w:cs="Times New Roman"/>
+              </w:rPr>
+              <w:t xml:space="preserve">X</w:t>
+            </w:r>
+          </w:p>
+        </w:tc>
+        <w:tc>
+          <w:tcPr/>
+          <w:p>
+            <w:pPr>
+              <w:pStyle w:val="Compact"/>
+              <w:jc w:val="center"/>
+            </w:pPr>
+            <w:r>
+              <w:rPr>
+                <w:rFonts w:ascii="Times New Roman" w:hAnsi="Times New Roman" w:eastAsia="Times New Roman" w:cs="Times New Roman"/>
+              </w:rPr>
+              <w:t xml:space="preserve">Y</w:t>
+            </w:r>
+          </w:p>
+        </w:tc>
+        <w:tc>
+          <w:tcPr/>
+          <w:p>
+            <w:pPr>
+              <w:pStyle w:val="Compact"/>
+              <w:jc w:val="center"/>
+            </w:pPr>
+            <m:oMath>
+              <m:r>
+                <m:t>C</m:t>
+              </m:r>
+              <m:sSub>
+                <m:e>
+                  <m:r>
+                    <m:t>a</m:t>
+                  </m:r>
+                </m:e>
+                <m:sub>
+                  <m:r>
+                    <m:t>4</m:t>
+                  </m:r>
+                </m:sub>
+              </m:sSub>
+              <m:r>
+                <m:t>A</m:t>
+              </m:r>
+              <m:sSub>
+                <m:e>
+                  <m:r>
+                    <m:t>l</m:t>
+                  </m:r>
+                </m:e>
+                <m:sub>
+                  <m:r>
+                    <m:t>2</m:t>
+                  </m:r>
+                </m:sub>
+              </m:sSub>
+              <m:r>
+                <m:t>F</m:t>
+              </m:r>
+              <m:sSub>
+                <m:e>
+                  <m:r>
+                    <m:t>e</m:t>
+                  </m:r>
+                </m:e>
+                <m:sub>
+                  <m:r>
+                    <m:t>2</m:t>
+                  </m:r>
+                </m:sub>
+              </m:sSub>
+              <m:sSub>
+                <m:e>
+                  <m:r>
+                    <m:t>O</m:t>
+                  </m:r>
+                </m:e>
+                <m:sub>
+                  <m:r>
+                    <m:t>10</m:t>
+                  </m:r>
+                </m:sub>
+              </m:sSub>
+            </m:oMath>
+            <w:r>
+              <w:rPr>
+                <w:rFonts w:ascii="Times New Roman" w:hAnsi="Times New Roman" w:eastAsia="Times New Roman" w:cs="Times New Roman"/>
+              </w:rPr>
+              <w:t xml:space="preserve">​</w:t>
+            </w:r>
+          </w:p>
+        </w:tc>
+        <w:tc>
+          <w:tcPr/>
+          <w:p>
+            <w:pPr>
+              <w:pStyle w:val="Compact"/>
+              <w:jc w:val="center"/>
+            </w:pPr>
+            <m:oMath>
+              <m:r>
+                <m:t>C</m:t>
+              </m:r>
+              <m:sSub>
+                <m:e>
+                  <m:r>
+                    <m:t>a</m:t>
+                  </m:r>
+                </m:e>
+                <m:sub>
+                  <m:r>
+                    <m:t>3</m:t>
+                  </m:r>
+                </m:sub>
+              </m:sSub>
+              <m:r>
+                <m:t>A</m:t>
+              </m:r>
+              <m:sSub>
+                <m:e>
+                  <m:r>
+                    <m:t>l</m:t>
+                  </m:r>
+                </m:e>
+                <m:sub>
+                  <m:r>
+                    <m:t>2</m:t>
+                  </m:r>
+                </m:sub>
+              </m:sSub>
+              <m:sSub>
+                <m:e>
+                  <m:r>
+                    <m:t>O</m:t>
+                  </m:r>
+                </m:e>
+                <m:sub>
+                  <m:r>
+                    <m:t>6</m:t>
+                  </m:r>
+                </m:sub>
+              </m:sSub>
+            </m:oMath>
+            <w:r>
+              <w:rPr>
+                <w:rFonts w:ascii="Times New Roman" w:hAnsi="Times New Roman" w:eastAsia="Times New Roman" w:cs="Times New Roman"/>
+              </w:rPr>
+              <w:t xml:space="preserve">​</w:t>
+            </w:r>
+          </w:p>
+        </w:tc>
+        <w:tc>
+          <w:tcPr/>
+          <w:p>
+            <w:pPr>
+              <w:pStyle w:val="Compact"/>
+              <w:jc w:val="center"/>
+            </w:pPr>
+            <w:r>
+              <w:rPr>
+                <w:rFonts w:ascii="Times New Roman" w:hAnsi="Times New Roman" w:eastAsia="Times New Roman" w:cs="Times New Roman"/>
+              </w:rPr>
+              <w:t xml:space="preserve">MgO</w:t>
+            </w:r>
+          </w:p>
+        </w:tc>
+      </w:tr>
+      <w:tr>
+        <w:tc>
+          <w:tcPr/>
+          <w:p>
+            <w:pPr>
+              <w:pStyle w:val="Compact"/>
+              <w:jc w:val="center"/>
+            </w:pPr>
+            <w:r>
+              <w:rPr>
+                <w:rFonts w:hint="eastAsia" w:ascii="Times New Roman" w:hAnsi="Times New Roman" w:eastAsia="FangSong" w:cs="Times New Roman"/>
+              </w:rPr>
+              <w:t>质量分数</w:t>
+            </w:r>
+            <w:r>
+              <w:rPr>
+                <w:rFonts w:hint="eastAsia" w:ascii="Times New Roman" w:hAnsi="Times New Roman" w:eastAsia="Times New Roman" w:cs="Times New Roman"/>
+              </w:rPr>
+              <w:t>/%</w:t>
+            </w:r>
+          </w:p>
+        </w:tc>
+        <w:tc>
+          <w:tcPr/>
+          <w:p>
+            <w:pPr>
+              <w:pStyle w:val="Compact"/>
+              <w:jc w:val="center"/>
+            </w:pPr>
+            <w:r>
+              <w:rPr>
+                <w:rFonts w:ascii="Times New Roman" w:hAnsi="Times New Roman" w:eastAsia="Times New Roman" w:cs="Times New Roman"/>
+              </w:rPr>
+              <w:t xml:space="preserve">62.0</w:t>
+            </w:r>
+          </w:p>
+        </w:tc>
+        <w:tc>
+          <w:tcPr/>
+          <w:p>
+            <w:pPr>
+              <w:pStyle w:val="Compact"/>
+              <w:jc w:val="center"/>
+            </w:pPr>
+            <w:r>
+              <w:rPr>
+                <w:rFonts w:ascii="Times New Roman" w:hAnsi="Times New Roman" w:eastAsia="Times New Roman" w:cs="Times New Roman"/>
+              </w:rPr>
+              <w:t xml:space="preserve">16.0</w:t>
+            </w:r>
+          </w:p>
+        </w:tc>
+        <w:tc>
+          <w:tcPr/>
+          <w:p>
+            <w:pPr>
+              <w:pStyle w:val="Compact"/>
+              <w:jc w:val="center"/>
+            </w:pPr>
+            <w:r>
+              <w:rPr>
+                <w:rFonts w:ascii="Times New Roman" w:hAnsi="Times New Roman" w:eastAsia="Times New Roman" w:cs="Times New Roman"/>
+              </w:rPr>
+              <w:t xml:space="preserve">8.50</w:t>
+            </w:r>
+          </w:p>
+        </w:tc>
+        <w:tc>
+          <w:tcPr/>
+          <w:p>
+            <w:pPr>
+              <w:pStyle w:val="Compact"/>
+              <w:jc w:val="center"/>
+            </w:pPr>
+            <w:r>
+              <w:rPr>
+                <w:rFonts w:ascii="Times New Roman" w:hAnsi="Times New Roman" w:eastAsia="Times New Roman" w:cs="Times New Roman"/>
+              </w:rPr>
+              <w:t xml:space="preserve">12.0</w:t>
+            </w:r>
+          </w:p>
+        </w:tc>
+        <w:tc>
+          <w:tcPr/>
+          <w:p>
+            <w:pPr>
+              <w:pStyle w:val="Compact"/>
+              <w:jc w:val="center"/>
+            </w:pPr>
+            <w:r>
+              <w:rPr>
+                <w:rFonts w:ascii="Times New Roman" w:hAnsi="Times New Roman" w:eastAsia="Times New Roman" w:cs="Times New Roman"/>
+              </w:rPr>
+              <w:t xml:space="preserve">1.50</w:t>
+            </w:r>
+          </w:p>
+        </w:tc>
+      </w:tr>
+    </w:tbl>
     <w:p>
       <w:pPr>
         <w:pStyle w:val="BodyText"/>
-      </w:pPr>
-      <w:r>
-        <w:rPr>
-          <w:rFonts w:hint="eastAsia" w:ascii="Times New Roman" w:hAnsi="Times New Roman" w:eastAsia="FangSong" w:cs="Times New Roman"/>
-        </w:rPr>
-        <w:t xml:space="preserve">国际记号</w:t>
-      </w:r>
-    </w:p>
-    <w:p>
-      <w:pPr>
-        <w:pStyle w:val="BodyText"/>
-      </w:pPr>
-      <w:r>
-        <w:rPr>
-          <w:rFonts w:ascii="Times New Roman" w:hAnsi="Times New Roman" w:eastAsia="Times New Roman" w:cs="Times New Roman"/>
-        </w:rPr>
-        <w:t xml:space="preserve">?</w:t>
-      </w:r>
-    </w:p>
-    <w:p>
-      <w:pPr>
-        <w:pStyle w:val="BodyText"/>
-      </w:pPr>
-      <w:r>
-        <w:rPr>
-          <w:rFonts w:ascii="Times New Roman" w:hAnsi="Times New Roman" w:eastAsia="Times New Roman" w:cs="Times New Roman"/>
-        </w:rPr>
-        <w:t xml:space="preserve">?</w:t>
-      </w:r>
-    </w:p>
-    <w:p>
-      <w:pPr>
-        <w:pStyle w:val="BodyText"/>
-      </w:pPr>
-      <m:oMath>
-        <m:sSub>
-          <m:e>
-            <m:r>
-              <m:t>C</m:t>
-            </m:r>
-          </m:e>
-          <m:sub>
-            <m:r>
-              <m:t>4</m:t>
-            </m:r>
-          </m:sub>
-        </m:sSub>
-        <m:r>
-          <m:t>A</m:t>
-        </m:r>
-        <m:r>
-          <m:t>F</m:t>
-        </m:r>
-      </m:oMath>
-      <w:r>
-        <w:rPr>
-          <w:rFonts w:ascii="Times New Roman" w:hAnsi="Times New Roman" w:eastAsia="Times New Roman" w:cs="Times New Roman"/>
-        </w:rPr>
-        <w:t xml:space="preserve">​</w:t>
-      </w:r>
-    </w:p>
-    <w:p>
-      <w:pPr>
-        <w:pStyle w:val="BodyText"/>
-      </w:pPr>
-      <m:oMath>
-        <m:sSub>
-          <m:e>
-            <m:r>
-              <m:t>C</m:t>
-            </m:r>
-          </m:e>
-          <m:sub>
-            <m:r>
-              <m:t>3</m:t>
-            </m:r>
-          </m:sub>
-        </m:sSub>
-        <m:r>
-          <m:t>A</m:t>
-        </m:r>
-      </m:oMath>
-      <w:r>
-        <w:rPr>
-          <w:rFonts w:ascii="Times New Roman" w:hAnsi="Times New Roman" w:eastAsia="Times New Roman" w:cs="Times New Roman"/>
-        </w:rPr>
-        <w:t xml:space="preserve">​</w:t>
-      </w:r>
-    </w:p>
-    <w:p>
-      <w:pPr>
-        <w:pStyle w:val="BodyText"/>
-      </w:pPr>
-      <w:r>
-        <w:rPr>
-          <w:rFonts w:ascii="Times New Roman" w:hAnsi="Times New Roman" w:eastAsia="Times New Roman" w:cs="Times New Roman"/>
-        </w:rPr>
-        <w:t xml:space="preserve">M</w:t>
-      </w:r>
-    </w:p>
-    <w:p>
-      <w:pPr>
-        <w:pStyle w:val="BodyText"/>
-      </w:pPr>
-      <w:r>
-        <w:rPr>
-          <w:rFonts w:hint="eastAsia" w:ascii="Times New Roman" w:hAnsi="Times New Roman" w:eastAsia="FangSong" w:cs="Times New Roman"/>
-        </w:rPr>
-        <w:t xml:space="preserve">化学式</w:t>
-      </w:r>
-    </w:p>
-    <w:p>
-      <w:pPr>
-        <w:pStyle w:val="BodyText"/>
-      </w:pPr>
-      <w:r>
-        <w:rPr>
-          <w:rFonts w:ascii="Times New Roman" w:hAnsi="Times New Roman" w:eastAsia="Times New Roman" w:cs="Times New Roman"/>
-        </w:rPr>
-        <w:t xml:space="preserve">X</w:t>
-      </w:r>
-    </w:p>
-    <w:p>
-      <w:pPr>
-        <w:pStyle w:val="BodyText"/>
-      </w:pPr>
-      <w:r>
-        <w:rPr>
-          <w:rFonts w:ascii="Times New Roman" w:hAnsi="Times New Roman" w:eastAsia="Times New Roman" w:cs="Times New Roman"/>
-        </w:rPr>
-        <w:t xml:space="preserve">Y</w:t>
-      </w:r>
-    </w:p>
-    <w:p>
-      <w:pPr>
-        <w:pStyle w:val="BodyText"/>
-      </w:pPr>
-      <m:oMath>
-        <m:oMathPr>
-          <m:ctrlPr>
-            <w:rPr>
-              <w:sz w:val="28"/>
-              <w:szCs w:val="28"/>
-            </w:rPr>
-          </m:ctrlPr>
-        </m:oMathPr>
-        <m:r>
-          <m:t>C</m:t>
-        </m:r>
-        <m:sSub>
-          <m:e>
-            <m:r>
-              <m:t>a</m:t>
-            </m:r>
-          </m:e>
-          <m:sub>
-            <m:r>
-              <m:t>4</m:t>
-            </m:r>
-          </m:sub>
-        </m:sSub>
-        <m:r>
-          <m:t>A</m:t>
-        </m:r>
-        <m:sSub>
-          <m:e>
-            <m:r>
-              <m:t>l</m:t>
-            </m:r>
-          </m:e>
-          <m:sub>
-            <m:r>
-              <m:t>2</m:t>
-            </m:r>
-          </m:sub>
-        </m:sSub>
-        <m:r>
-          <m:t>F</m:t>
-        </m:r>
-        <m:sSub>
-          <m:e>
-            <m:r>
-              <m:t>e</m:t>
-            </m:r>
-          </m:e>
-          <m:sub>
-            <m:r>
-              <m:t>2</m:t>
-            </m:r>
-          </m:sub>
-        </m:sSub>
-        <m:sSub>
-          <m:e>
-            <m:r>
-              <m:t>O</m:t>
-            </m:r>
-          </m:e>
-          <m:sub>
-            <m:r>
-              <m:t>10</m:t>
-            </m:r>
-          </m:sub>
-        </m:sSub>
-      </m:oMath>
-      <w:r>
-        <w:rPr>
-          <w:rFonts w:ascii="Times New Roman" w:hAnsi="Times New Roman" w:eastAsia="Times New Roman" w:cs="Times New Roman"/>
-        </w:rPr>
-        <w:t xml:space="preserve">​</w:t>
-      </w:r>
-    </w:p>
-    <w:p>
-      <w:pPr>
-        <w:pStyle w:val="BodyText"/>
-      </w:pPr>
-      <m:oMath>
-        <m:oMathPr>
-          <m:ctrlPr>
-            <w:rPr>
-              <w:sz w:val="28"/>
-              <w:szCs w:val="28"/>
-            </w:rPr>
-          </m:ctrlPr>
-        </m:oMathPr>
-        <m:r>
-          <m:t>C</m:t>
-        </m:r>
-        <m:sSub>
-          <m:e>
-            <m:r>
-              <m:t>a</m:t>
-            </m:r>
-          </m:e>
-          <m:sub>
-            <m:r>
-              <m:t>3</m:t>
-            </m:r>
-          </m:sub>
-        </m:sSub>
-        <m:r>
-          <m:t>A</m:t>
-        </m:r>
-        <m:sSub>
-          <m:e>
-            <m:r>
-              <m:t>l</m:t>
-            </m:r>
-          </m:e>
-          <m:sub>
-            <m:r>
-              <m:t>2</m:t>
-            </m:r>
-          </m:sub>
-        </m:sSub>
-        <m:sSub>
-          <m:e>
-            <m:r>
-              <m:t>O</m:t>
-            </m:r>
-          </m:e>
-          <m:sub>
-            <m:r>
-              <m:t>6</m:t>
-            </m:r>
-          </m:sub>
-        </m:sSub>
-      </m:oMath>
-      <w:r>
-        <w:rPr>
-          <w:rFonts w:ascii="Times New Roman" w:hAnsi="Times New Roman" w:eastAsia="Times New Roman" w:cs="Times New Roman"/>
-        </w:rPr>
-        <w:t xml:space="preserve">​</w:t>
-      </w:r>
-    </w:p>
-    <w:p>
-      <w:pPr>
-        <w:pStyle w:val="BodyText"/>
-      </w:pPr>
-      <w:r>
-        <w:rPr>
-          <w:rFonts w:ascii="Times New Roman" w:hAnsi="Times New Roman" w:eastAsia="Times New Roman" w:cs="Times New Roman"/>
-        </w:rPr>
-        <w:t xml:space="preserve">MgO</w:t>
-      </w:r>
-    </w:p>
-    <w:p>
-      <w:pPr>
-        <w:pStyle w:val="BodyText"/>
-      </w:pPr>
-      <w:r>
-        <w:rPr>
-          <w:rFonts w:hint="eastAsia" w:ascii="Times New Roman" w:hAnsi="Times New Roman" w:eastAsia="FangSong" w:cs="Times New Roman"/>
-        </w:rPr>
-        <w:t>质量分数</w:t>
-      </w:r>
-      <w:r>
-        <w:rPr>
-          <w:rFonts w:hint="eastAsia" w:ascii="Times New Roman" w:hAnsi="Times New Roman" w:eastAsia="Times New Roman" w:cs="Times New Roman"/>
-        </w:rPr>
-        <w:t>/%</w:t>
-      </w:r>
-    </w:p>
-    <w:p>
-      <w:pPr>
-        <w:pStyle w:val="BodyText"/>
-      </w:pPr>
-      <w:r>
-        <w:rPr>
-          <w:rFonts w:ascii="Times New Roman" w:hAnsi="Times New Roman" w:eastAsia="Times New Roman" w:cs="Times New Roman"/>
-        </w:rPr>
-        <w:t xml:space="preserve">62.0</w:t>
-      </w:r>
-    </w:p>
-    <w:p>
-      <w:pPr>
-        <w:pStyle w:val="BodyText"/>
-      </w:pPr>
-      <w:r>
-        <w:rPr>
-          <w:rFonts w:ascii="Times New Roman" w:hAnsi="Times New Roman" w:eastAsia="Times New Roman" w:cs="Times New Roman"/>
-        </w:rPr>
-        <w:t xml:space="preserve">16.0</w:t>
-      </w:r>
-    </w:p>
-    <w:p>
-      <w:pPr>
-        <w:pStyle w:val="BodyText"/>
-      </w:pPr>
-      <w:r>
-        <w:rPr>
-          <w:rFonts w:ascii="Times New Roman" w:hAnsi="Times New Roman" w:eastAsia="Times New Roman" w:cs="Times New Roman"/>
-        </w:rPr>
-        <w:t xml:space="preserve">8.50</w:t>
-      </w:r>
-    </w:p>
-    <w:p>
-      <w:pPr>
-        <w:pStyle w:val="BodyText"/>
-      </w:pPr>
-      <w:r>
-        <w:rPr>
-          <w:rFonts w:ascii="Times New Roman" w:hAnsi="Times New Roman" w:eastAsia="Times New Roman" w:cs="Times New Roman"/>
-        </w:rPr>
-        <w:t xml:space="preserve">12.0</w:t>
-      </w:r>
-    </w:p>
-    <w:p>
-      <w:pPr>
-        <w:pStyle w:val="BodyText"/>
-      </w:pPr>
-      <w:r>
-        <w:rPr>
-          <w:rFonts w:ascii="Times New Roman" w:hAnsi="Times New Roman" w:eastAsia="Times New Roman" w:cs="Times New Roman"/>
-        </w:rPr>
-        <w:t xml:space="preserve">1.50</w:t>
-      </w:r>
-    </w:p>
-    <w:p>
-      <w:pPr>
-        <w:pStyle w:val="BodyText"/>
+        <w:spacing w:before="120"/>
       </w:pPr>
       <w:r>
         <w:rPr>

--- a/00-首页/题组Word/习题书/第四篇-元素与分析/5-元素推断-学生版.docx
+++ b/00-首页/题组Word/习题书/第四篇-元素与分析/5-元素推断-学生版.docx
@@ -2,7 +2,7 @@
 <file path=word/document.xml><?xml version="1.0" encoding="utf-8"?>
 <w:document xmlns:w="http://schemas.openxmlformats.org/wordprocessingml/2006/main" xmlns:m="http://schemas.openxmlformats.org/officeDocument/2006/math" xmlns:r="http://schemas.openxmlformats.org/officeDocument/2006/relationships" xmlns:o="urn:schemas-microsoft-com:office:office" xmlns:v="urn:schemas-microsoft-com:vml" xmlns:w10="urn:schemas-microsoft-com:office:word" xmlns:a="http://schemas.openxmlformats.org/drawingml/2006/main" xmlns:pic="http://schemas.openxmlformats.org/drawingml/2006/picture" xmlns:wp="http://schemas.openxmlformats.org/drawingml/2006/wordprocessingDrawing">
   <w:body>
-    <w:bookmarkStart w:id="92" w:name="第-5-章-元素推断"/>
+    <w:bookmarkStart w:id="103" w:name="第-5-章-元素推断"/>
     <w:p>
       <w:pPr>
         <w:pStyle w:val="Heading1"/>
@@ -29975,7 +29975,7 @@
       </w:r>
     </w:p>
     <w:bookmarkEnd w:id="52"/>
-    <w:bookmarkStart w:id="53" w:name="sicl4推断"/>
+    <w:bookmarkStart w:id="53" w:name="eu-yb-lu还原性比较"/>
     <w:p>
       <w:pPr>
         <w:pStyle w:val="Heading2"/>
@@ -29991,7 +29991,448 @@
         <w:rPr>
           <w:rFonts w:hint="eastAsia" w:ascii="Times New Roman" w:hAnsi="Times New Roman" w:eastAsia="Times New Roman" w:cs="Times New Roman"/>
         </w:rPr>
-        <w:t>SiCl4</w:t>
+        <w:t>Eu-Yb-Lu</w:t>
+      </w:r>
+      <w:r>
+        <w:rPr>
+          <w:rFonts w:hint="eastAsia" w:ascii="Times New Roman" w:hAnsi="Times New Roman" w:eastAsia="SimHei" w:cs="Times New Roman"/>
+        </w:rPr>
+        <w:t>还原性比较</w:t>
+      </w:r>
+    </w:p>
+    <w:p>
+      <w:pPr>
+        <w:pStyle w:val="FirstParagraph"/>
+        <w:spacing w:after="80"/>
+      </w:pPr>
+      <w:r>
+        <w:rPr>
+          <w:rFonts w:hint="eastAsia" w:ascii="Times New Roman" w:hAnsi="Times New Roman" w:eastAsia="FangSong" w:cs="Times New Roman"/>
+        </w:rPr>
+        <w:t>金属在水溶液中的还原性强弱</w:t>
+      </w:r>
+      <w:r>
+        <w:rPr>
+          <w:rFonts w:hint="eastAsia" w:ascii="Times New Roman" w:hAnsi="Times New Roman" w:eastAsia="Times New Roman" w:cs="Times New Roman"/>
+        </w:rPr>
+        <w:t>，</w:t>
+      </w:r>
+      <w:r>
+        <w:rPr>
+          <w:rFonts w:hint="eastAsia" w:ascii="Times New Roman" w:hAnsi="Times New Roman" w:eastAsia="FangSong" w:cs="Times New Roman"/>
+        </w:rPr>
+        <w:t>在一定程度上取决于金属的升华能</w:t>
+      </w:r>
+      <w:r>
+        <w:rPr>
+          <w:rFonts w:hint="eastAsia" w:ascii="Times New Roman" w:hAnsi="Times New Roman" w:eastAsia="Times New Roman" w:cs="Times New Roman"/>
+        </w:rPr>
+        <w:t>、</w:t>
+      </w:r>
+      <w:r>
+        <w:rPr>
+          <w:rFonts w:hint="eastAsia" w:ascii="Times New Roman" w:hAnsi="Times New Roman" w:eastAsia="FangSong" w:cs="Times New Roman"/>
+        </w:rPr>
+        <w:t>电离能和气态金属离子的水合能三者之和</w:t>
+      </w:r>
+      <w:r>
+        <w:rPr>
+          <w:rFonts w:hint="eastAsia" w:ascii="Times New Roman" w:hAnsi="Times New Roman" w:eastAsia="Times New Roman" w:cs="Times New Roman"/>
+        </w:rPr>
+        <w:t>。</w:t>
+      </w:r>
+      <w:r>
+        <w:rPr>
+          <w:rFonts w:hint="eastAsia" w:ascii="Times New Roman" w:hAnsi="Times New Roman" w:eastAsia="FangSong" w:cs="Times New Roman"/>
+        </w:rPr>
+        <w:t>例如</w:t>
+      </w:r>
+      <w:r>
+        <w:rPr>
+          <w:rFonts w:ascii="Times New Roman" w:hAnsi="Times New Roman" w:eastAsia="Times New Roman" w:cs="Times New Roman"/>
+        </w:rPr>
+        <w:t xml:space="preserve"> 25℃ </w:t>
+      </w:r>
+      <w:r>
+        <w:rPr>
+          <w:rFonts w:hint="eastAsia" w:ascii="Times New Roman" w:hAnsi="Times New Roman" w:eastAsia="FangSong" w:cs="Times New Roman"/>
+        </w:rPr>
+        <w:t>时</w:t>
+      </w:r>
+      <w:r>
+        <w:rPr>
+          <w:rFonts w:hint="eastAsia" w:ascii="Times New Roman" w:hAnsi="Times New Roman" w:eastAsia="Times New Roman" w:cs="Times New Roman"/>
+        </w:rPr>
+        <w:t>：</w:t>
+      </w:r>
+    </w:p>
+    <w:tbl>
+      <w:tblPr>
+        <w:tblStyle w:val="Table"/>
+        <w:tblW w:type="auto" w:w="0"/>
+        <w:tblLook w:firstRow="1" w:lastRow="0" w:firstColumn="0" w:lastColumn="0" w:noHBand="0" w:noVBand="0" w:val="0020"/>
+      </w:tblPr>
+      <w:tblGrid>
+        <w:gridCol w:w="1980"/>
+        <w:gridCol w:w="1980"/>
+        <w:gridCol w:w="1980"/>
+        <w:gridCol w:w="1980"/>
+      </w:tblGrid>
+      <w:tr>
+        <w:trPr>
+          <w:tblHeader w:val="on"/>
+        </w:trPr>
+        <w:tc>
+          <w:tcPr/>
+          <w:p>
+            <w:pPr>
+              <w:pStyle w:val="Compact"/>
+              <w:jc w:val="center"/>
+            </w:pPr>
+          </w:p>
+        </w:tc>
+        <w:tc>
+          <w:tcPr/>
+          <w:p>
+            <w:pPr>
+              <w:pStyle w:val="Compact"/>
+              <w:jc w:val="center"/>
+            </w:pPr>
+            <w:r>
+              <w:rPr>
+                <w:rFonts w:hint="eastAsia" w:ascii="Times New Roman" w:hAnsi="Times New Roman" w:eastAsia="Times New Roman" w:cs="Times New Roman"/>
+                <w:b/>
+              </w:rPr>
+              <w:t>Eu（</w:t>
+            </w:r>
+            <w:r>
+              <w:rPr>
+                <w:rFonts w:hint="eastAsia" w:ascii="Times New Roman" w:hAnsi="Times New Roman" w:eastAsia="SimHei" w:cs="Times New Roman"/>
+                <w:b/>
+              </w:rPr>
+              <w:t>铕</w:t>
+            </w:r>
+            <w:r>
+              <w:rPr>
+                <w:rFonts w:hint="eastAsia" w:ascii="Times New Roman" w:hAnsi="Times New Roman" w:eastAsia="Times New Roman" w:cs="Times New Roman"/>
+                <w:b/>
+              </w:rPr>
+              <w:t>）</w:t>
+            </w:r>
+          </w:p>
+        </w:tc>
+        <w:tc>
+          <w:tcPr/>
+          <w:p>
+            <w:pPr>
+              <w:pStyle w:val="Compact"/>
+              <w:jc w:val="center"/>
+            </w:pPr>
+            <w:r>
+              <w:rPr>
+                <w:rFonts w:hint="eastAsia" w:ascii="Times New Roman" w:hAnsi="Times New Roman" w:eastAsia="Times New Roman" w:cs="Times New Roman"/>
+                <w:b/>
+              </w:rPr>
+              <w:t>Yb（</w:t>
+            </w:r>
+            <w:r>
+              <w:rPr>
+                <w:rFonts w:hint="eastAsia" w:ascii="Times New Roman" w:hAnsi="Times New Roman" w:eastAsia="SimHei" w:cs="Times New Roman"/>
+                <w:b/>
+              </w:rPr>
+              <w:t>镱</w:t>
+            </w:r>
+            <w:r>
+              <w:rPr>
+                <w:rFonts w:hint="eastAsia" w:ascii="Times New Roman" w:hAnsi="Times New Roman" w:eastAsia="Times New Roman" w:cs="Times New Roman"/>
+                <w:b/>
+              </w:rPr>
+              <w:t>）</w:t>
+            </w:r>
+          </w:p>
+        </w:tc>
+        <w:tc>
+          <w:tcPr/>
+          <w:p>
+            <w:pPr>
+              <w:pStyle w:val="Compact"/>
+              <w:jc w:val="center"/>
+            </w:pPr>
+            <w:r>
+              <w:rPr>
+                <w:rFonts w:hint="eastAsia" w:ascii="Times New Roman" w:hAnsi="Times New Roman" w:eastAsia="Times New Roman" w:cs="Times New Roman"/>
+                <w:b/>
+              </w:rPr>
+              <w:t>Lu（</w:t>
+            </w:r>
+            <w:r>
+              <w:rPr>
+                <w:rFonts w:hint="eastAsia" w:ascii="Times New Roman" w:hAnsi="Times New Roman" w:eastAsia="SimHei" w:cs="Times New Roman"/>
+                <w:b/>
+              </w:rPr>
+              <w:t>镥</w:t>
+            </w:r>
+            <w:r>
+              <w:rPr>
+                <w:rFonts w:hint="eastAsia" w:ascii="Times New Roman" w:hAnsi="Times New Roman" w:eastAsia="Times New Roman" w:cs="Times New Roman"/>
+                <w:b/>
+              </w:rPr>
+              <w:t>）</w:t>
+            </w:r>
+          </w:p>
+        </w:tc>
+      </w:tr>
+      <w:tr>
+        <w:tc>
+          <w:tcPr/>
+          <w:p>
+            <w:pPr>
+              <w:pStyle w:val="Compact"/>
+              <w:jc w:val="center"/>
+            </w:pPr>
+            <w:r>
+              <w:rPr>
+                <w:rFonts w:hint="eastAsia" w:ascii="Times New Roman" w:hAnsi="Times New Roman" w:eastAsia="FangSong" w:cs="Times New Roman"/>
+              </w:rPr>
+              <w:t>升华能</w:t>
+            </w:r>
+            <w:r>
+              <w:rPr>
+                <w:rFonts w:hint="eastAsia" w:ascii="Times New Roman" w:hAnsi="Times New Roman" w:eastAsia="Times New Roman" w:cs="Times New Roman"/>
+              </w:rPr>
+              <w:t>+</w:t>
+            </w:r>
+            <w:r>
+              <w:rPr>
+                <w:rFonts w:hint="eastAsia" w:ascii="Times New Roman" w:hAnsi="Times New Roman" w:eastAsia="FangSong" w:cs="Times New Roman"/>
+              </w:rPr>
+              <w:t>电离能</w:t>
+            </w:r>
+            <w:r>
+              <w:rPr>
+                <w:rFonts w:hint="eastAsia" w:ascii="Times New Roman" w:hAnsi="Times New Roman" w:eastAsia="Times New Roman" w:cs="Times New Roman"/>
+              </w:rPr>
+              <w:t>（kJ·mol</w:t>
+            </w:r>
+            <w:r>
+              <w:rPr>
+                <w:rFonts w:hint="eastAsia" w:ascii="Times New Roman" w:hAnsi="Times New Roman" w:eastAsia="Times New Roman" w:cs="Times New Roman"/>
+                <w:vertAlign w:val="superscript"/>
+              </w:rPr>
+              <w:t>-1</w:t>
+            </w:r>
+            <w:r>
+              <w:rPr>
+                <w:rFonts w:hint="eastAsia" w:ascii="Times New Roman" w:hAnsi="Times New Roman" w:eastAsia="Times New Roman" w:cs="Times New Roman"/>
+              </w:rPr>
+              <w:t>）</w:t>
+            </w:r>
+          </w:p>
+        </w:tc>
+        <w:tc>
+          <w:tcPr/>
+          <w:p>
+            <w:pPr>
+              <w:pStyle w:val="Compact"/>
+              <w:jc w:val="center"/>
+            </w:pPr>
+            <w:r>
+              <w:rPr>
+                <w:rFonts w:ascii="Times New Roman" w:hAnsi="Times New Roman" w:eastAsia="Times New Roman" w:cs="Times New Roman"/>
+              </w:rPr>
+              <w:t xml:space="preserve">4236.9</w:t>
+            </w:r>
+          </w:p>
+        </w:tc>
+        <w:tc>
+          <w:tcPr/>
+          <w:p>
+            <w:pPr>
+              <w:pStyle w:val="Compact"/>
+              <w:jc w:val="center"/>
+            </w:pPr>
+            <w:r>
+              <w:rPr>
+                <w:rFonts w:ascii="Times New Roman" w:hAnsi="Times New Roman" w:eastAsia="Times New Roman" w:cs="Times New Roman"/>
+              </w:rPr>
+              <w:t xml:space="preserve">4372.7</w:t>
+            </w:r>
+          </w:p>
+        </w:tc>
+        <w:tc>
+          <w:tcPr/>
+          <w:p>
+            <w:pPr>
+              <w:pStyle w:val="Compact"/>
+              <w:jc w:val="center"/>
+            </w:pPr>
+            <w:r>
+              <w:rPr>
+                <w:rFonts w:ascii="Times New Roman" w:hAnsi="Times New Roman" w:eastAsia="Times New Roman" w:cs="Times New Roman"/>
+              </w:rPr>
+              <w:t xml:space="preserve">4362.6</w:t>
+            </w:r>
+          </w:p>
+        </w:tc>
+      </w:tr>
+      <w:tr>
+        <w:tc>
+          <w:tcPr/>
+          <w:p>
+            <w:pPr>
+              <w:pStyle w:val="Compact"/>
+              <w:jc w:val="center"/>
+            </w:pPr>
+            <w:r>
+              <w:rPr>
+                <w:rFonts w:hint="eastAsia" w:ascii="Times New Roman" w:hAnsi="Times New Roman" w:eastAsia="FangSong" w:cs="Times New Roman"/>
+              </w:rPr>
+              <w:t>水合能</w:t>
+            </w:r>
+            <w:r>
+              <w:rPr>
+                <w:rFonts w:hint="eastAsia" w:ascii="Times New Roman" w:hAnsi="Times New Roman" w:eastAsia="Times New Roman" w:cs="Times New Roman"/>
+              </w:rPr>
+              <w:t>（kJ·mol</w:t>
+            </w:r>
+            <w:r>
+              <w:rPr>
+                <w:rFonts w:hint="eastAsia" w:ascii="Times New Roman" w:hAnsi="Times New Roman" w:eastAsia="Times New Roman" w:cs="Times New Roman"/>
+                <w:vertAlign w:val="superscript"/>
+              </w:rPr>
+              <w:t>-1</w:t>
+            </w:r>
+            <w:r>
+              <w:rPr>
+                <w:rFonts w:hint="eastAsia" w:ascii="Times New Roman" w:hAnsi="Times New Roman" w:eastAsia="Times New Roman" w:cs="Times New Roman"/>
+              </w:rPr>
+              <w:t>）</w:t>
+            </w:r>
+          </w:p>
+        </w:tc>
+        <w:tc>
+          <w:tcPr/>
+          <w:p>
+            <w:pPr>
+              <w:pStyle w:val="Compact"/>
+              <w:jc w:val="center"/>
+            </w:pPr>
+            <w:r>
+              <w:rPr>
+                <w:rFonts w:ascii="Times New Roman" w:hAnsi="Times New Roman" w:eastAsia="Times New Roman" w:cs="Times New Roman"/>
+              </w:rPr>
+              <w:t xml:space="preserve">3623.1</w:t>
+            </w:r>
+          </w:p>
+        </w:tc>
+        <w:tc>
+          <w:tcPr/>
+          <w:p>
+            <w:pPr>
+              <w:pStyle w:val="Compact"/>
+              <w:jc w:val="center"/>
+            </w:pPr>
+            <w:r>
+              <w:rPr>
+                <w:rFonts w:ascii="Times New Roman" w:hAnsi="Times New Roman" w:eastAsia="Times New Roman" w:cs="Times New Roman"/>
+              </w:rPr>
+              <w:t xml:space="preserve">3848.3</w:t>
+            </w:r>
+          </w:p>
+        </w:tc>
+        <w:tc>
+          <w:tcPr/>
+          <w:p>
+            <w:pPr>
+              <w:pStyle w:val="Compact"/>
+              <w:jc w:val="center"/>
+            </w:pPr>
+            <w:r>
+              <w:rPr>
+                <w:rFonts w:ascii="Times New Roman" w:hAnsi="Times New Roman" w:eastAsia="Times New Roman" w:cs="Times New Roman"/>
+              </w:rPr>
+              <w:t xml:space="preserve">3844.3</w:t>
+            </w:r>
+          </w:p>
+        </w:tc>
+      </w:tr>
+    </w:tbl>
+    <w:p>
+      <w:pPr>
+        <w:pStyle w:val="BodyText"/>
+        <w:spacing w:before="120"/>
+      </w:pPr>
+      <w:r>
+        <w:rPr>
+          <w:rFonts w:hint="eastAsia" w:ascii="Times New Roman" w:hAnsi="Times New Roman" w:eastAsia="FangSong" w:cs="Times New Roman"/>
+        </w:rPr>
+        <w:t>根据上表所列数据</w:t>
+      </w:r>
+      <w:r>
+        <w:rPr>
+          <w:rFonts w:hint="eastAsia" w:ascii="Times New Roman" w:hAnsi="Times New Roman" w:eastAsia="Times New Roman" w:cs="Times New Roman"/>
+        </w:rPr>
+        <w:t>，</w:t>
+      </w:r>
+      <w:r>
+        <w:rPr>
+          <w:rFonts w:hint="eastAsia" w:ascii="Times New Roman" w:hAnsi="Times New Roman" w:eastAsia="FangSong" w:cs="Times New Roman"/>
+        </w:rPr>
+        <w:t>判断</w:t>
+      </w:r>
+      <w:r>
+        <w:rPr>
+          <w:rFonts w:ascii="Times New Roman" w:hAnsi="Times New Roman" w:eastAsia="Times New Roman" w:cs="Times New Roman"/>
+        </w:rPr>
+        <w:t xml:space="preserve"> 3 </w:t>
+      </w:r>
+      <w:r>
+        <w:rPr>
+          <w:rFonts w:hint="eastAsia" w:ascii="Times New Roman" w:hAnsi="Times New Roman" w:eastAsia="FangSong" w:cs="Times New Roman"/>
+        </w:rPr>
+        <w:t>种金属还原性的强弱顺序</w:t>
+      </w:r>
+      <w:r>
+        <w:rPr>
+          <w:rFonts w:hint="eastAsia" w:ascii="Times New Roman" w:hAnsi="Times New Roman" w:eastAsia="Times New Roman" w:cs="Times New Roman"/>
+        </w:rPr>
+        <w:t>。</w:t>
+      </w:r>
+    </w:p>
+    <w:p>
+      <w:pPr>
+        <w:spacing w:before="160" w:after="80"/>
+      </w:pPr>
+      <w:r>
+        <w:pict>
+          <v:rect style="width:0;height:1.5pt" o:hralign="center" o:hrstd="t" o:hr="t"/>
+        </w:pict>
+      </w:r>
+    </w:p>
+    <w:bookmarkEnd w:id="53"/>
+    <w:bookmarkStart w:id="57" w:name="保险粉na2s2o4推断"/>
+    <w:p>
+      <w:pPr>
+        <w:pStyle w:val="Heading2"/>
+        <w:spacing w:before="280" w:after="120"/>
+      </w:pPr>
+      <w:r>
+        <w:rPr>
+          <w:rFonts w:ascii="Times New Roman" w:hAnsi="Times New Roman" w:eastAsia="Times New Roman" w:cs="Times New Roman"/>
+        </w:rPr>
+        <w:t xml:space="preserve">5.38 </w:t>
+      </w:r>
+      <w:r>
+        <w:rPr>
+          <w:rFonts w:hint="eastAsia" w:ascii="Times New Roman" w:hAnsi="Times New Roman" w:eastAsia="SimHei" w:cs="Times New Roman"/>
+        </w:rPr>
+        <w:t>保险粉</w:t>
+      </w:r>
+      <w:r>
+        <w:rPr>
+          <w:rFonts w:hint="eastAsia" w:ascii="Times New Roman" w:hAnsi="Times New Roman" w:eastAsia="Times New Roman" w:cs="Times New Roman"/>
+        </w:rPr>
+        <w:t>Na2S2O4</w:t>
       </w:r>
       <w:r>
         <w:rPr>
@@ -30008,7 +30449,7 @@
         <w:rPr>
           <w:rFonts w:hint="eastAsia" w:ascii="Times New Roman" w:hAnsi="Times New Roman" w:eastAsia="FangSong" w:cs="Times New Roman"/>
         </w:rPr>
-        <w:t xml:space="preserve">某元素</w:t>
+        <w:t xml:space="preserve">某物质</w:t>
       </w:r>
       <w:r>
         <w:rPr>
@@ -30020,31 +30461,7 @@
         <w:rPr>
           <w:rFonts w:hint="eastAsia" w:ascii="Times New Roman" w:hAnsi="Times New Roman" w:eastAsia="FangSong" w:cs="Times New Roman"/>
         </w:rPr>
-        <w:t xml:space="preserve">能直接与卤族元素</w:t>
-      </w:r>
-      <w:r>
-        <w:rPr>
-          <w:rFonts w:ascii="Times New Roman" w:hAnsi="Times New Roman" w:eastAsia="Times New Roman" w:cs="Times New Roman"/>
-        </w:rPr>
-        <w:t xml:space="preserve"> B </w:t>
-      </w:r>
-      <w:r>
-        <w:rPr>
-          <w:rFonts w:hint="eastAsia" w:ascii="Times New Roman" w:hAnsi="Times New Roman" w:eastAsia="FangSong" w:cs="Times New Roman"/>
-        </w:rPr>
-        <w:t xml:space="preserve">反应生成</w:t>
-      </w:r>
-      <w:r>
-        <w:rPr>
-          <w:rFonts w:ascii="Times New Roman" w:hAnsi="Times New Roman" w:eastAsia="Times New Roman" w:cs="Times New Roman"/>
-        </w:rPr>
-        <w:t xml:space="preserve"> A </w:t>
-      </w:r>
-      <w:r>
-        <w:rPr>
-          <w:rFonts w:hint="eastAsia" w:ascii="Times New Roman" w:hAnsi="Times New Roman" w:eastAsia="FangSong" w:cs="Times New Roman"/>
-        </w:rPr>
-        <w:t>的最高氧化态化合物</w:t>
+        <w:t>由三种常见的元素组成</w:t>
       </w:r>
       <w:r>
         <w:rPr>
@@ -30056,139 +30473,65 @@
         <w:rPr>
           <w:rFonts w:hint="eastAsia" w:ascii="Times New Roman" w:hAnsi="Times New Roman" w:eastAsia="FangSong" w:cs="Times New Roman"/>
         </w:rPr>
-        <w:t>在此化合物中</w:t>
-      </w:r>
-      <w:r>
-        <w:rPr>
-          <w:rFonts w:ascii="Times New Roman" w:hAnsi="Times New Roman" w:eastAsia="Times New Roman" w:cs="Times New Roman"/>
-        </w:rPr>
-        <w:t xml:space="preserve"> B </w:t>
-      </w:r>
-      <w:r>
-        <w:rPr>
-          <w:rFonts w:hint="eastAsia" w:ascii="Times New Roman" w:hAnsi="Times New Roman" w:eastAsia="FangSong" w:cs="Times New Roman"/>
-        </w:rPr>
-        <w:t xml:space="preserve">的含量占</w:t>
-      </w:r>
-      <w:r>
-        <w:rPr>
-          <w:rFonts w:ascii="Times New Roman" w:hAnsi="Times New Roman" w:eastAsia="Times New Roman" w:cs="Times New Roman"/>
-        </w:rPr>
-        <w:t xml:space="preserve"> </w:t>
-      </w:r>
-      <w:r>
-        <w:rPr>
-          <w:rFonts w:hint="eastAsia" w:ascii="Times New Roman" w:hAnsi="Times New Roman" w:eastAsia="Times New Roman" w:cs="Times New Roman"/>
-        </w:rPr>
-        <w:t>83.5%，</w:t>
-      </w:r>
-      <w:r>
-        <w:rPr>
-          <w:rFonts w:hint="eastAsia" w:ascii="Times New Roman" w:hAnsi="Times New Roman" w:eastAsia="FangSong" w:cs="Times New Roman"/>
-        </w:rPr>
-        <w:t>而在与此相应的氧化物中</w:t>
-      </w:r>
-      <w:r>
-        <w:rPr>
-          <w:rFonts w:hint="eastAsia" w:ascii="Times New Roman" w:hAnsi="Times New Roman" w:eastAsia="Times New Roman" w:cs="Times New Roman"/>
-        </w:rPr>
-        <w:t>，</w:t>
-      </w:r>
-      <w:r>
-        <w:rPr>
-          <w:rFonts w:hint="eastAsia" w:ascii="Times New Roman" w:hAnsi="Times New Roman" w:eastAsia="FangSong" w:cs="Times New Roman"/>
-        </w:rPr>
-        <w:t>氧的质量则占</w:t>
-      </w:r>
-      <w:r>
-        <w:rPr>
-          <w:rFonts w:ascii="Times New Roman" w:hAnsi="Times New Roman" w:eastAsia="Times New Roman" w:cs="Times New Roman"/>
-        </w:rPr>
-        <w:t xml:space="preserve"> </w:t>
-      </w:r>
-      <w:r>
-        <w:rPr>
-          <w:rFonts w:hint="eastAsia" w:ascii="Times New Roman" w:hAnsi="Times New Roman" w:eastAsia="Times New Roman" w:cs="Times New Roman"/>
-        </w:rPr>
-        <w:t>53.3%，</w:t>
-      </w:r>
-      <w:r>
-        <w:rPr>
-          <w:rFonts w:hint="eastAsia" w:ascii="Times New Roman" w:hAnsi="Times New Roman" w:eastAsia="FangSong" w:cs="Times New Roman"/>
-        </w:rPr>
-        <w:t>又它与</w:t>
-      </w:r>
-      <w:r>
-        <w:rPr>
-          <w:rFonts w:ascii="Times New Roman" w:hAnsi="Times New Roman" w:eastAsia="Times New Roman" w:cs="Times New Roman"/>
-        </w:rPr>
-        <w:t xml:space="preserve"> B </w:t>
-      </w:r>
-      <w:r>
-        <w:rPr>
-          <w:rFonts w:hint="eastAsia" w:ascii="Times New Roman" w:hAnsi="Times New Roman" w:eastAsia="FangSong" w:cs="Times New Roman"/>
-        </w:rPr>
-        <w:t>形成的此化合物为一无色透明的液体</w:t>
-      </w:r>
-      <w:r>
-        <w:rPr>
-          <w:rFonts w:hint="eastAsia" w:ascii="Times New Roman" w:hAnsi="Times New Roman" w:eastAsia="Times New Roman" w:cs="Times New Roman"/>
-        </w:rPr>
-        <w:t>，</w:t>
-      </w:r>
-      <w:r>
-        <w:rPr>
-          <w:rFonts w:hint="eastAsia" w:ascii="Times New Roman" w:hAnsi="Times New Roman" w:eastAsia="FangSong" w:cs="Times New Roman"/>
-        </w:rPr>
-        <w:t>沸点为</w:t>
-      </w:r>
-      <w:r>
-        <w:rPr>
-          <w:rFonts w:ascii="Times New Roman" w:hAnsi="Times New Roman" w:eastAsia="Times New Roman" w:cs="Times New Roman"/>
-        </w:rPr>
-        <w:t xml:space="preserve"> </w:t>
-      </w:r>
-      <w:r>
-        <w:rPr>
-          <w:rFonts w:hint="eastAsia" w:ascii="Times New Roman" w:hAnsi="Times New Roman" w:eastAsia="Times New Roman" w:cs="Times New Roman"/>
-        </w:rPr>
-        <w:t>57.6℃，</w:t>
-      </w:r>
-      <w:r>
-        <w:rPr>
-          <w:rFonts w:hint="eastAsia" w:ascii="Times New Roman" w:hAnsi="Times New Roman" w:eastAsia="FangSong" w:cs="Times New Roman"/>
-        </w:rPr>
-        <w:t>其蒸气对空气的相对密度约为</w:t>
-      </w:r>
-      <w:r>
-        <w:rPr>
-          <w:rFonts w:ascii="Times New Roman" w:hAnsi="Times New Roman" w:eastAsia="Times New Roman" w:cs="Times New Roman"/>
-        </w:rPr>
-        <w:t xml:space="preserve"> 5.87 </w:t>
-      </w:r>
-      <w:r>
-        <w:rPr>
-          <w:rFonts w:hint="eastAsia" w:ascii="Times New Roman" w:hAnsi="Times New Roman" w:eastAsia="FangSong" w:cs="Times New Roman"/>
-        </w:rPr>
-        <w:t>倍</w:t>
-      </w:r>
-      <w:r>
-        <w:rPr>
-          <w:rFonts w:hint="eastAsia" w:ascii="Times New Roman" w:hAnsi="Times New Roman" w:eastAsia="Times New Roman" w:cs="Times New Roman"/>
-        </w:rPr>
-        <w:t>。</w:t>
-      </w:r>
-      <w:r>
-        <w:rPr>
-          <w:rFonts w:hint="eastAsia" w:ascii="Times New Roman" w:hAnsi="Times New Roman" w:eastAsia="FangSong" w:cs="Times New Roman"/>
-        </w:rPr>
-        <w:t>回答下列问题</w:t>
+        <w:t>某兴趣小组进行了如下实验</w:t>
       </w:r>
       <w:r>
         <w:rPr>
           <w:rFonts w:hint="eastAsia" w:ascii="Times New Roman" w:hAnsi="Times New Roman" w:eastAsia="Times New Roman" w:cs="Times New Roman"/>
         </w:rPr>
         <w:t>：</w:t>
+      </w:r>
+    </w:p>
+    <w:p>
+      <w:pPr>
+        <w:pStyle w:val="BodyText"/>
+        <w:spacing w:before="160" w:after="80"/>
+        <w:jc w:val="center"/>
+      </w:pPr>
+      <w:r>
+        <w:rPr>
+          <w:rFonts w:ascii="Times New Roman" w:hAnsi="Times New Roman" w:eastAsia="Times New Roman" w:cs="Times New Roman"/>
+        </w:rPr>
+        <w:drawing>
+          <wp:inline>
+            <wp:extent cx="3600000" cy="1115738"/>
+            <wp:effectExtent b="0" l="0" r="0" t="0"/>
+            <wp:docPr descr="" title="" id="55" name="Picture"/>
+            <a:graphic>
+              <a:graphicData uri="http://schemas.openxmlformats.org/drawingml/2006/picture">
+                <pic:pic>
+                  <pic:nvPicPr>
+                    <pic:cNvPr descr="6b8bafadfe6b446d60f64a2a2752963e3b6a2aad570ce764a44b615ba74e92df.jpg" id="56" name="Picture"/>
+                    <pic:cNvPicPr>
+                      <a:picLocks noChangeArrowheads="1" noChangeAspect="1"/>
+                    </pic:cNvPicPr>
+                  </pic:nvPicPr>
+                  <pic:blipFill>
+                    <a:blip r:embed="rId54"/>
+                    <a:stretch>
+                      <a:fillRect/>
+                    </a:stretch>
+                  </pic:blipFill>
+                  <pic:spPr bwMode="auto">
+                    <a:xfrm>
+                      <a:off x="0" y="0"/>
+                      <a:ext cx="3600000" cy="1115738"/>
+                    </a:xfrm>
+                    <a:prstGeom prst="rect">
+                      <a:avLst/>
+                    </a:prstGeom>
+                    <a:noFill/>
+                    <a:ln w="9525">
+                      <a:noFill/>
+                      <a:headEnd/>
+                      <a:tailEnd/>
+                    </a:ln>
+                  </pic:spPr>
+                </pic:pic>
+              </a:graphicData>
+            </a:graphic>
+          </wp:inline>
+        </w:drawing>
       </w:r>
     </w:p>
     <w:p>
@@ -30197,41 +30540,231 @@
       </w:pPr>
       <w:r>
         <w:rPr>
-          <w:rFonts w:ascii="Times New Roman" w:hAnsi="Times New Roman" w:eastAsia="Times New Roman" w:cs="Times New Roman"/>
-          <w:b/>
-          <w:bCs/>
-        </w:rPr>
-        <w:t xml:space="preserve">8-1</w:t>
-      </w:r>
-      <w:r>
-        <w:rPr>
-          <w:rFonts w:ascii="Times New Roman" w:hAnsi="Times New Roman" w:eastAsia="Times New Roman" w:cs="Times New Roman"/>
-        </w:rPr>
-        <w:t xml:space="preserve"> </w:t>
-      </w:r>
-      <w:r>
-        <w:rPr>
-          <w:rFonts w:hint="eastAsia" w:ascii="Times New Roman" w:hAnsi="Times New Roman" w:eastAsia="FangSong" w:cs="Times New Roman"/>
-        </w:rPr>
-        <w:t xml:space="preserve">通过计算确定</w:t>
-      </w:r>
-      <w:r>
-        <w:rPr>
-          <w:rFonts w:ascii="Times New Roman" w:hAnsi="Times New Roman" w:eastAsia="Times New Roman" w:cs="Times New Roman"/>
-        </w:rPr>
-        <w:t xml:space="preserve"> A、B </w:t>
-      </w:r>
-      <w:r>
-        <w:rPr>
-          <w:rFonts w:hint="eastAsia" w:ascii="Times New Roman" w:hAnsi="Times New Roman" w:eastAsia="FangSong" w:cs="Times New Roman"/>
-        </w:rPr>
-        <w:t>为何种元素</w:t>
-      </w:r>
-      <w:r>
-        <w:rPr>
-          <w:rFonts w:hint="eastAsia" w:ascii="Times New Roman" w:hAnsi="Times New Roman" w:eastAsia="Times New Roman" w:cs="Times New Roman"/>
-        </w:rPr>
-        <w:t>。</w:t>
+          <w:rFonts w:hint="eastAsia" w:ascii="Times New Roman" w:hAnsi="Times New Roman" w:eastAsia="Times New Roman" w:cs="Times New Roman"/>
+        </w:rPr>
+        <w:t>（</w:t>
+      </w:r>
+      <w:r>
+        <w:rPr>
+          <w:rFonts w:hint="eastAsia" w:ascii="Times New Roman" w:hAnsi="Times New Roman" w:eastAsia="FangSong" w:cs="Times New Roman"/>
+        </w:rPr>
+        <w:t>第</w:t>
+      </w:r>
+      <w:r>
+        <w:rPr>
+          <w:rFonts w:ascii="Times New Roman" w:hAnsi="Times New Roman" w:eastAsia="Times New Roman" w:cs="Times New Roman"/>
+        </w:rPr>
+        <w:t xml:space="preserve"> 4 </w:t>
+      </w:r>
+      <w:r>
+        <w:rPr>
+          <w:rFonts w:hint="eastAsia" w:ascii="Times New Roman" w:hAnsi="Times New Roman" w:eastAsia="FangSong" w:cs="Times New Roman"/>
+        </w:rPr>
+        <w:t>题图</w:t>
+      </w:r>
+      <w:r>
+        <w:rPr>
+          <w:rFonts w:hint="eastAsia" w:ascii="Times New Roman" w:hAnsi="Times New Roman" w:eastAsia="Times New Roman" w:cs="Times New Roman"/>
+        </w:rPr>
+        <w:t>：3.48</w:t>
+      </w:r>
+      <w:r>
+        <w:rPr>
+          <w:rFonts w:ascii="Times New Roman" w:hAnsi="Times New Roman" w:eastAsia="Times New Roman" w:cs="Times New Roman"/>
+        </w:rPr>
+        <w:t xml:space="preserve"> g A </w:t>
+      </w:r>
+      <w:r>
+        <w:rPr>
+          <w:rFonts w:hint="eastAsia" w:ascii="Times New Roman" w:hAnsi="Times New Roman" w:eastAsia="FangSong" w:cs="Times New Roman"/>
+        </w:rPr>
+        <w:t>隔绝空气加热</w:t>
+      </w:r>
+      <w:r>
+        <w:rPr>
+          <w:rFonts w:hint="eastAsia" w:ascii="Times New Roman" w:hAnsi="Times New Roman" w:eastAsia="Times New Roman" w:cs="Times New Roman"/>
+        </w:rPr>
+        <w:t>①</w:t>
+      </w:r>
+      <w:r>
+        <w:rPr>
+          <w:rFonts w:ascii="Times New Roman" w:hAnsi="Times New Roman" w:eastAsia="Times New Roman" w:cs="Times New Roman"/>
+        </w:rPr>
+        <w:t xml:space="preserve"> → </w:t>
+      </w:r>
+      <w:r>
+        <w:rPr>
+          <w:rFonts w:hint="eastAsia" w:ascii="Times New Roman" w:hAnsi="Times New Roman" w:eastAsia="FangSong" w:cs="Times New Roman"/>
+        </w:rPr>
+        <w:t xml:space="preserve">气体</w:t>
+      </w:r>
+      <w:r>
+        <w:rPr>
+          <w:rFonts w:ascii="Times New Roman" w:hAnsi="Times New Roman" w:eastAsia="Times New Roman" w:cs="Times New Roman"/>
+        </w:rPr>
+        <w:t xml:space="preserve"> B 0.224 </w:t>
+      </w:r>
+      <w:r>
+        <w:rPr>
+          <w:rFonts w:hint="eastAsia" w:ascii="Times New Roman" w:hAnsi="Times New Roman" w:eastAsia="Times New Roman" w:cs="Times New Roman"/>
+        </w:rPr>
+        <w:t>L（</w:t>
+      </w:r>
+      <w:r>
+        <w:rPr>
+          <w:rFonts w:hint="eastAsia" w:ascii="Times New Roman" w:hAnsi="Times New Roman" w:eastAsia="FangSong" w:cs="Times New Roman"/>
+        </w:rPr>
+        <w:t>标准状况</w:t>
+      </w:r>
+      <w:r>
+        <w:rPr>
+          <w:rFonts w:hint="eastAsia" w:ascii="Times New Roman" w:hAnsi="Times New Roman" w:eastAsia="Times New Roman" w:cs="Times New Roman"/>
+        </w:rPr>
+        <w:t>）＋</w:t>
+      </w:r>
+      <w:r>
+        <w:rPr>
+          <w:rFonts w:hint="eastAsia" w:ascii="Times New Roman" w:hAnsi="Times New Roman" w:eastAsia="FangSong" w:cs="Times New Roman"/>
+        </w:rPr>
+        <w:t>盐</w:t>
+      </w:r>
+      <w:r>
+        <w:rPr>
+          <w:rFonts w:ascii="Times New Roman" w:hAnsi="Times New Roman" w:eastAsia="Times New Roman" w:cs="Times New Roman"/>
+        </w:rPr>
+        <w:t xml:space="preserve"> </w:t>
+      </w:r>
+      <w:r>
+        <w:rPr>
+          <w:rFonts w:hint="eastAsia" w:ascii="Times New Roman" w:hAnsi="Times New Roman" w:eastAsia="Times New Roman" w:cs="Times New Roman"/>
+        </w:rPr>
+        <w:t>C＋</w:t>
+      </w:r>
+      <w:r>
+        <w:rPr>
+          <w:rFonts w:hint="eastAsia" w:ascii="Times New Roman" w:hAnsi="Times New Roman" w:eastAsia="FangSong" w:cs="Times New Roman"/>
+        </w:rPr>
+        <w:t>盐</w:t>
+      </w:r>
+      <w:r>
+        <w:rPr>
+          <w:rFonts w:ascii="Times New Roman" w:hAnsi="Times New Roman" w:eastAsia="Times New Roman" w:cs="Times New Roman"/>
+        </w:rPr>
+        <w:t xml:space="preserve"> </w:t>
+      </w:r>
+      <w:r>
+        <w:rPr>
+          <w:rFonts w:hint="eastAsia" w:ascii="Times New Roman" w:hAnsi="Times New Roman" w:eastAsia="Times New Roman" w:cs="Times New Roman"/>
+        </w:rPr>
+        <w:t>D；</w:t>
+      </w:r>
+      <w:r>
+        <w:rPr>
+          <w:rFonts w:hint="eastAsia" w:ascii="Times New Roman" w:hAnsi="Times New Roman" w:eastAsia="FangSong" w:cs="Times New Roman"/>
+        </w:rPr>
+        <w:t>盐</w:t>
+      </w:r>
+      <w:r>
+        <w:rPr>
+          <w:rFonts w:ascii="Times New Roman" w:hAnsi="Times New Roman" w:eastAsia="Times New Roman" w:cs="Times New Roman"/>
+        </w:rPr>
+        <w:t xml:space="preserve"> </w:t>
+      </w:r>
+      <w:r>
+        <w:rPr>
+          <w:rFonts w:hint="eastAsia" w:ascii="Times New Roman" w:hAnsi="Times New Roman" w:eastAsia="Times New Roman" w:cs="Times New Roman"/>
+        </w:rPr>
+        <w:t>C＋</w:t>
+      </w:r>
+      <w:r>
+        <w:rPr>
+          <w:rFonts w:hint="eastAsia" w:ascii="Times New Roman" w:hAnsi="Times New Roman" w:eastAsia="FangSong" w:cs="Times New Roman"/>
+        </w:rPr>
+        <w:t>盐</w:t>
+      </w:r>
+      <w:r>
+        <w:rPr>
+          <w:rFonts w:ascii="Times New Roman" w:hAnsi="Times New Roman" w:eastAsia="Times New Roman" w:cs="Times New Roman"/>
+        </w:rPr>
+        <w:t xml:space="preserve"> D </w:t>
+      </w:r>
+      <w:r>
+        <w:rPr>
+          <w:rFonts w:hint="eastAsia" w:ascii="Times New Roman" w:hAnsi="Times New Roman" w:eastAsia="FangSong" w:cs="Times New Roman"/>
+        </w:rPr>
+        <w:t>加足量盐酸</w:t>
+      </w:r>
+      <w:r>
+        <w:rPr>
+          <w:rFonts w:hint="eastAsia" w:ascii="Times New Roman" w:hAnsi="Times New Roman" w:eastAsia="Times New Roman" w:cs="Times New Roman"/>
+        </w:rPr>
+        <w:t>②</w:t>
+      </w:r>
+      <w:r>
+        <w:rPr>
+          <w:rFonts w:ascii="Times New Roman" w:hAnsi="Times New Roman" w:eastAsia="Times New Roman" w:cs="Times New Roman"/>
+        </w:rPr>
+        <w:t xml:space="preserve"> → </w:t>
+      </w:r>
+      <w:r>
+        <w:rPr>
+          <w:rFonts w:hint="eastAsia" w:ascii="Times New Roman" w:hAnsi="Times New Roman" w:eastAsia="FangSong" w:cs="Times New Roman"/>
+        </w:rPr>
+        <w:t>溶液</w:t>
+      </w:r>
+      <w:r>
+        <w:rPr>
+          <w:rFonts w:hint="eastAsia" w:ascii="Times New Roman" w:hAnsi="Times New Roman" w:eastAsia="Times New Roman" w:cs="Times New Roman"/>
+        </w:rPr>
+        <w:t>＋</w:t>
+      </w:r>
+      <w:r>
+        <w:rPr>
+          <w:rFonts w:hint="eastAsia" w:ascii="Times New Roman" w:hAnsi="Times New Roman" w:eastAsia="FangSong" w:cs="Times New Roman"/>
+        </w:rPr>
+        <w:t>气体</w:t>
+      </w:r>
+      <w:r>
+        <w:rPr>
+          <w:rFonts w:ascii="Times New Roman" w:hAnsi="Times New Roman" w:eastAsia="Times New Roman" w:cs="Times New Roman"/>
+        </w:rPr>
+        <w:t xml:space="preserve"> B 0.448 </w:t>
+      </w:r>
+      <w:r>
+        <w:rPr>
+          <w:rFonts w:hint="eastAsia" w:ascii="Times New Roman" w:hAnsi="Times New Roman" w:eastAsia="Times New Roman" w:cs="Times New Roman"/>
+        </w:rPr>
+        <w:t>L（</w:t>
+      </w:r>
+      <w:r>
+        <w:rPr>
+          <w:rFonts w:hint="eastAsia" w:ascii="Times New Roman" w:hAnsi="Times New Roman" w:eastAsia="FangSong" w:cs="Times New Roman"/>
+        </w:rPr>
+        <w:t>标准状况</w:t>
+      </w:r>
+      <w:r>
+        <w:rPr>
+          <w:rFonts w:hint="eastAsia" w:ascii="Times New Roman" w:hAnsi="Times New Roman" w:eastAsia="Times New Roman" w:cs="Times New Roman"/>
+        </w:rPr>
+        <w:t>）＋</w:t>
+      </w:r>
+      <w:r>
+        <w:rPr>
+          <w:rFonts w:hint="eastAsia" w:ascii="Times New Roman" w:hAnsi="Times New Roman" w:eastAsia="FangSong" w:cs="Times New Roman"/>
+        </w:rPr>
+        <w:t>淡黄色沉淀</w:t>
+      </w:r>
+      <w:r>
+        <w:rPr>
+          <w:rFonts w:ascii="Times New Roman" w:hAnsi="Times New Roman" w:eastAsia="Times New Roman" w:cs="Times New Roman"/>
+        </w:rPr>
+        <w:t xml:space="preserve"> 0.32 </w:t>
+      </w:r>
+      <w:r>
+        <w:rPr>
+          <w:rFonts w:hint="eastAsia" w:ascii="Times New Roman" w:hAnsi="Times New Roman" w:eastAsia="Times New Roman" w:cs="Times New Roman"/>
+        </w:rPr>
+        <w:t xml:space="preserve">g）</w:t>
       </w:r>
     </w:p>
     <w:p>
@@ -30240,23 +30773,63 @@
       </w:pPr>
       <w:r>
         <w:rPr>
-          <w:rFonts w:ascii="Times New Roman" w:hAnsi="Times New Roman" w:eastAsia="Times New Roman" w:cs="Times New Roman"/>
-          <w:b/>
-          <w:bCs/>
-        </w:rPr>
-        <w:t xml:space="preserve">8-2</w:t>
-      </w:r>
-      <w:r>
-        <w:rPr>
-          <w:rFonts w:ascii="Times New Roman" w:hAnsi="Times New Roman" w:eastAsia="Times New Roman" w:cs="Times New Roman"/>
-        </w:rPr>
-        <w:t xml:space="preserve"> </w:t>
-      </w:r>
-      <w:r>
-        <w:rPr>
-          <w:rFonts w:hint="eastAsia" w:ascii="Times New Roman" w:hAnsi="Times New Roman" w:eastAsia="FangSong" w:cs="Times New Roman"/>
-        </w:rPr>
-        <w:t xml:space="preserve">给出</w:t>
+          <w:rFonts w:hint="eastAsia" w:ascii="Times New Roman" w:hAnsi="Times New Roman" w:eastAsia="FangSong" w:cs="Times New Roman"/>
+        </w:rPr>
+        <w:t>又知</w:t>
+      </w:r>
+      <w:r>
+        <w:rPr>
+          <w:rFonts w:hint="eastAsia" w:ascii="Times New Roman" w:hAnsi="Times New Roman" w:eastAsia="Times New Roman" w:cs="Times New Roman"/>
+        </w:rPr>
+        <w:t>，A</w:t>
+      </w:r>
+      <w:r>
+        <w:rPr>
+          <w:rFonts w:ascii="Times New Roman" w:hAnsi="Times New Roman" w:eastAsia="Times New Roman" w:cs="Times New Roman"/>
+        </w:rPr>
+        <w:t xml:space="preserve"> </w:t>
+      </w:r>
+      <w:r>
+        <w:rPr>
+          <w:rFonts w:hint="eastAsia" w:ascii="Times New Roman" w:hAnsi="Times New Roman" w:eastAsia="FangSong" w:cs="Times New Roman"/>
+        </w:rPr>
+        <w:t>的焰色反应为黄色</w:t>
+      </w:r>
+      <w:r>
+        <w:rPr>
+          <w:rFonts w:hint="eastAsia" w:ascii="Times New Roman" w:hAnsi="Times New Roman" w:eastAsia="Times New Roman" w:cs="Times New Roman"/>
+        </w:rPr>
+        <w:t>，</w:t>
+      </w:r>
+      <w:r>
+        <w:rPr>
+          <w:rFonts w:hint="eastAsia" w:ascii="Times New Roman" w:hAnsi="Times New Roman" w:eastAsia="FangSong" w:cs="Times New Roman"/>
+        </w:rPr>
+        <w:t>盐</w:t>
+      </w:r>
+      <w:r>
+        <w:rPr>
+          <w:rFonts w:ascii="Times New Roman" w:hAnsi="Times New Roman" w:eastAsia="Times New Roman" w:cs="Times New Roman"/>
+        </w:rPr>
+        <w:t xml:space="preserve"> C </w:t>
+      </w:r>
+      <w:r>
+        <w:rPr>
+          <w:rFonts w:hint="eastAsia" w:ascii="Times New Roman" w:hAnsi="Times New Roman" w:eastAsia="FangSong" w:cs="Times New Roman"/>
+        </w:rPr>
+        <w:t xml:space="preserve">和盐</w:t>
+      </w:r>
+      <w:r>
+        <w:rPr>
+          <w:rFonts w:ascii="Times New Roman" w:hAnsi="Times New Roman" w:eastAsia="Times New Roman" w:cs="Times New Roman"/>
+        </w:rPr>
+        <w:t xml:space="preserve"> D </w:t>
+      </w:r>
+      <w:r>
+        <w:rPr>
+          <w:rFonts w:hint="eastAsia" w:ascii="Times New Roman" w:hAnsi="Times New Roman" w:eastAsia="FangSong" w:cs="Times New Roman"/>
+        </w:rPr>
+        <w:t xml:space="preserve">的组成元素和</w:t>
       </w:r>
       <w:r>
         <w:rPr>
@@ -30268,31 +30841,31 @@
         <w:rPr>
           <w:rFonts w:hint="eastAsia" w:ascii="Times New Roman" w:hAnsi="Times New Roman" w:eastAsia="FangSong" w:cs="Times New Roman"/>
         </w:rPr>
-        <w:t xml:space="preserve">与</w:t>
-      </w:r>
-      <w:r>
-        <w:rPr>
-          <w:rFonts w:ascii="Times New Roman" w:hAnsi="Times New Roman" w:eastAsia="Times New Roman" w:cs="Times New Roman"/>
-        </w:rPr>
-        <w:t xml:space="preserve"> B </w:t>
-      </w:r>
-      <w:r>
-        <w:rPr>
-          <w:rFonts w:hint="eastAsia" w:ascii="Times New Roman" w:hAnsi="Times New Roman" w:eastAsia="FangSong" w:cs="Times New Roman"/>
-        </w:rPr>
-        <w:t xml:space="preserve">元素所生成的化合物及</w:t>
-      </w:r>
-      <w:r>
-        <w:rPr>
-          <w:rFonts w:ascii="Times New Roman" w:hAnsi="Times New Roman" w:eastAsia="Times New Roman" w:cs="Times New Roman"/>
-        </w:rPr>
-        <w:t xml:space="preserve"> A </w:t>
-      </w:r>
-      <w:r>
-        <w:rPr>
-          <w:rFonts w:hint="eastAsia" w:ascii="Times New Roman" w:hAnsi="Times New Roman" w:eastAsia="FangSong" w:cs="Times New Roman"/>
-        </w:rPr>
-        <w:t>的氧化物的化学式</w:t>
+        <w:t>相同</w:t>
+      </w:r>
+      <w:r>
+        <w:rPr>
+          <w:rFonts w:hint="eastAsia" w:ascii="Times New Roman" w:hAnsi="Times New Roman" w:eastAsia="Times New Roman" w:cs="Times New Roman"/>
+        </w:rPr>
+        <w:t>，①</w:t>
+      </w:r>
+      <w:r>
+        <w:rPr>
+          <w:rFonts w:hint="eastAsia" w:ascii="Times New Roman" w:hAnsi="Times New Roman" w:eastAsia="FangSong" w:cs="Times New Roman"/>
+        </w:rPr>
+        <w:t>和</w:t>
+      </w:r>
+      <w:r>
+        <w:rPr>
+          <w:rFonts w:hint="eastAsia" w:ascii="Times New Roman" w:hAnsi="Times New Roman" w:eastAsia="Times New Roman" w:cs="Times New Roman"/>
+        </w:rPr>
+        <w:t>②</w:t>
+      </w:r>
+      <w:r>
+        <w:rPr>
+          <w:rFonts w:hint="eastAsia" w:ascii="Times New Roman" w:hAnsi="Times New Roman" w:eastAsia="FangSong" w:cs="Times New Roman"/>
+        </w:rPr>
+        <w:t>处气体体积均在充分加热挥发后经干燥测定</w:t>
       </w:r>
       <w:r>
         <w:rPr>
@@ -30308,22 +30881,14 @@
       <w:r>
         <w:rPr>
           <w:rFonts w:ascii="Times New Roman" w:hAnsi="Times New Roman" w:eastAsia="Times New Roman" w:cs="Times New Roman"/>
-          <w:b/>
-          <w:bCs/>
-        </w:rPr>
-        <w:t xml:space="preserve">8-3</w:t>
-      </w:r>
-      <w:r>
-        <w:rPr>
-          <w:rFonts w:ascii="Times New Roman" w:hAnsi="Times New Roman" w:eastAsia="Times New Roman" w:cs="Times New Roman"/>
-        </w:rPr>
-        <w:t xml:space="preserve"> </w:t>
-      </w:r>
-      <w:r>
-        <w:rPr>
-          <w:rFonts w:hint="eastAsia" w:ascii="Times New Roman" w:hAnsi="Times New Roman" w:eastAsia="FangSong" w:cs="Times New Roman"/>
-        </w:rPr>
-        <w:t xml:space="preserve">指出</w:t>
+        </w:rPr>
+        <w:t xml:space="preserve">4-1 </w:t>
+      </w:r>
+      <w:r>
+        <w:rPr>
+          <w:rFonts w:hint="eastAsia" w:ascii="Times New Roman" w:hAnsi="Times New Roman" w:eastAsia="FangSong" w:cs="Times New Roman"/>
+        </w:rPr>
+        <w:t xml:space="preserve">试确定</w:t>
       </w:r>
       <w:r>
         <w:rPr>
@@ -30335,31 +30900,253 @@
         <w:rPr>
           <w:rFonts w:hint="eastAsia" w:ascii="Times New Roman" w:hAnsi="Times New Roman" w:eastAsia="FangSong" w:cs="Times New Roman"/>
         </w:rPr>
-        <w:t xml:space="preserve">与</w:t>
-      </w:r>
-      <w:r>
-        <w:rPr>
-          <w:rFonts w:ascii="Times New Roman" w:hAnsi="Times New Roman" w:eastAsia="Times New Roman" w:cs="Times New Roman"/>
-        </w:rPr>
-        <w:t xml:space="preserve"> B </w:t>
-      </w:r>
-      <w:r>
-        <w:rPr>
-          <w:rFonts w:hint="eastAsia" w:ascii="Times New Roman" w:hAnsi="Times New Roman" w:eastAsia="FangSong" w:cs="Times New Roman"/>
-        </w:rPr>
-        <w:t>形成的化合物的构型</w:t>
-      </w:r>
-      <w:r>
-        <w:rPr>
-          <w:rFonts w:hint="eastAsia" w:ascii="Times New Roman" w:hAnsi="Times New Roman" w:eastAsia="Times New Roman" w:cs="Times New Roman"/>
-        </w:rPr>
-        <w:t>、</w:t>
-      </w:r>
-      <w:r>
-        <w:rPr>
-          <w:rFonts w:hint="eastAsia" w:ascii="Times New Roman" w:hAnsi="Times New Roman" w:eastAsia="FangSong" w:cs="Times New Roman"/>
-        </w:rPr>
-        <w:t>极性</w:t>
+        <w:t>的化学式</w:t>
+      </w:r>
+      <w:r>
+        <w:rPr>
+          <w:rFonts w:hint="eastAsia" w:ascii="Times New Roman" w:hAnsi="Times New Roman" w:eastAsia="Times New Roman" w:cs="Times New Roman"/>
+        </w:rPr>
+        <w:t>。</w:t>
+      </w:r>
+    </w:p>
+    <w:p>
+      <w:pPr>
+        <w:pStyle w:val="BodyText"/>
+      </w:pPr>
+      <w:r>
+        <w:rPr>
+          <w:rFonts w:ascii="Times New Roman" w:hAnsi="Times New Roman" w:eastAsia="Times New Roman" w:cs="Times New Roman"/>
+        </w:rPr>
+        <w:t xml:space="preserve">4-2 </w:t>
+      </w:r>
+      <w:r>
+        <w:rPr>
+          <w:rFonts w:hint="eastAsia" w:ascii="Times New Roman" w:hAnsi="Times New Roman" w:eastAsia="FangSong" w:cs="Times New Roman"/>
+        </w:rPr>
+        <w:t>写出</w:t>
+      </w:r>
+      <w:r>
+        <w:rPr>
+          <w:rFonts w:hint="eastAsia" w:ascii="Times New Roman" w:hAnsi="Times New Roman" w:eastAsia="Times New Roman" w:cs="Times New Roman"/>
+        </w:rPr>
+        <w:t>②</w:t>
+      </w:r>
+      <w:r>
+        <w:rPr>
+          <w:rFonts w:hint="eastAsia" w:ascii="Times New Roman" w:hAnsi="Times New Roman" w:eastAsia="FangSong" w:cs="Times New Roman"/>
+        </w:rPr>
+        <w:t>中产生黄色沉淀反应的离子方程式</w:t>
+      </w:r>
+      <w:r>
+        <w:rPr>
+          <w:rFonts w:hint="eastAsia" w:ascii="Times New Roman" w:hAnsi="Times New Roman" w:eastAsia="Times New Roman" w:cs="Times New Roman"/>
+        </w:rPr>
+        <w:t>。</w:t>
+      </w:r>
+    </w:p>
+    <w:p>
+      <w:pPr>
+        <w:pStyle w:val="BodyText"/>
+      </w:pPr>
+      <w:r>
+        <w:rPr>
+          <w:rFonts w:ascii="Times New Roman" w:hAnsi="Times New Roman" w:eastAsia="Times New Roman" w:cs="Times New Roman"/>
+        </w:rPr>
+        <w:t xml:space="preserve">4-3 A </w:t>
+      </w:r>
+      <w:r>
+        <w:rPr>
+          <w:rFonts w:hint="eastAsia" w:ascii="Times New Roman" w:hAnsi="Times New Roman" w:eastAsia="FangSong" w:cs="Times New Roman"/>
+        </w:rPr>
+        <w:t>的溶液还可以作分析化学中的吸氧剂</w:t>
+      </w:r>
+      <w:r>
+        <w:rPr>
+          <w:rFonts w:hint="eastAsia" w:ascii="Times New Roman" w:hAnsi="Times New Roman" w:eastAsia="Times New Roman" w:cs="Times New Roman"/>
+        </w:rPr>
+        <w:t>，</w:t>
+      </w:r>
+      <w:r>
+        <w:rPr>
+          <w:rFonts w:hint="eastAsia" w:ascii="Times New Roman" w:hAnsi="Times New Roman" w:eastAsia="FangSong" w:cs="Times New Roman"/>
+        </w:rPr>
+        <w:t>假设其溶液与少量氧气反应产生等物质的量的两种酸式盐</w:t>
+      </w:r>
+      <w:r>
+        <w:rPr>
+          <w:rFonts w:hint="eastAsia" w:ascii="Times New Roman" w:hAnsi="Times New Roman" w:eastAsia="Times New Roman" w:cs="Times New Roman"/>
+        </w:rPr>
+        <w:t>，</w:t>
+      </w:r>
+      <w:r>
+        <w:rPr>
+          <w:rFonts w:hint="eastAsia" w:ascii="Times New Roman" w:hAnsi="Times New Roman" w:eastAsia="FangSong" w:cs="Times New Roman"/>
+        </w:rPr>
+        <w:t>试写出该反应的化学方程式</w:t>
+      </w:r>
+      <w:r>
+        <w:rPr>
+          <w:rFonts w:hint="eastAsia" w:ascii="Times New Roman" w:hAnsi="Times New Roman" w:eastAsia="Times New Roman" w:cs="Times New Roman"/>
+        </w:rPr>
+        <w:t>。</w:t>
+      </w:r>
+    </w:p>
+    <w:p>
+      <w:pPr>
+        <w:pStyle w:val="BodyText"/>
+      </w:pPr>
+      <w:r>
+        <w:rPr>
+          <w:rFonts w:ascii="Times New Roman" w:hAnsi="Times New Roman" w:eastAsia="Times New Roman" w:cs="Times New Roman"/>
+        </w:rPr>
+        <w:t xml:space="preserve">4-4 A </w:t>
+      </w:r>
+      <w:r>
+        <w:rPr>
+          <w:rFonts w:hint="eastAsia" w:ascii="Times New Roman" w:hAnsi="Times New Roman" w:eastAsia="FangSong" w:cs="Times New Roman"/>
+        </w:rPr>
+        <w:t>可用来除去废水</w:t>
+      </w:r>
+      <w:r>
+        <w:rPr>
+          <w:rFonts w:hint="eastAsia" w:ascii="Times New Roman" w:hAnsi="Times New Roman" w:eastAsia="Times New Roman" w:cs="Times New Roman"/>
+        </w:rPr>
+        <w:t>（</w:t>
+      </w:r>
+      <m:oMath>
+        <m:r>
+          <m:rPr>
+            <m:sty m:val="p"/>
+          </m:rPr>
+          <m:t>p</m:t>
+        </m:r>
+        <m:r>
+          <m:rPr>
+            <m:sty m:val="p"/>
+          </m:rPr>
+          <m:t>H</m:t>
+        </m:r>
+        <m:r>
+          <m:rPr>
+            <m:sty m:val="p"/>
+          </m:rPr>
+          <m:t>∼</m:t>
+        </m:r>
+        <m:r>
+          <m:t>8</m:t>
+        </m:r>
+      </m:oMath>
+      <w:r>
+        <w:rPr>
+          <w:rFonts w:hint="eastAsia" w:ascii="Times New Roman" w:hAnsi="Times New Roman" w:eastAsia="Times New Roman" w:cs="Times New Roman"/>
+        </w:rPr>
+        <w:t>）</w:t>
+      </w:r>
+      <w:r>
+        <w:rPr>
+          <w:rFonts w:hint="eastAsia" w:ascii="Times New Roman" w:hAnsi="Times New Roman" w:eastAsia="FangSong" w:cs="Times New Roman"/>
+        </w:rPr>
+        <w:t>中的</w:t>
+      </w:r>
+      <w:r>
+        <w:rPr>
+          <w:rFonts w:ascii="Times New Roman" w:hAnsi="Times New Roman" w:eastAsia="Times New Roman" w:cs="Times New Roman"/>
+        </w:rPr>
+        <w:t xml:space="preserve"> </w:t>
+      </w:r>
+      <m:oMath>
+        <m:oMathPr>
+          <m:ctrlPr>
+            <w:rPr>
+              <w:sz w:val="28"/>
+              <w:szCs w:val="28"/>
+            </w:rPr>
+          </m:ctrlPr>
+        </m:oMathPr>
+        <m:r>
+          <m:rPr>
+            <m:sty m:val="p"/>
+          </m:rPr>
+          <m:t>C</m:t>
+        </m:r>
+        <m:r>
+          <m:rPr>
+            <m:sty m:val="p"/>
+          </m:rPr>
+          <m:t>r</m:t>
+        </m:r>
+        <m:r>
+          <m:rPr>
+            <m:sty m:val="p"/>
+          </m:rPr>
+          <m:t>(</m:t>
+        </m:r>
+        <m:r>
+          <m:rPr>
+            <m:sty m:val="p"/>
+          </m:rPr>
+          <m:t>V</m:t>
+        </m:r>
+        <m:r>
+          <m:rPr>
+            <m:sty m:val="p"/>
+          </m:rPr>
+          <m:t>I</m:t>
+        </m:r>
+        <m:r>
+          <m:rPr>
+            <m:sty m:val="p"/>
+          </m:rPr>
+          <m:t>)</m:t>
+        </m:r>
+      </m:oMath>
+      <w:r>
+        <w:rPr>
+          <w:rFonts w:hint="eastAsia" w:ascii="Times New Roman" w:hAnsi="Times New Roman" w:eastAsia="Times New Roman" w:cs="Times New Roman"/>
+        </w:rPr>
+        <w:t>，</w:t>
+      </w:r>
+      <w:r>
+        <w:rPr>
+          <w:rFonts w:hint="eastAsia" w:ascii="Times New Roman" w:hAnsi="Times New Roman" w:eastAsia="FangSong" w:cs="Times New Roman"/>
+        </w:rPr>
+        <w:t>所得产物中含</w:t>
+      </w:r>
+      <w:r>
+        <w:rPr>
+          <w:rFonts w:ascii="Times New Roman" w:hAnsi="Times New Roman" w:eastAsia="Times New Roman" w:cs="Times New Roman"/>
+        </w:rPr>
+        <w:t xml:space="preserve"> A </w:t>
+      </w:r>
+      <w:r>
+        <w:rPr>
+          <w:rFonts w:hint="eastAsia" w:ascii="Times New Roman" w:hAnsi="Times New Roman" w:eastAsia="FangSong" w:cs="Times New Roman"/>
+        </w:rPr>
+        <w:t xml:space="preserve">某元素的价态以</w:t>
+      </w:r>
+      <w:r>
+        <w:rPr>
+          <w:rFonts w:ascii="Times New Roman" w:hAnsi="Times New Roman" w:eastAsia="Times New Roman" w:cs="Times New Roman"/>
+        </w:rPr>
+        <w:t xml:space="preserve"> (IV) </w:t>
+      </w:r>
+      <w:r>
+        <w:rPr>
+          <w:rFonts w:hint="eastAsia" w:ascii="Times New Roman" w:hAnsi="Times New Roman" w:eastAsia="FangSong" w:cs="Times New Roman"/>
+        </w:rPr>
+        <w:t>存在</w:t>
+      </w:r>
+      <w:r>
+        <w:rPr>
+          <w:rFonts w:hint="eastAsia" w:ascii="Times New Roman" w:hAnsi="Times New Roman" w:eastAsia="Times New Roman" w:cs="Times New Roman"/>
+        </w:rPr>
+        <w:t>。</w:t>
+      </w:r>
+      <w:r>
+        <w:rPr>
+          <w:rFonts w:hint="eastAsia" w:ascii="Times New Roman" w:hAnsi="Times New Roman" w:eastAsia="FangSong" w:cs="Times New Roman"/>
+        </w:rPr>
+        <w:t>写出反应的离子方程式</w:t>
       </w:r>
       <w:r>
         <w:rPr>
@@ -30378,8 +31165,8 @@
         </w:pict>
       </w:r>
     </w:p>
-    <w:bookmarkEnd w:id="53"/>
-    <w:bookmarkStart w:id="54" w:name="sn元素推断与氯化物"/>
+    <w:bookmarkEnd w:id="57"/>
+    <w:bookmarkStart w:id="61" w:name="草酸铁钾复盐转化推断"/>
     <w:p>
       <w:pPr>
         <w:pStyle w:val="Heading2"/>
@@ -30389,19 +31176,13 @@
         <w:rPr>
           <w:rFonts w:ascii="Times New Roman" w:hAnsi="Times New Roman" w:eastAsia="Times New Roman" w:cs="Times New Roman"/>
         </w:rPr>
-        <w:t xml:space="preserve">5.38 </w:t>
-      </w:r>
-      <w:r>
-        <w:rPr>
-          <w:rFonts w:hint="eastAsia" w:ascii="Times New Roman" w:hAnsi="Times New Roman" w:eastAsia="Times New Roman" w:cs="Times New Roman"/>
-        </w:rPr>
-        <w:t>Sn</w:t>
+        <w:t xml:space="preserve">5.39 </w:t>
       </w:r>
       <w:r>
         <w:rPr>
           <w:rFonts w:hint="eastAsia" w:ascii="Times New Roman" w:hAnsi="Times New Roman" w:eastAsia="SimHei" w:cs="Times New Roman"/>
         </w:rPr>
-        <w:t>元素推断与氯化物</w:t>
+        <w:t xml:space="preserve">草酸铁钾复盐转化推断</w:t>
       </w:r>
     </w:p>
     <w:p>
@@ -30412,19 +31193,19 @@
         <w:rPr>
           <w:rFonts w:hint="eastAsia" w:ascii="Times New Roman" w:hAnsi="Times New Roman" w:eastAsia="FangSong" w:cs="Times New Roman"/>
         </w:rPr>
-        <w:t xml:space="preserve">主族元素</w:t>
-      </w:r>
-      <w:r>
-        <w:rPr>
-          <w:rFonts w:ascii="Times New Roman" w:hAnsi="Times New Roman" w:eastAsia="Times New Roman" w:cs="Times New Roman"/>
-        </w:rPr>
-        <w:t xml:space="preserve"> X </w:t>
-      </w:r>
-      <w:r>
-        <w:rPr>
-          <w:rFonts w:hint="eastAsia" w:ascii="Times New Roman" w:hAnsi="Times New Roman" w:eastAsia="FangSong" w:cs="Times New Roman"/>
-        </w:rPr>
-        <w:t>是人类最早使用的元素之一</w:t>
+        <w:t xml:space="preserve">化合物</w:t>
+      </w:r>
+      <w:r>
+        <w:rPr>
+          <w:rFonts w:ascii="Times New Roman" w:hAnsi="Times New Roman" w:eastAsia="Times New Roman" w:cs="Times New Roman"/>
+        </w:rPr>
+        <w:t xml:space="preserve"> A </w:t>
+      </w:r>
+      <w:r>
+        <w:rPr>
+          <w:rFonts w:hint="eastAsia" w:ascii="Times New Roman" w:hAnsi="Times New Roman" w:eastAsia="FangSong" w:cs="Times New Roman"/>
+        </w:rPr>
+        <w:t>是一种重要的光化学试剂</w:t>
       </w:r>
       <w:r>
         <w:rPr>
@@ -30436,279 +31217,107 @@
         <w:rPr>
           <w:rFonts w:hint="eastAsia" w:ascii="Times New Roman" w:hAnsi="Times New Roman" w:eastAsia="FangSong" w:cs="Times New Roman"/>
         </w:rPr>
-        <w:t>它与铜形成的合金有悠久的历史</w:t>
-      </w:r>
-      <w:r>
-        <w:rPr>
-          <w:rFonts w:hint="eastAsia" w:ascii="Times New Roman" w:hAnsi="Times New Roman" w:eastAsia="Times New Roman" w:cs="Times New Roman"/>
-        </w:rPr>
-        <w:t>，</w:t>
-      </w:r>
-      <w:r>
-        <w:rPr>
-          <w:rFonts w:hint="eastAsia" w:ascii="Times New Roman" w:hAnsi="Times New Roman" w:eastAsia="FangSong" w:cs="Times New Roman"/>
-        </w:rPr>
-        <w:t>具有特殊的重要性和历史意义</w:t>
-      </w:r>
-      <w:r>
-        <w:rPr>
-          <w:rFonts w:hint="eastAsia" w:ascii="Times New Roman" w:hAnsi="Times New Roman" w:eastAsia="Times New Roman" w:cs="Times New Roman"/>
-        </w:rPr>
-        <w:t>，</w:t>
-      </w:r>
-      <w:r>
-        <w:rPr>
-          <w:rFonts w:hint="eastAsia" w:ascii="Times New Roman" w:hAnsi="Times New Roman" w:eastAsia="FangSong" w:cs="Times New Roman"/>
-        </w:rPr>
-        <w:t>在我国的夏商周时期是该合金使用的鼎盛时期</w:t>
-      </w:r>
-      <w:r>
-        <w:rPr>
-          <w:rFonts w:hint="eastAsia" w:ascii="Times New Roman" w:hAnsi="Times New Roman" w:eastAsia="Times New Roman" w:cs="Times New Roman"/>
-        </w:rPr>
-        <w:t>。X</w:t>
-      </w:r>
-      <w:r>
-        <w:rPr>
-          <w:rFonts w:ascii="Times New Roman" w:hAnsi="Times New Roman" w:eastAsia="Times New Roman" w:cs="Times New Roman"/>
-        </w:rPr>
-        <w:t xml:space="preserve"> </w:t>
-      </w:r>
-      <w:r>
-        <w:rPr>
-          <w:rFonts w:hint="eastAsia" w:ascii="Times New Roman" w:hAnsi="Times New Roman" w:eastAsia="FangSong" w:cs="Times New Roman"/>
-        </w:rPr>
-        <w:t xml:space="preserve">能形成</w:t>
-      </w:r>
-      <w:r>
-        <w:rPr>
-          <w:rFonts w:ascii="Times New Roman" w:hAnsi="Times New Roman" w:eastAsia="Times New Roman" w:cs="Times New Roman"/>
-        </w:rPr>
-        <w:t xml:space="preserve"> </w:t>
-      </w:r>
-      <m:oMath>
-        <m:r>
-          <m:rPr>
-            <m:sty m:val="p"/>
-          </m:rPr>
-          <m:t>X</m:t>
-        </m:r>
-        <m:r>
-          <m:rPr>
-            <m:sty m:val="p"/>
-          </m:rPr>
-          <m:t>C</m:t>
-        </m:r>
-        <m:sSub>
-          <m:e>
-            <m:r>
-              <m:rPr>
-                <m:sty m:val="p"/>
-              </m:rPr>
-              <m:t>l</m:t>
-            </m:r>
-          </m:e>
-          <m:sub>
-            <m:r>
-              <m:rPr>
-                <m:sty m:val="p"/>
-              </m:rPr>
-              <m:t>2</m:t>
-            </m:r>
-          </m:sub>
-        </m:sSub>
-      </m:oMath>
-      <w:r>
-        <w:rPr>
-          <w:rFonts w:ascii="Times New Roman" w:hAnsi="Times New Roman" w:eastAsia="Times New Roman" w:cs="Times New Roman"/>
-        </w:rPr>
-        <w:t xml:space="preserve">、</w:t>
-      </w:r>
-      <m:oMath>
-        <m:r>
-          <m:rPr>
-            <m:sty m:val="p"/>
-          </m:rPr>
-          <m:t>X</m:t>
-        </m:r>
-        <m:r>
-          <m:rPr>
-            <m:sty m:val="p"/>
-          </m:rPr>
-          <m:t>C</m:t>
-        </m:r>
-        <m:sSub>
-          <m:e>
-            <m:r>
-              <m:rPr>
-                <m:sty m:val="p"/>
-              </m:rPr>
-              <m:t>l</m:t>
-            </m:r>
-          </m:e>
-          <m:sub>
-            <m:r>
-              <m:rPr>
-                <m:sty m:val="p"/>
-              </m:rPr>
-              <m:t>4</m:t>
-            </m:r>
-          </m:sub>
-        </m:sSub>
-      </m:oMath>
-      <w:r>
-        <w:rPr>
-          <w:rFonts w:ascii="Times New Roman" w:hAnsi="Times New Roman" w:eastAsia="Times New Roman" w:cs="Times New Roman"/>
-        </w:rPr>
-        <w:t xml:space="preserve"> </w:t>
-      </w:r>
-      <w:r>
-        <w:rPr>
-          <w:rFonts w:hint="eastAsia" w:ascii="Times New Roman" w:hAnsi="Times New Roman" w:eastAsia="FangSong" w:cs="Times New Roman"/>
-        </w:rPr>
-        <w:t>两种氯化物</w:t>
-      </w:r>
-      <w:r>
-        <w:rPr>
-          <w:rFonts w:hint="eastAsia" w:ascii="Times New Roman" w:hAnsi="Times New Roman" w:eastAsia="Times New Roman" w:cs="Times New Roman"/>
-        </w:rPr>
-        <w:t>，</w:t>
-      </w:r>
-      <m:oMath>
-        <m:r>
-          <m:rPr>
-            <m:sty m:val="p"/>
-          </m:rPr>
-          <m:t>X</m:t>
-        </m:r>
-        <m:r>
-          <m:rPr>
-            <m:sty m:val="p"/>
-          </m:rPr>
-          <m:t>C</m:t>
-        </m:r>
-        <m:sSub>
-          <m:e>
-            <m:r>
-              <m:rPr>
-                <m:sty m:val="p"/>
-              </m:rPr>
-              <m:t>l</m:t>
-            </m:r>
-          </m:e>
-          <m:sub>
-            <m:r>
-              <m:rPr>
-                <m:sty m:val="p"/>
-              </m:rPr>
-              <m:t>2</m:t>
-            </m:r>
-          </m:sub>
-        </m:sSub>
-      </m:oMath>
-      <w:r>
-        <w:rPr>
-          <w:rFonts w:ascii="Times New Roman" w:hAnsi="Times New Roman" w:eastAsia="Times New Roman" w:cs="Times New Roman"/>
-        </w:rPr>
-        <w:t xml:space="preserve"> </w:t>
-      </w:r>
-      <w:r>
-        <w:rPr>
-          <w:rFonts w:hint="eastAsia" w:ascii="Times New Roman" w:hAnsi="Times New Roman" w:eastAsia="FangSong" w:cs="Times New Roman"/>
-        </w:rPr>
-        <w:t>常温下为白色晶体</w:t>
-      </w:r>
-      <w:r>
-        <w:rPr>
-          <w:rFonts w:hint="eastAsia" w:ascii="Times New Roman" w:hAnsi="Times New Roman" w:eastAsia="Times New Roman" w:cs="Times New Roman"/>
-        </w:rPr>
-        <w:t>，</w:t>
-      </w:r>
-      <w:r>
-        <w:rPr>
-          <w:rFonts w:hint="eastAsia" w:ascii="Times New Roman" w:hAnsi="Times New Roman" w:eastAsia="FangSong" w:cs="Times New Roman"/>
-        </w:rPr>
-        <w:t>具有一维链状的聚合结构</w:t>
-      </w:r>
-      <w:r>
-        <w:rPr>
-          <w:rFonts w:hint="eastAsia" w:ascii="Times New Roman" w:hAnsi="Times New Roman" w:eastAsia="Times New Roman" w:cs="Times New Roman"/>
-        </w:rPr>
-        <w:t>，</w:t>
-      </w:r>
-      <w:r>
-        <w:rPr>
-          <w:rFonts w:hint="eastAsia" w:ascii="Times New Roman" w:hAnsi="Times New Roman" w:eastAsia="FangSong" w:cs="Times New Roman"/>
-        </w:rPr>
-        <w:t>气态时以单分子形式存在</w:t>
-      </w:r>
-      <w:r>
-        <w:rPr>
-          <w:rFonts w:hint="eastAsia" w:ascii="Times New Roman" w:hAnsi="Times New Roman" w:eastAsia="Times New Roman" w:cs="Times New Roman"/>
-        </w:rPr>
-        <w:t>；</w:t>
-      </w:r>
-      <w:r>
-        <w:rPr>
-          <w:rFonts w:hint="eastAsia" w:ascii="Times New Roman" w:hAnsi="Times New Roman" w:eastAsia="FangSong" w:cs="Times New Roman"/>
-        </w:rPr>
-        <w:t>而</w:t>
-      </w:r>
-      <w:r>
-        <w:rPr>
-          <w:rFonts w:ascii="Times New Roman" w:hAnsi="Times New Roman" w:eastAsia="Times New Roman" w:cs="Times New Roman"/>
-        </w:rPr>
-        <w:t xml:space="preserve"> </w:t>
-      </w:r>
-      <m:oMath>
-        <m:r>
-          <m:rPr>
-            <m:sty m:val="p"/>
-          </m:rPr>
-          <m:t>X</m:t>
-        </m:r>
-        <m:r>
-          <m:rPr>
-            <m:sty m:val="p"/>
-          </m:rPr>
-          <m:t>C</m:t>
-        </m:r>
-        <m:sSub>
-          <m:e>
-            <m:r>
-              <m:rPr>
-                <m:sty m:val="p"/>
-              </m:rPr>
-              <m:t>l</m:t>
-            </m:r>
-          </m:e>
-          <m:sub>
-            <m:r>
-              <m:rPr>
-                <m:sty m:val="p"/>
-              </m:rPr>
-              <m:t>4</m:t>
-            </m:r>
-          </m:sub>
-        </m:sSub>
-      </m:oMath>
-      <w:r>
-        <w:rPr>
-          <w:rFonts w:ascii="Times New Roman" w:hAnsi="Times New Roman" w:eastAsia="Times New Roman" w:cs="Times New Roman"/>
-        </w:rPr>
-        <w:t xml:space="preserve"> </w:t>
-      </w:r>
-      <w:r>
-        <w:rPr>
-          <w:rFonts w:hint="eastAsia" w:ascii="Times New Roman" w:hAnsi="Times New Roman" w:eastAsia="FangSong" w:cs="Times New Roman"/>
-        </w:rPr>
-        <w:t>常温下为无色的液体</w:t>
-      </w:r>
-      <w:r>
-        <w:rPr>
-          <w:rFonts w:hint="eastAsia" w:ascii="Times New Roman" w:hAnsi="Times New Roman" w:eastAsia="Times New Roman" w:cs="Times New Roman"/>
-        </w:rPr>
-        <w:t>。</w:t>
+        <w:t>属不含结晶水的复盐</w:t>
+      </w:r>
+      <w:r>
+        <w:rPr>
+          <w:rFonts w:hint="eastAsia" w:ascii="Times New Roman" w:hAnsi="Times New Roman" w:eastAsia="Times New Roman" w:cs="Times New Roman"/>
+        </w:rPr>
+        <w:t>。A～H</w:t>
+      </w:r>
+      <w:r>
+        <w:rPr>
+          <w:rFonts w:ascii="Times New Roman" w:hAnsi="Times New Roman" w:eastAsia="Times New Roman" w:cs="Times New Roman"/>
+        </w:rPr>
+        <w:t xml:space="preserve"> </w:t>
+      </w:r>
+      <w:r>
+        <w:rPr>
+          <w:rFonts w:hint="eastAsia" w:ascii="Times New Roman" w:hAnsi="Times New Roman" w:eastAsia="FangSong" w:cs="Times New Roman"/>
+        </w:rPr>
+        <w:t>之间相互转化关系如下图所示</w:t>
+      </w:r>
+      <w:r>
+        <w:rPr>
+          <w:rFonts w:hint="eastAsia" w:ascii="Times New Roman" w:hAnsi="Times New Roman" w:eastAsia="Times New Roman" w:cs="Times New Roman"/>
+        </w:rPr>
+        <w:t>（</w:t>
+      </w:r>
+      <w:r>
+        <w:rPr>
+          <w:rFonts w:hint="eastAsia" w:ascii="Times New Roman" w:hAnsi="Times New Roman" w:eastAsia="FangSong" w:cs="Times New Roman"/>
+        </w:rPr>
+        <w:t>某些反应物</w:t>
+      </w:r>
+      <w:r>
+        <w:rPr>
+          <w:rFonts w:hint="eastAsia" w:ascii="Times New Roman" w:hAnsi="Times New Roman" w:eastAsia="Times New Roman" w:cs="Times New Roman"/>
+        </w:rPr>
+        <w:t>、</w:t>
+      </w:r>
+      <w:r>
+        <w:rPr>
+          <w:rFonts w:hint="eastAsia" w:ascii="Times New Roman" w:hAnsi="Times New Roman" w:eastAsia="FangSong" w:cs="Times New Roman"/>
+        </w:rPr>
+        <w:t>生成物没有列出</w:t>
+      </w:r>
+      <w:r>
+        <w:rPr>
+          <w:rFonts w:hint="eastAsia" w:ascii="Times New Roman" w:hAnsi="Times New Roman" w:eastAsia="Times New Roman" w:cs="Times New Roman"/>
+        </w:rPr>
+        <w:t>）：</w:t>
+      </w:r>
+    </w:p>
+    <w:p>
+      <w:pPr>
+        <w:pStyle w:val="BodyText"/>
+        <w:spacing w:before="160" w:after="80"/>
+        <w:jc w:val="center"/>
+      </w:pPr>
+      <w:r>
+        <w:rPr>
+          <w:rFonts w:ascii="Times New Roman" w:hAnsi="Times New Roman" w:eastAsia="Times New Roman" w:cs="Times New Roman"/>
+        </w:rPr>
+        <w:drawing>
+          <wp:inline>
+            <wp:extent cx="3600000" cy="2602749"/>
+            <wp:effectExtent b="0" l="0" r="0" t="0"/>
+            <wp:docPr descr="" title="" id="59" name="Picture"/>
+            <a:graphic>
+              <a:graphicData uri="http://schemas.openxmlformats.org/drawingml/2006/picture">
+                <pic:pic>
+                  <pic:nvPicPr>
+                    <pic:cNvPr descr="7a27bc1233df2926a113f9c66fbdb6cc9c807c0f2224928410b23343f6e398e3.jpg" id="60" name="Picture"/>
+                    <pic:cNvPicPr>
+                      <a:picLocks noChangeArrowheads="1" noChangeAspect="1"/>
+                    </pic:cNvPicPr>
+                  </pic:nvPicPr>
+                  <pic:blipFill>
+                    <a:blip r:embed="rId58"/>
+                    <a:stretch>
+                      <a:fillRect/>
+                    </a:stretch>
+                  </pic:blipFill>
+                  <pic:spPr bwMode="auto">
+                    <a:xfrm>
+                      <a:off x="0" y="0"/>
+                      <a:ext cx="3600000" cy="2602749"/>
+                    </a:xfrm>
+                    <a:prstGeom prst="rect">
+                      <a:avLst/>
+                    </a:prstGeom>
+                    <a:noFill/>
+                    <a:ln w="9525">
+                      <a:noFill/>
+                      <a:headEnd/>
+                      <a:tailEnd/>
+                    </a:ln>
+                  </pic:spPr>
+                </pic:pic>
+              </a:graphicData>
+            </a:graphic>
+          </wp:inline>
+        </w:drawing>
       </w:r>
     </w:p>
     <w:p>
@@ -30717,33 +31326,171 @@
       </w:pPr>
       <w:r>
         <w:rPr>
-          <w:rFonts w:ascii="Times New Roman" w:hAnsi="Times New Roman" w:eastAsia="Times New Roman" w:cs="Times New Roman"/>
-        </w:rPr>
-        <w:t xml:space="preserve">6-1 </w:t>
-      </w:r>
-      <w:r>
-        <w:rPr>
-          <w:rFonts w:hint="eastAsia" w:ascii="Times New Roman" w:hAnsi="Times New Roman" w:eastAsia="FangSong" w:cs="Times New Roman"/>
-        </w:rPr>
-        <w:t xml:space="preserve">给出</w:t>
-      </w:r>
-      <w:r>
-        <w:rPr>
-          <w:rFonts w:ascii="Times New Roman" w:hAnsi="Times New Roman" w:eastAsia="Times New Roman" w:cs="Times New Roman"/>
-        </w:rPr>
-        <w:t xml:space="preserve"> X </w:t>
-      </w:r>
-      <w:r>
-        <w:rPr>
-          <w:rFonts w:hint="eastAsia" w:ascii="Times New Roman" w:hAnsi="Times New Roman" w:eastAsia="FangSong" w:cs="Times New Roman"/>
-        </w:rPr>
-        <w:t>的元素符号</w:t>
-      </w:r>
-      <w:r>
-        <w:rPr>
-          <w:rFonts w:hint="eastAsia" w:ascii="Times New Roman" w:hAnsi="Times New Roman" w:eastAsia="Times New Roman" w:cs="Times New Roman"/>
-        </w:rPr>
-        <w:t>。</w:t>
+          <w:rFonts w:hint="eastAsia" w:ascii="Times New Roman" w:hAnsi="Times New Roman" w:eastAsia="Times New Roman" w:cs="Times New Roman"/>
+        </w:rPr>
+        <w:t>（</w:t>
+      </w:r>
+      <w:r>
+        <w:rPr>
+          <w:rFonts w:hint="eastAsia" w:ascii="Times New Roman" w:hAnsi="Times New Roman" w:eastAsia="FangSong" w:cs="Times New Roman"/>
+        </w:rPr>
+        <w:t>第</w:t>
+      </w:r>
+      <w:r>
+        <w:rPr>
+          <w:rFonts w:ascii="Times New Roman" w:hAnsi="Times New Roman" w:eastAsia="Times New Roman" w:cs="Times New Roman"/>
+        </w:rPr>
+        <w:t xml:space="preserve"> 5 </w:t>
+      </w:r>
+      <w:r>
+        <w:rPr>
+          <w:rFonts w:hint="eastAsia" w:ascii="Times New Roman" w:hAnsi="Times New Roman" w:eastAsia="FangSong" w:cs="Times New Roman"/>
+        </w:rPr>
+        <w:t>题图</w:t>
+      </w:r>
+      <w:r>
+        <w:rPr>
+          <w:rFonts w:hint="eastAsia" w:ascii="Times New Roman" w:hAnsi="Times New Roman" w:eastAsia="Times New Roman" w:cs="Times New Roman"/>
+        </w:rPr>
+        <w:t>：A</w:t>
+      </w:r>
+      <w:r>
+        <w:rPr>
+          <w:rFonts w:ascii="Times New Roman" w:hAnsi="Times New Roman" w:eastAsia="Times New Roman" w:cs="Times New Roman"/>
+        </w:rPr>
+        <w:t xml:space="preserve"> </w:t>
+      </w:r>
+      <w:r>
+        <w:rPr>
+          <w:rFonts w:hint="eastAsia" w:ascii="Times New Roman" w:hAnsi="Times New Roman" w:eastAsia="FangSong" w:cs="Times New Roman"/>
+        </w:rPr>
+        <w:t>加热</w:t>
+      </w:r>
+      <w:r>
+        <w:rPr>
+          <w:rFonts w:hint="eastAsia" w:ascii="Times New Roman" w:hAnsi="Times New Roman" w:eastAsia="Times New Roman" w:cs="Times New Roman"/>
+        </w:rPr>
+        <w:t>①</w:t>
+      </w:r>
+      <w:r>
+        <w:rPr>
+          <w:rFonts w:ascii="Times New Roman" w:hAnsi="Times New Roman" w:eastAsia="Times New Roman" w:cs="Times New Roman"/>
+        </w:rPr>
+        <w:t xml:space="preserve"> → </w:t>
+      </w:r>
+      <w:r>
+        <w:rPr>
+          <w:rFonts w:hint="eastAsia" w:ascii="Times New Roman" w:hAnsi="Times New Roman" w:eastAsia="Times New Roman" w:cs="Times New Roman"/>
+        </w:rPr>
+        <w:t>B、D、E；B＋</w:t>
+      </w:r>
+      <w:r>
+        <w:rPr>
+          <w:rFonts w:hint="eastAsia" w:ascii="Times New Roman" w:hAnsi="Times New Roman" w:eastAsia="FangSong" w:cs="Times New Roman"/>
+        </w:rPr>
+        <w:t>稀盐酸</w:t>
+      </w:r>
+      <w:r>
+        <w:rPr>
+          <w:rFonts w:ascii="Times New Roman" w:hAnsi="Times New Roman" w:eastAsia="Times New Roman" w:cs="Times New Roman"/>
+        </w:rPr>
+        <w:t xml:space="preserve"> → </w:t>
+      </w:r>
+      <w:r>
+        <w:rPr>
+          <w:rFonts w:hint="eastAsia" w:ascii="Times New Roman" w:hAnsi="Times New Roman" w:eastAsia="Times New Roman" w:cs="Times New Roman"/>
+        </w:rPr>
+        <w:t xml:space="preserve">F＋C；D＋E</w:t>
+      </w:r>
+      <w:r>
+        <w:rPr>
+          <w:rFonts w:ascii="Times New Roman" w:hAnsi="Times New Roman" w:eastAsia="Times New Roman" w:cs="Times New Roman"/>
+        </w:rPr>
+        <w:t xml:space="preserve"> </w:t>
+      </w:r>
+      <w:r>
+        <w:rPr>
+          <w:rFonts w:hint="eastAsia" w:ascii="Times New Roman" w:hAnsi="Times New Roman" w:eastAsia="FangSong" w:cs="Times New Roman"/>
+        </w:rPr>
+        <w:t xml:space="preserve">高温</w:t>
+      </w:r>
+      <w:r>
+        <w:rPr>
+          <w:rFonts w:ascii="Times New Roman" w:hAnsi="Times New Roman" w:eastAsia="Times New Roman" w:cs="Times New Roman"/>
+        </w:rPr>
+        <w:t xml:space="preserve"> → </w:t>
+      </w:r>
+      <w:r>
+        <w:rPr>
+          <w:rFonts w:hint="eastAsia" w:ascii="Times New Roman" w:hAnsi="Times New Roman" w:eastAsia="Times New Roman" w:cs="Times New Roman"/>
+        </w:rPr>
+        <w:t>C＋G；G＋</w:t>
+      </w:r>
+      <w:r>
+        <w:rPr>
+          <w:rFonts w:hint="eastAsia" w:ascii="Times New Roman" w:hAnsi="Times New Roman" w:eastAsia="FangSong" w:cs="Times New Roman"/>
+        </w:rPr>
+        <w:t>稀盐酸</w:t>
+      </w:r>
+      <w:r>
+        <w:rPr>
+          <w:rFonts w:ascii="Times New Roman" w:hAnsi="Times New Roman" w:eastAsia="Times New Roman" w:cs="Times New Roman"/>
+        </w:rPr>
+        <w:t xml:space="preserve"> → </w:t>
+      </w:r>
+      <w:r>
+        <w:rPr>
+          <w:rFonts w:hint="eastAsia" w:ascii="Times New Roman" w:hAnsi="Times New Roman" w:eastAsia="Times New Roman" w:cs="Times New Roman"/>
+        </w:rPr>
+        <w:t>H；E＋</w:t>
+      </w:r>
+      <w:r>
+        <w:rPr>
+          <w:rFonts w:hint="eastAsia" w:ascii="Times New Roman" w:hAnsi="Times New Roman" w:eastAsia="FangSong" w:cs="Times New Roman"/>
+        </w:rPr>
+        <w:t>稀盐酸</w:t>
+      </w:r>
+      <w:r>
+        <w:rPr>
+          <w:rFonts w:ascii="Times New Roman" w:hAnsi="Times New Roman" w:eastAsia="Times New Roman" w:cs="Times New Roman"/>
+        </w:rPr>
+        <w:t xml:space="preserve"> → </w:t>
+      </w:r>
+      <w:r>
+        <w:rPr>
+          <w:rFonts w:hint="eastAsia" w:ascii="Times New Roman" w:hAnsi="Times New Roman" w:eastAsia="Times New Roman" w:cs="Times New Roman"/>
+        </w:rPr>
+        <w:t xml:space="preserve">I；H</w:t>
+      </w:r>
+      <w:r>
+        <w:rPr>
+          <w:rFonts w:ascii="Times New Roman" w:hAnsi="Times New Roman" w:eastAsia="Times New Roman" w:cs="Times New Roman"/>
+        </w:rPr>
+        <w:t xml:space="preserve"> </w:t>
+      </w:r>
+      <w:r>
+        <w:rPr>
+          <w:rFonts w:hint="eastAsia" w:ascii="Times New Roman" w:hAnsi="Times New Roman" w:eastAsia="FangSong" w:cs="Times New Roman"/>
+        </w:rPr>
+        <w:t xml:space="preserve">与</w:t>
+      </w:r>
+      <w:r>
+        <w:rPr>
+          <w:rFonts w:ascii="Times New Roman" w:hAnsi="Times New Roman" w:eastAsia="Times New Roman" w:cs="Times New Roman"/>
+        </w:rPr>
+        <w:t xml:space="preserve"> I </w:t>
+      </w:r>
+      <w:r>
+        <w:rPr>
+          <w:rFonts w:hint="eastAsia" w:ascii="Times New Roman" w:hAnsi="Times New Roman" w:eastAsia="FangSong" w:cs="Times New Roman"/>
+        </w:rPr>
+        <w:t>相互转化</w:t>
+      </w:r>
+      <w:r>
+        <w:rPr>
+          <w:rFonts w:hint="eastAsia" w:ascii="Times New Roman" w:hAnsi="Times New Roman" w:eastAsia="Times New Roman" w:cs="Times New Roman"/>
+        </w:rPr>
+        <w:t>）</w:t>
       </w:r>
     </w:p>
     <w:p>
@@ -30752,65 +31499,183 @@
       </w:pPr>
       <w:r>
         <w:rPr>
-          <w:rFonts w:ascii="Times New Roman" w:hAnsi="Times New Roman" w:eastAsia="Times New Roman" w:cs="Times New Roman"/>
-        </w:rPr>
-        <w:t xml:space="preserve">6-2 </w:t>
-      </w:r>
-      <w:r>
-        <w:rPr>
-          <w:rFonts w:hint="eastAsia" w:ascii="Times New Roman" w:hAnsi="Times New Roman" w:eastAsia="FangSong" w:cs="Times New Roman"/>
-        </w:rPr>
-        <w:t xml:space="preserve">画出</w:t>
-      </w:r>
-      <w:r>
-        <w:rPr>
-          <w:rFonts w:ascii="Times New Roman" w:hAnsi="Times New Roman" w:eastAsia="Times New Roman" w:cs="Times New Roman"/>
-        </w:rPr>
-        <w:t xml:space="preserve"> </w:t>
-      </w:r>
-      <m:oMath>
-        <m:r>
-          <m:rPr>
-            <m:sty m:val="p"/>
-          </m:rPr>
-          <m:t>X</m:t>
-        </m:r>
-        <m:r>
-          <m:rPr>
-            <m:sty m:val="p"/>
-          </m:rPr>
-          <m:t>C</m:t>
-        </m:r>
-        <m:sSub>
-          <m:e>
-            <m:r>
-              <m:rPr>
-                <m:sty m:val="p"/>
-              </m:rPr>
-              <m:t>l</m:t>
-            </m:r>
-          </m:e>
-          <m:sub>
-            <m:r>
-              <m:rPr>
-                <m:sty m:val="p"/>
-              </m:rPr>
-              <m:t>2</m:t>
-            </m:r>
-          </m:sub>
-        </m:sSub>
-      </m:oMath>
-      <w:r>
-        <w:rPr>
-          <w:rFonts w:ascii="Times New Roman" w:hAnsi="Times New Roman" w:eastAsia="Times New Roman" w:cs="Times New Roman"/>
-        </w:rPr>
-        <w:t xml:space="preserve"> </w:t>
-      </w:r>
-      <w:r>
-        <w:rPr>
-          <w:rFonts w:hint="eastAsia" w:ascii="Times New Roman" w:hAnsi="Times New Roman" w:eastAsia="FangSong" w:cs="Times New Roman"/>
-        </w:rPr>
-        <w:t>在气态和固态时的立体结构</w:t>
+          <w:rFonts w:hint="eastAsia" w:ascii="Times New Roman" w:hAnsi="Times New Roman" w:eastAsia="FangSong" w:cs="Times New Roman"/>
+        </w:rPr>
+        <w:t>已知</w:t>
+      </w:r>
+      <w:r>
+        <w:rPr>
+          <w:rFonts w:hint="eastAsia" w:ascii="Times New Roman" w:hAnsi="Times New Roman" w:eastAsia="Times New Roman" w:cs="Times New Roman"/>
+        </w:rPr>
+        <w:t>：A</w:t>
+      </w:r>
+      <w:r>
+        <w:rPr>
+          <w:rFonts w:ascii="Times New Roman" w:hAnsi="Times New Roman" w:eastAsia="Times New Roman" w:cs="Times New Roman"/>
+        </w:rPr>
+        <w:t xml:space="preserve"> </w:t>
+      </w:r>
+      <w:r>
+        <w:rPr>
+          <w:rFonts w:hint="eastAsia" w:ascii="Times New Roman" w:hAnsi="Times New Roman" w:eastAsia="FangSong" w:cs="Times New Roman"/>
+        </w:rPr>
+        <w:t>中含二种阳离子和一种带二个单位负电荷的阴离子</w:t>
+      </w:r>
+      <w:r>
+        <w:rPr>
+          <w:rFonts w:hint="eastAsia" w:ascii="Times New Roman" w:hAnsi="Times New Roman" w:eastAsia="Times New Roman" w:cs="Times New Roman"/>
+        </w:rPr>
+        <w:t>，</w:t>
+      </w:r>
+      <w:r>
+        <w:rPr>
+          <w:rFonts w:hint="eastAsia" w:ascii="Times New Roman" w:hAnsi="Times New Roman" w:eastAsia="FangSong" w:cs="Times New Roman"/>
+        </w:rPr>
+        <w:t>三种离子的个数比为</w:t>
+      </w:r>
+      <w:r>
+        <w:rPr>
+          <w:rFonts w:ascii="Times New Roman" w:hAnsi="Times New Roman" w:eastAsia="Times New Roman" w:cs="Times New Roman"/>
+        </w:rPr>
+        <w:t xml:space="preserve"> </w:t>
+      </w:r>
+      <w:r>
+        <w:rPr>
+          <w:rFonts w:hint="eastAsia" w:ascii="Times New Roman" w:hAnsi="Times New Roman" w:eastAsia="Times New Roman" w:cs="Times New Roman"/>
+        </w:rPr>
+        <w:t>3:1:3。</w:t>
+      </w:r>
+      <w:r>
+        <w:rPr>
+          <w:rFonts w:hint="eastAsia" w:ascii="Times New Roman" w:hAnsi="Times New Roman" w:eastAsia="FangSong" w:cs="Times New Roman"/>
+        </w:rPr>
+        <w:t>阴离子中各元素的质量分数与</w:t>
+      </w:r>
+      <w:r>
+        <w:rPr>
+          <w:rFonts w:ascii="Times New Roman" w:hAnsi="Times New Roman" w:eastAsia="Times New Roman" w:cs="Times New Roman"/>
+        </w:rPr>
+        <w:t xml:space="preserve"> C </w:t>
+      </w:r>
+      <w:r>
+        <w:rPr>
+          <w:rFonts w:hint="eastAsia" w:ascii="Times New Roman" w:hAnsi="Times New Roman" w:eastAsia="FangSong" w:cs="Times New Roman"/>
+        </w:rPr>
+        <w:t xml:space="preserve">相同且式量是</w:t>
+      </w:r>
+      <w:r>
+        <w:rPr>
+          <w:rFonts w:ascii="Times New Roman" w:hAnsi="Times New Roman" w:eastAsia="Times New Roman" w:cs="Times New Roman"/>
+        </w:rPr>
+        <w:t xml:space="preserve"> C </w:t>
+      </w:r>
+      <w:r>
+        <w:rPr>
+          <w:rFonts w:hint="eastAsia" w:ascii="Times New Roman" w:hAnsi="Times New Roman" w:eastAsia="FangSong" w:cs="Times New Roman"/>
+        </w:rPr>
+        <w:t xml:space="preserve">的</w:t>
+      </w:r>
+      <w:r>
+        <w:rPr>
+          <w:rFonts w:ascii="Times New Roman" w:hAnsi="Times New Roman" w:eastAsia="Times New Roman" w:cs="Times New Roman"/>
+        </w:rPr>
+        <w:t xml:space="preserve"> 2 </w:t>
+      </w:r>
+      <w:r>
+        <w:rPr>
+          <w:rFonts w:hint="eastAsia" w:ascii="Times New Roman" w:hAnsi="Times New Roman" w:eastAsia="FangSong" w:cs="Times New Roman"/>
+        </w:rPr>
+        <w:t>倍</w:t>
+      </w:r>
+      <w:r>
+        <w:rPr>
+          <w:rFonts w:hint="eastAsia" w:ascii="Times New Roman" w:hAnsi="Times New Roman" w:eastAsia="Times New Roman" w:cs="Times New Roman"/>
+        </w:rPr>
+        <w:t>。C、D</w:t>
+      </w:r>
+      <w:r>
+        <w:rPr>
+          <w:rFonts w:ascii="Times New Roman" w:hAnsi="Times New Roman" w:eastAsia="Times New Roman" w:cs="Times New Roman"/>
+        </w:rPr>
+        <w:t xml:space="preserve"> </w:t>
+      </w:r>
+      <w:r>
+        <w:rPr>
+          <w:rFonts w:hint="eastAsia" w:ascii="Times New Roman" w:hAnsi="Times New Roman" w:eastAsia="FangSong" w:cs="Times New Roman"/>
+        </w:rPr>
+        <w:t>都为气体且含有元素种类相同</w:t>
+      </w:r>
+      <w:r>
+        <w:rPr>
+          <w:rFonts w:hint="eastAsia" w:ascii="Times New Roman" w:hAnsi="Times New Roman" w:eastAsia="Times New Roman" w:cs="Times New Roman"/>
+        </w:rPr>
+        <w:t>，C</w:t>
+      </w:r>
+      <w:r>
+        <w:rPr>
+          <w:rFonts w:ascii="Times New Roman" w:hAnsi="Times New Roman" w:eastAsia="Times New Roman" w:cs="Times New Roman"/>
+        </w:rPr>
+        <w:t xml:space="preserve"> </w:t>
+      </w:r>
+      <w:r>
+        <w:rPr>
+          <w:rFonts w:hint="eastAsia" w:ascii="Times New Roman" w:hAnsi="Times New Roman" w:eastAsia="FangSong" w:cs="Times New Roman"/>
+        </w:rPr>
+        <w:t>能使澄清石灰水变浑浊</w:t>
+      </w:r>
+      <w:r>
+        <w:rPr>
+          <w:rFonts w:hint="eastAsia" w:ascii="Times New Roman" w:hAnsi="Times New Roman" w:eastAsia="Times New Roman" w:cs="Times New Roman"/>
+        </w:rPr>
+        <w:t>，E</w:t>
+      </w:r>
+      <w:r>
+        <w:rPr>
+          <w:rFonts w:ascii="Times New Roman" w:hAnsi="Times New Roman" w:eastAsia="Times New Roman" w:cs="Times New Roman"/>
+        </w:rPr>
+        <w:t xml:space="preserve"> </w:t>
+      </w:r>
+      <w:r>
+        <w:rPr>
+          <w:rFonts w:hint="eastAsia" w:ascii="Times New Roman" w:hAnsi="Times New Roman" w:eastAsia="FangSong" w:cs="Times New Roman"/>
+        </w:rPr>
+        <w:t>是一种红棕色的颜料</w:t>
+      </w:r>
+      <w:r>
+        <w:rPr>
+          <w:rFonts w:hint="eastAsia" w:ascii="Times New Roman" w:hAnsi="Times New Roman" w:eastAsia="Times New Roman" w:cs="Times New Roman"/>
+        </w:rPr>
+        <w:t>，F</w:t>
+      </w:r>
+      <w:r>
+        <w:rPr>
+          <w:rFonts w:ascii="Times New Roman" w:hAnsi="Times New Roman" w:eastAsia="Times New Roman" w:cs="Times New Roman"/>
+        </w:rPr>
+        <w:t xml:space="preserve"> </w:t>
+      </w:r>
+      <w:r>
+        <w:rPr>
+          <w:rFonts w:hint="eastAsia" w:ascii="Times New Roman" w:hAnsi="Times New Roman" w:eastAsia="FangSong" w:cs="Times New Roman"/>
+        </w:rPr>
+        <w:t>的焰色反应呈紫色</w:t>
+      </w:r>
+      <w:r>
+        <w:rPr>
+          <w:rFonts w:hint="eastAsia" w:ascii="Times New Roman" w:hAnsi="Times New Roman" w:eastAsia="Times New Roman" w:cs="Times New Roman"/>
+        </w:rPr>
+        <w:t>，I</w:t>
+      </w:r>
+      <w:r>
+        <w:rPr>
+          <w:rFonts w:ascii="Times New Roman" w:hAnsi="Times New Roman" w:eastAsia="Times New Roman" w:cs="Times New Roman"/>
+        </w:rPr>
+        <w:t xml:space="preserve"> </w:t>
+      </w:r>
+      <w:r>
+        <w:rPr>
+          <w:rFonts w:hint="eastAsia" w:ascii="Times New Roman" w:hAnsi="Times New Roman" w:eastAsia="FangSong" w:cs="Times New Roman"/>
+        </w:rPr>
+        <w:t>能使苯酚溶液显紫色</w:t>
       </w:r>
       <w:r>
         <w:rPr>
@@ -30827,81 +31692,25 @@
         <w:rPr>
           <w:rFonts w:ascii="Times New Roman" w:hAnsi="Times New Roman" w:eastAsia="Times New Roman" w:cs="Times New Roman"/>
         </w:rPr>
-        <w:t xml:space="preserve">6-3</w:t>
-      </w:r>
-      <w:r>
-        <w:rPr>
-          <w:rFonts w:ascii="Times New Roman" w:hAnsi="Times New Roman" w:eastAsia="Times New Roman" w:cs="Times New Roman"/>
-        </w:rPr>
-        <w:t xml:space="preserve"> </w:t>
-      </w:r>
-      <m:oMath>
-        <m:r>
-          <m:rPr>
-            <m:sty m:val="p"/>
-          </m:rPr>
-          <m:t>X</m:t>
-        </m:r>
-        <m:r>
-          <m:rPr>
-            <m:sty m:val="p"/>
-          </m:rPr>
-          <m:t>C</m:t>
-        </m:r>
-        <m:sSub>
-          <m:e>
-            <m:r>
-              <m:rPr>
-                <m:sty m:val="p"/>
-              </m:rPr>
-              <m:t>l</m:t>
-            </m:r>
-          </m:e>
-          <m:sub>
-            <m:r>
-              <m:rPr>
-                <m:sty m:val="p"/>
-              </m:rPr>
-              <m:t>2</m:t>
-            </m:r>
-          </m:sub>
-        </m:sSub>
-      </m:oMath>
-      <w:r>
-        <w:rPr>
-          <w:rFonts w:ascii="Times New Roman" w:hAnsi="Times New Roman" w:eastAsia="Times New Roman" w:cs="Times New Roman"/>
-        </w:rPr>
-        <w:t xml:space="preserve"> </w:t>
-      </w:r>
-      <w:r>
-        <w:rPr>
-          <w:rFonts w:hint="eastAsia" w:ascii="Times New Roman" w:hAnsi="Times New Roman" w:eastAsia="FangSong" w:cs="Times New Roman"/>
-        </w:rPr>
-        <w:t xml:space="preserve">与</w:t>
-      </w:r>
-      <w:r>
-        <w:rPr>
-          <w:rFonts w:ascii="Times New Roman" w:hAnsi="Times New Roman" w:eastAsia="Times New Roman" w:cs="Times New Roman"/>
-        </w:rPr>
-        <w:t xml:space="preserve"> CsCl </w:t>
-      </w:r>
-      <w:r>
-        <w:rPr>
-          <w:rFonts w:hint="eastAsia" w:ascii="Times New Roman" w:hAnsi="Times New Roman" w:eastAsia="FangSong" w:cs="Times New Roman"/>
-        </w:rPr>
-        <w:t>在水溶液中反应得到一负一价的阴离子</w:t>
-      </w:r>
-      <w:r>
-        <w:rPr>
-          <w:rFonts w:hint="eastAsia" w:ascii="Times New Roman" w:hAnsi="Times New Roman" w:eastAsia="Times New Roman" w:cs="Times New Roman"/>
-        </w:rPr>
-        <w:t>，</w:t>
-      </w:r>
-      <w:r>
-        <w:rPr>
-          <w:rFonts w:hint="eastAsia" w:ascii="Times New Roman" w:hAnsi="Times New Roman" w:eastAsia="FangSong" w:cs="Times New Roman"/>
-        </w:rPr>
-        <w:t>画出阴离子的结构</w:t>
+        <w:t xml:space="preserve">5-1 </w:t>
+      </w:r>
+      <w:r>
+        <w:rPr>
+          <w:rFonts w:hint="eastAsia" w:ascii="Times New Roman" w:hAnsi="Times New Roman" w:eastAsia="FangSong" w:cs="Times New Roman"/>
+        </w:rPr>
+        <w:t xml:space="preserve">写出</w:t>
+      </w:r>
+      <w:r>
+        <w:rPr>
+          <w:rFonts w:ascii="Times New Roman" w:hAnsi="Times New Roman" w:eastAsia="Times New Roman" w:cs="Times New Roman"/>
+        </w:rPr>
+        <w:t xml:space="preserve"> C </w:t>
+      </w:r>
+      <w:r>
+        <w:rPr>
+          <w:rFonts w:hint="eastAsia" w:ascii="Times New Roman" w:hAnsi="Times New Roman" w:eastAsia="FangSong" w:cs="Times New Roman"/>
+        </w:rPr>
+        <w:t>的化学式</w:t>
       </w:r>
       <w:r>
         <w:rPr>
@@ -30918,69 +31727,25 @@
         <w:rPr>
           <w:rFonts w:ascii="Times New Roman" w:hAnsi="Times New Roman" w:eastAsia="Times New Roman" w:cs="Times New Roman"/>
         </w:rPr>
-        <w:t xml:space="preserve">6-4</w:t>
-      </w:r>
-      <w:r>
-        <w:rPr>
-          <w:rFonts w:ascii="Times New Roman" w:hAnsi="Times New Roman" w:eastAsia="Times New Roman" w:cs="Times New Roman"/>
-        </w:rPr>
-        <w:t xml:space="preserve"> </w:t>
-      </w:r>
-      <m:oMath>
-        <m:r>
-          <m:rPr>
-            <m:sty m:val="p"/>
-          </m:rPr>
-          <m:t>X</m:t>
-        </m:r>
-        <m:r>
-          <m:rPr>
-            <m:sty m:val="p"/>
-          </m:rPr>
-          <m:t>C</m:t>
-        </m:r>
-        <m:sSub>
-          <m:e>
-            <m:r>
-              <m:rPr>
-                <m:sty m:val="p"/>
-              </m:rPr>
-              <m:t>l</m:t>
-            </m:r>
-          </m:e>
-          <m:sub>
-            <m:r>
-              <m:rPr>
-                <m:sty m:val="p"/>
-              </m:rPr>
-              <m:t>4</m:t>
-            </m:r>
-          </m:sub>
-        </m:sSub>
-      </m:oMath>
-      <w:r>
-        <w:rPr>
-          <w:rFonts w:ascii="Times New Roman" w:hAnsi="Times New Roman" w:eastAsia="Times New Roman" w:cs="Times New Roman"/>
-        </w:rPr>
-        <w:t xml:space="preserve"> </w:t>
-      </w:r>
-      <w:r>
-        <w:rPr>
-          <w:rFonts w:hint="eastAsia" w:ascii="Times New Roman" w:hAnsi="Times New Roman" w:eastAsia="FangSong" w:cs="Times New Roman"/>
-        </w:rPr>
-        <w:t>在空气中容易发烟</w:t>
-      </w:r>
-      <w:r>
-        <w:rPr>
-          <w:rFonts w:hint="eastAsia" w:ascii="Times New Roman" w:hAnsi="Times New Roman" w:eastAsia="Times New Roman" w:cs="Times New Roman"/>
-        </w:rPr>
-        <w:t>，</w:t>
-      </w:r>
-      <w:r>
-        <w:rPr>
-          <w:rFonts w:hint="eastAsia" w:ascii="Times New Roman" w:hAnsi="Times New Roman" w:eastAsia="FangSong" w:cs="Times New Roman"/>
-        </w:rPr>
-        <w:t>写出反应方程式</w:t>
+        <w:t xml:space="preserve">5-2 </w:t>
+      </w:r>
+      <w:r>
+        <w:rPr>
+          <w:rFonts w:hint="eastAsia" w:ascii="Times New Roman" w:hAnsi="Times New Roman" w:eastAsia="FangSong" w:cs="Times New Roman"/>
+        </w:rPr>
+        <w:t xml:space="preserve">写出</w:t>
+      </w:r>
+      <w:r>
+        <w:rPr>
+          <w:rFonts w:ascii="Times New Roman" w:hAnsi="Times New Roman" w:eastAsia="Times New Roman" w:cs="Times New Roman"/>
+        </w:rPr>
+        <w:t xml:space="preserve"> A </w:t>
+      </w:r>
+      <w:r>
+        <w:rPr>
+          <w:rFonts w:hint="eastAsia" w:ascii="Times New Roman" w:hAnsi="Times New Roman" w:eastAsia="FangSong" w:cs="Times New Roman"/>
+        </w:rPr>
+        <w:t>的化学式</w:t>
       </w:r>
       <w:r>
         <w:rPr>
@@ -30997,13 +31762,7 @@
         <w:rPr>
           <w:rFonts w:ascii="Times New Roman" w:hAnsi="Times New Roman" w:eastAsia="Times New Roman" w:cs="Times New Roman"/>
         </w:rPr>
-        <w:t xml:space="preserve">6-5 </w:t>
-      </w:r>
-      <w:r>
-        <w:rPr>
-          <w:rFonts w:hint="eastAsia" w:ascii="Times New Roman" w:hAnsi="Times New Roman" w:eastAsia="FangSong" w:cs="Times New Roman"/>
-        </w:rPr>
-        <w:t xml:space="preserve">解释</w:t>
+        <w:t xml:space="preserve">5-3</w:t>
       </w:r>
       <w:r>
         <w:rPr>
@@ -31012,11 +31771,37 @@
         <w:t xml:space="preserve"> </w:t>
       </w:r>
       <m:oMath>
+        <m:oMathPr>
+          <m:ctrlPr>
+            <w:rPr>
+              <w:sz w:val="28"/>
+              <w:szCs w:val="28"/>
+            </w:rPr>
+          </m:ctrlPr>
+        </m:oMathPr>
         <m:r>
           <m:rPr>
             <m:sty m:val="p"/>
           </m:rPr>
-          <m:t>X</m:t>
+          <m:t>D</m:t>
+        </m:r>
+        <m:r>
+          <m:rPr>
+            <m:sty m:val="p"/>
+          </m:rPr>
+          <m:t>+</m:t>
+        </m:r>
+        <m:r>
+          <m:rPr>
+            <m:sty m:val="p"/>
+          </m:rPr>
+          <m:t>E</m:t>
+        </m:r>
+        <m:r>
+          <m:rPr>
+            <m:sty m:val="p"/>
+          </m:rPr>
+          <m:t>→</m:t>
         </m:r>
         <m:r>
           <m:rPr>
@@ -31024,74 +31809,117 @@
           </m:rPr>
           <m:t>C</m:t>
         </m:r>
+        <m:r>
+          <m:rPr>
+            <m:sty m:val="p"/>
+          </m:rPr>
+          <m:t>+</m:t>
+        </m:r>
+        <m:r>
+          <m:rPr>
+            <m:sty m:val="p"/>
+          </m:rPr>
+          <m:t>G</m:t>
+        </m:r>
+      </m:oMath>
+      <w:r>
+        <w:rPr>
+          <w:rFonts w:ascii="Times New Roman" w:hAnsi="Times New Roman" w:eastAsia="Times New Roman" w:cs="Times New Roman"/>
+        </w:rPr>
+        <w:t xml:space="preserve"> </w:t>
+      </w:r>
+      <w:r>
+        <w:rPr>
+          <w:rFonts w:hint="eastAsia" w:ascii="Times New Roman" w:hAnsi="Times New Roman" w:eastAsia="FangSong" w:cs="Times New Roman"/>
+        </w:rPr>
+        <w:t>的化学方程式</w:t>
+      </w:r>
+      <w:r>
+        <w:rPr>
+          <w:rFonts w:hint="eastAsia" w:ascii="Times New Roman" w:hAnsi="Times New Roman" w:eastAsia="Times New Roman" w:cs="Times New Roman"/>
+        </w:rPr>
+        <w:t>。</w:t>
+      </w:r>
+    </w:p>
+    <w:p>
+      <w:pPr>
+        <w:pStyle w:val="BodyText"/>
+      </w:pPr>
+      <w:r>
+        <w:rPr>
+          <w:rFonts w:ascii="Times New Roman" w:hAnsi="Times New Roman" w:eastAsia="Times New Roman" w:cs="Times New Roman"/>
+        </w:rPr>
+        <w:t xml:space="preserve">5-4</w:t>
+      </w:r>
+      <w:r>
+        <w:rPr>
+          <w:rFonts w:ascii="Times New Roman" w:hAnsi="Times New Roman" w:eastAsia="Times New Roman" w:cs="Times New Roman"/>
+        </w:rPr>
+        <w:t xml:space="preserve"> </w:t>
+      </w:r>
+      <m:oMath>
+        <m:oMathPr>
+          <m:ctrlPr>
+            <w:rPr>
+              <w:sz w:val="28"/>
+              <w:szCs w:val="28"/>
+            </w:rPr>
+          </m:ctrlPr>
+        </m:oMathPr>
+        <m:r>
+          <m:rPr>
+            <m:sty m:val="p"/>
+          </m:rPr>
+          <m:t>H</m:t>
+        </m:r>
+        <m:r>
+          <m:rPr>
+            <m:sty m:val="p"/>
+          </m:rPr>
+          <m:t>+</m:t>
+        </m:r>
         <m:sSub>
           <m:e>
             <m:r>
               <m:rPr>
                 <m:sty m:val="p"/>
               </m:rPr>
-              <m:t>l</m:t>
+              <m:t>H</m:t>
             </m:r>
           </m:e>
           <m:sub>
+            <m:r>
+              <m:t>2</m:t>
+            </m:r>
+          </m:sub>
+        </m:sSub>
+        <m:sSub>
+          <m:e>
             <m:r>
               <m:rPr>
                 <m:sty m:val="p"/>
               </m:rPr>
+              <m:t>O</m:t>
+            </m:r>
+          </m:e>
+          <m:sub>
+            <m:r>
               <m:t>2</m:t>
             </m:r>
           </m:sub>
         </m:sSub>
-      </m:oMath>
-      <w:r>
-        <w:rPr>
-          <w:rFonts w:ascii="Times New Roman" w:hAnsi="Times New Roman" w:eastAsia="Times New Roman" w:cs="Times New Roman"/>
-        </w:rPr>
-        <w:t xml:space="preserve"> </w:t>
-      </w:r>
-      <w:r>
-        <w:rPr>
-          <w:rFonts w:hint="eastAsia" w:ascii="Times New Roman" w:hAnsi="Times New Roman" w:eastAsia="FangSong" w:cs="Times New Roman"/>
-        </w:rPr>
-        <w:t xml:space="preserve">熔点高于</w:t>
-      </w:r>
-      <w:r>
-        <w:rPr>
-          <w:rFonts w:ascii="Times New Roman" w:hAnsi="Times New Roman" w:eastAsia="Times New Roman" w:cs="Times New Roman"/>
-        </w:rPr>
-        <w:t xml:space="preserve"> </w:t>
-      </w:r>
-      <m:oMath>
         <m:r>
           <m:rPr>
             <m:sty m:val="p"/>
           </m:rPr>
-          <m:t>X</m:t>
+          <m:t>→</m:t>
         </m:r>
         <m:r>
           <m:rPr>
             <m:sty m:val="p"/>
           </m:rPr>
-          <m:t>C</m:t>
-        </m:r>
-        <m:sSub>
-          <m:e>
-            <m:r>
-              <m:rPr>
-                <m:sty m:val="p"/>
-              </m:rPr>
-              <m:t>l</m:t>
-            </m:r>
-          </m:e>
-          <m:sub>
-            <m:r>
-              <m:rPr>
-                <m:sty m:val="p"/>
-              </m:rPr>
-              <m:t>4</m:t>
-            </m:r>
-          </m:sub>
-        </m:sSub>
+          <m:t>I</m:t>
+        </m:r>
       </m:oMath>
       <w:r>
         <w:rPr>
@@ -31103,7 +31931,7 @@
         <w:rPr>
           <w:rFonts w:hint="eastAsia" w:ascii="Times New Roman" w:hAnsi="Times New Roman" w:eastAsia="FangSong" w:cs="Times New Roman"/>
         </w:rPr>
-        <w:t>的原因</w:t>
+        <w:t>的离子方程式</w:t>
       </w:r>
       <w:r>
         <w:rPr>
@@ -31122,8 +31950,8 @@
         </w:pict>
       </w:r>
     </w:p>
-    <w:bookmarkEnd w:id="54"/>
-    <w:bookmarkStart w:id="55" w:name="元素推断-15"/>
+    <w:bookmarkEnd w:id="61"/>
+    <w:bookmarkStart w:id="62" w:name="联氨二盐酸盐沉淀推断"/>
     <w:p>
       <w:pPr>
         <w:pStyle w:val="Heading2"/>
@@ -31133,7 +31961,1430 @@
         <w:rPr>
           <w:rFonts w:ascii="Times New Roman" w:hAnsi="Times New Roman" w:eastAsia="Times New Roman" w:cs="Times New Roman"/>
         </w:rPr>
-        <w:t xml:space="preserve">5.39 </w:t>
+        <w:t xml:space="preserve">5.40 </w:t>
+      </w:r>
+      <w:r>
+        <w:rPr>
+          <w:rFonts w:hint="eastAsia" w:ascii="Times New Roman" w:hAnsi="Times New Roman" w:eastAsia="SimHei" w:cs="Times New Roman"/>
+        </w:rPr>
+        <w:t xml:space="preserve">联氨二盐酸盐沉淀推断</w:t>
+      </w:r>
+    </w:p>
+    <w:p>
+      <w:pPr>
+        <w:pStyle w:val="FirstParagraph"/>
+      </w:pPr>
+      <w:r>
+        <w:rPr>
+          <w:rFonts w:hint="eastAsia" w:ascii="Times New Roman" w:hAnsi="Times New Roman" w:eastAsia="FangSong" w:cs="Times New Roman"/>
+        </w:rPr>
+        <w:t>在实验室里</w:t>
+      </w:r>
+      <w:r>
+        <w:rPr>
+          <w:rFonts w:hint="eastAsia" w:ascii="Times New Roman" w:hAnsi="Times New Roman" w:eastAsia="Times New Roman" w:cs="Times New Roman"/>
+        </w:rPr>
+        <w:t>,</w:t>
+      </w:r>
+      <w:r>
+        <w:rPr>
+          <w:rFonts w:hint="eastAsia" w:ascii="Times New Roman" w:hAnsi="Times New Roman" w:eastAsia="FangSong" w:cs="Times New Roman"/>
+        </w:rPr>
+        <w:t>化学家们研究了某白色晶体</w:t>
+      </w:r>
+      <w:r>
+        <w:rPr>
+          <w:rFonts w:hint="eastAsia" w:ascii="Times New Roman" w:hAnsi="Times New Roman" w:eastAsia="Times New Roman" w:cs="Times New Roman"/>
+        </w:rPr>
+        <w:t>。</w:t>
+      </w:r>
+      <w:r>
+        <w:rPr>
+          <w:rFonts w:hint="eastAsia" w:ascii="Times New Roman" w:hAnsi="Times New Roman" w:eastAsia="FangSong" w:cs="Times New Roman"/>
+        </w:rPr>
+        <w:t>物质在水中很好溶解</w:t>
+      </w:r>
+      <w:r>
+        <w:rPr>
+          <w:rFonts w:hint="eastAsia" w:ascii="Times New Roman" w:hAnsi="Times New Roman" w:eastAsia="Times New Roman" w:cs="Times New Roman"/>
+        </w:rPr>
+        <w:t>,</w:t>
+      </w:r>
+      <w:r>
+        <w:rPr>
+          <w:rFonts w:hint="eastAsia" w:ascii="Times New Roman" w:hAnsi="Times New Roman" w:eastAsia="FangSong" w:cs="Times New Roman"/>
+        </w:rPr>
+        <w:t>形成酸性溶液</w:t>
+      </w:r>
+      <w:r>
+        <w:rPr>
+          <w:rFonts w:hint="eastAsia" w:ascii="Times New Roman" w:hAnsi="Times New Roman" w:eastAsia="Times New Roman" w:cs="Times New Roman"/>
+        </w:rPr>
+        <w:t>。</w:t>
+      </w:r>
+      <w:r>
+        <w:rPr>
+          <w:rFonts w:hint="eastAsia" w:ascii="Times New Roman" w:hAnsi="Times New Roman" w:eastAsia="FangSong" w:cs="Times New Roman"/>
+        </w:rPr>
+        <w:t>对</w:t>
+      </w:r>
+      <w:r>
+        <w:rPr>
+          <w:rFonts w:ascii="Times New Roman" w:hAnsi="Times New Roman" w:eastAsia="Times New Roman" w:cs="Times New Roman"/>
+        </w:rPr>
+        <w:t xml:space="preserve"> 1.00 g </w:t>
+      </w:r>
+      <w:r>
+        <w:rPr>
+          <w:rFonts w:hint="eastAsia" w:ascii="Times New Roman" w:hAnsi="Times New Roman" w:eastAsia="FangSong" w:cs="Times New Roman"/>
+        </w:rPr>
+        <w:t xml:space="preserve">该物质的水溶液滴加</w:t>
+      </w:r>
+      <w:r>
+        <w:rPr>
+          <w:rFonts w:ascii="Times New Roman" w:hAnsi="Times New Roman" w:eastAsia="Times New Roman" w:cs="Times New Roman"/>
+        </w:rPr>
+        <w:t xml:space="preserve"> AgNO</w:t>
+      </w:r>
+      <w:r>
+        <w:rPr>
+          <w:rFonts w:ascii="Times New Roman" w:hAnsi="Times New Roman" w:eastAsia="Times New Roman" w:cs="Times New Roman"/>
+          <w:vertAlign w:val="subscript"/>
+        </w:rPr>
+        <w:t>3</w:t>
+      </w:r>
+      <w:r>
+        <w:rPr>
+          <w:rFonts w:ascii="Times New Roman" w:hAnsi="Times New Roman" w:eastAsia="Times New Roman" w:cs="Times New Roman"/>
+        </w:rPr>
+        <w:t xml:space="preserve"> </w:t>
+      </w:r>
+      <w:r>
+        <w:rPr>
+          <w:rFonts w:hint="eastAsia" w:ascii="Times New Roman" w:hAnsi="Times New Roman" w:eastAsia="FangSong" w:cs="Times New Roman"/>
+        </w:rPr>
+        <w:t>溶液</w:t>
+      </w:r>
+      <w:r>
+        <w:rPr>
+          <w:rFonts w:hint="eastAsia" w:ascii="Times New Roman" w:hAnsi="Times New Roman" w:eastAsia="Times New Roman" w:cs="Times New Roman"/>
+        </w:rPr>
+        <w:t>,</w:t>
+      </w:r>
+      <w:r>
+        <w:rPr>
+          <w:rFonts w:hint="eastAsia" w:ascii="Times New Roman" w:hAnsi="Times New Roman" w:eastAsia="FangSong" w:cs="Times New Roman"/>
+        </w:rPr>
+        <w:t>形成</w:t>
+      </w:r>
+      <w:r>
+        <w:rPr>
+          <w:rFonts w:ascii="Times New Roman" w:hAnsi="Times New Roman" w:eastAsia="Times New Roman" w:cs="Times New Roman"/>
+        </w:rPr>
+        <w:t xml:space="preserve"> 2.73 g </w:t>
+      </w:r>
+      <w:r>
+        <w:rPr>
+          <w:rFonts w:hint="eastAsia" w:ascii="Times New Roman" w:hAnsi="Times New Roman" w:eastAsia="FangSong" w:cs="Times New Roman"/>
+        </w:rPr>
+        <w:t>白色沉淀</w:t>
+      </w:r>
+      <w:r>
+        <w:rPr>
+          <w:rFonts w:hint="eastAsia" w:ascii="Times New Roman" w:hAnsi="Times New Roman" w:eastAsia="Times New Roman" w:cs="Times New Roman"/>
+        </w:rPr>
+        <w:t>。</w:t>
+      </w:r>
+      <w:r>
+        <w:rPr>
+          <w:rFonts w:hint="eastAsia" w:ascii="Times New Roman" w:hAnsi="Times New Roman" w:eastAsia="FangSong" w:cs="Times New Roman"/>
+        </w:rPr>
+        <w:t>进一步加入</w:t>
+      </w:r>
+      <w:r>
+        <w:rPr>
+          <w:rFonts w:ascii="Times New Roman" w:hAnsi="Times New Roman" w:eastAsia="Times New Roman" w:cs="Times New Roman"/>
+        </w:rPr>
+        <w:t xml:space="preserve"> AgNO</w:t>
+      </w:r>
+      <w:r>
+        <w:rPr>
+          <w:rFonts w:ascii="Times New Roman" w:hAnsi="Times New Roman" w:eastAsia="Times New Roman" w:cs="Times New Roman"/>
+          <w:vertAlign w:val="subscript"/>
+        </w:rPr>
+        <w:t>3</w:t>
+      </w:r>
+      <w:r>
+        <w:rPr>
+          <w:rFonts w:ascii="Times New Roman" w:hAnsi="Times New Roman" w:eastAsia="Times New Roman" w:cs="Times New Roman"/>
+        </w:rPr>
+        <w:t xml:space="preserve"> </w:t>
+      </w:r>
+      <w:r>
+        <w:rPr>
+          <w:rFonts w:hint="eastAsia" w:ascii="Times New Roman" w:hAnsi="Times New Roman" w:eastAsia="FangSong" w:cs="Times New Roman"/>
+        </w:rPr>
+        <w:t>到过量</w:t>
+      </w:r>
+      <w:r>
+        <w:rPr>
+          <w:rFonts w:hint="eastAsia" w:ascii="Times New Roman" w:hAnsi="Times New Roman" w:eastAsia="Times New Roman" w:cs="Times New Roman"/>
+        </w:rPr>
+        <w:t>,</w:t>
+      </w:r>
+      <w:r>
+        <w:rPr>
+          <w:rFonts w:hint="eastAsia" w:ascii="Times New Roman" w:hAnsi="Times New Roman" w:eastAsia="FangSong" w:cs="Times New Roman"/>
+        </w:rPr>
+        <w:t>观察到黑色沉淀和气体的产生</w:t>
+      </w:r>
+      <w:r>
+        <w:rPr>
+          <w:rFonts w:hint="eastAsia" w:ascii="Times New Roman" w:hAnsi="Times New Roman" w:eastAsia="Times New Roman" w:cs="Times New Roman"/>
+        </w:rPr>
+        <w:t>,</w:t>
+      </w:r>
+      <w:r>
+        <w:rPr>
+          <w:rFonts w:hint="eastAsia" w:ascii="Times New Roman" w:hAnsi="Times New Roman" w:eastAsia="FangSong" w:cs="Times New Roman"/>
+        </w:rPr>
+        <w:t>气体密度是氢气的</w:t>
+      </w:r>
+      <w:r>
+        <w:rPr>
+          <w:rFonts w:ascii="Times New Roman" w:hAnsi="Times New Roman" w:eastAsia="Times New Roman" w:cs="Times New Roman"/>
+        </w:rPr>
+        <w:t xml:space="preserve"> 14 </w:t>
+      </w:r>
+      <w:r>
+        <w:rPr>
+          <w:rFonts w:hint="eastAsia" w:ascii="Times New Roman" w:hAnsi="Times New Roman" w:eastAsia="FangSong" w:cs="Times New Roman"/>
+        </w:rPr>
+        <w:t>倍</w:t>
+      </w:r>
+      <w:r>
+        <w:rPr>
+          <w:rFonts w:hint="eastAsia" w:ascii="Times New Roman" w:hAnsi="Times New Roman" w:eastAsia="Times New Roman" w:cs="Times New Roman"/>
+        </w:rPr>
+        <w:t>。</w:t>
+      </w:r>
+    </w:p>
+    <w:p>
+      <w:pPr>
+        <w:pStyle w:val="BodyText"/>
+      </w:pPr>
+      <w:r>
+        <w:rPr>
+          <w:rFonts w:ascii="Times New Roman" w:hAnsi="Times New Roman" w:eastAsia="Times New Roman" w:cs="Times New Roman"/>
+        </w:rPr>
+        <w:t xml:space="preserve">3-1 </w:t>
+      </w:r>
+      <w:r>
+        <w:rPr>
+          <w:rFonts w:hint="eastAsia" w:ascii="Times New Roman" w:hAnsi="Times New Roman" w:eastAsia="FangSong" w:cs="Times New Roman"/>
+        </w:rPr>
+        <w:t>确定化学家发现了什么物质</w:t>
+      </w:r>
+      <w:r>
+        <w:rPr>
+          <w:rFonts w:hint="eastAsia" w:ascii="Times New Roman" w:hAnsi="Times New Roman" w:eastAsia="Times New Roman" w:cs="Times New Roman"/>
+        </w:rPr>
+        <w:t>？</w:t>
+      </w:r>
+    </w:p>
+    <w:p>
+      <w:pPr>
+        <w:pStyle w:val="BodyText"/>
+      </w:pPr>
+      <w:r>
+        <w:rPr>
+          <w:rFonts w:ascii="Times New Roman" w:hAnsi="Times New Roman" w:eastAsia="Times New Roman" w:cs="Times New Roman"/>
+        </w:rPr>
+        <w:t xml:space="preserve">3-2 </w:t>
+      </w:r>
+      <w:r>
+        <w:rPr>
+          <w:rFonts w:hint="eastAsia" w:ascii="Times New Roman" w:hAnsi="Times New Roman" w:eastAsia="FangSong" w:cs="Times New Roman"/>
+        </w:rPr>
+        <w:t>写出反应方程式</w:t>
+      </w:r>
+      <w:r>
+        <w:rPr>
+          <w:rFonts w:hint="eastAsia" w:ascii="Times New Roman" w:hAnsi="Times New Roman" w:eastAsia="Times New Roman" w:cs="Times New Roman"/>
+        </w:rPr>
+        <w:t>。</w:t>
+      </w:r>
+    </w:p>
+    <w:p>
+      <w:pPr>
+        <w:spacing w:before="160" w:after="80"/>
+      </w:pPr>
+      <w:r>
+        <w:pict>
+          <v:rect style="width:0;height:1.5pt" o:hralign="center" o:hrstd="t" o:hr="t"/>
+        </w:pict>
+      </w:r>
+    </w:p>
+    <w:bookmarkEnd w:id="62"/>
+    <w:bookmarkStart w:id="63" w:name="sicl4推断"/>
+    <w:p>
+      <w:pPr>
+        <w:pStyle w:val="Heading2"/>
+        <w:spacing w:before="280" w:after="120"/>
+      </w:pPr>
+      <w:r>
+        <w:rPr>
+          <w:rFonts w:ascii="Times New Roman" w:hAnsi="Times New Roman" w:eastAsia="Times New Roman" w:cs="Times New Roman"/>
+        </w:rPr>
+        <w:t xml:space="preserve">5.41 </w:t>
+      </w:r>
+      <w:r>
+        <w:rPr>
+          <w:rFonts w:hint="eastAsia" w:ascii="Times New Roman" w:hAnsi="Times New Roman" w:eastAsia="Times New Roman" w:cs="Times New Roman"/>
+        </w:rPr>
+        <w:t>SiCl4</w:t>
+      </w:r>
+      <w:r>
+        <w:rPr>
+          <w:rFonts w:hint="eastAsia" w:ascii="Times New Roman" w:hAnsi="Times New Roman" w:eastAsia="SimHei" w:cs="Times New Roman"/>
+        </w:rPr>
+        <w:t>推断</w:t>
+      </w:r>
+    </w:p>
+    <w:p>
+      <w:pPr>
+        <w:pStyle w:val="FirstParagraph"/>
+      </w:pPr>
+      <w:r>
+        <w:rPr>
+          <w:rFonts w:hint="eastAsia" w:ascii="Times New Roman" w:hAnsi="Times New Roman" w:eastAsia="FangSong" w:cs="Times New Roman"/>
+        </w:rPr>
+        <w:t xml:space="preserve">某元素</w:t>
+      </w:r>
+      <w:r>
+        <w:rPr>
+          <w:rFonts w:ascii="Times New Roman" w:hAnsi="Times New Roman" w:eastAsia="Times New Roman" w:cs="Times New Roman"/>
+        </w:rPr>
+        <w:t xml:space="preserve"> A </w:t>
+      </w:r>
+      <w:r>
+        <w:rPr>
+          <w:rFonts w:hint="eastAsia" w:ascii="Times New Roman" w:hAnsi="Times New Roman" w:eastAsia="FangSong" w:cs="Times New Roman"/>
+        </w:rPr>
+        <w:t xml:space="preserve">能直接与卤族元素</w:t>
+      </w:r>
+      <w:r>
+        <w:rPr>
+          <w:rFonts w:ascii="Times New Roman" w:hAnsi="Times New Roman" w:eastAsia="Times New Roman" w:cs="Times New Roman"/>
+        </w:rPr>
+        <w:t xml:space="preserve"> B </w:t>
+      </w:r>
+      <w:r>
+        <w:rPr>
+          <w:rFonts w:hint="eastAsia" w:ascii="Times New Roman" w:hAnsi="Times New Roman" w:eastAsia="FangSong" w:cs="Times New Roman"/>
+        </w:rPr>
+        <w:t xml:space="preserve">反应生成</w:t>
+      </w:r>
+      <w:r>
+        <w:rPr>
+          <w:rFonts w:ascii="Times New Roman" w:hAnsi="Times New Roman" w:eastAsia="Times New Roman" w:cs="Times New Roman"/>
+        </w:rPr>
+        <w:t xml:space="preserve"> A </w:t>
+      </w:r>
+      <w:r>
+        <w:rPr>
+          <w:rFonts w:hint="eastAsia" w:ascii="Times New Roman" w:hAnsi="Times New Roman" w:eastAsia="FangSong" w:cs="Times New Roman"/>
+        </w:rPr>
+        <w:t>的最高氧化态化合物</w:t>
+      </w:r>
+      <w:r>
+        <w:rPr>
+          <w:rFonts w:hint="eastAsia" w:ascii="Times New Roman" w:hAnsi="Times New Roman" w:eastAsia="Times New Roman" w:cs="Times New Roman"/>
+        </w:rPr>
+        <w:t>，</w:t>
+      </w:r>
+      <w:r>
+        <w:rPr>
+          <w:rFonts w:hint="eastAsia" w:ascii="Times New Roman" w:hAnsi="Times New Roman" w:eastAsia="FangSong" w:cs="Times New Roman"/>
+        </w:rPr>
+        <w:t>在此化合物中</w:t>
+      </w:r>
+      <w:r>
+        <w:rPr>
+          <w:rFonts w:ascii="Times New Roman" w:hAnsi="Times New Roman" w:eastAsia="Times New Roman" w:cs="Times New Roman"/>
+        </w:rPr>
+        <w:t xml:space="preserve"> B </w:t>
+      </w:r>
+      <w:r>
+        <w:rPr>
+          <w:rFonts w:hint="eastAsia" w:ascii="Times New Roman" w:hAnsi="Times New Roman" w:eastAsia="FangSong" w:cs="Times New Roman"/>
+        </w:rPr>
+        <w:t xml:space="preserve">的含量占</w:t>
+      </w:r>
+      <w:r>
+        <w:rPr>
+          <w:rFonts w:ascii="Times New Roman" w:hAnsi="Times New Roman" w:eastAsia="Times New Roman" w:cs="Times New Roman"/>
+        </w:rPr>
+        <w:t xml:space="preserve"> </w:t>
+      </w:r>
+      <w:r>
+        <w:rPr>
+          <w:rFonts w:hint="eastAsia" w:ascii="Times New Roman" w:hAnsi="Times New Roman" w:eastAsia="Times New Roman" w:cs="Times New Roman"/>
+        </w:rPr>
+        <w:t>83.5%，</w:t>
+      </w:r>
+      <w:r>
+        <w:rPr>
+          <w:rFonts w:hint="eastAsia" w:ascii="Times New Roman" w:hAnsi="Times New Roman" w:eastAsia="FangSong" w:cs="Times New Roman"/>
+        </w:rPr>
+        <w:t>而在与此相应的氧化物中</w:t>
+      </w:r>
+      <w:r>
+        <w:rPr>
+          <w:rFonts w:hint="eastAsia" w:ascii="Times New Roman" w:hAnsi="Times New Roman" w:eastAsia="Times New Roman" w:cs="Times New Roman"/>
+        </w:rPr>
+        <w:t>，</w:t>
+      </w:r>
+      <w:r>
+        <w:rPr>
+          <w:rFonts w:hint="eastAsia" w:ascii="Times New Roman" w:hAnsi="Times New Roman" w:eastAsia="FangSong" w:cs="Times New Roman"/>
+        </w:rPr>
+        <w:t>氧的质量则占</w:t>
+      </w:r>
+      <w:r>
+        <w:rPr>
+          <w:rFonts w:ascii="Times New Roman" w:hAnsi="Times New Roman" w:eastAsia="Times New Roman" w:cs="Times New Roman"/>
+        </w:rPr>
+        <w:t xml:space="preserve"> </w:t>
+      </w:r>
+      <w:r>
+        <w:rPr>
+          <w:rFonts w:hint="eastAsia" w:ascii="Times New Roman" w:hAnsi="Times New Roman" w:eastAsia="Times New Roman" w:cs="Times New Roman"/>
+        </w:rPr>
+        <w:t>53.3%，</w:t>
+      </w:r>
+      <w:r>
+        <w:rPr>
+          <w:rFonts w:hint="eastAsia" w:ascii="Times New Roman" w:hAnsi="Times New Roman" w:eastAsia="FangSong" w:cs="Times New Roman"/>
+        </w:rPr>
+        <w:t>又它与</w:t>
+      </w:r>
+      <w:r>
+        <w:rPr>
+          <w:rFonts w:ascii="Times New Roman" w:hAnsi="Times New Roman" w:eastAsia="Times New Roman" w:cs="Times New Roman"/>
+        </w:rPr>
+        <w:t xml:space="preserve"> B </w:t>
+      </w:r>
+      <w:r>
+        <w:rPr>
+          <w:rFonts w:hint="eastAsia" w:ascii="Times New Roman" w:hAnsi="Times New Roman" w:eastAsia="FangSong" w:cs="Times New Roman"/>
+        </w:rPr>
+        <w:t>形成的此化合物为一无色透明的液体</w:t>
+      </w:r>
+      <w:r>
+        <w:rPr>
+          <w:rFonts w:hint="eastAsia" w:ascii="Times New Roman" w:hAnsi="Times New Roman" w:eastAsia="Times New Roman" w:cs="Times New Roman"/>
+        </w:rPr>
+        <w:t>，</w:t>
+      </w:r>
+      <w:r>
+        <w:rPr>
+          <w:rFonts w:hint="eastAsia" w:ascii="Times New Roman" w:hAnsi="Times New Roman" w:eastAsia="FangSong" w:cs="Times New Roman"/>
+        </w:rPr>
+        <w:t>沸点为</w:t>
+      </w:r>
+      <w:r>
+        <w:rPr>
+          <w:rFonts w:ascii="Times New Roman" w:hAnsi="Times New Roman" w:eastAsia="Times New Roman" w:cs="Times New Roman"/>
+        </w:rPr>
+        <w:t xml:space="preserve"> </w:t>
+      </w:r>
+      <w:r>
+        <w:rPr>
+          <w:rFonts w:hint="eastAsia" w:ascii="Times New Roman" w:hAnsi="Times New Roman" w:eastAsia="Times New Roman" w:cs="Times New Roman"/>
+        </w:rPr>
+        <w:t>57.6℃，</w:t>
+      </w:r>
+      <w:r>
+        <w:rPr>
+          <w:rFonts w:hint="eastAsia" w:ascii="Times New Roman" w:hAnsi="Times New Roman" w:eastAsia="FangSong" w:cs="Times New Roman"/>
+        </w:rPr>
+        <w:t>其蒸气对空气的相对密度约为</w:t>
+      </w:r>
+      <w:r>
+        <w:rPr>
+          <w:rFonts w:ascii="Times New Roman" w:hAnsi="Times New Roman" w:eastAsia="Times New Roman" w:cs="Times New Roman"/>
+        </w:rPr>
+        <w:t xml:space="preserve"> 5.87 </w:t>
+      </w:r>
+      <w:r>
+        <w:rPr>
+          <w:rFonts w:hint="eastAsia" w:ascii="Times New Roman" w:hAnsi="Times New Roman" w:eastAsia="FangSong" w:cs="Times New Roman"/>
+        </w:rPr>
+        <w:t>倍</w:t>
+      </w:r>
+      <w:r>
+        <w:rPr>
+          <w:rFonts w:hint="eastAsia" w:ascii="Times New Roman" w:hAnsi="Times New Roman" w:eastAsia="Times New Roman" w:cs="Times New Roman"/>
+        </w:rPr>
+        <w:t>。</w:t>
+      </w:r>
+      <w:r>
+        <w:rPr>
+          <w:rFonts w:hint="eastAsia" w:ascii="Times New Roman" w:hAnsi="Times New Roman" w:eastAsia="FangSong" w:cs="Times New Roman"/>
+        </w:rPr>
+        <w:t>回答下列问题</w:t>
+      </w:r>
+      <w:r>
+        <w:rPr>
+          <w:rFonts w:hint="eastAsia" w:ascii="Times New Roman" w:hAnsi="Times New Roman" w:eastAsia="Times New Roman" w:cs="Times New Roman"/>
+        </w:rPr>
+        <w:t>：</w:t>
+      </w:r>
+    </w:p>
+    <w:p>
+      <w:pPr>
+        <w:pStyle w:val="BodyText"/>
+      </w:pPr>
+      <w:r>
+        <w:rPr>
+          <w:rFonts w:ascii="Times New Roman" w:hAnsi="Times New Roman" w:eastAsia="Times New Roman" w:cs="Times New Roman"/>
+          <w:b/>
+          <w:bCs/>
+        </w:rPr>
+        <w:t xml:space="preserve">8-1</w:t>
+      </w:r>
+      <w:r>
+        <w:rPr>
+          <w:rFonts w:ascii="Times New Roman" w:hAnsi="Times New Roman" w:eastAsia="Times New Roman" w:cs="Times New Roman"/>
+        </w:rPr>
+        <w:t xml:space="preserve"> </w:t>
+      </w:r>
+      <w:r>
+        <w:rPr>
+          <w:rFonts w:hint="eastAsia" w:ascii="Times New Roman" w:hAnsi="Times New Roman" w:eastAsia="FangSong" w:cs="Times New Roman"/>
+        </w:rPr>
+        <w:t xml:space="preserve">通过计算确定</w:t>
+      </w:r>
+      <w:r>
+        <w:rPr>
+          <w:rFonts w:ascii="Times New Roman" w:hAnsi="Times New Roman" w:eastAsia="Times New Roman" w:cs="Times New Roman"/>
+        </w:rPr>
+        <w:t xml:space="preserve"> A、B </w:t>
+      </w:r>
+      <w:r>
+        <w:rPr>
+          <w:rFonts w:hint="eastAsia" w:ascii="Times New Roman" w:hAnsi="Times New Roman" w:eastAsia="FangSong" w:cs="Times New Roman"/>
+        </w:rPr>
+        <w:t>为何种元素</w:t>
+      </w:r>
+      <w:r>
+        <w:rPr>
+          <w:rFonts w:hint="eastAsia" w:ascii="Times New Roman" w:hAnsi="Times New Roman" w:eastAsia="Times New Roman" w:cs="Times New Roman"/>
+        </w:rPr>
+        <w:t>。</w:t>
+      </w:r>
+    </w:p>
+    <w:p>
+      <w:pPr>
+        <w:pStyle w:val="BodyText"/>
+      </w:pPr>
+      <w:r>
+        <w:rPr>
+          <w:rFonts w:ascii="Times New Roman" w:hAnsi="Times New Roman" w:eastAsia="Times New Roman" w:cs="Times New Roman"/>
+          <w:b/>
+          <w:bCs/>
+        </w:rPr>
+        <w:t xml:space="preserve">8-2</w:t>
+      </w:r>
+      <w:r>
+        <w:rPr>
+          <w:rFonts w:ascii="Times New Roman" w:hAnsi="Times New Roman" w:eastAsia="Times New Roman" w:cs="Times New Roman"/>
+        </w:rPr>
+        <w:t xml:space="preserve"> </w:t>
+      </w:r>
+      <w:r>
+        <w:rPr>
+          <w:rFonts w:hint="eastAsia" w:ascii="Times New Roman" w:hAnsi="Times New Roman" w:eastAsia="FangSong" w:cs="Times New Roman"/>
+        </w:rPr>
+        <w:t xml:space="preserve">给出</w:t>
+      </w:r>
+      <w:r>
+        <w:rPr>
+          <w:rFonts w:ascii="Times New Roman" w:hAnsi="Times New Roman" w:eastAsia="Times New Roman" w:cs="Times New Roman"/>
+        </w:rPr>
+        <w:t xml:space="preserve"> A </w:t>
+      </w:r>
+      <w:r>
+        <w:rPr>
+          <w:rFonts w:hint="eastAsia" w:ascii="Times New Roman" w:hAnsi="Times New Roman" w:eastAsia="FangSong" w:cs="Times New Roman"/>
+        </w:rPr>
+        <w:t xml:space="preserve">与</w:t>
+      </w:r>
+      <w:r>
+        <w:rPr>
+          <w:rFonts w:ascii="Times New Roman" w:hAnsi="Times New Roman" w:eastAsia="Times New Roman" w:cs="Times New Roman"/>
+        </w:rPr>
+        <w:t xml:space="preserve"> B </w:t>
+      </w:r>
+      <w:r>
+        <w:rPr>
+          <w:rFonts w:hint="eastAsia" w:ascii="Times New Roman" w:hAnsi="Times New Roman" w:eastAsia="FangSong" w:cs="Times New Roman"/>
+        </w:rPr>
+        <w:t xml:space="preserve">元素所生成的化合物及</w:t>
+      </w:r>
+      <w:r>
+        <w:rPr>
+          <w:rFonts w:ascii="Times New Roman" w:hAnsi="Times New Roman" w:eastAsia="Times New Roman" w:cs="Times New Roman"/>
+        </w:rPr>
+        <w:t xml:space="preserve"> A </w:t>
+      </w:r>
+      <w:r>
+        <w:rPr>
+          <w:rFonts w:hint="eastAsia" w:ascii="Times New Roman" w:hAnsi="Times New Roman" w:eastAsia="FangSong" w:cs="Times New Roman"/>
+        </w:rPr>
+        <w:t>的氧化物的化学式</w:t>
+      </w:r>
+      <w:r>
+        <w:rPr>
+          <w:rFonts w:hint="eastAsia" w:ascii="Times New Roman" w:hAnsi="Times New Roman" w:eastAsia="Times New Roman" w:cs="Times New Roman"/>
+        </w:rPr>
+        <w:t>。</w:t>
+      </w:r>
+    </w:p>
+    <w:p>
+      <w:pPr>
+        <w:pStyle w:val="BodyText"/>
+      </w:pPr>
+      <w:r>
+        <w:rPr>
+          <w:rFonts w:ascii="Times New Roman" w:hAnsi="Times New Roman" w:eastAsia="Times New Roman" w:cs="Times New Roman"/>
+          <w:b/>
+          <w:bCs/>
+        </w:rPr>
+        <w:t xml:space="preserve">8-3</w:t>
+      </w:r>
+      <w:r>
+        <w:rPr>
+          <w:rFonts w:ascii="Times New Roman" w:hAnsi="Times New Roman" w:eastAsia="Times New Roman" w:cs="Times New Roman"/>
+        </w:rPr>
+        <w:t xml:space="preserve"> </w:t>
+      </w:r>
+      <w:r>
+        <w:rPr>
+          <w:rFonts w:hint="eastAsia" w:ascii="Times New Roman" w:hAnsi="Times New Roman" w:eastAsia="FangSong" w:cs="Times New Roman"/>
+        </w:rPr>
+        <w:t xml:space="preserve">指出</w:t>
+      </w:r>
+      <w:r>
+        <w:rPr>
+          <w:rFonts w:ascii="Times New Roman" w:hAnsi="Times New Roman" w:eastAsia="Times New Roman" w:cs="Times New Roman"/>
+        </w:rPr>
+        <w:t xml:space="preserve"> A </w:t>
+      </w:r>
+      <w:r>
+        <w:rPr>
+          <w:rFonts w:hint="eastAsia" w:ascii="Times New Roman" w:hAnsi="Times New Roman" w:eastAsia="FangSong" w:cs="Times New Roman"/>
+        </w:rPr>
+        <w:t xml:space="preserve">与</w:t>
+      </w:r>
+      <w:r>
+        <w:rPr>
+          <w:rFonts w:ascii="Times New Roman" w:hAnsi="Times New Roman" w:eastAsia="Times New Roman" w:cs="Times New Roman"/>
+        </w:rPr>
+        <w:t xml:space="preserve"> B </w:t>
+      </w:r>
+      <w:r>
+        <w:rPr>
+          <w:rFonts w:hint="eastAsia" w:ascii="Times New Roman" w:hAnsi="Times New Roman" w:eastAsia="FangSong" w:cs="Times New Roman"/>
+        </w:rPr>
+        <w:t>形成的化合物的构型</w:t>
+      </w:r>
+      <w:r>
+        <w:rPr>
+          <w:rFonts w:hint="eastAsia" w:ascii="Times New Roman" w:hAnsi="Times New Roman" w:eastAsia="Times New Roman" w:cs="Times New Roman"/>
+        </w:rPr>
+        <w:t>、</w:t>
+      </w:r>
+      <w:r>
+        <w:rPr>
+          <w:rFonts w:hint="eastAsia" w:ascii="Times New Roman" w:hAnsi="Times New Roman" w:eastAsia="FangSong" w:cs="Times New Roman"/>
+        </w:rPr>
+        <w:t>极性</w:t>
+      </w:r>
+      <w:r>
+        <w:rPr>
+          <w:rFonts w:hint="eastAsia" w:ascii="Times New Roman" w:hAnsi="Times New Roman" w:eastAsia="Times New Roman" w:cs="Times New Roman"/>
+        </w:rPr>
+        <w:t>。</w:t>
+      </w:r>
+    </w:p>
+    <w:p>
+      <w:pPr>
+        <w:spacing w:before="160" w:after="80"/>
+      </w:pPr>
+      <w:r>
+        <w:pict>
+          <v:rect style="width:0;height:1.5pt" o:hralign="center" o:hrstd="t" o:hr="t"/>
+        </w:pict>
+      </w:r>
+    </w:p>
+    <w:bookmarkEnd w:id="63"/>
+    <w:bookmarkStart w:id="64" w:name="sn元素推断与氯化物"/>
+    <w:p>
+      <w:pPr>
+        <w:pStyle w:val="Heading2"/>
+        <w:spacing w:before="280" w:after="120"/>
+      </w:pPr>
+      <w:r>
+        <w:rPr>
+          <w:rFonts w:ascii="Times New Roman" w:hAnsi="Times New Roman" w:eastAsia="Times New Roman" w:cs="Times New Roman"/>
+        </w:rPr>
+        <w:t xml:space="preserve">5.42 </w:t>
+      </w:r>
+      <w:r>
+        <w:rPr>
+          <w:rFonts w:hint="eastAsia" w:ascii="Times New Roman" w:hAnsi="Times New Roman" w:eastAsia="Times New Roman" w:cs="Times New Roman"/>
+        </w:rPr>
+        <w:t>Sn</w:t>
+      </w:r>
+      <w:r>
+        <w:rPr>
+          <w:rFonts w:hint="eastAsia" w:ascii="Times New Roman" w:hAnsi="Times New Roman" w:eastAsia="SimHei" w:cs="Times New Roman"/>
+        </w:rPr>
+        <w:t>元素推断与氯化物</w:t>
+      </w:r>
+    </w:p>
+    <w:p>
+      <w:pPr>
+        <w:pStyle w:val="FirstParagraph"/>
+      </w:pPr>
+      <w:r>
+        <w:rPr>
+          <w:rFonts w:hint="eastAsia" w:ascii="Times New Roman" w:hAnsi="Times New Roman" w:eastAsia="FangSong" w:cs="Times New Roman"/>
+        </w:rPr>
+        <w:t xml:space="preserve">主族元素</w:t>
+      </w:r>
+      <w:r>
+        <w:rPr>
+          <w:rFonts w:ascii="Times New Roman" w:hAnsi="Times New Roman" w:eastAsia="Times New Roman" w:cs="Times New Roman"/>
+        </w:rPr>
+        <w:t xml:space="preserve"> X </w:t>
+      </w:r>
+      <w:r>
+        <w:rPr>
+          <w:rFonts w:hint="eastAsia" w:ascii="Times New Roman" w:hAnsi="Times New Roman" w:eastAsia="FangSong" w:cs="Times New Roman"/>
+        </w:rPr>
+        <w:t>是人类最早使用的元素之一</w:t>
+      </w:r>
+      <w:r>
+        <w:rPr>
+          <w:rFonts w:hint="eastAsia" w:ascii="Times New Roman" w:hAnsi="Times New Roman" w:eastAsia="Times New Roman" w:cs="Times New Roman"/>
+        </w:rPr>
+        <w:t>，</w:t>
+      </w:r>
+      <w:r>
+        <w:rPr>
+          <w:rFonts w:hint="eastAsia" w:ascii="Times New Roman" w:hAnsi="Times New Roman" w:eastAsia="FangSong" w:cs="Times New Roman"/>
+        </w:rPr>
+        <w:t>它与铜形成的合金有悠久的历史</w:t>
+      </w:r>
+      <w:r>
+        <w:rPr>
+          <w:rFonts w:hint="eastAsia" w:ascii="Times New Roman" w:hAnsi="Times New Roman" w:eastAsia="Times New Roman" w:cs="Times New Roman"/>
+        </w:rPr>
+        <w:t>，</w:t>
+      </w:r>
+      <w:r>
+        <w:rPr>
+          <w:rFonts w:hint="eastAsia" w:ascii="Times New Roman" w:hAnsi="Times New Roman" w:eastAsia="FangSong" w:cs="Times New Roman"/>
+        </w:rPr>
+        <w:t>具有特殊的重要性和历史意义</w:t>
+      </w:r>
+      <w:r>
+        <w:rPr>
+          <w:rFonts w:hint="eastAsia" w:ascii="Times New Roman" w:hAnsi="Times New Roman" w:eastAsia="Times New Roman" w:cs="Times New Roman"/>
+        </w:rPr>
+        <w:t>，</w:t>
+      </w:r>
+      <w:r>
+        <w:rPr>
+          <w:rFonts w:hint="eastAsia" w:ascii="Times New Roman" w:hAnsi="Times New Roman" w:eastAsia="FangSong" w:cs="Times New Roman"/>
+        </w:rPr>
+        <w:t>在我国的夏商周时期是该合金使用的鼎盛时期</w:t>
+      </w:r>
+      <w:r>
+        <w:rPr>
+          <w:rFonts w:hint="eastAsia" w:ascii="Times New Roman" w:hAnsi="Times New Roman" w:eastAsia="Times New Roman" w:cs="Times New Roman"/>
+        </w:rPr>
+        <w:t>。X</w:t>
+      </w:r>
+      <w:r>
+        <w:rPr>
+          <w:rFonts w:ascii="Times New Roman" w:hAnsi="Times New Roman" w:eastAsia="Times New Roman" w:cs="Times New Roman"/>
+        </w:rPr>
+        <w:t xml:space="preserve"> </w:t>
+      </w:r>
+      <w:r>
+        <w:rPr>
+          <w:rFonts w:hint="eastAsia" w:ascii="Times New Roman" w:hAnsi="Times New Roman" w:eastAsia="FangSong" w:cs="Times New Roman"/>
+        </w:rPr>
+        <w:t xml:space="preserve">能形成</w:t>
+      </w:r>
+      <w:r>
+        <w:rPr>
+          <w:rFonts w:ascii="Times New Roman" w:hAnsi="Times New Roman" w:eastAsia="Times New Roman" w:cs="Times New Roman"/>
+        </w:rPr>
+        <w:t xml:space="preserve"> </w:t>
+      </w:r>
+      <m:oMath>
+        <m:r>
+          <m:rPr>
+            <m:sty m:val="p"/>
+          </m:rPr>
+          <m:t>X</m:t>
+        </m:r>
+        <m:r>
+          <m:rPr>
+            <m:sty m:val="p"/>
+          </m:rPr>
+          <m:t>C</m:t>
+        </m:r>
+        <m:sSub>
+          <m:e>
+            <m:r>
+              <m:rPr>
+                <m:sty m:val="p"/>
+              </m:rPr>
+              <m:t>l</m:t>
+            </m:r>
+          </m:e>
+          <m:sub>
+            <m:r>
+              <m:rPr>
+                <m:sty m:val="p"/>
+              </m:rPr>
+              <m:t>2</m:t>
+            </m:r>
+          </m:sub>
+        </m:sSub>
+      </m:oMath>
+      <w:r>
+        <w:rPr>
+          <w:rFonts w:ascii="Times New Roman" w:hAnsi="Times New Roman" w:eastAsia="Times New Roman" w:cs="Times New Roman"/>
+        </w:rPr>
+        <w:t xml:space="preserve">、</w:t>
+      </w:r>
+      <m:oMath>
+        <m:r>
+          <m:rPr>
+            <m:sty m:val="p"/>
+          </m:rPr>
+          <m:t>X</m:t>
+        </m:r>
+        <m:r>
+          <m:rPr>
+            <m:sty m:val="p"/>
+          </m:rPr>
+          <m:t>C</m:t>
+        </m:r>
+        <m:sSub>
+          <m:e>
+            <m:r>
+              <m:rPr>
+                <m:sty m:val="p"/>
+              </m:rPr>
+              <m:t>l</m:t>
+            </m:r>
+          </m:e>
+          <m:sub>
+            <m:r>
+              <m:rPr>
+                <m:sty m:val="p"/>
+              </m:rPr>
+              <m:t>4</m:t>
+            </m:r>
+          </m:sub>
+        </m:sSub>
+      </m:oMath>
+      <w:r>
+        <w:rPr>
+          <w:rFonts w:ascii="Times New Roman" w:hAnsi="Times New Roman" w:eastAsia="Times New Roman" w:cs="Times New Roman"/>
+        </w:rPr>
+        <w:t xml:space="preserve"> </w:t>
+      </w:r>
+      <w:r>
+        <w:rPr>
+          <w:rFonts w:hint="eastAsia" w:ascii="Times New Roman" w:hAnsi="Times New Roman" w:eastAsia="FangSong" w:cs="Times New Roman"/>
+        </w:rPr>
+        <w:t>两种氯化物</w:t>
+      </w:r>
+      <w:r>
+        <w:rPr>
+          <w:rFonts w:hint="eastAsia" w:ascii="Times New Roman" w:hAnsi="Times New Roman" w:eastAsia="Times New Roman" w:cs="Times New Roman"/>
+        </w:rPr>
+        <w:t>，</w:t>
+      </w:r>
+      <m:oMath>
+        <m:r>
+          <m:rPr>
+            <m:sty m:val="p"/>
+          </m:rPr>
+          <m:t>X</m:t>
+        </m:r>
+        <m:r>
+          <m:rPr>
+            <m:sty m:val="p"/>
+          </m:rPr>
+          <m:t>C</m:t>
+        </m:r>
+        <m:sSub>
+          <m:e>
+            <m:r>
+              <m:rPr>
+                <m:sty m:val="p"/>
+              </m:rPr>
+              <m:t>l</m:t>
+            </m:r>
+          </m:e>
+          <m:sub>
+            <m:r>
+              <m:rPr>
+                <m:sty m:val="p"/>
+              </m:rPr>
+              <m:t>2</m:t>
+            </m:r>
+          </m:sub>
+        </m:sSub>
+      </m:oMath>
+      <w:r>
+        <w:rPr>
+          <w:rFonts w:ascii="Times New Roman" w:hAnsi="Times New Roman" w:eastAsia="Times New Roman" w:cs="Times New Roman"/>
+        </w:rPr>
+        <w:t xml:space="preserve"> </w:t>
+      </w:r>
+      <w:r>
+        <w:rPr>
+          <w:rFonts w:hint="eastAsia" w:ascii="Times New Roman" w:hAnsi="Times New Roman" w:eastAsia="FangSong" w:cs="Times New Roman"/>
+        </w:rPr>
+        <w:t>常温下为白色晶体</w:t>
+      </w:r>
+      <w:r>
+        <w:rPr>
+          <w:rFonts w:hint="eastAsia" w:ascii="Times New Roman" w:hAnsi="Times New Roman" w:eastAsia="Times New Roman" w:cs="Times New Roman"/>
+        </w:rPr>
+        <w:t>，</w:t>
+      </w:r>
+      <w:r>
+        <w:rPr>
+          <w:rFonts w:hint="eastAsia" w:ascii="Times New Roman" w:hAnsi="Times New Roman" w:eastAsia="FangSong" w:cs="Times New Roman"/>
+        </w:rPr>
+        <w:t>具有一维链状的聚合结构</w:t>
+      </w:r>
+      <w:r>
+        <w:rPr>
+          <w:rFonts w:hint="eastAsia" w:ascii="Times New Roman" w:hAnsi="Times New Roman" w:eastAsia="Times New Roman" w:cs="Times New Roman"/>
+        </w:rPr>
+        <w:t>，</w:t>
+      </w:r>
+      <w:r>
+        <w:rPr>
+          <w:rFonts w:hint="eastAsia" w:ascii="Times New Roman" w:hAnsi="Times New Roman" w:eastAsia="FangSong" w:cs="Times New Roman"/>
+        </w:rPr>
+        <w:t>气态时以单分子形式存在</w:t>
+      </w:r>
+      <w:r>
+        <w:rPr>
+          <w:rFonts w:hint="eastAsia" w:ascii="Times New Roman" w:hAnsi="Times New Roman" w:eastAsia="Times New Roman" w:cs="Times New Roman"/>
+        </w:rPr>
+        <w:t>；</w:t>
+      </w:r>
+      <w:r>
+        <w:rPr>
+          <w:rFonts w:hint="eastAsia" w:ascii="Times New Roman" w:hAnsi="Times New Roman" w:eastAsia="FangSong" w:cs="Times New Roman"/>
+        </w:rPr>
+        <w:t>而</w:t>
+      </w:r>
+      <w:r>
+        <w:rPr>
+          <w:rFonts w:ascii="Times New Roman" w:hAnsi="Times New Roman" w:eastAsia="Times New Roman" w:cs="Times New Roman"/>
+        </w:rPr>
+        <w:t xml:space="preserve"> </w:t>
+      </w:r>
+      <m:oMath>
+        <m:r>
+          <m:rPr>
+            <m:sty m:val="p"/>
+          </m:rPr>
+          <m:t>X</m:t>
+        </m:r>
+        <m:r>
+          <m:rPr>
+            <m:sty m:val="p"/>
+          </m:rPr>
+          <m:t>C</m:t>
+        </m:r>
+        <m:sSub>
+          <m:e>
+            <m:r>
+              <m:rPr>
+                <m:sty m:val="p"/>
+              </m:rPr>
+              <m:t>l</m:t>
+            </m:r>
+          </m:e>
+          <m:sub>
+            <m:r>
+              <m:rPr>
+                <m:sty m:val="p"/>
+              </m:rPr>
+              <m:t>4</m:t>
+            </m:r>
+          </m:sub>
+        </m:sSub>
+      </m:oMath>
+      <w:r>
+        <w:rPr>
+          <w:rFonts w:ascii="Times New Roman" w:hAnsi="Times New Roman" w:eastAsia="Times New Roman" w:cs="Times New Roman"/>
+        </w:rPr>
+        <w:t xml:space="preserve"> </w:t>
+      </w:r>
+      <w:r>
+        <w:rPr>
+          <w:rFonts w:hint="eastAsia" w:ascii="Times New Roman" w:hAnsi="Times New Roman" w:eastAsia="FangSong" w:cs="Times New Roman"/>
+        </w:rPr>
+        <w:t>常温下为无色的液体</w:t>
+      </w:r>
+      <w:r>
+        <w:rPr>
+          <w:rFonts w:hint="eastAsia" w:ascii="Times New Roman" w:hAnsi="Times New Roman" w:eastAsia="Times New Roman" w:cs="Times New Roman"/>
+        </w:rPr>
+        <w:t>。</w:t>
+      </w:r>
+    </w:p>
+    <w:p>
+      <w:pPr>
+        <w:pStyle w:val="BodyText"/>
+      </w:pPr>
+      <w:r>
+        <w:rPr>
+          <w:rFonts w:ascii="Times New Roman" w:hAnsi="Times New Roman" w:eastAsia="Times New Roman" w:cs="Times New Roman"/>
+        </w:rPr>
+        <w:t xml:space="preserve">6-1 </w:t>
+      </w:r>
+      <w:r>
+        <w:rPr>
+          <w:rFonts w:hint="eastAsia" w:ascii="Times New Roman" w:hAnsi="Times New Roman" w:eastAsia="FangSong" w:cs="Times New Roman"/>
+        </w:rPr>
+        <w:t xml:space="preserve">给出</w:t>
+      </w:r>
+      <w:r>
+        <w:rPr>
+          <w:rFonts w:ascii="Times New Roman" w:hAnsi="Times New Roman" w:eastAsia="Times New Roman" w:cs="Times New Roman"/>
+        </w:rPr>
+        <w:t xml:space="preserve"> X </w:t>
+      </w:r>
+      <w:r>
+        <w:rPr>
+          <w:rFonts w:hint="eastAsia" w:ascii="Times New Roman" w:hAnsi="Times New Roman" w:eastAsia="FangSong" w:cs="Times New Roman"/>
+        </w:rPr>
+        <w:t>的元素符号</w:t>
+      </w:r>
+      <w:r>
+        <w:rPr>
+          <w:rFonts w:hint="eastAsia" w:ascii="Times New Roman" w:hAnsi="Times New Roman" w:eastAsia="Times New Roman" w:cs="Times New Roman"/>
+        </w:rPr>
+        <w:t>。</w:t>
+      </w:r>
+    </w:p>
+    <w:p>
+      <w:pPr>
+        <w:pStyle w:val="BodyText"/>
+      </w:pPr>
+      <w:r>
+        <w:rPr>
+          <w:rFonts w:ascii="Times New Roman" w:hAnsi="Times New Roman" w:eastAsia="Times New Roman" w:cs="Times New Roman"/>
+        </w:rPr>
+        <w:t xml:space="preserve">6-2 </w:t>
+      </w:r>
+      <w:r>
+        <w:rPr>
+          <w:rFonts w:hint="eastAsia" w:ascii="Times New Roman" w:hAnsi="Times New Roman" w:eastAsia="FangSong" w:cs="Times New Roman"/>
+        </w:rPr>
+        <w:t xml:space="preserve">画出</w:t>
+      </w:r>
+      <w:r>
+        <w:rPr>
+          <w:rFonts w:ascii="Times New Roman" w:hAnsi="Times New Roman" w:eastAsia="Times New Roman" w:cs="Times New Roman"/>
+        </w:rPr>
+        <w:t xml:space="preserve"> </w:t>
+      </w:r>
+      <m:oMath>
+        <m:r>
+          <m:rPr>
+            <m:sty m:val="p"/>
+          </m:rPr>
+          <m:t>X</m:t>
+        </m:r>
+        <m:r>
+          <m:rPr>
+            <m:sty m:val="p"/>
+          </m:rPr>
+          <m:t>C</m:t>
+        </m:r>
+        <m:sSub>
+          <m:e>
+            <m:r>
+              <m:rPr>
+                <m:sty m:val="p"/>
+              </m:rPr>
+              <m:t>l</m:t>
+            </m:r>
+          </m:e>
+          <m:sub>
+            <m:r>
+              <m:rPr>
+                <m:sty m:val="p"/>
+              </m:rPr>
+              <m:t>2</m:t>
+            </m:r>
+          </m:sub>
+        </m:sSub>
+      </m:oMath>
+      <w:r>
+        <w:rPr>
+          <w:rFonts w:ascii="Times New Roman" w:hAnsi="Times New Roman" w:eastAsia="Times New Roman" w:cs="Times New Roman"/>
+        </w:rPr>
+        <w:t xml:space="preserve"> </w:t>
+      </w:r>
+      <w:r>
+        <w:rPr>
+          <w:rFonts w:hint="eastAsia" w:ascii="Times New Roman" w:hAnsi="Times New Roman" w:eastAsia="FangSong" w:cs="Times New Roman"/>
+        </w:rPr>
+        <w:t>在气态和固态时的立体结构</w:t>
+      </w:r>
+      <w:r>
+        <w:rPr>
+          <w:rFonts w:hint="eastAsia" w:ascii="Times New Roman" w:hAnsi="Times New Roman" w:eastAsia="Times New Roman" w:cs="Times New Roman"/>
+        </w:rPr>
+        <w:t>。</w:t>
+      </w:r>
+    </w:p>
+    <w:p>
+      <w:pPr>
+        <w:pStyle w:val="BodyText"/>
+      </w:pPr>
+      <w:r>
+        <w:rPr>
+          <w:rFonts w:ascii="Times New Roman" w:hAnsi="Times New Roman" w:eastAsia="Times New Roman" w:cs="Times New Roman"/>
+        </w:rPr>
+        <w:t xml:space="preserve">6-3</w:t>
+      </w:r>
+      <w:r>
+        <w:rPr>
+          <w:rFonts w:ascii="Times New Roman" w:hAnsi="Times New Roman" w:eastAsia="Times New Roman" w:cs="Times New Roman"/>
+        </w:rPr>
+        <w:t xml:space="preserve"> </w:t>
+      </w:r>
+      <m:oMath>
+        <m:r>
+          <m:rPr>
+            <m:sty m:val="p"/>
+          </m:rPr>
+          <m:t>X</m:t>
+        </m:r>
+        <m:r>
+          <m:rPr>
+            <m:sty m:val="p"/>
+          </m:rPr>
+          <m:t>C</m:t>
+        </m:r>
+        <m:sSub>
+          <m:e>
+            <m:r>
+              <m:rPr>
+                <m:sty m:val="p"/>
+              </m:rPr>
+              <m:t>l</m:t>
+            </m:r>
+          </m:e>
+          <m:sub>
+            <m:r>
+              <m:rPr>
+                <m:sty m:val="p"/>
+              </m:rPr>
+              <m:t>2</m:t>
+            </m:r>
+          </m:sub>
+        </m:sSub>
+      </m:oMath>
+      <w:r>
+        <w:rPr>
+          <w:rFonts w:ascii="Times New Roman" w:hAnsi="Times New Roman" w:eastAsia="Times New Roman" w:cs="Times New Roman"/>
+        </w:rPr>
+        <w:t xml:space="preserve"> </w:t>
+      </w:r>
+      <w:r>
+        <w:rPr>
+          <w:rFonts w:hint="eastAsia" w:ascii="Times New Roman" w:hAnsi="Times New Roman" w:eastAsia="FangSong" w:cs="Times New Roman"/>
+        </w:rPr>
+        <w:t xml:space="preserve">与</w:t>
+      </w:r>
+      <w:r>
+        <w:rPr>
+          <w:rFonts w:ascii="Times New Roman" w:hAnsi="Times New Roman" w:eastAsia="Times New Roman" w:cs="Times New Roman"/>
+        </w:rPr>
+        <w:t xml:space="preserve"> CsCl </w:t>
+      </w:r>
+      <w:r>
+        <w:rPr>
+          <w:rFonts w:hint="eastAsia" w:ascii="Times New Roman" w:hAnsi="Times New Roman" w:eastAsia="FangSong" w:cs="Times New Roman"/>
+        </w:rPr>
+        <w:t>在水溶液中反应得到一负一价的阴离子</w:t>
+      </w:r>
+      <w:r>
+        <w:rPr>
+          <w:rFonts w:hint="eastAsia" w:ascii="Times New Roman" w:hAnsi="Times New Roman" w:eastAsia="Times New Roman" w:cs="Times New Roman"/>
+        </w:rPr>
+        <w:t>，</w:t>
+      </w:r>
+      <w:r>
+        <w:rPr>
+          <w:rFonts w:hint="eastAsia" w:ascii="Times New Roman" w:hAnsi="Times New Roman" w:eastAsia="FangSong" w:cs="Times New Roman"/>
+        </w:rPr>
+        <w:t>画出阴离子的结构</w:t>
+      </w:r>
+      <w:r>
+        <w:rPr>
+          <w:rFonts w:hint="eastAsia" w:ascii="Times New Roman" w:hAnsi="Times New Roman" w:eastAsia="Times New Roman" w:cs="Times New Roman"/>
+        </w:rPr>
+        <w:t>。</w:t>
+      </w:r>
+    </w:p>
+    <w:p>
+      <w:pPr>
+        <w:pStyle w:val="BodyText"/>
+      </w:pPr>
+      <w:r>
+        <w:rPr>
+          <w:rFonts w:ascii="Times New Roman" w:hAnsi="Times New Roman" w:eastAsia="Times New Roman" w:cs="Times New Roman"/>
+        </w:rPr>
+        <w:t xml:space="preserve">6-4</w:t>
+      </w:r>
+      <w:r>
+        <w:rPr>
+          <w:rFonts w:ascii="Times New Roman" w:hAnsi="Times New Roman" w:eastAsia="Times New Roman" w:cs="Times New Roman"/>
+        </w:rPr>
+        <w:t xml:space="preserve"> </w:t>
+      </w:r>
+      <m:oMath>
+        <m:r>
+          <m:rPr>
+            <m:sty m:val="p"/>
+          </m:rPr>
+          <m:t>X</m:t>
+        </m:r>
+        <m:r>
+          <m:rPr>
+            <m:sty m:val="p"/>
+          </m:rPr>
+          <m:t>C</m:t>
+        </m:r>
+        <m:sSub>
+          <m:e>
+            <m:r>
+              <m:rPr>
+                <m:sty m:val="p"/>
+              </m:rPr>
+              <m:t>l</m:t>
+            </m:r>
+          </m:e>
+          <m:sub>
+            <m:r>
+              <m:rPr>
+                <m:sty m:val="p"/>
+              </m:rPr>
+              <m:t>4</m:t>
+            </m:r>
+          </m:sub>
+        </m:sSub>
+      </m:oMath>
+      <w:r>
+        <w:rPr>
+          <w:rFonts w:ascii="Times New Roman" w:hAnsi="Times New Roman" w:eastAsia="Times New Roman" w:cs="Times New Roman"/>
+        </w:rPr>
+        <w:t xml:space="preserve"> </w:t>
+      </w:r>
+      <w:r>
+        <w:rPr>
+          <w:rFonts w:hint="eastAsia" w:ascii="Times New Roman" w:hAnsi="Times New Roman" w:eastAsia="FangSong" w:cs="Times New Roman"/>
+        </w:rPr>
+        <w:t>在空气中容易发烟</w:t>
+      </w:r>
+      <w:r>
+        <w:rPr>
+          <w:rFonts w:hint="eastAsia" w:ascii="Times New Roman" w:hAnsi="Times New Roman" w:eastAsia="Times New Roman" w:cs="Times New Roman"/>
+        </w:rPr>
+        <w:t>，</w:t>
+      </w:r>
+      <w:r>
+        <w:rPr>
+          <w:rFonts w:hint="eastAsia" w:ascii="Times New Roman" w:hAnsi="Times New Roman" w:eastAsia="FangSong" w:cs="Times New Roman"/>
+        </w:rPr>
+        <w:t>写出反应方程式</w:t>
+      </w:r>
+      <w:r>
+        <w:rPr>
+          <w:rFonts w:hint="eastAsia" w:ascii="Times New Roman" w:hAnsi="Times New Roman" w:eastAsia="Times New Roman" w:cs="Times New Roman"/>
+        </w:rPr>
+        <w:t>。</w:t>
+      </w:r>
+    </w:p>
+    <w:p>
+      <w:pPr>
+        <w:pStyle w:val="BodyText"/>
+      </w:pPr>
+      <w:r>
+        <w:rPr>
+          <w:rFonts w:ascii="Times New Roman" w:hAnsi="Times New Roman" w:eastAsia="Times New Roman" w:cs="Times New Roman"/>
+        </w:rPr>
+        <w:t xml:space="preserve">6-5 </w:t>
+      </w:r>
+      <w:r>
+        <w:rPr>
+          <w:rFonts w:hint="eastAsia" w:ascii="Times New Roman" w:hAnsi="Times New Roman" w:eastAsia="FangSong" w:cs="Times New Roman"/>
+        </w:rPr>
+        <w:t xml:space="preserve">解释</w:t>
+      </w:r>
+      <w:r>
+        <w:rPr>
+          <w:rFonts w:ascii="Times New Roman" w:hAnsi="Times New Roman" w:eastAsia="Times New Roman" w:cs="Times New Roman"/>
+        </w:rPr>
+        <w:t xml:space="preserve"> </w:t>
+      </w:r>
+      <m:oMath>
+        <m:r>
+          <m:rPr>
+            <m:sty m:val="p"/>
+          </m:rPr>
+          <m:t>X</m:t>
+        </m:r>
+        <m:r>
+          <m:rPr>
+            <m:sty m:val="p"/>
+          </m:rPr>
+          <m:t>C</m:t>
+        </m:r>
+        <m:sSub>
+          <m:e>
+            <m:r>
+              <m:rPr>
+                <m:sty m:val="p"/>
+              </m:rPr>
+              <m:t>l</m:t>
+            </m:r>
+          </m:e>
+          <m:sub>
+            <m:r>
+              <m:rPr>
+                <m:sty m:val="p"/>
+              </m:rPr>
+              <m:t>2</m:t>
+            </m:r>
+          </m:sub>
+        </m:sSub>
+      </m:oMath>
+      <w:r>
+        <w:rPr>
+          <w:rFonts w:ascii="Times New Roman" w:hAnsi="Times New Roman" w:eastAsia="Times New Roman" w:cs="Times New Roman"/>
+        </w:rPr>
+        <w:t xml:space="preserve"> </w:t>
+      </w:r>
+      <w:r>
+        <w:rPr>
+          <w:rFonts w:hint="eastAsia" w:ascii="Times New Roman" w:hAnsi="Times New Roman" w:eastAsia="FangSong" w:cs="Times New Roman"/>
+        </w:rPr>
+        <w:t xml:space="preserve">熔点高于</w:t>
+      </w:r>
+      <w:r>
+        <w:rPr>
+          <w:rFonts w:ascii="Times New Roman" w:hAnsi="Times New Roman" w:eastAsia="Times New Roman" w:cs="Times New Roman"/>
+        </w:rPr>
+        <w:t xml:space="preserve"> </w:t>
+      </w:r>
+      <m:oMath>
+        <m:r>
+          <m:rPr>
+            <m:sty m:val="p"/>
+          </m:rPr>
+          <m:t>X</m:t>
+        </m:r>
+        <m:r>
+          <m:rPr>
+            <m:sty m:val="p"/>
+          </m:rPr>
+          <m:t>C</m:t>
+        </m:r>
+        <m:sSub>
+          <m:e>
+            <m:r>
+              <m:rPr>
+                <m:sty m:val="p"/>
+              </m:rPr>
+              <m:t>l</m:t>
+            </m:r>
+          </m:e>
+          <m:sub>
+            <m:r>
+              <m:rPr>
+                <m:sty m:val="p"/>
+              </m:rPr>
+              <m:t>4</m:t>
+            </m:r>
+          </m:sub>
+        </m:sSub>
+      </m:oMath>
+      <w:r>
+        <w:rPr>
+          <w:rFonts w:ascii="Times New Roman" w:hAnsi="Times New Roman" w:eastAsia="Times New Roman" w:cs="Times New Roman"/>
+        </w:rPr>
+        <w:t xml:space="preserve"> </w:t>
+      </w:r>
+      <w:r>
+        <w:rPr>
+          <w:rFonts w:hint="eastAsia" w:ascii="Times New Roman" w:hAnsi="Times New Roman" w:eastAsia="FangSong" w:cs="Times New Roman"/>
+        </w:rPr>
+        <w:t>的原因</w:t>
+      </w:r>
+      <w:r>
+        <w:rPr>
+          <w:rFonts w:hint="eastAsia" w:ascii="Times New Roman" w:hAnsi="Times New Roman" w:eastAsia="Times New Roman" w:cs="Times New Roman"/>
+        </w:rPr>
+        <w:t>。</w:t>
+      </w:r>
+    </w:p>
+    <w:p>
+      <w:pPr>
+        <w:spacing w:before="160" w:after="80"/>
+      </w:pPr>
+      <w:r>
+        <w:pict>
+          <v:rect style="width:0;height:1.5pt" o:hralign="center" o:hrstd="t" o:hr="t"/>
+        </w:pict>
+      </w:r>
+    </w:p>
+    <w:bookmarkEnd w:id="64"/>
+    <w:bookmarkStart w:id="65" w:name="元素推断-15"/>
+    <w:p>
+      <w:pPr>
+        <w:pStyle w:val="Heading2"/>
+        <w:spacing w:before="280" w:after="120"/>
+      </w:pPr>
+      <w:r>
+        <w:rPr>
+          <w:rFonts w:ascii="Times New Roman" w:hAnsi="Times New Roman" w:eastAsia="Times New Roman" w:cs="Times New Roman"/>
+        </w:rPr>
+        <w:t xml:space="preserve">5.43 </w:t>
       </w:r>
       <w:r>
         <w:rPr>
@@ -32375,8 +34626,8 @@
         </w:pict>
       </w:r>
     </w:p>
-    <w:bookmarkEnd w:id="55"/>
-    <w:bookmarkStart w:id="56" w:name="元素推断-16"/>
+    <w:bookmarkEnd w:id="65"/>
+    <w:bookmarkStart w:id="66" w:name="元素推断-16"/>
     <w:p>
       <w:pPr>
         <w:pStyle w:val="Heading2"/>
@@ -32386,7 +34637,7 @@
         <w:rPr>
           <w:rFonts w:ascii="Times New Roman" w:hAnsi="Times New Roman" w:eastAsia="Times New Roman" w:cs="Times New Roman"/>
         </w:rPr>
-        <w:t xml:space="preserve">5.40 </w:t>
+        <w:t xml:space="preserve">5.44 </w:t>
       </w:r>
       <w:r>
         <w:rPr>
@@ -33577,8 +35828,8 @@
         </w:pict>
       </w:r>
     </w:p>
-    <w:bookmarkEnd w:id="56"/>
-    <w:bookmarkStart w:id="57" w:name="元素推断-17"/>
+    <w:bookmarkEnd w:id="66"/>
+    <w:bookmarkStart w:id="67" w:name="元素推断-17"/>
     <w:p>
       <w:pPr>
         <w:pStyle w:val="Heading2"/>
@@ -33588,7 +35839,7 @@
         <w:rPr>
           <w:rFonts w:ascii="Times New Roman" w:hAnsi="Times New Roman" w:eastAsia="Times New Roman" w:cs="Times New Roman"/>
         </w:rPr>
-        <w:t xml:space="preserve">5.41 </w:t>
+        <w:t xml:space="preserve">5.45 </w:t>
       </w:r>
       <w:r>
         <w:rPr>
@@ -34008,8 +36259,8 @@
         </w:pict>
       </w:r>
     </w:p>
-    <w:bookmarkEnd w:id="57"/>
-    <w:bookmarkStart w:id="58" w:name="元素推断-18"/>
+    <w:bookmarkEnd w:id="67"/>
+    <w:bookmarkStart w:id="68" w:name="元素推断-18"/>
     <w:p>
       <w:pPr>
         <w:pStyle w:val="Heading2"/>
@@ -34019,7 +36270,7 @@
         <w:rPr>
           <w:rFonts w:ascii="Times New Roman" w:hAnsi="Times New Roman" w:eastAsia="Times New Roman" w:cs="Times New Roman"/>
         </w:rPr>
-        <w:t xml:space="preserve">5.42 </w:t>
+        <w:t xml:space="preserve">5.46 </w:t>
       </w:r>
       <w:r>
         <w:rPr>
@@ -34324,8 +36575,8 @@
         </w:pict>
       </w:r>
     </w:p>
-    <w:bookmarkEnd w:id="58"/>
-    <w:bookmarkStart w:id="59" w:name="元素推断-19"/>
+    <w:bookmarkEnd w:id="68"/>
+    <w:bookmarkStart w:id="69" w:name="元素推断-19"/>
     <w:p>
       <w:pPr>
         <w:pStyle w:val="Heading2"/>
@@ -34335,7 +36586,7 @@
         <w:rPr>
           <w:rFonts w:ascii="Times New Roman" w:hAnsi="Times New Roman" w:eastAsia="Times New Roman" w:cs="Times New Roman"/>
         </w:rPr>
-        <w:t xml:space="preserve">5.43 </w:t>
+        <w:t xml:space="preserve">5.47 </w:t>
       </w:r>
       <w:r>
         <w:rPr>
@@ -34911,8 +37162,8 @@
         </w:pict>
       </w:r>
     </w:p>
-    <w:bookmarkEnd w:id="59"/>
-    <w:bookmarkStart w:id="60" w:name="元素推断-20"/>
+    <w:bookmarkEnd w:id="69"/>
+    <w:bookmarkStart w:id="70" w:name="元素推断-20"/>
     <w:p>
       <w:pPr>
         <w:pStyle w:val="Heading2"/>
@@ -34922,7 +37173,7 @@
         <w:rPr>
           <w:rFonts w:ascii="Times New Roman" w:hAnsi="Times New Roman" w:eastAsia="Times New Roman" w:cs="Times New Roman"/>
         </w:rPr>
-        <w:t xml:space="preserve">5.44 </w:t>
+        <w:t xml:space="preserve">5.48 </w:t>
       </w:r>
       <w:r>
         <w:rPr>
@@ -35684,8 +37935,8 @@
         </w:pict>
       </w:r>
     </w:p>
-    <w:bookmarkEnd w:id="60"/>
-    <w:bookmarkStart w:id="61" w:name="元素推断-21"/>
+    <w:bookmarkEnd w:id="70"/>
+    <w:bookmarkStart w:id="71" w:name="元素推断-21"/>
     <w:p>
       <w:pPr>
         <w:pStyle w:val="Heading2"/>
@@ -35695,7 +37946,7 @@
         <w:rPr>
           <w:rFonts w:ascii="Times New Roman" w:hAnsi="Times New Roman" w:eastAsia="Times New Roman" w:cs="Times New Roman"/>
         </w:rPr>
-        <w:t xml:space="preserve">5.45 </w:t>
+        <w:t xml:space="preserve">5.49 </w:t>
       </w:r>
       <w:r>
         <w:rPr>
@@ -36611,8 +38862,8 @@
         </w:pict>
       </w:r>
     </w:p>
-    <w:bookmarkEnd w:id="61"/>
-    <w:bookmarkStart w:id="62" w:name="X584c525c9d436eb860f8a945dc3218088e8b469"/>
+    <w:bookmarkEnd w:id="71"/>
+    <w:bookmarkStart w:id="72" w:name="X584c525c9d436eb860f8a945dc3218088e8b469"/>
     <w:p>
       <w:pPr>
         <w:pStyle w:val="Heading2"/>
@@ -36622,7 +38873,7 @@
         <w:rPr>
           <w:rFonts w:ascii="Times New Roman" w:hAnsi="Times New Roman" w:eastAsia="Times New Roman" w:cs="Times New Roman"/>
         </w:rPr>
-        <w:t xml:space="preserve">5.46 </w:t>
+        <w:t xml:space="preserve">5.50 </w:t>
       </w:r>
       <w:r>
         <w:rPr>
@@ -37564,8 +39815,8 @@
         </w:pict>
       </w:r>
     </w:p>
-    <w:bookmarkEnd w:id="62"/>
-    <w:bookmarkStart w:id="63" w:name="元素周期表与元素周期律"/>
+    <w:bookmarkEnd w:id="72"/>
+    <w:bookmarkStart w:id="73" w:name="元素周期表与元素周期律"/>
     <w:p>
       <w:pPr>
         <w:pStyle w:val="Heading2"/>
@@ -37575,7 +39826,7 @@
         <w:rPr>
           <w:rFonts w:ascii="Times New Roman" w:hAnsi="Times New Roman" w:eastAsia="Times New Roman" w:cs="Times New Roman"/>
         </w:rPr>
-        <w:t xml:space="preserve">5.47 </w:t>
+        <w:t xml:space="preserve">5.51 </w:t>
       </w:r>
       <w:r>
         <w:rPr>
@@ -38130,8 +40381,8 @@
         </w:pict>
       </w:r>
     </w:p>
-    <w:bookmarkEnd w:id="63"/>
-    <w:bookmarkStart w:id="64" w:name="铋的推断与a的化学式第31届初赛"/>
+    <w:bookmarkEnd w:id="73"/>
+    <w:bookmarkStart w:id="74" w:name="铋的推断与a的化学式第31届初赛"/>
     <w:p>
       <w:pPr>
         <w:pStyle w:val="Heading2"/>
@@ -38141,7 +40392,7 @@
         <w:rPr>
           <w:rFonts w:ascii="Times New Roman" w:hAnsi="Times New Roman" w:eastAsia="Times New Roman" w:cs="Times New Roman"/>
         </w:rPr>
-        <w:t xml:space="preserve">5.48 </w:t>
+        <w:t xml:space="preserve">5.52 </w:t>
       </w:r>
       <w:r>
         <w:rPr>
@@ -38988,8 +41239,8 @@
         </w:pict>
       </w:r>
     </w:p>
-    <w:bookmarkEnd w:id="64"/>
-    <w:bookmarkStart w:id="65" w:name="碱式碳酸盐化学式推断第34届初赛"/>
+    <w:bookmarkEnd w:id="74"/>
+    <w:bookmarkStart w:id="75" w:name="碱式碳酸盐化学式推断第34届初赛"/>
     <w:p>
       <w:pPr>
         <w:pStyle w:val="Heading2"/>
@@ -38999,7 +41250,7 @@
         <w:rPr>
           <w:rFonts w:ascii="Times New Roman" w:hAnsi="Times New Roman" w:eastAsia="Times New Roman" w:cs="Times New Roman"/>
         </w:rPr>
-        <w:t xml:space="preserve">5.49 </w:t>
+        <w:t xml:space="preserve">5.53 </w:t>
       </w:r>
       <w:r>
         <w:rPr>
@@ -39548,8 +41799,8 @@
         </w:pict>
       </w:r>
     </w:p>
-    <w:bookmarkEnd w:id="65"/>
-    <w:bookmarkStart w:id="71" w:name="元素a的推断第34届初赛"/>
+    <w:bookmarkEnd w:id="75"/>
+    <w:bookmarkStart w:id="81" w:name="元素a的推断第34届初赛"/>
     <w:p>
       <w:pPr>
         <w:pStyle w:val="Heading2"/>
@@ -39559,7 +41810,7 @@
         <w:rPr>
           <w:rFonts w:ascii="Times New Roman" w:hAnsi="Times New Roman" w:eastAsia="Times New Roman" w:cs="Times New Roman"/>
         </w:rPr>
-        <w:t xml:space="preserve">5.50 </w:t>
+        <w:t xml:space="preserve">5.54 </w:t>
       </w:r>
       <w:r>
         <w:rPr>
@@ -40123,18 +42374,18 @@
           <wp:inline>
             <wp:extent cx="3600000" cy="2485714"/>
             <wp:effectExtent b="0" l="0" r="0" t="0"/>
-            <wp:docPr descr="" title="" id="67" name="Picture"/>
+            <wp:docPr descr="" title="" id="77" name="Picture"/>
             <a:graphic>
               <a:graphicData uri="http://schemas.openxmlformats.org/drawingml/2006/picture">
                 <pic:pic>
                   <pic:nvPicPr>
-                    <pic:cNvPr descr="d119a61ae3f960db902575637cc862886967e9424c9a02b704309e77ae16b57b.jpg" id="68" name="Picture"/>
+                    <pic:cNvPr descr="d119a61ae3f960db902575637cc862886967e9424c9a02b704309e77ae16b57b.jpg" id="78" name="Picture"/>
                     <pic:cNvPicPr>
                       <a:picLocks noChangeArrowheads="1" noChangeAspect="1"/>
                     </pic:cNvPicPr>
                   </pic:nvPicPr>
                   <pic:blipFill>
-                    <a:blip r:embed="rId66"/>
+                    <a:blip r:embed="rId76"/>
                     <a:stretch>
                       <a:fillRect/>
                     </a:stretch>
@@ -40269,18 +42520,18 @@
           <wp:inline>
             <wp:extent cx="3600000" cy="2485714"/>
             <wp:effectExtent b="0" l="0" r="0" t="0"/>
-            <wp:docPr descr="" title="" id="69" name="Picture"/>
+            <wp:docPr descr="" title="" id="79" name="Picture"/>
             <a:graphic>
               <a:graphicData uri="http://schemas.openxmlformats.org/drawingml/2006/picture">
                 <pic:pic>
                   <pic:nvPicPr>
-                    <pic:cNvPr descr="d119a61ae3f960db902575637cc862886967e9424c9a02b704309e77ae16b57b.jpg" id="70" name="Picture"/>
+                    <pic:cNvPr descr="d119a61ae3f960db902575637cc862886967e9424c9a02b704309e77ae16b57b.jpg" id="80" name="Picture"/>
                     <pic:cNvPicPr>
                       <a:picLocks noChangeArrowheads="1" noChangeAspect="1"/>
                     </pic:cNvPicPr>
                   </pic:nvPicPr>
                   <pic:blipFill>
-                    <a:blip r:embed="rId66"/>
+                    <a:blip r:embed="rId76"/>
                     <a:stretch>
                       <a:fillRect/>
                     </a:stretch>
@@ -40444,8 +42695,8 @@
         </w:pict>
       </w:r>
     </w:p>
-    <w:bookmarkEnd w:id="71"/>
-    <w:bookmarkStart w:id="75" w:name="硫代硼酸二聚三聚结构第35届初赛"/>
+    <w:bookmarkEnd w:id="81"/>
+    <w:bookmarkStart w:id="85" w:name="硫代硼酸二聚三聚结构第35届初赛"/>
     <w:p>
       <w:pPr>
         <w:pStyle w:val="Heading2"/>
@@ -40455,7 +42706,7 @@
         <w:rPr>
           <w:rFonts w:ascii="Times New Roman" w:hAnsi="Times New Roman" w:eastAsia="Times New Roman" w:cs="Times New Roman"/>
         </w:rPr>
-        <w:t xml:space="preserve">5.51 </w:t>
+        <w:t xml:space="preserve">5.55 </w:t>
       </w:r>
       <w:r>
         <w:rPr>
@@ -42048,18 +44299,18 @@
           <wp:inline>
             <wp:extent cx="2501900" cy="2959100"/>
             <wp:effectExtent b="0" l="0" r="0" t="0"/>
-            <wp:docPr descr="" title="" id="73" name="Picture"/>
+            <wp:docPr descr="" title="" id="83" name="Picture"/>
             <a:graphic>
               <a:graphicData uri="http://schemas.openxmlformats.org/drawingml/2006/picture">
                 <pic:pic>
                   <pic:nvPicPr>
-                    <pic:cNvPr descr="3c00df0593fe6d338d33c8c07ec16b5752ef6def432aa947f88ac03918532b1a.jpg" id="74" name="Picture"/>
+                    <pic:cNvPr descr="3c00df0593fe6d338d33c8c07ec16b5752ef6def432aa947f88ac03918532b1a.jpg" id="84" name="Picture"/>
                     <pic:cNvPicPr>
                       <a:picLocks noChangeArrowheads="1" noChangeAspect="1"/>
                     </pic:cNvPicPr>
                   </pic:nvPicPr>
                   <pic:blipFill>
-                    <a:blip r:embed="rId72"/>
+                    <a:blip r:embed="rId82"/>
                     <a:stretch>
                       <a:fillRect/>
                     </a:stretch>
@@ -42108,8 +44359,8 @@
         </w:pict>
       </w:r>
     </w:p>
-    <w:bookmarkEnd w:id="75"/>
-    <w:bookmarkStart w:id="85" w:name="no与h2s反应方程式第37届初赛"/>
+    <w:bookmarkEnd w:id="85"/>
+    <w:bookmarkStart w:id="95" w:name="no与h2s反应方程式第37届初赛"/>
     <w:p>
       <w:pPr>
         <w:pStyle w:val="Heading2"/>
@@ -42119,7 +44370,7 @@
         <w:rPr>
           <w:rFonts w:ascii="Times New Roman" w:hAnsi="Times New Roman" w:eastAsia="Times New Roman" w:cs="Times New Roman"/>
         </w:rPr>
-        <w:t xml:space="preserve">5.52 </w:t>
+        <w:t xml:space="preserve">5.56 </w:t>
       </w:r>
       <w:r>
         <w:rPr>
@@ -43996,18 +46247,18 @@
           <wp:inline>
             <wp:extent cx="3600000" cy="2311975"/>
             <wp:effectExtent b="0" l="0" r="0" t="0"/>
-            <wp:docPr descr="" title="" id="77" name="Picture"/>
+            <wp:docPr descr="" title="" id="87" name="Picture"/>
             <a:graphic>
               <a:graphicData uri="http://schemas.openxmlformats.org/drawingml/2006/picture">
                 <pic:pic>
                   <pic:nvPicPr>
-                    <pic:cNvPr descr="c6593949db757c33c797a575c01f14f229323b04d031cbfc811ea9efa666c1db.jpg" id="78" name="Picture"/>
+                    <pic:cNvPr descr="c6593949db757c33c797a575c01f14f229323b04d031cbfc811ea9efa666c1db.jpg" id="88" name="Picture"/>
                     <pic:cNvPicPr>
                       <a:picLocks noChangeArrowheads="1" noChangeAspect="1"/>
                     </pic:cNvPicPr>
                   </pic:nvPicPr>
                   <pic:blipFill>
-                    <a:blip r:embed="rId76"/>
+                    <a:blip r:embed="rId86"/>
                     <a:stretch>
                       <a:fillRect/>
                     </a:stretch>
@@ -44089,18 +46340,18 @@
           <wp:inline>
             <wp:extent cx="1800000" cy="1748076"/>
             <wp:effectExtent b="0" l="0" r="0" t="0"/>
-            <wp:docPr descr="" title="" id="80" name="Picture"/>
+            <wp:docPr descr="" title="" id="90" name="Picture"/>
             <a:graphic>
               <a:graphicData uri="http://schemas.openxmlformats.org/drawingml/2006/picture">
                 <pic:pic>
                   <pic:nvPicPr>
-                    <pic:cNvPr descr="0dd70a8e12fb4b38175f0fc8970341f9ce9354f6e00f32742cc87384e62e84e7.jpg" id="81" name="Picture"/>
+                    <pic:cNvPr descr="0dd70a8e12fb4b38175f0fc8970341f9ce9354f6e00f32742cc87384e62e84e7.jpg" id="91" name="Picture"/>
                     <pic:cNvPicPr>
                       <a:picLocks noChangeArrowheads="1" noChangeAspect="1"/>
                     </pic:cNvPicPr>
                   </pic:nvPicPr>
                   <pic:blipFill>
-                    <a:blip r:embed="rId79"/>
+                    <a:blip r:embed="rId89"/>
                     <a:stretch>
                       <a:fillRect/>
                     </a:stretch>
@@ -44230,18 +46481,18 @@
           <wp:inline>
             <wp:extent cx="3600000" cy="1966773"/>
             <wp:effectExtent b="0" l="0" r="0" t="0"/>
-            <wp:docPr descr="" title="" id="83" name="Picture"/>
+            <wp:docPr descr="" title="" id="93" name="Picture"/>
             <a:graphic>
               <a:graphicData uri="http://schemas.openxmlformats.org/drawingml/2006/picture">
                 <pic:pic>
                   <pic:nvPicPr>
-                    <pic:cNvPr descr="b7c80e885680e931e8b91975cd9acae935304f3c6dd3515b9738e26d7bfa4fce.jpg" id="84" name="Picture"/>
+                    <pic:cNvPr descr="b7c80e885680e931e8b91975cd9acae935304f3c6dd3515b9738e26d7bfa4fce.jpg" id="94" name="Picture"/>
                     <pic:cNvPicPr>
                       <a:picLocks noChangeArrowheads="1" noChangeAspect="1"/>
                     </pic:cNvPicPr>
                   </pic:nvPicPr>
                   <pic:blipFill>
-                    <a:blip r:embed="rId82"/>
+                    <a:blip r:embed="rId92"/>
                     <a:stretch>
                       <a:fillRect/>
                     </a:stretch>
@@ -44278,8 +46529,8 @@
         </w:pict>
       </w:r>
     </w:p>
-    <w:bookmarkEnd w:id="85"/>
-    <w:bookmarkStart w:id="86" w:name="磷脂双层膜离子通透性第37届初赛"/>
+    <w:bookmarkEnd w:id="95"/>
+    <w:bookmarkStart w:id="96" w:name="磷脂双层膜离子通透性第37届初赛"/>
     <w:p>
       <w:pPr>
         <w:pStyle w:val="Heading2"/>
@@ -44289,7 +46540,7 @@
         <w:rPr>
           <w:rFonts w:ascii="Times New Roman" w:hAnsi="Times New Roman" w:eastAsia="Times New Roman" w:cs="Times New Roman"/>
         </w:rPr>
-        <w:t xml:space="preserve">5.53 </w:t>
+        <w:t xml:space="preserve">5.57 </w:t>
       </w:r>
       <w:r>
         <w:rPr>
@@ -46915,8 +49166,8 @@
         </w:pict>
       </w:r>
     </w:p>
-    <w:bookmarkEnd w:id="86"/>
-    <w:bookmarkStart w:id="87" w:name="元素推断-22"/>
+    <w:bookmarkEnd w:id="96"/>
+    <w:bookmarkStart w:id="97" w:name="假想元素gr还原电势估计"/>
     <w:p>
       <w:pPr>
         <w:pStyle w:val="Heading2"/>
@@ -46926,7 +49177,1421 @@
         <w:rPr>
           <w:rFonts w:ascii="Times New Roman" w:hAnsi="Times New Roman" w:eastAsia="Times New Roman" w:cs="Times New Roman"/>
         </w:rPr>
-        <w:t xml:space="preserve">5.54 </w:t>
+        <w:t xml:space="preserve">5.58 </w:t>
+      </w:r>
+      <w:r>
+        <w:rPr>
+          <w:rFonts w:hint="eastAsia" w:ascii="Times New Roman" w:hAnsi="Times New Roman" w:eastAsia="SimHei" w:cs="Times New Roman"/>
+        </w:rPr>
+        <w:t>假想元素</w:t>
+      </w:r>
+      <w:r>
+        <w:rPr>
+          <w:rFonts w:hint="eastAsia" w:ascii="Times New Roman" w:hAnsi="Times New Roman" w:eastAsia="Times New Roman" w:cs="Times New Roman"/>
+        </w:rPr>
+        <w:t>Gr</w:t>
+      </w:r>
+      <w:r>
+        <w:rPr>
+          <w:rFonts w:hint="eastAsia" w:ascii="Times New Roman" w:hAnsi="Times New Roman" w:eastAsia="SimHei" w:cs="Times New Roman"/>
+        </w:rPr>
+        <w:t>还原电势估计</w:t>
+      </w:r>
+    </w:p>
+    <w:p>
+      <w:pPr>
+        <w:pStyle w:val="FirstParagraph"/>
+      </w:pPr>
+      <w:r>
+        <w:rPr>
+          <w:rFonts w:hint="eastAsia" w:ascii="Times New Roman" w:hAnsi="Times New Roman" w:eastAsia="FangSong" w:cs="Times New Roman"/>
+        </w:rPr>
+        <w:t xml:space="preserve">一业余的化学爱好者曾声称应该存在一种新的金属元素</w:t>
+      </w:r>
+      <w:r>
+        <w:rPr>
+          <w:rFonts w:ascii="Times New Roman" w:hAnsi="Times New Roman" w:eastAsia="Times New Roman" w:cs="Times New Roman"/>
+        </w:rPr>
+        <w:t xml:space="preserve"> </w:t>
+      </w:r>
+      <w:r>
+        <w:rPr>
+          <w:rFonts w:hint="eastAsia" w:ascii="Times New Roman" w:hAnsi="Times New Roman" w:eastAsia="Times New Roman" w:cs="Times New Roman"/>
+        </w:rPr>
+        <w:t>Gr。</w:t>
+      </w:r>
+      <w:r>
+        <w:rPr>
+          <w:rFonts w:hint="eastAsia" w:ascii="Times New Roman" w:hAnsi="Times New Roman" w:eastAsia="FangSong" w:cs="Times New Roman"/>
+        </w:rPr>
+        <w:t>该元素具有下列特征</w:t>
+      </w:r>
+      <w:r>
+        <w:rPr>
+          <w:rFonts w:hint="eastAsia" w:ascii="Times New Roman" w:hAnsi="Times New Roman" w:eastAsia="Times New Roman" w:cs="Times New Roman"/>
+        </w:rPr>
+        <w:t>：</w:t>
+      </w:r>
+      <w:r>
+        <w:rPr>
+          <w:rFonts w:hint="eastAsia" w:ascii="Times New Roman" w:hAnsi="Times New Roman" w:eastAsia="FangSong" w:cs="Times New Roman"/>
+        </w:rPr>
+        <w:t>无氧条件下金属单质与</w:t>
+      </w:r>
+      <w:r>
+        <w:rPr>
+          <w:rFonts w:ascii="Times New Roman" w:hAnsi="Times New Roman" w:eastAsia="Times New Roman" w:cs="Times New Roman"/>
+        </w:rPr>
+        <w:t xml:space="preserve"> </w:t>
+      </w:r>
+      <m:oMath>
+        <m:oMathPr>
+          <m:ctrlPr>
+            <w:rPr>
+              <w:sz w:val="28"/>
+              <w:szCs w:val="28"/>
+            </w:rPr>
+          </m:ctrlPr>
+        </m:oMathPr>
+        <m:sSup>
+          <m:e>
+            <m:r>
+              <m:rPr>
+                <m:sty m:val="p"/>
+              </m:rPr>
+              <m:t>H</m:t>
+            </m:r>
+          </m:e>
+          <m:sup>
+            <m:r>
+              <m:rPr>
+                <m:sty m:val="p"/>
+              </m:rPr>
+              <m:t>+</m:t>
+            </m:r>
+          </m:sup>
+        </m:sSup>
+        <m:r>
+          <m:rPr>
+            <m:sty m:val="p"/>
+          </m:rPr>
+          <m:t>(</m:t>
+        </m:r>
+        <m:r>
+          <m:rPr>
+            <m:sty m:val="p"/>
+          </m:rPr>
+          <m:t>a</m:t>
+        </m:r>
+        <m:r>
+          <m:rPr>
+            <m:sty m:val="p"/>
+          </m:rPr>
+          <m:t>q</m:t>
+        </m:r>
+        <m:r>
+          <m:rPr>
+            <m:sty m:val="p"/>
+          </m:rPr>
+          <m:t>)</m:t>
+        </m:r>
+        <m:r>
+          <m:rPr>
+            <m:sty m:val="p"/>
+          </m:rPr>
+          <m:t>(</m:t>
+        </m:r>
+        <m:r>
+          <m:t>c</m:t>
+        </m:r>
+        <m:r>
+          <m:rPr>
+            <m:sty m:val="p"/>
+          </m:rPr>
+          <m:t>=</m:t>
+        </m:r>
+        <m:r>
+          <m:t>1</m:t>
+        </m:r>
+        <m:r>
+          <m:rPr>
+            <m:sty m:val="p"/>
+          </m:rPr>
+          <m:t> </m:t>
+        </m:r>
+        <m:r>
+          <m:rPr>
+            <m:sty m:val="p"/>
+          </m:rPr>
+          <m:t>m</m:t>
+        </m:r>
+        <m:r>
+          <m:rPr>
+            <m:sty m:val="p"/>
+          </m:rPr>
+          <m:t>o</m:t>
+        </m:r>
+        <m:r>
+          <m:rPr>
+            <m:sty m:val="p"/>
+          </m:rPr>
+          <m:t>l</m:t>
+        </m:r>
+        <m:r>
+          <m:rPr>
+            <m:sty m:val="p"/>
+          </m:rPr>
+          <m:t>⋅</m:t>
+        </m:r>
+        <m:sSup>
+          <m:e>
+            <m:r>
+              <m:rPr>
+                <m:sty m:val="p"/>
+              </m:rPr>
+              <m:t>L</m:t>
+            </m:r>
+          </m:e>
+          <m:sup>
+            <m:r>
+              <m:rPr>
+                <m:sty m:val="p"/>
+              </m:rPr>
+              <m:t>−</m:t>
+            </m:r>
+            <m:r>
+              <m:t>1</m:t>
+            </m:r>
+          </m:sup>
+        </m:sSup>
+        <m:r>
+          <m:rPr>
+            <m:sty m:val="p"/>
+          </m:rPr>
+          <m:t>)</m:t>
+        </m:r>
+      </m:oMath>
+      <w:r>
+        <w:rPr>
+          <w:rFonts w:ascii="Times New Roman" w:hAnsi="Times New Roman" w:eastAsia="Times New Roman" w:cs="Times New Roman"/>
+        </w:rPr>
+        <w:t xml:space="preserve"> </w:t>
+      </w:r>
+      <w:r>
+        <w:rPr>
+          <w:rFonts w:hint="eastAsia" w:ascii="Times New Roman" w:hAnsi="Times New Roman" w:eastAsia="FangSong" w:cs="Times New Roman"/>
+        </w:rPr>
+        <w:t xml:space="preserve">反应生成</w:t>
+      </w:r>
+      <w:r>
+        <w:rPr>
+          <w:rFonts w:ascii="Times New Roman" w:hAnsi="Times New Roman" w:eastAsia="Times New Roman" w:cs="Times New Roman"/>
+        </w:rPr>
+        <w:t xml:space="preserve"> </w:t>
+      </w:r>
+      <m:oMath>
+        <m:oMathPr>
+          <m:ctrlPr>
+            <w:rPr>
+              <w:sz w:val="28"/>
+              <w:szCs w:val="28"/>
+            </w:rPr>
+          </m:ctrlPr>
+        </m:oMathPr>
+        <m:sSup>
+          <m:e>
+            <m:r>
+              <m:rPr>
+                <m:sty m:val="p"/>
+              </m:rPr>
+              <m:t>G</m:t>
+            </m:r>
+            <m:r>
+              <m:rPr>
+                <m:sty m:val="p"/>
+              </m:rPr>
+              <m:t>r</m:t>
+            </m:r>
+          </m:e>
+          <m:sup>
+            <m:r>
+              <m:t>3</m:t>
+            </m:r>
+            <m:r>
+              <m:rPr>
+                <m:sty m:val="p"/>
+              </m:rPr>
+              <m:t>+</m:t>
+            </m:r>
+          </m:sup>
+        </m:sSup>
+        <m:r>
+          <m:rPr>
+            <m:sty m:val="p"/>
+          </m:rPr>
+          <m:t>(</m:t>
+        </m:r>
+        <m:r>
+          <m:rPr>
+            <m:sty m:val="p"/>
+          </m:rPr>
+          <m:t>a</m:t>
+        </m:r>
+        <m:r>
+          <m:rPr>
+            <m:sty m:val="p"/>
+          </m:rPr>
+          <m:t>q</m:t>
+        </m:r>
+        <m:r>
+          <m:rPr>
+            <m:sty m:val="p"/>
+          </m:rPr>
+          <m:t>)</m:t>
+        </m:r>
+      </m:oMath>
+      <w:r>
+        <w:rPr>
+          <w:rFonts w:ascii="Times New Roman" w:hAnsi="Times New Roman" w:eastAsia="Times New Roman" w:cs="Times New Roman"/>
+        </w:rPr>
+        <w:t xml:space="preserve"> </w:t>
+      </w:r>
+      <w:r>
+        <w:rPr>
+          <w:rFonts w:hint="eastAsia" w:ascii="Times New Roman" w:hAnsi="Times New Roman" w:eastAsia="FangSong" w:cs="Times New Roman"/>
+        </w:rPr>
+        <w:t xml:space="preserve">和</w:t>
+      </w:r>
+      <w:r>
+        <w:rPr>
+          <w:rFonts w:ascii="Times New Roman" w:hAnsi="Times New Roman" w:eastAsia="Times New Roman" w:cs="Times New Roman"/>
+        </w:rPr>
+        <w:t xml:space="preserve"> </w:t>
+      </w:r>
+      <m:oMath>
+        <m:sSub>
+          <m:e>
+            <m:r>
+              <m:rPr>
+                <m:sty m:val="p"/>
+              </m:rPr>
+              <m:t>H</m:t>
+            </m:r>
+          </m:e>
+          <m:sub>
+            <m:r>
+              <m:t>2</m:t>
+            </m:r>
+          </m:sub>
+        </m:sSub>
+        <m:r>
+          <m:rPr>
+            <m:sty m:val="p"/>
+          </m:rPr>
+          <m:t>(</m:t>
+        </m:r>
+        <m:r>
+          <m:rPr>
+            <m:sty m:val="p"/>
+          </m:rPr>
+          <m:t>g</m:t>
+        </m:r>
+        <m:r>
+          <m:rPr>
+            <m:sty m:val="p"/>
+          </m:rPr>
+          <m:t>)</m:t>
+        </m:r>
+      </m:oMath>
+      <w:r>
+        <w:rPr>
+          <w:rFonts w:hint="eastAsia" w:ascii="Times New Roman" w:hAnsi="Times New Roman" w:eastAsia="Times New Roman" w:cs="Times New Roman"/>
+        </w:rPr>
+        <w:t>；</w:t>
+      </w:r>
+      <w:r>
+        <w:rPr>
+          <w:rFonts w:hint="eastAsia" w:ascii="Times New Roman" w:hAnsi="Times New Roman" w:eastAsia="FangSong" w:cs="Times New Roman"/>
+        </w:rPr>
+        <w:t>无氧条件下</w:t>
+      </w:r>
+      <w:r>
+        <w:rPr>
+          <w:rFonts w:ascii="Times New Roman" w:hAnsi="Times New Roman" w:eastAsia="Times New Roman" w:cs="Times New Roman"/>
+        </w:rPr>
+        <w:t xml:space="preserve"> </w:t>
+      </w:r>
+      <m:oMath>
+        <m:oMathPr>
+          <m:ctrlPr>
+            <w:rPr>
+              <w:sz w:val="28"/>
+              <w:szCs w:val="28"/>
+            </w:rPr>
+          </m:ctrlPr>
+        </m:oMathPr>
+        <m:sSub>
+          <m:e>
+            <m:r>
+              <m:rPr>
+                <m:sty m:val="p"/>
+              </m:rPr>
+              <m:t>G</m:t>
+            </m:r>
+            <m:r>
+              <m:rPr>
+                <m:sty m:val="p"/>
+              </m:rPr>
+              <m:t>r</m:t>
+            </m:r>
+            <m:r>
+              <m:rPr>
+                <m:sty m:val="p"/>
+              </m:rPr>
+              <m:t>C</m:t>
+            </m:r>
+            <m:r>
+              <m:rPr>
+                <m:sty m:val="p"/>
+              </m:rPr>
+              <m:t>l</m:t>
+            </m:r>
+          </m:e>
+          <m:sub>
+            <m:r>
+              <m:t>2</m:t>
+            </m:r>
+          </m:sub>
+        </m:sSub>
+        <m:r>
+          <m:rPr>
+            <m:sty m:val="p"/>
+          </m:rPr>
+          <m:t>(</m:t>
+        </m:r>
+        <m:r>
+          <m:rPr>
+            <m:sty m:val="p"/>
+          </m:rPr>
+          <m:t>s</m:t>
+        </m:r>
+        <m:r>
+          <m:rPr>
+            <m:sty m:val="p"/>
+          </m:rPr>
+          <m:t>)</m:t>
+        </m:r>
+      </m:oMath>
+      <w:r>
+        <w:rPr>
+          <w:rFonts w:ascii="Times New Roman" w:hAnsi="Times New Roman" w:eastAsia="Times New Roman" w:cs="Times New Roman"/>
+        </w:rPr>
+        <w:t xml:space="preserve"> </w:t>
+      </w:r>
+      <w:r>
+        <w:rPr>
+          <w:rFonts w:hint="eastAsia" w:ascii="Times New Roman" w:hAnsi="Times New Roman" w:eastAsia="FangSong" w:cs="Times New Roman"/>
+        </w:rPr>
+        <w:t xml:space="preserve">溶于</w:t>
+      </w:r>
+      <w:r>
+        <w:rPr>
+          <w:rFonts w:ascii="Times New Roman" w:hAnsi="Times New Roman" w:eastAsia="Times New Roman" w:cs="Times New Roman"/>
+        </w:rPr>
+        <w:t xml:space="preserve"> </w:t>
+      </w:r>
+      <m:oMath>
+        <m:oMathPr>
+          <m:ctrlPr>
+            <w:rPr>
+              <w:sz w:val="28"/>
+              <w:szCs w:val="28"/>
+            </w:rPr>
+          </m:ctrlPr>
+        </m:oMathPr>
+        <m:sSup>
+          <m:e>
+            <m:r>
+              <m:rPr>
+                <m:sty m:val="p"/>
+              </m:rPr>
+              <m:t>H</m:t>
+            </m:r>
+          </m:e>
+          <m:sup>
+            <m:r>
+              <m:rPr>
+                <m:sty m:val="p"/>
+              </m:rPr>
+              <m:t>+</m:t>
+            </m:r>
+          </m:sup>
+        </m:sSup>
+        <m:r>
+          <m:rPr>
+            <m:sty m:val="p"/>
+          </m:rPr>
+          <m:t>(</m:t>
+        </m:r>
+        <m:r>
+          <m:rPr>
+            <m:sty m:val="p"/>
+          </m:rPr>
+          <m:t>a</m:t>
+        </m:r>
+        <m:r>
+          <m:rPr>
+            <m:sty m:val="p"/>
+          </m:rPr>
+          <m:t>q</m:t>
+        </m:r>
+        <m:r>
+          <m:rPr>
+            <m:sty m:val="p"/>
+          </m:rPr>
+          <m:t>)</m:t>
+        </m:r>
+      </m:oMath>
+      <w:r>
+        <w:rPr>
+          <w:rFonts w:ascii="Times New Roman" w:hAnsi="Times New Roman" w:eastAsia="Times New Roman" w:cs="Times New Roman"/>
+        </w:rPr>
+        <w:t xml:space="preserve"> </w:t>
+      </w:r>
+      <w:r>
+        <w:rPr>
+          <w:rFonts w:hint="eastAsia" w:ascii="Times New Roman" w:hAnsi="Times New Roman" w:eastAsia="FangSong" w:cs="Times New Roman"/>
+        </w:rPr>
+        <w:t xml:space="preserve">浓度为</w:t>
+      </w:r>
+      <w:r>
+        <w:rPr>
+          <w:rFonts w:ascii="Times New Roman" w:hAnsi="Times New Roman" w:eastAsia="Times New Roman" w:cs="Times New Roman"/>
+        </w:rPr>
+        <w:t xml:space="preserve"> </w:t>
+      </w:r>
+      <m:oMath>
+        <m:oMathPr>
+          <m:ctrlPr>
+            <w:rPr>
+              <w:sz w:val="28"/>
+              <w:szCs w:val="28"/>
+            </w:rPr>
+          </m:ctrlPr>
+        </m:oMathPr>
+        <m:r>
+          <m:t>1</m:t>
+        </m:r>
+        <m:r>
+          <m:rPr>
+            <m:sty m:val="p"/>
+          </m:rPr>
+          <m:t> </m:t>
+        </m:r>
+        <m:r>
+          <m:rPr>
+            <m:sty m:val="p"/>
+          </m:rPr>
+          <m:t>m</m:t>
+        </m:r>
+        <m:r>
+          <m:rPr>
+            <m:sty m:val="p"/>
+          </m:rPr>
+          <m:t>o</m:t>
+        </m:r>
+        <m:r>
+          <m:rPr>
+            <m:sty m:val="p"/>
+          </m:rPr>
+          <m:t>l</m:t>
+        </m:r>
+        <m:r>
+          <m:rPr>
+            <m:sty m:val="p"/>
+          </m:rPr>
+          <m:t>⋅</m:t>
+        </m:r>
+        <m:sSup>
+          <m:e>
+            <m:r>
+              <m:rPr>
+                <m:sty m:val="p"/>
+              </m:rPr>
+              <m:t>L</m:t>
+            </m:r>
+          </m:e>
+          <m:sup>
+            <m:r>
+              <m:rPr>
+                <m:sty m:val="p"/>
+              </m:rPr>
+              <m:t>−</m:t>
+            </m:r>
+            <m:r>
+              <m:t>1</m:t>
+            </m:r>
+          </m:sup>
+        </m:sSup>
+      </m:oMath>
+      <w:r>
+        <w:rPr>
+          <w:rFonts w:ascii="Times New Roman" w:hAnsi="Times New Roman" w:eastAsia="Times New Roman" w:cs="Times New Roman"/>
+        </w:rPr>
+        <w:t xml:space="preserve"> </w:t>
+      </w:r>
+      <w:r>
+        <w:rPr>
+          <w:rFonts w:hint="eastAsia" w:ascii="Times New Roman" w:hAnsi="Times New Roman" w:eastAsia="FangSong" w:cs="Times New Roman"/>
+        </w:rPr>
+        <w:t xml:space="preserve">的酸中缓慢的生成</w:t>
+      </w:r>
+      <w:r>
+        <w:rPr>
+          <w:rFonts w:ascii="Times New Roman" w:hAnsi="Times New Roman" w:eastAsia="Times New Roman" w:cs="Times New Roman"/>
+        </w:rPr>
+        <w:t xml:space="preserve"> </w:t>
+      </w:r>
+      <m:oMath>
+        <m:sSub>
+          <m:e>
+            <m:r>
+              <m:rPr>
+                <m:sty m:val="p"/>
+              </m:rPr>
+              <m:t>H</m:t>
+            </m:r>
+          </m:e>
+          <m:sub>
+            <m:r>
+              <m:t>2</m:t>
+            </m:r>
+          </m:sub>
+        </m:sSub>
+        <m:r>
+          <m:rPr>
+            <m:sty m:val="p"/>
+          </m:rPr>
+          <m:t>(</m:t>
+        </m:r>
+        <m:r>
+          <m:rPr>
+            <m:sty m:val="p"/>
+          </m:rPr>
+          <m:t>g</m:t>
+        </m:r>
+        <m:r>
+          <m:rPr>
+            <m:sty m:val="p"/>
+          </m:rPr>
+          <m:t>)</m:t>
+        </m:r>
+      </m:oMath>
+      <w:r>
+        <w:rPr>
+          <w:rFonts w:ascii="Times New Roman" w:hAnsi="Times New Roman" w:eastAsia="Times New Roman" w:cs="Times New Roman"/>
+        </w:rPr>
+        <w:t xml:space="preserve"> </w:t>
+      </w:r>
+      <w:r>
+        <w:rPr>
+          <w:rFonts w:hint="eastAsia" w:ascii="Times New Roman" w:hAnsi="Times New Roman" w:eastAsia="FangSong" w:cs="Times New Roman"/>
+        </w:rPr>
+        <w:t xml:space="preserve">和</w:t>
+      </w:r>
+      <w:r>
+        <w:rPr>
+          <w:rFonts w:ascii="Times New Roman" w:hAnsi="Times New Roman" w:eastAsia="Times New Roman" w:cs="Times New Roman"/>
+        </w:rPr>
+        <w:t xml:space="preserve"> </w:t>
+      </w:r>
+      <m:oMath>
+        <m:oMathPr>
+          <m:ctrlPr>
+            <w:rPr>
+              <w:sz w:val="28"/>
+              <w:szCs w:val="28"/>
+            </w:rPr>
+          </m:ctrlPr>
+        </m:oMathPr>
+        <m:sSup>
+          <m:e>
+            <m:r>
+              <m:rPr>
+                <m:sty m:val="p"/>
+              </m:rPr>
+              <m:t>G</m:t>
+            </m:r>
+            <m:r>
+              <m:rPr>
+                <m:sty m:val="p"/>
+              </m:rPr>
+              <m:t>r</m:t>
+            </m:r>
+          </m:e>
+          <m:sup>
+            <m:r>
+              <m:t>3</m:t>
+            </m:r>
+            <m:r>
+              <m:rPr>
+                <m:sty m:val="p"/>
+              </m:rPr>
+              <m:t>+</m:t>
+            </m:r>
+          </m:sup>
+        </m:sSup>
+        <m:r>
+          <m:rPr>
+            <m:sty m:val="p"/>
+          </m:rPr>
+          <m:t>(</m:t>
+        </m:r>
+        <m:r>
+          <m:rPr>
+            <m:sty m:val="p"/>
+          </m:rPr>
+          <m:t>a</m:t>
+        </m:r>
+        <m:r>
+          <m:rPr>
+            <m:sty m:val="p"/>
+          </m:rPr>
+          <m:t>q</m:t>
+        </m:r>
+        <m:r>
+          <m:rPr>
+            <m:sty m:val="p"/>
+          </m:rPr>
+          <m:t>)</m:t>
+        </m:r>
+      </m:oMath>
+      <w:r>
+        <w:rPr>
+          <w:rFonts w:hint="eastAsia" w:ascii="Times New Roman" w:hAnsi="Times New Roman" w:eastAsia="Times New Roman" w:cs="Times New Roman"/>
+        </w:rPr>
+        <w:t xml:space="preserve">；</w:t>
+      </w:r>
+      <m:oMath>
+        <m:oMathPr>
+          <m:ctrlPr>
+            <w:rPr>
+              <w:sz w:val="28"/>
+              <w:szCs w:val="28"/>
+            </w:rPr>
+          </m:ctrlPr>
+        </m:oMathPr>
+        <m:sSup>
+          <m:e>
+            <m:r>
+              <m:rPr>
+                <m:sty m:val="p"/>
+              </m:rPr>
+              <m:t>G</m:t>
+            </m:r>
+            <m:r>
+              <m:rPr>
+                <m:sty m:val="p"/>
+              </m:rPr>
+              <m:t>r</m:t>
+            </m:r>
+          </m:e>
+          <m:sup>
+            <m:r>
+              <m:t>3</m:t>
+            </m:r>
+            <m:r>
+              <m:rPr>
+                <m:sty m:val="p"/>
+              </m:rPr>
+              <m:t>+</m:t>
+            </m:r>
+          </m:sup>
+        </m:sSup>
+        <m:r>
+          <m:rPr>
+            <m:sty m:val="p"/>
+          </m:rPr>
+          <m:t>(</m:t>
+        </m:r>
+        <m:r>
+          <m:rPr>
+            <m:sty m:val="p"/>
+          </m:rPr>
+          <m:t>a</m:t>
+        </m:r>
+        <m:r>
+          <m:rPr>
+            <m:sty m:val="p"/>
+          </m:rPr>
+          <m:t>q</m:t>
+        </m:r>
+        <m:r>
+          <m:rPr>
+            <m:sty m:val="p"/>
+          </m:rPr>
+          <m:t>)</m:t>
+        </m:r>
+      </m:oMath>
+      <w:r>
+        <w:rPr>
+          <w:rFonts w:ascii="Times New Roman" w:hAnsi="Times New Roman" w:eastAsia="Times New Roman" w:cs="Times New Roman"/>
+        </w:rPr>
+        <w:t xml:space="preserve"> </w:t>
+      </w:r>
+      <w:r>
+        <w:rPr>
+          <w:rFonts w:hint="eastAsia" w:ascii="Times New Roman" w:hAnsi="Times New Roman" w:eastAsia="FangSong" w:cs="Times New Roman"/>
+        </w:rPr>
+        <w:t xml:space="preserve">在空气中放置生成</w:t>
+      </w:r>
+      <w:r>
+        <w:rPr>
+          <w:rFonts w:ascii="Times New Roman" w:hAnsi="Times New Roman" w:eastAsia="Times New Roman" w:cs="Times New Roman"/>
+        </w:rPr>
+        <w:t xml:space="preserve"> </w:t>
+      </w:r>
+      <m:oMath>
+        <m:oMathPr>
+          <m:ctrlPr>
+            <w:rPr>
+              <w:sz w:val="28"/>
+              <w:szCs w:val="28"/>
+            </w:rPr>
+          </m:ctrlPr>
+        </m:oMathPr>
+        <m:sSup>
+          <m:e>
+            <m:r>
+              <m:rPr>
+                <m:sty m:val="p"/>
+              </m:rPr>
+              <m:t>G</m:t>
+            </m:r>
+            <m:r>
+              <m:rPr>
+                <m:sty m:val="p"/>
+              </m:rPr>
+              <m:t>r</m:t>
+            </m:r>
+            <m:r>
+              <m:rPr>
+                <m:sty m:val="p"/>
+              </m:rPr>
+              <m:t>O</m:t>
+            </m:r>
+          </m:e>
+          <m:sup>
+            <m:r>
+              <m:t>2</m:t>
+            </m:r>
+            <m:r>
+              <m:rPr>
+                <m:sty m:val="p"/>
+              </m:rPr>
+              <m:t>+</m:t>
+            </m:r>
+          </m:sup>
+        </m:sSup>
+        <m:r>
+          <m:rPr>
+            <m:sty m:val="p"/>
+          </m:rPr>
+          <m:t>(</m:t>
+        </m:r>
+        <m:r>
+          <m:rPr>
+            <m:sty m:val="p"/>
+          </m:rPr>
+          <m:t>a</m:t>
+        </m:r>
+        <m:r>
+          <m:rPr>
+            <m:sty m:val="p"/>
+          </m:rPr>
+          <m:t>q</m:t>
+        </m:r>
+        <m:r>
+          <m:rPr>
+            <m:sty m:val="p"/>
+          </m:rPr>
+          <m:t>)</m:t>
+        </m:r>
+      </m:oMath>
+      <w:r>
+        <w:rPr>
+          <w:rFonts w:hint="eastAsia" w:ascii="Times New Roman" w:hAnsi="Times New Roman" w:eastAsia="Times New Roman" w:cs="Times New Roman"/>
+        </w:rPr>
+        <w:t>。</w:t>
+      </w:r>
+      <w:r>
+        <w:rPr>
+          <w:rFonts w:hint="eastAsia" w:ascii="Times New Roman" w:hAnsi="Times New Roman" w:eastAsia="FangSong" w:cs="Times New Roman"/>
+        </w:rPr>
+        <w:t>试根据这些信息估计各种过程的还原电势大体范围</w:t>
+      </w:r>
+      <w:r>
+        <w:rPr>
+          <w:rFonts w:hint="eastAsia" w:ascii="Times New Roman" w:hAnsi="Times New Roman" w:eastAsia="Times New Roman" w:cs="Times New Roman"/>
+        </w:rPr>
+        <w:t>，</w:t>
+      </w:r>
+      <w:r>
+        <w:rPr>
+          <w:rFonts w:hint="eastAsia" w:ascii="Times New Roman" w:hAnsi="Times New Roman" w:eastAsia="FangSong" w:cs="Times New Roman"/>
+        </w:rPr>
+        <w:t>并说明理由</w:t>
+      </w:r>
+      <w:r>
+        <w:rPr>
+          <w:rFonts w:hint="eastAsia" w:ascii="Times New Roman" w:hAnsi="Times New Roman" w:eastAsia="Times New Roman" w:cs="Times New Roman"/>
+        </w:rPr>
+        <w:t>。</w:t>
+      </w:r>
+    </w:p>
+    <w:p>
+      <w:pPr>
+        <w:pStyle w:val="BodyText"/>
+      </w:pPr>
+      <w:r>
+        <w:rPr>
+          <w:rFonts w:ascii="Times New Roman" w:hAnsi="Times New Roman" w:eastAsia="Times New Roman" w:cs="Times New Roman"/>
+        </w:rPr>
+        <w:t xml:space="preserve">9-1</w:t>
+      </w:r>
+      <w:r>
+        <w:rPr>
+          <w:rFonts w:ascii="Times New Roman" w:hAnsi="Times New Roman" w:eastAsia="Times New Roman" w:cs="Times New Roman"/>
+        </w:rPr>
+        <w:t xml:space="preserve"> </w:t>
+      </w:r>
+      <m:oMath>
+        <m:oMathPr>
+          <m:ctrlPr>
+            <w:rPr>
+              <w:sz w:val="28"/>
+              <w:szCs w:val="28"/>
+            </w:rPr>
+          </m:ctrlPr>
+        </m:oMathPr>
+        <m:sSup>
+          <m:e>
+            <m:r>
+              <m:rPr>
+                <m:sty m:val="p"/>
+              </m:rPr>
+              <m:t>G</m:t>
+            </m:r>
+            <m:r>
+              <m:rPr>
+                <m:sty m:val="p"/>
+              </m:rPr>
+              <m:t>r</m:t>
+            </m:r>
+          </m:e>
+          <m:sup>
+            <m:r>
+              <m:t>3</m:t>
+            </m:r>
+            <m:r>
+              <m:rPr>
+                <m:sty m:val="p"/>
+              </m:rPr>
+              <m:t>+</m:t>
+            </m:r>
+          </m:sup>
+        </m:sSup>
+        <m:r>
+          <m:rPr>
+            <m:sty m:val="p"/>
+          </m:rPr>
+          <m:t>(</m:t>
+        </m:r>
+        <m:r>
+          <m:rPr>
+            <m:sty m:val="p"/>
+          </m:rPr>
+          <m:t>a</m:t>
+        </m:r>
+        <m:r>
+          <m:rPr>
+            <m:sty m:val="p"/>
+          </m:rPr>
+          <m:t>q</m:t>
+        </m:r>
+        <m:r>
+          <m:rPr>
+            <m:sty m:val="p"/>
+          </m:rPr>
+          <m:t>)</m:t>
+        </m:r>
+      </m:oMath>
+      <w:r>
+        <w:rPr>
+          <w:rFonts w:ascii="Times New Roman" w:hAnsi="Times New Roman" w:eastAsia="Times New Roman" w:cs="Times New Roman"/>
+        </w:rPr>
+        <w:t xml:space="preserve"> </w:t>
+      </w:r>
+      <w:r>
+        <w:rPr>
+          <w:rFonts w:hint="eastAsia" w:ascii="Times New Roman" w:hAnsi="Times New Roman" w:eastAsia="FangSong" w:cs="Times New Roman"/>
+        </w:rPr>
+        <w:t xml:space="preserve">还原为</w:t>
+      </w:r>
+      <w:r>
+        <w:rPr>
+          <w:rFonts w:ascii="Times New Roman" w:hAnsi="Times New Roman" w:eastAsia="Times New Roman" w:cs="Times New Roman"/>
+        </w:rPr>
+        <w:t xml:space="preserve"> </w:t>
+      </w:r>
+      <m:oMath>
+        <m:r>
+          <m:rPr>
+            <m:sty m:val="p"/>
+          </m:rPr>
+          <m:t>G</m:t>
+        </m:r>
+        <m:r>
+          <m:rPr>
+            <m:sty m:val="p"/>
+          </m:rPr>
+          <m:t>r</m:t>
+        </m:r>
+        <m:r>
+          <m:rPr>
+            <m:sty m:val="p"/>
+          </m:rPr>
+          <m:t>(</m:t>
+        </m:r>
+        <m:r>
+          <m:rPr>
+            <m:sty m:val="p"/>
+          </m:rPr>
+          <m:t>s</m:t>
+        </m:r>
+        <m:r>
+          <m:rPr>
+            <m:sty m:val="p"/>
+          </m:rPr>
+          <m:t>)</m:t>
+        </m:r>
+      </m:oMath>
+      <w:r>
+        <w:rPr>
+          <w:rFonts w:ascii="Times New Roman" w:hAnsi="Times New Roman" w:eastAsia="Times New Roman" w:cs="Times New Roman"/>
+        </w:rPr>
+        <w:t xml:space="preserve">。</w:t>
+      </w:r>
+    </w:p>
+    <w:p>
+      <w:pPr>
+        <w:pStyle w:val="BodyText"/>
+      </w:pPr>
+      <w:r>
+        <w:rPr>
+          <w:rFonts w:ascii="Times New Roman" w:hAnsi="Times New Roman" w:eastAsia="Times New Roman" w:cs="Times New Roman"/>
+        </w:rPr>
+        <w:t xml:space="preserve">9-2</w:t>
+      </w:r>
+      <w:r>
+        <w:rPr>
+          <w:rFonts w:ascii="Times New Roman" w:hAnsi="Times New Roman" w:eastAsia="Times New Roman" w:cs="Times New Roman"/>
+        </w:rPr>
+        <w:t xml:space="preserve"> </w:t>
+      </w:r>
+      <m:oMath>
+        <m:oMathPr>
+          <m:ctrlPr>
+            <w:rPr>
+              <w:sz w:val="28"/>
+              <w:szCs w:val="28"/>
+            </w:rPr>
+          </m:ctrlPr>
+        </m:oMathPr>
+        <m:sSup>
+          <m:e>
+            <m:r>
+              <m:rPr>
+                <m:sty m:val="p"/>
+              </m:rPr>
+              <m:t>G</m:t>
+            </m:r>
+            <m:r>
+              <m:rPr>
+                <m:sty m:val="p"/>
+              </m:rPr>
+              <m:t>r</m:t>
+            </m:r>
+          </m:e>
+          <m:sup>
+            <m:r>
+              <m:t>3</m:t>
+            </m:r>
+            <m:r>
+              <m:rPr>
+                <m:sty m:val="p"/>
+              </m:rPr>
+              <m:t>+</m:t>
+            </m:r>
+          </m:sup>
+        </m:sSup>
+        <m:r>
+          <m:rPr>
+            <m:sty m:val="p"/>
+          </m:rPr>
+          <m:t>(</m:t>
+        </m:r>
+        <m:r>
+          <m:rPr>
+            <m:sty m:val="p"/>
+          </m:rPr>
+          <m:t>a</m:t>
+        </m:r>
+        <m:r>
+          <m:rPr>
+            <m:sty m:val="p"/>
+          </m:rPr>
+          <m:t>q</m:t>
+        </m:r>
+        <m:r>
+          <m:rPr>
+            <m:sty m:val="p"/>
+          </m:rPr>
+          <m:t>)</m:t>
+        </m:r>
+      </m:oMath>
+      <w:r>
+        <w:rPr>
+          <w:rFonts w:ascii="Times New Roman" w:hAnsi="Times New Roman" w:eastAsia="Times New Roman" w:cs="Times New Roman"/>
+        </w:rPr>
+        <w:t xml:space="preserve"> </w:t>
+      </w:r>
+      <w:r>
+        <w:rPr>
+          <w:rFonts w:hint="eastAsia" w:ascii="Times New Roman" w:hAnsi="Times New Roman" w:eastAsia="FangSong" w:cs="Times New Roman"/>
+        </w:rPr>
+        <w:t xml:space="preserve">还原为</w:t>
+      </w:r>
+      <w:r>
+        <w:rPr>
+          <w:rFonts w:ascii="Times New Roman" w:hAnsi="Times New Roman" w:eastAsia="Times New Roman" w:cs="Times New Roman"/>
+        </w:rPr>
+        <w:t xml:space="preserve"> </w:t>
+      </w:r>
+      <m:oMath>
+        <m:oMathPr>
+          <m:ctrlPr>
+            <w:rPr>
+              <w:sz w:val="28"/>
+              <w:szCs w:val="28"/>
+            </w:rPr>
+          </m:ctrlPr>
+        </m:oMathPr>
+        <m:sSub>
+          <m:e>
+            <m:r>
+              <m:rPr>
+                <m:sty m:val="p"/>
+              </m:rPr>
+              <m:t>G</m:t>
+            </m:r>
+            <m:r>
+              <m:rPr>
+                <m:sty m:val="p"/>
+              </m:rPr>
+              <m:t>r</m:t>
+            </m:r>
+            <m:r>
+              <m:rPr>
+                <m:sty m:val="p"/>
+              </m:rPr>
+              <m:t>C</m:t>
+            </m:r>
+            <m:r>
+              <m:rPr>
+                <m:sty m:val="p"/>
+              </m:rPr>
+              <m:t>l</m:t>
+            </m:r>
+          </m:e>
+          <m:sub>
+            <m:r>
+              <m:t>2</m:t>
+            </m:r>
+          </m:sub>
+        </m:sSub>
+        <m:r>
+          <m:rPr>
+            <m:sty m:val="p"/>
+          </m:rPr>
+          <m:t>(</m:t>
+        </m:r>
+        <m:r>
+          <m:rPr>
+            <m:sty m:val="p"/>
+          </m:rPr>
+          <m:t>s</m:t>
+        </m:r>
+        <m:r>
+          <m:rPr>
+            <m:sty m:val="p"/>
+          </m:rPr>
+          <m:t>)</m:t>
+        </m:r>
+      </m:oMath>
+      <w:r>
+        <w:rPr>
+          <w:rFonts w:ascii="Times New Roman" w:hAnsi="Times New Roman" w:eastAsia="Times New Roman" w:cs="Times New Roman"/>
+        </w:rPr>
+        <w:t xml:space="preserve">。</w:t>
+      </w:r>
+    </w:p>
+    <w:p>
+      <w:pPr>
+        <w:pStyle w:val="BodyText"/>
+      </w:pPr>
+      <w:r>
+        <w:rPr>
+          <w:rFonts w:ascii="Times New Roman" w:hAnsi="Times New Roman" w:eastAsia="Times New Roman" w:cs="Times New Roman"/>
+        </w:rPr>
+        <w:t xml:space="preserve">9-3</w:t>
+      </w:r>
+      <w:r>
+        <w:rPr>
+          <w:rFonts w:ascii="Times New Roman" w:hAnsi="Times New Roman" w:eastAsia="Times New Roman" w:cs="Times New Roman"/>
+        </w:rPr>
+        <w:t xml:space="preserve"> </w:t>
+      </w:r>
+      <m:oMath>
+        <m:oMathPr>
+          <m:ctrlPr>
+            <w:rPr>
+              <w:sz w:val="28"/>
+              <w:szCs w:val="28"/>
+            </w:rPr>
+          </m:ctrlPr>
+        </m:oMathPr>
+        <m:sSup>
+          <m:e>
+            <m:r>
+              <m:rPr>
+                <m:sty m:val="p"/>
+              </m:rPr>
+              <m:t>G</m:t>
+            </m:r>
+            <m:r>
+              <m:rPr>
+                <m:sty m:val="p"/>
+              </m:rPr>
+              <m:t>r</m:t>
+            </m:r>
+            <m:r>
+              <m:rPr>
+                <m:sty m:val="p"/>
+              </m:rPr>
+              <m:t>O</m:t>
+            </m:r>
+          </m:e>
+          <m:sup>
+            <m:r>
+              <m:t>2</m:t>
+            </m:r>
+            <m:r>
+              <m:rPr>
+                <m:sty m:val="p"/>
+              </m:rPr>
+              <m:t>+</m:t>
+            </m:r>
+          </m:sup>
+        </m:sSup>
+        <m:r>
+          <m:rPr>
+            <m:sty m:val="p"/>
+          </m:rPr>
+          <m:t>(</m:t>
+        </m:r>
+        <m:r>
+          <m:rPr>
+            <m:sty m:val="p"/>
+          </m:rPr>
+          <m:t>a</m:t>
+        </m:r>
+        <m:r>
+          <m:rPr>
+            <m:sty m:val="p"/>
+          </m:rPr>
+          <m:t>q</m:t>
+        </m:r>
+        <m:r>
+          <m:rPr>
+            <m:sty m:val="p"/>
+          </m:rPr>
+          <m:t>)</m:t>
+        </m:r>
+      </m:oMath>
+      <w:r>
+        <w:rPr>
+          <w:rFonts w:ascii="Times New Roman" w:hAnsi="Times New Roman" w:eastAsia="Times New Roman" w:cs="Times New Roman"/>
+        </w:rPr>
+        <w:t xml:space="preserve"> </w:t>
+      </w:r>
+      <w:r>
+        <w:rPr>
+          <w:rFonts w:hint="eastAsia" w:ascii="Times New Roman" w:hAnsi="Times New Roman" w:eastAsia="FangSong" w:cs="Times New Roman"/>
+        </w:rPr>
+        <w:t xml:space="preserve">还原为</w:t>
+      </w:r>
+      <w:r>
+        <w:rPr>
+          <w:rFonts w:ascii="Times New Roman" w:hAnsi="Times New Roman" w:eastAsia="Times New Roman" w:cs="Times New Roman"/>
+        </w:rPr>
+        <w:t xml:space="preserve"> </w:t>
+      </w:r>
+      <m:oMath>
+        <m:oMathPr>
+          <m:ctrlPr>
+            <w:rPr>
+              <w:sz w:val="28"/>
+              <w:szCs w:val="28"/>
+            </w:rPr>
+          </m:ctrlPr>
+        </m:oMathPr>
+        <m:sSup>
+          <m:e>
+            <m:r>
+              <m:rPr>
+                <m:sty m:val="p"/>
+              </m:rPr>
+              <m:t>G</m:t>
+            </m:r>
+            <m:r>
+              <m:rPr>
+                <m:sty m:val="p"/>
+              </m:rPr>
+              <m:t>r</m:t>
+            </m:r>
+          </m:e>
+          <m:sup>
+            <m:r>
+              <m:t>3</m:t>
+            </m:r>
+            <m:r>
+              <m:rPr>
+                <m:sty m:val="p"/>
+              </m:rPr>
+              <m:t>+</m:t>
+            </m:r>
+          </m:sup>
+        </m:sSup>
+        <m:r>
+          <m:rPr>
+            <m:sty m:val="p"/>
+          </m:rPr>
+          <m:t>(</m:t>
+        </m:r>
+        <m:r>
+          <m:rPr>
+            <m:sty m:val="p"/>
+          </m:rPr>
+          <m:t>a</m:t>
+        </m:r>
+        <m:r>
+          <m:rPr>
+            <m:sty m:val="p"/>
+          </m:rPr>
+          <m:t>q</m:t>
+        </m:r>
+        <m:r>
+          <m:rPr>
+            <m:sty m:val="p"/>
+          </m:rPr>
+          <m:t>)</m:t>
+        </m:r>
+      </m:oMath>
+      <w:r>
+        <w:rPr>
+          <w:rFonts w:ascii="Times New Roman" w:hAnsi="Times New Roman" w:eastAsia="Times New Roman" w:cs="Times New Roman"/>
+        </w:rPr>
+        <w:t xml:space="preserve">。</w:t>
+      </w:r>
+    </w:p>
+    <w:p>
+      <w:pPr>
+        <w:pStyle w:val="BodyText"/>
+      </w:pPr>
+      <w:r>
+        <w:rPr>
+          <w:rFonts w:ascii="Times New Roman" w:hAnsi="Times New Roman" w:eastAsia="Times New Roman" w:cs="Times New Roman"/>
+        </w:rPr>
+        <w:t xml:space="preserve">9-4 </w:t>
+      </w:r>
+      <w:r>
+        <w:rPr>
+          <w:rFonts w:hint="eastAsia" w:ascii="Times New Roman" w:hAnsi="Times New Roman" w:eastAsia="FangSong" w:cs="Times New Roman"/>
+        </w:rPr>
+        <w:t xml:space="preserve">已知元素中哪种元素的性质符合这个业余的化学爱好者对</w:t>
+      </w:r>
+      <w:r>
+        <w:rPr>
+          <w:rFonts w:ascii="Times New Roman" w:hAnsi="Times New Roman" w:eastAsia="Times New Roman" w:cs="Times New Roman"/>
+        </w:rPr>
+        <w:t xml:space="preserve"> </w:t>
+      </w:r>
+      <m:oMath>
+        <m:r>
+          <m:rPr>
+            <m:sty m:val="p"/>
+          </m:rPr>
+          <m:t>G</m:t>
+        </m:r>
+        <m:r>
+          <m:rPr>
+            <m:sty m:val="p"/>
+          </m:rPr>
+          <m:t>r</m:t>
+        </m:r>
+      </m:oMath>
+      <w:r>
+        <w:rPr>
+          <w:rFonts w:ascii="Times New Roman" w:hAnsi="Times New Roman" w:eastAsia="Times New Roman" w:cs="Times New Roman"/>
+        </w:rPr>
+        <w:t xml:space="preserve"> </w:t>
+      </w:r>
+      <w:r>
+        <w:rPr>
+          <w:rFonts w:hint="eastAsia" w:ascii="Times New Roman" w:hAnsi="Times New Roman" w:eastAsia="FangSong" w:cs="Times New Roman"/>
+        </w:rPr>
+        <w:t>的描述</w:t>
+      </w:r>
+      <w:r>
+        <w:rPr>
+          <w:rFonts w:hint="eastAsia" w:ascii="Times New Roman" w:hAnsi="Times New Roman" w:eastAsia="Times New Roman" w:cs="Times New Roman"/>
+        </w:rPr>
+        <w:t>？</w:t>
+      </w:r>
+    </w:p>
+    <w:p>
+      <w:pPr>
+        <w:spacing w:before="160" w:after="80"/>
+      </w:pPr>
+      <w:r>
+        <w:pict>
+          <v:rect style="width:0;height:1.5pt" o:hralign="center" o:hrstd="t" o:hr="t"/>
+        </w:pict>
+      </w:r>
+    </w:p>
+    <w:bookmarkEnd w:id="97"/>
+    <w:bookmarkStart w:id="98" w:name="元素推断-22"/>
+    <w:p>
+      <w:pPr>
+        <w:pStyle w:val="Heading2"/>
+        <w:spacing w:before="280" w:after="120"/>
+      </w:pPr>
+      <w:r>
+        <w:rPr>
+          <w:rFonts w:ascii="Times New Roman" w:hAnsi="Times New Roman" w:eastAsia="Times New Roman" w:cs="Times New Roman"/>
+        </w:rPr>
+        <w:t xml:space="preserve">5.59 </w:t>
       </w:r>
       <w:r>
         <w:rPr>
@@ -48032,8 +51697,8 @@
         </w:pict>
       </w:r>
     </w:p>
-    <w:bookmarkEnd w:id="87"/>
-    <w:bookmarkStart w:id="88" w:name="元素推断-23"/>
+    <w:bookmarkEnd w:id="98"/>
+    <w:bookmarkStart w:id="99" w:name="元素推断-23"/>
     <w:p>
       <w:pPr>
         <w:pStyle w:val="Heading2"/>
@@ -48043,7 +51708,7 @@
         <w:rPr>
           <w:rFonts w:ascii="Times New Roman" w:hAnsi="Times New Roman" w:eastAsia="Times New Roman" w:cs="Times New Roman"/>
         </w:rPr>
-        <w:t xml:space="preserve">5.55 </w:t>
+        <w:t xml:space="preserve">5.60 </w:t>
       </w:r>
       <w:r>
         <w:rPr>
@@ -48681,8 +52346,8 @@
         </w:pict>
       </w:r>
     </w:p>
-    <w:bookmarkEnd w:id="88"/>
-    <w:bookmarkStart w:id="89" w:name="元推-02-价态颜色判据推断"/>
+    <w:bookmarkEnd w:id="99"/>
+    <w:bookmarkStart w:id="100" w:name="元推-02-价态颜色判据推断"/>
     <w:p>
       <w:pPr>
         <w:pStyle w:val="Heading2"/>
@@ -48692,7 +52357,7 @@
         <w:rPr>
           <w:rFonts w:ascii="Times New Roman" w:hAnsi="Times New Roman" w:eastAsia="Times New Roman" w:cs="Times New Roman"/>
         </w:rPr>
-        <w:t xml:space="preserve">5.56 </w:t>
+        <w:t xml:space="preserve">5.61 </w:t>
       </w:r>
       <w:r>
         <w:rPr>
@@ -48892,8 +52557,8 @@
         </w:pict>
       </w:r>
     </w:p>
-    <w:bookmarkEnd w:id="89"/>
-    <w:bookmarkStart w:id="90" w:name="元推-03-综合推断hg"/>
+    <w:bookmarkEnd w:id="100"/>
+    <w:bookmarkStart w:id="101" w:name="元推-03-综合推断hg"/>
     <w:p>
       <w:pPr>
         <w:pStyle w:val="Heading2"/>
@@ -48903,7 +52568,7 @@
         <w:rPr>
           <w:rFonts w:ascii="Times New Roman" w:hAnsi="Times New Roman" w:eastAsia="Times New Roman" w:cs="Times New Roman"/>
         </w:rPr>
-        <w:t xml:space="preserve">5.57 </w:t>
+        <w:t xml:space="preserve">5.62 </w:t>
       </w:r>
       <w:r>
         <w:rPr>
@@ -49047,8 +52712,8 @@
         </w:pict>
       </w:r>
     </w:p>
-    <w:bookmarkEnd w:id="90"/>
-    <w:bookmarkStart w:id="91" w:name="元素推断-24"/>
+    <w:bookmarkEnd w:id="101"/>
+    <w:bookmarkStart w:id="102" w:name="元素推断-24"/>
     <w:p>
       <w:pPr>
         <w:pStyle w:val="Heading2"/>
@@ -49058,7 +52723,7 @@
         <w:rPr>
           <w:rFonts w:ascii="Times New Roman" w:hAnsi="Times New Roman" w:eastAsia="Times New Roman" w:cs="Times New Roman"/>
         </w:rPr>
-        <w:t xml:space="preserve">5.58 </w:t>
+        <w:t xml:space="preserve">5.63 </w:t>
       </w:r>
       <w:r>
         <w:rPr>
@@ -50209,8 +53874,8 @@
         </w:pict>
       </w:r>
     </w:p>
-    <w:bookmarkEnd w:id="91"/>
-    <w:bookmarkEnd w:id="92"/>
+    <w:bookmarkEnd w:id="102"/>
+    <w:bookmarkEnd w:id="103"/>
     <w:sectPr>
       <w:footerReference w:type="default" r:id="rId9"/>
       <w:footnotePr>

--- a/00-首页/题组Word/习题书/第四篇-元素与分析/5-元素推断-学生版.docx
+++ b/00-首页/题组Word/习题书/第四篇-元素与分析/5-元素推断-学生版.docx
@@ -3335,7 +3335,61 @@
         <w:rPr>
           <w:rFonts w:hint="eastAsia" w:ascii="Times New Roman" w:hAnsi="Times New Roman" w:eastAsia="FangSong" w:cs="Times New Roman"/>
         </w:rPr>
-        <w:t xml:space="preserve">但可以溶于硫酸生成剧毒的</w:t>
+        <w:t xml:space="preserve">某种金属元素</w:t>
+      </w:r>
+      <w:r>
+        <w:rPr>
+          <w:rFonts w:ascii="Times New Roman" w:hAnsi="Times New Roman" w:eastAsia="Times New Roman" w:cs="Times New Roman"/>
+        </w:rPr>
+        <w:t xml:space="preserve"> M </w:t>
+      </w:r>
+      <w:r>
+        <w:rPr>
+          <w:rFonts w:hint="eastAsia" w:ascii="Times New Roman" w:hAnsi="Times New Roman" w:eastAsia="FangSong" w:cs="Times New Roman"/>
+        </w:rPr>
+        <w:t>质软</w:t>
+      </w:r>
+      <w:r>
+        <w:rPr>
+          <w:rFonts w:hint="eastAsia" w:ascii="Times New Roman" w:hAnsi="Times New Roman" w:eastAsia="Times New Roman" w:cs="Times New Roman"/>
+        </w:rPr>
+        <w:t>，</w:t>
+      </w:r>
+      <w:r>
+        <w:rPr>
+          <w:rFonts w:hint="eastAsia" w:ascii="Times New Roman" w:hAnsi="Times New Roman" w:eastAsia="FangSong" w:cs="Times New Roman"/>
+        </w:rPr>
+        <w:t>可延展性较高</w:t>
+      </w:r>
+      <w:r>
+        <w:rPr>
+          <w:rFonts w:hint="eastAsia" w:ascii="Times New Roman" w:hAnsi="Times New Roman" w:eastAsia="Times New Roman" w:cs="Times New Roman"/>
+        </w:rPr>
+        <w:t>，</w:t>
+      </w:r>
+      <w:r>
+        <w:rPr>
+          <w:rFonts w:hint="eastAsia" w:ascii="Times New Roman" w:hAnsi="Times New Roman" w:eastAsia="FangSong" w:cs="Times New Roman"/>
+        </w:rPr>
+        <w:t>同时具有较强的毒性</w:t>
+      </w:r>
+      <w:r>
+        <w:rPr>
+          <w:rFonts w:hint="eastAsia" w:ascii="Times New Roman" w:hAnsi="Times New Roman" w:eastAsia="Times New Roman" w:cs="Times New Roman"/>
+        </w:rPr>
+        <w:t>。M</w:t>
+      </w:r>
+      <w:r>
+        <w:rPr>
+          <w:rFonts w:ascii="Times New Roman" w:hAnsi="Times New Roman" w:eastAsia="Times New Roman" w:cs="Times New Roman"/>
+        </w:rPr>
+        <w:t xml:space="preserve"> </w:t>
+      </w:r>
+      <w:r>
+        <w:rPr>
+          <w:rFonts w:hint="eastAsia" w:ascii="Times New Roman" w:hAnsi="Times New Roman" w:eastAsia="FangSong" w:cs="Times New Roman"/>
+        </w:rPr>
+        <w:t xml:space="preserve">会在盐酸中钝化但可以溶于硫酸生成剧毒的</w:t>
       </w:r>
       <w:r>
         <w:rPr>
@@ -3578,7 +3632,7 @@
         <w:rPr>
           <w:rFonts w:hint="eastAsia" w:ascii="Times New Roman" w:hAnsi="Times New Roman" w:eastAsia="FangSong" w:cs="Times New Roman"/>
         </w:rPr>
-        <w:t xml:space="preserve">的化学式请用复合肥气化</w:t>
+        <w:t xml:space="preserve">的化学式请用复合氧化物的形式表示</w:t>
       </w:r>
       <w:r>
         <w:rPr>
@@ -3622,13 +3676,25 @@
         <w:rPr>
           <w:rFonts w:ascii="Times New Roman" w:hAnsi="Times New Roman" w:eastAsia="Times New Roman" w:cs="Times New Roman"/>
         </w:rPr>
-        <w:t xml:space="preserve"> 20.14% </w:t>
-      </w:r>
-      <w:r>
-        <w:rPr>
-          <w:rFonts w:hint="eastAsia" w:ascii="Times New Roman" w:hAnsi="Times New Roman" w:eastAsia="FangSong" w:cs="Times New Roman"/>
-        </w:rPr>
-        <w:t>的气体</w:t>
+        <w:t xml:space="preserve"> 29.14% </w:t>
+      </w:r>
+      <w:r>
+        <w:rPr>
+          <w:rFonts w:hint="eastAsia" w:ascii="Times New Roman" w:hAnsi="Times New Roman" w:eastAsia="FangSong" w:cs="Times New Roman"/>
+        </w:rPr>
+        <w:t>的氮化物</w:t>
+      </w:r>
+      <w:r>
+        <w:rPr>
+          <w:rFonts w:hint="eastAsia" w:ascii="Times New Roman" w:hAnsi="Times New Roman" w:eastAsia="Times New Roman" w:cs="Times New Roman"/>
+        </w:rPr>
+        <w:t>，</w:t>
+      </w:r>
+      <w:r>
+        <w:rPr>
+          <w:rFonts w:hint="eastAsia" w:ascii="Times New Roman" w:hAnsi="Times New Roman" w:eastAsia="FangSong" w:cs="Times New Roman"/>
+        </w:rPr>
+        <w:t>请给出其真实存在形式</w:t>
       </w:r>
       <w:r>
         <w:rPr>
@@ -3672,24 +3738,19 @@
         <w:rPr>
           <w:rFonts w:hint="eastAsia" w:ascii="Times New Roman" w:hAnsi="Times New Roman" w:eastAsia="FangSong" w:cs="Times New Roman"/>
         </w:rPr>
-        <w:t>但可以形成稳定的氢氧化物</w:t>
-      </w:r>
-      <w:r>
-        <w:rPr>
-          <w:rFonts w:hint="eastAsia" w:ascii="Times New Roman" w:hAnsi="Times New Roman" w:eastAsia="Times New Roman" w:cs="Times New Roman"/>
-        </w:rPr>
-        <w:t>。</w:t>
-      </w:r>
-    </w:p>
-    <w:p>
-      <w:pPr>
-        <w:pStyle w:val="FirstParagraph"/>
-      </w:pPr>
-      <w:r>
-        <w:rPr>
-          <w:rFonts w:hint="eastAsia" w:ascii="Times New Roman" w:hAnsi="Times New Roman" w:eastAsia="FangSong" w:cs="Times New Roman"/>
-        </w:rPr>
-        <w:t xml:space="preserve">氯含量分别为</w:t>
+        <w:t>但可以形成稳定的氯配合物而稳定下来</w:t>
+      </w:r>
+      <w:r>
+        <w:rPr>
+          <w:rFonts w:hint="eastAsia" w:ascii="Times New Roman" w:hAnsi="Times New Roman" w:eastAsia="Times New Roman" w:cs="Times New Roman"/>
+        </w:rPr>
+        <w:t>，</w:t>
+      </w:r>
+      <w:r>
+        <w:rPr>
+          <w:rFonts w:hint="eastAsia" w:ascii="Times New Roman" w:hAnsi="Times New Roman" w:eastAsia="FangSong" w:cs="Times New Roman"/>
+        </w:rPr>
+        <w:t>已知两种氯配合物中氯含量分别为</w:t>
       </w:r>
       <w:r>
         <w:rPr>
@@ -3766,7 +3827,61 @@
         <w:rPr>
           <w:rFonts w:hint="eastAsia" w:ascii="Times New Roman" w:hAnsi="Times New Roman" w:eastAsia="FangSong" w:cs="Times New Roman"/>
         </w:rPr>
-        <w:t>应</w:t>
+        <w:t xml:space="preserve">将固体钾盐</w:t>
+      </w:r>
+      <w:r>
+        <w:rPr>
+          <w:rFonts w:ascii="Times New Roman" w:hAnsi="Times New Roman" w:eastAsia="Times New Roman" w:cs="Times New Roman"/>
+        </w:rPr>
+        <w:t xml:space="preserve"> A </w:t>
+      </w:r>
+      <w:r>
+        <w:rPr>
+          <w:rFonts w:hint="eastAsia" w:ascii="Times New Roman" w:hAnsi="Times New Roman" w:eastAsia="FangSong" w:cs="Times New Roman"/>
+        </w:rPr>
+        <w:t xml:space="preserve">和金属单质粉末</w:t>
+      </w:r>
+      <w:r>
+        <w:rPr>
+          <w:rFonts w:ascii="Times New Roman" w:hAnsi="Times New Roman" w:eastAsia="Times New Roman" w:cs="Times New Roman"/>
+        </w:rPr>
+        <w:t xml:space="preserve"> B </w:t>
+      </w:r>
+      <w:r>
+        <w:rPr>
+          <w:rFonts w:hint="eastAsia" w:ascii="Times New Roman" w:hAnsi="Times New Roman" w:eastAsia="FangSong" w:cs="Times New Roman"/>
+        </w:rPr>
+        <w:t xml:space="preserve">在</w:t>
+      </w:r>
+      <w:r>
+        <w:rPr>
+          <w:rFonts w:ascii="Times New Roman" w:hAnsi="Times New Roman" w:eastAsia="Times New Roman" w:cs="Times New Roman"/>
+        </w:rPr>
+        <w:t xml:space="preserve"> KOH </w:t>
+      </w:r>
+      <w:r>
+        <w:rPr>
+          <w:rFonts w:hint="eastAsia" w:ascii="Times New Roman" w:hAnsi="Times New Roman" w:eastAsia="FangSong" w:cs="Times New Roman"/>
+        </w:rPr>
+        <w:t>溶液中加热至沸回流</w:t>
+      </w:r>
+      <w:r>
+        <w:rPr>
+          <w:rFonts w:hint="eastAsia" w:ascii="Times New Roman" w:hAnsi="Times New Roman" w:eastAsia="Times New Roman" w:cs="Times New Roman"/>
+        </w:rPr>
+        <w:t>，0.5</w:t>
+      </w:r>
+      <w:r>
+        <w:rPr>
+          <w:rFonts w:ascii="Times New Roman" w:hAnsi="Times New Roman" w:eastAsia="Times New Roman" w:cs="Times New Roman"/>
+        </w:rPr>
+        <w:t xml:space="preserve"> h </w:t>
+      </w:r>
+      <w:r>
+        <w:rPr>
+          <w:rFonts w:hint="eastAsia" w:ascii="Times New Roman" w:hAnsi="Times New Roman" w:eastAsia="FangSong" w:cs="Times New Roman"/>
+        </w:rPr>
+        <w:t>后恰好完全反应</w:t>
       </w:r>
       <w:r>
         <w:rPr>
@@ -4175,15 +4290,69 @@
       </w:pPr>
       <w:r>
         <w:rPr>
-          <w:rFonts w:hint="eastAsia" w:ascii="Times New Roman" w:hAnsi="Times New Roman" w:eastAsia="FangSong" w:cs="Times New Roman"/>
-        </w:rPr>
-        <w:t>物的性质早在多年前已经由</w:t>
-      </w:r>
-      <w:r>
-        <w:rPr>
-          <w:rFonts w:hint="eastAsia" w:ascii="Times New Roman" w:hAnsi="Times New Roman" w:eastAsia="Times New Roman" w:cs="Times New Roman"/>
-        </w:rPr>
-        <w:t>Mendeleev</w:t>
+          <w:rFonts w:ascii="Times New Roman" w:hAnsi="Times New Roman" w:eastAsia="Times New Roman" w:cs="Times New Roman"/>
+        </w:rPr>
+        <w:t xml:space="preserve">1879 </w:t>
+      </w:r>
+      <w:r>
+        <w:rPr>
+          <w:rFonts w:hint="eastAsia" w:ascii="Times New Roman" w:hAnsi="Times New Roman" w:eastAsia="FangSong" w:cs="Times New Roman"/>
+        </w:rPr>
+        <w:t>年</w:t>
+      </w:r>
+      <w:r>
+        <w:rPr>
+          <w:rFonts w:hint="eastAsia" w:ascii="Times New Roman" w:hAnsi="Times New Roman" w:eastAsia="Times New Roman" w:cs="Times New Roman"/>
+        </w:rPr>
+        <w:t>，</w:t>
+      </w:r>
+      <w:r>
+        <w:rPr>
+          <w:rFonts w:hint="eastAsia" w:ascii="Times New Roman" w:hAnsi="Times New Roman" w:eastAsia="FangSong" w:cs="Times New Roman"/>
+        </w:rPr>
+        <w:t>瑞典化学家</w:t>
+      </w:r>
+      <w:r>
+        <w:rPr>
+          <w:rFonts w:ascii="Times New Roman" w:hAnsi="Times New Roman" w:eastAsia="Times New Roman" w:cs="Times New Roman"/>
+        </w:rPr>
+        <w:t xml:space="preserve"> Lars Nilson </w:t>
+      </w:r>
+      <w:r>
+        <w:rPr>
+          <w:rFonts w:hint="eastAsia" w:ascii="Times New Roman" w:hAnsi="Times New Roman" w:eastAsia="FangSong" w:cs="Times New Roman"/>
+        </w:rPr>
+        <w:t xml:space="preserve">发现了元素</w:t>
+      </w:r>
+      <w:r>
+        <w:rPr>
+          <w:rFonts w:ascii="Times New Roman" w:hAnsi="Times New Roman" w:eastAsia="Times New Roman" w:cs="Times New Roman"/>
+        </w:rPr>
+        <w:t xml:space="preserve"> X </w:t>
+      </w:r>
+      <w:r>
+        <w:rPr>
+          <w:rFonts w:hint="eastAsia" w:ascii="Times New Roman" w:hAnsi="Times New Roman" w:eastAsia="FangSong" w:cs="Times New Roman"/>
+        </w:rPr>
+        <w:t>的单质</w:t>
+      </w:r>
+      <w:r>
+        <w:rPr>
+          <w:rFonts w:hint="eastAsia" w:ascii="Times New Roman" w:hAnsi="Times New Roman" w:eastAsia="Times New Roman" w:cs="Times New Roman"/>
+        </w:rPr>
+        <w:t>。</w:t>
+      </w:r>
+      <w:r>
+        <w:rPr>
+          <w:rFonts w:hint="eastAsia" w:ascii="Times New Roman" w:hAnsi="Times New Roman" w:eastAsia="FangSong" w:cs="Times New Roman"/>
+        </w:rPr>
+        <w:t>这一单质的存在及其化合物的性质早在多年前已经由</w:t>
+      </w:r>
+      <w:r>
+        <w:rPr>
+          <w:rFonts w:ascii="Times New Roman" w:hAnsi="Times New Roman" w:eastAsia="Times New Roman" w:cs="Times New Roman"/>
+        </w:rPr>
+        <w:t xml:space="preserve"> Mendeleev </w:t>
       </w:r>
       <w:r>
         <w:rPr>
@@ -4320,6 +4489,12 @@
             </m:r>
           </m:sup>
         </m:sSup>
+        <m:r>
+          <m:rPr>
+            <m:sty m:val="p"/>
+          </m:rPr>
+          <m:t>C</m:t>
+        </m:r>
       </m:oMath>
       <w:r>
         <w:rPr>
@@ -4329,12 +4504,6 @@
       </w:r>
       <w:r>
         <w:rPr>
-          <w:rFonts w:ascii="Times New Roman" w:hAnsi="Times New Roman" w:eastAsia="Times New Roman" w:cs="Times New Roman"/>
-        </w:rPr>
-        <w:t xml:space="preserve">C </w:t>
-      </w:r>
-      <w:r>
-        <w:rPr>
           <w:rFonts w:hint="eastAsia" w:ascii="Times New Roman" w:hAnsi="Times New Roman" w:eastAsia="FangSong" w:cs="Times New Roman"/>
         </w:rPr>
         <w:t xml:space="preserve">下热分解得到</w:t>
@@ -4343,19 +4512,120 @@
         <w:rPr>
           <w:rFonts w:ascii="Times New Roman" w:hAnsi="Times New Roman" w:eastAsia="Times New Roman" w:cs="Times New Roman"/>
         </w:rPr>
-        <w:t xml:space="preserve"> B, </w:t>
-      </w:r>
-      <w:r>
-        <w:rPr>
-          <w:rFonts w:hint="eastAsia" w:ascii="Times New Roman" w:hAnsi="Times New Roman" w:eastAsia="FangSong" w:cs="Times New Roman"/>
-        </w:rPr>
-        <w:t xml:space="preserve">失重大约</w:t>
-      </w:r>
-      <w:r>
-        <w:rPr>
-          <w:rFonts w:ascii="Times New Roman" w:hAnsi="Times New Roman" w:eastAsia="Times New Roman" w:cs="Times New Roman"/>
-        </w:rPr>
-        <w:t xml:space="preserve"> 20%, D。D </w:t>
+        <w:t xml:space="preserve"> </w:t>
+      </w:r>
+      <w:r>
+        <w:rPr>
+          <w:rFonts w:hint="eastAsia" w:ascii="Times New Roman" w:hAnsi="Times New Roman" w:eastAsia="Times New Roman" w:cs="Times New Roman"/>
+        </w:rPr>
+        <w:t>B，</w:t>
+      </w:r>
+      <w:r>
+        <w:rPr>
+          <w:rFonts w:hint="eastAsia" w:ascii="Times New Roman" w:hAnsi="Times New Roman" w:eastAsia="FangSong" w:cs="Times New Roman"/>
+        </w:rPr>
+        <w:t>失重大约</w:t>
+      </w:r>
+      <w:r>
+        <w:rPr>
+          <w:rFonts w:ascii="Times New Roman" w:hAnsi="Times New Roman" w:eastAsia="Times New Roman" w:cs="Times New Roman"/>
+        </w:rPr>
+        <w:t xml:space="preserve"> </w:t>
+      </w:r>
+      <w:r>
+        <w:rPr>
+          <w:rFonts w:hint="eastAsia" w:ascii="Times New Roman" w:hAnsi="Times New Roman" w:eastAsia="Times New Roman" w:cs="Times New Roman"/>
+        </w:rPr>
+        <w:t>20%；</w:t>
+      </w:r>
+      <w:r>
+        <w:rPr>
+          <w:rFonts w:hint="eastAsia" w:ascii="Times New Roman" w:hAnsi="Times New Roman" w:eastAsia="FangSong" w:cs="Times New Roman"/>
+        </w:rPr>
+        <w:t>再加热到</w:t>
+      </w:r>
+      <w:r>
+        <w:rPr>
+          <w:rFonts w:ascii="Times New Roman" w:hAnsi="Times New Roman" w:eastAsia="Times New Roman" w:cs="Times New Roman"/>
+        </w:rPr>
+        <w:t xml:space="preserve"> </w:t>
+      </w:r>
+      <m:oMath>
+        <m:sSup>
+          <m:e>
+            <m:r>
+              <m:t>400</m:t>
+            </m:r>
+          </m:e>
+          <m:sup>
+            <m:r>
+              <m:rPr>
+                <m:sty m:val="p"/>
+              </m:rPr>
+              <m:t>∘</m:t>
+            </m:r>
+          </m:sup>
+        </m:sSup>
+        <m:r>
+          <m:rPr>
+            <m:sty m:val="p"/>
+          </m:rPr>
+          <m:t>C</m:t>
+        </m:r>
+      </m:oMath>
+      <w:r>
+        <w:rPr>
+          <w:rFonts w:ascii="Times New Roman" w:hAnsi="Times New Roman" w:eastAsia="Times New Roman" w:cs="Times New Roman"/>
+        </w:rPr>
+        <w:t xml:space="preserve"> </w:t>
+      </w:r>
+      <w:r>
+        <w:rPr>
+          <w:rFonts w:hint="eastAsia" w:ascii="Times New Roman" w:hAnsi="Times New Roman" w:eastAsia="FangSong" w:cs="Times New Roman"/>
+        </w:rPr>
+        <w:t xml:space="preserve">后便得到一种白色的不溶于水的物质</w:t>
+      </w:r>
+      <w:r>
+        <w:rPr>
+          <w:rFonts w:ascii="Times New Roman" w:hAnsi="Times New Roman" w:eastAsia="Times New Roman" w:cs="Times New Roman"/>
+        </w:rPr>
+        <w:t xml:space="preserve"> C。C </w:t>
+      </w:r>
+      <w:r>
+        <w:rPr>
+          <w:rFonts w:hint="eastAsia" w:ascii="Times New Roman" w:hAnsi="Times New Roman" w:eastAsia="FangSong" w:cs="Times New Roman"/>
+        </w:rPr>
+        <w:t xml:space="preserve">在浓盐酸中和</w:t>
+      </w:r>
+      <w:r>
+        <w:rPr>
+          <w:rFonts w:ascii="Times New Roman" w:hAnsi="Times New Roman" w:eastAsia="Times New Roman" w:cs="Times New Roman"/>
+        </w:rPr>
+        <w:t xml:space="preserve"> 6 </w:t>
+      </w:r>
+      <w:r>
+        <w:rPr>
+          <w:rFonts w:hint="eastAsia" w:ascii="Times New Roman" w:hAnsi="Times New Roman" w:eastAsia="FangSong" w:cs="Times New Roman"/>
+        </w:rPr>
+        <w:t xml:space="preserve">倍量的</w:t>
+      </w:r>
+      <w:r>
+        <w:rPr>
+          <w:rFonts w:ascii="Times New Roman" w:hAnsi="Times New Roman" w:eastAsia="Times New Roman" w:cs="Times New Roman"/>
+        </w:rPr>
+        <w:t xml:space="preserve"> NaF </w:t>
+      </w:r>
+      <w:r>
+        <w:rPr>
+          <w:rFonts w:hint="eastAsia" w:ascii="Times New Roman" w:hAnsi="Times New Roman" w:eastAsia="FangSong" w:cs="Times New Roman"/>
+        </w:rPr>
+        <w:t xml:space="preserve">反应得到沉淀</w:t>
+      </w:r>
+      <w:r>
+        <w:rPr>
+          <w:rFonts w:ascii="Times New Roman" w:hAnsi="Times New Roman" w:eastAsia="Times New Roman" w:cs="Times New Roman"/>
+        </w:rPr>
+        <w:t xml:space="preserve"> D。D </w:t>
       </w:r>
       <w:r>
         <w:rPr>
@@ -4627,18 +4897,7 @@
         <w:rPr>
           <w:rFonts w:hint="eastAsia" w:ascii="Times New Roman" w:hAnsi="Times New Roman" w:eastAsia="FangSong" w:cs="Times New Roman"/>
         </w:rPr>
-        <w:t xml:space="preserve">的质量分</w:t>
-      </w:r>
-    </w:p>
-    <w:p>
-      <w:pPr>
-        <w:pStyle w:val="BodyText"/>
-      </w:pPr>
-      <w:r>
-        <w:rPr>
-          <w:rFonts w:hint="eastAsia" w:ascii="Times New Roman" w:hAnsi="Times New Roman" w:eastAsia="FangSong" w:cs="Times New Roman"/>
-        </w:rPr>
-        <w:t>数依次增加</w:t>
+        <w:t>的质量分数依次增加</w:t>
       </w:r>
       <w:r>
         <w:rPr>
@@ -5026,307 +5285,6 @@
           <w:rFonts w:hint="eastAsia" w:ascii="Times New Roman" w:hAnsi="Times New Roman" w:eastAsia="Times New Roman" w:cs="Times New Roman"/>
         </w:rPr>
         <w:t>)。</w:t>
-      </w:r>
-    </w:p>
-    <w:p>
-      <w:pPr>
-        <w:pStyle w:val="FirstParagraph"/>
-      </w:pPr>
-      <w:r>
-        <w:rPr>
-          <w:rFonts w:hint="eastAsia" w:ascii="Times New Roman" w:hAnsi="Times New Roman" w:eastAsia="Times New Roman" w:cs="Times New Roman"/>
-        </w:rPr>
-        <w:t>【</w:t>
-      </w:r>
-      <w:r>
-        <w:rPr>
-          <w:rFonts w:hint="eastAsia" w:ascii="Times New Roman" w:hAnsi="Times New Roman" w:eastAsia="FangSong" w:cs="Times New Roman"/>
-        </w:rPr>
-        <w:t>习题</w:t>
-      </w:r>
-      <w:r>
-        <w:rPr>
-          <w:rFonts w:ascii="Times New Roman" w:hAnsi="Times New Roman" w:eastAsia="Times New Roman" w:cs="Times New Roman"/>
-        </w:rPr>
-        <w:t xml:space="preserve"> 6.22】 </w:t>
-      </w:r>
-      <w:r>
-        <w:rPr>
-          <w:rFonts w:hint="eastAsia" w:ascii="Times New Roman" w:hAnsi="Times New Roman" w:eastAsia="FangSong" w:cs="Times New Roman"/>
-        </w:rPr>
-        <w:t xml:space="preserve">主族元素</w:t>
-      </w:r>
-      <w:r>
-        <w:rPr>
-          <w:rFonts w:ascii="Times New Roman" w:hAnsi="Times New Roman" w:eastAsia="Times New Roman" w:cs="Times New Roman"/>
-        </w:rPr>
-        <w:t xml:space="preserve"> X </w:t>
-      </w:r>
-      <w:r>
-        <w:rPr>
-          <w:rFonts w:hint="eastAsia" w:ascii="Times New Roman" w:hAnsi="Times New Roman" w:eastAsia="FangSong" w:cs="Times New Roman"/>
-        </w:rPr>
-        <w:t xml:space="preserve">在自然条件下常以二元化合物</w:t>
-      </w:r>
-      <w:r>
-        <w:rPr>
-          <w:rFonts w:ascii="Times New Roman" w:hAnsi="Times New Roman" w:eastAsia="Times New Roman" w:cs="Times New Roman"/>
-        </w:rPr>
-        <w:t xml:space="preserve"> A </w:t>
-      </w:r>
-      <w:r>
-        <w:rPr>
-          <w:rFonts w:hint="eastAsia" w:ascii="Times New Roman" w:hAnsi="Times New Roman" w:eastAsia="FangSong" w:cs="Times New Roman"/>
-        </w:rPr>
-        <w:t>的形式中存在</w:t>
-      </w:r>
-      <w:r>
-        <w:rPr>
-          <w:rFonts w:hint="eastAsia" w:ascii="Times New Roman" w:hAnsi="Times New Roman" w:eastAsia="Times New Roman" w:cs="Times New Roman"/>
-        </w:rPr>
-        <w:t>,</w:t>
-      </w:r>
-      <w:r>
-        <w:rPr>
-          <w:rFonts w:ascii="Times New Roman" w:hAnsi="Times New Roman" w:eastAsia="Times New Roman" w:cs="Times New Roman"/>
-        </w:rPr>
-        <w:t xml:space="preserve"> </w:t>
-      </w:r>
-      <w:r>
-        <w:rPr>
-          <w:rFonts w:hint="eastAsia" w:ascii="Times New Roman" w:hAnsi="Times New Roman" w:eastAsia="FangSong" w:cs="Times New Roman"/>
-        </w:rPr>
-        <w:t xml:space="preserve">其中</w:t>
-      </w:r>
-      <w:r>
-        <w:rPr>
-          <w:rFonts w:ascii="Times New Roman" w:hAnsi="Times New Roman" w:eastAsia="Times New Roman" w:cs="Times New Roman"/>
-        </w:rPr>
-        <w:t xml:space="preserve"> X </w:t>
-      </w:r>
-      <w:r>
-        <w:rPr>
-          <w:rFonts w:hint="eastAsia" w:ascii="Times New Roman" w:hAnsi="Times New Roman" w:eastAsia="FangSong" w:cs="Times New Roman"/>
-        </w:rPr>
-        <w:t xml:space="preserve">的质量分数为</w:t>
-      </w:r>
-      <w:r>
-        <w:rPr>
-          <w:rFonts w:ascii="Times New Roman" w:hAnsi="Times New Roman" w:eastAsia="Times New Roman" w:cs="Times New Roman"/>
-        </w:rPr>
-        <w:t xml:space="preserve"> 71.69%。A </w:t>
-      </w:r>
-      <w:r>
-        <w:rPr>
-          <w:rFonts w:hint="eastAsia" w:ascii="Times New Roman" w:hAnsi="Times New Roman" w:eastAsia="FangSong" w:cs="Times New Roman"/>
-        </w:rPr>
-        <w:t xml:space="preserve">可溶于浓盐酸得到</w:t>
-      </w:r>
-      <w:r>
-        <w:rPr>
-          <w:rFonts w:ascii="Times New Roman" w:hAnsi="Times New Roman" w:eastAsia="Times New Roman" w:cs="Times New Roman"/>
-        </w:rPr>
-        <w:t xml:space="preserve"> B, </w:t>
-      </w:r>
-      <w:r>
-        <w:rPr>
-          <w:rFonts w:hint="eastAsia" w:ascii="Times New Roman" w:hAnsi="Times New Roman" w:eastAsia="FangSong" w:cs="Times New Roman"/>
-        </w:rPr>
-        <w:t xml:space="preserve">加水稀释后可分步水解为</w:t>
-      </w:r>
-      <w:r>
-        <w:rPr>
-          <w:rFonts w:ascii="Times New Roman" w:hAnsi="Times New Roman" w:eastAsia="Times New Roman" w:cs="Times New Roman"/>
-        </w:rPr>
-        <w:t xml:space="preserve"> C </w:t>
-      </w:r>
-      <w:r>
-        <w:rPr>
-          <w:rFonts w:hint="eastAsia" w:ascii="Times New Roman" w:hAnsi="Times New Roman" w:eastAsia="FangSong" w:cs="Times New Roman"/>
-        </w:rPr>
-        <w:t xml:space="preserve">和</w:t>
-      </w:r>
-      <w:r>
-        <w:rPr>
-          <w:rFonts w:ascii="Times New Roman" w:hAnsi="Times New Roman" w:eastAsia="Times New Roman" w:cs="Times New Roman"/>
-        </w:rPr>
-        <w:t xml:space="preserve"> D。B </w:t>
-      </w:r>
-      <w:r>
-        <w:rPr>
-          <w:rFonts w:hint="eastAsia" w:ascii="Times New Roman" w:hAnsi="Times New Roman" w:eastAsia="FangSong" w:cs="Times New Roman"/>
-        </w:rPr>
-        <w:t xml:space="preserve">可以与维生素</w:t>
-      </w:r>
-      <w:r>
-        <w:rPr>
-          <w:rFonts w:ascii="Times New Roman" w:hAnsi="Times New Roman" w:eastAsia="Times New Roman" w:cs="Times New Roman"/>
-        </w:rPr>
-        <w:t xml:space="preserve"> A </w:t>
-      </w:r>
-      <w:r>
-        <w:rPr>
-          <w:rFonts w:hint="eastAsia" w:ascii="Times New Roman" w:hAnsi="Times New Roman" w:eastAsia="FangSong" w:cs="Times New Roman"/>
-        </w:rPr>
-        <w:t>在氯仿中反应生成天蓝色物质</w:t>
-      </w:r>
-      <w:r>
-        <w:rPr>
-          <w:rFonts w:hint="eastAsia" w:ascii="Times New Roman" w:hAnsi="Times New Roman" w:eastAsia="Times New Roman" w:cs="Times New Roman"/>
-        </w:rPr>
-        <w:t>,</w:t>
-      </w:r>
-      <w:r>
-        <w:rPr>
-          <w:rFonts w:ascii="Times New Roman" w:hAnsi="Times New Roman" w:eastAsia="Times New Roman" w:cs="Times New Roman"/>
-        </w:rPr>
-        <w:t xml:space="preserve"> </w:t>
-      </w:r>
-      <w:r>
-        <w:rPr>
-          <w:rFonts w:hint="eastAsia" w:ascii="Times New Roman" w:hAnsi="Times New Roman" w:eastAsia="FangSong" w:cs="Times New Roman"/>
-        </w:rPr>
-        <w:t xml:space="preserve">这可以用来鉴定</w:t>
-      </w:r>
-      <w:r>
-        <w:rPr>
-          <w:rFonts w:ascii="Times New Roman" w:hAnsi="Times New Roman" w:eastAsia="Times New Roman" w:cs="Times New Roman"/>
-        </w:rPr>
-        <w:t xml:space="preserve"> X; B </w:t>
-      </w:r>
-      <w:r>
-        <w:rPr>
-          <w:rFonts w:hint="eastAsia" w:ascii="Times New Roman" w:hAnsi="Times New Roman" w:eastAsia="FangSong" w:cs="Times New Roman"/>
-        </w:rPr>
-        <w:t xml:space="preserve">还可以和</w:t>
-      </w:r>
-      <w:r>
-        <w:rPr>
-          <w:rFonts w:ascii="Times New Roman" w:hAnsi="Times New Roman" w:eastAsia="Times New Roman" w:cs="Times New Roman"/>
-        </w:rPr>
-        <w:t xml:space="preserve"> </w:t>
-      </w:r>
-      <m:oMath>
-        <m:oMathPr>
-          <m:ctrlPr>
-            <w:rPr>
-              <w:sz w:val="28"/>
-              <w:szCs w:val="28"/>
-            </w:rPr>
-          </m:ctrlPr>
-        </m:oMathPr>
-        <m:d>
-          <m:dPr>
-            <m:begChr m:val="("/>
-            <m:sepChr m:val=""/>
-            <m:endChr m:val=")"/>
-            <m:grow/>
-          </m:dPr>
-          <m:e>
-            <m:sSub>
-              <m:e>
-                <m:r>
-                  <m:rPr>
-                    <m:sty m:val="p"/>
-                  </m:rPr>
-                  <m:t>C</m:t>
-                </m:r>
-              </m:e>
-              <m:sub>
-                <m:r>
-                  <m:t>6</m:t>
-                </m:r>
-              </m:sub>
-            </m:sSub>
-            <m:sSub>
-              <m:e>
-                <m:r>
-                  <m:rPr>
-                    <m:sty m:val="p"/>
-                  </m:rPr>
-                  <m:t>H</m:t>
-                </m:r>
-              </m:e>
-              <m:sub>
-                <m:r>
-                  <m:t>5</m:t>
-                </m:r>
-              </m:sub>
-            </m:sSub>
-          </m:e>
-        </m:d>
-        <m:r>
-          <m:rPr>
-            <m:sty m:val="p"/>
-          </m:rPr>
-          <m:t>H</m:t>
-        </m:r>
-        <m:r>
-          <m:rPr>
-            <m:sty m:val="p"/>
-          </m:rPr>
-          <m:t>g</m:t>
-        </m:r>
-      </m:oMath>
-      <w:r>
-        <w:rPr>
-          <w:rFonts w:ascii="Times New Roman" w:hAnsi="Times New Roman" w:eastAsia="Times New Roman" w:cs="Times New Roman"/>
-        </w:rPr>
-        <w:t xml:space="preserve"> </w:t>
-      </w:r>
-      <w:r>
-        <w:rPr>
-          <w:rFonts w:hint="eastAsia" w:ascii="Times New Roman" w:hAnsi="Times New Roman" w:eastAsia="FangSong" w:cs="Times New Roman"/>
-        </w:rPr>
-        <w:t xml:space="preserve">反应得到</w:t>
-      </w:r>
-      <w:r>
-        <w:rPr>
-          <w:rFonts w:ascii="Times New Roman" w:hAnsi="Times New Roman" w:eastAsia="Times New Roman" w:cs="Times New Roman"/>
-        </w:rPr>
-        <w:t xml:space="preserve"> E。E </w:t>
-      </w:r>
-      <w:r>
-        <w:rPr>
-          <w:rFonts w:hint="eastAsia" w:ascii="Times New Roman" w:hAnsi="Times New Roman" w:eastAsia="FangSong" w:cs="Times New Roman"/>
-        </w:rPr>
-        <w:t xml:space="preserve">可以水解为聚合物</w:t>
-      </w:r>
-      <w:r>
-        <w:rPr>
-          <w:rFonts w:ascii="Times New Roman" w:hAnsi="Times New Roman" w:eastAsia="Times New Roman" w:cs="Times New Roman"/>
-        </w:rPr>
-        <w:t xml:space="preserve"> </w:t>
-      </w:r>
-      <w:r>
-        <w:rPr>
-          <w:rFonts w:hint="eastAsia" w:ascii="Times New Roman" w:hAnsi="Times New Roman" w:eastAsia="Times New Roman" w:cs="Times New Roman"/>
-        </w:rPr>
-        <w:t>F。</w:t>
-      </w:r>
-      <w:r>
-        <w:rPr>
-          <w:rFonts w:hint="eastAsia" w:ascii="Times New Roman" w:hAnsi="Times New Roman" w:eastAsia="FangSong" w:cs="Times New Roman"/>
-        </w:rPr>
-        <w:t>写出</w:t>
-      </w:r>
-      <w:r>
-        <w:rPr>
-          <w:rFonts w:ascii="Times New Roman" w:hAnsi="Times New Roman" w:eastAsia="Times New Roman" w:cs="Times New Roman"/>
-        </w:rPr>
-        <w:t xml:space="preserve"> A~F </w:t>
-      </w:r>
-      <w:r>
-        <w:rPr>
-          <w:rFonts w:hint="eastAsia" w:ascii="Times New Roman" w:hAnsi="Times New Roman" w:eastAsia="FangSong" w:cs="Times New Roman"/>
-        </w:rPr>
-        <w:t>的化学式</w:t>
-      </w:r>
-      <w:r>
-        <w:rPr>
-          <w:rFonts w:hint="eastAsia" w:ascii="Times New Roman" w:hAnsi="Times New Roman" w:eastAsia="Times New Roman" w:cs="Times New Roman"/>
-        </w:rPr>
-        <w:t>。</w:t>
       </w:r>
     </w:p>
     <w:p>

--- a/00-首页/题组Word/习题书/第四篇-元素与分析/5-元素推断-学生版.docx
+++ b/00-首页/题组Word/习题书/第四篇-元素与分析/5-元素推断-学生版.docx
@@ -1243,6 +1243,46 @@
     </w:p>
     <w:p>
       <w:pPr>
+        <w:spacing w:before="0" w:after="0"/>
+      </w:pPr>
+    </w:p>
+    <w:p>
+      <w:pPr>
+        <w:spacing w:before="0" w:after="0"/>
+      </w:pPr>
+    </w:p>
+    <w:p>
+      <w:pPr>
+        <w:spacing w:before="0" w:after="0"/>
+      </w:pPr>
+    </w:p>
+    <w:p>
+      <w:pPr>
+        <w:spacing w:before="0" w:after="0"/>
+      </w:pPr>
+    </w:p>
+    <w:p>
+      <w:pPr>
+        <w:spacing w:before="0" w:after="0"/>
+      </w:pPr>
+    </w:p>
+    <w:p>
+      <w:pPr>
+        <w:spacing w:before="0" w:after="0"/>
+      </w:pPr>
+    </w:p>
+    <w:p>
+      <w:pPr>
+        <w:spacing w:before="0" w:after="0"/>
+      </w:pPr>
+    </w:p>
+    <w:p>
+      <w:pPr>
+        <w:spacing w:before="0" w:after="0"/>
+      </w:pPr>
+    </w:p>
+    <w:p>
+      <w:pPr>
         <w:spacing w:before="160" w:after="80"/>
       </w:pPr>
       <w:r>
@@ -3299,6 +3339,46 @@
     </w:p>
     <w:p>
       <w:pPr>
+        <w:spacing w:before="0" w:after="0"/>
+      </w:pPr>
+    </w:p>
+    <w:p>
+      <w:pPr>
+        <w:spacing w:before="0" w:after="0"/>
+      </w:pPr>
+    </w:p>
+    <w:p>
+      <w:pPr>
+        <w:spacing w:before="0" w:after="0"/>
+      </w:pPr>
+    </w:p>
+    <w:p>
+      <w:pPr>
+        <w:spacing w:before="0" w:after="0"/>
+      </w:pPr>
+    </w:p>
+    <w:p>
+      <w:pPr>
+        <w:spacing w:before="0" w:after="0"/>
+      </w:pPr>
+    </w:p>
+    <w:p>
+      <w:pPr>
+        <w:spacing w:before="0" w:after="0"/>
+      </w:pPr>
+    </w:p>
+    <w:p>
+      <w:pPr>
+        <w:spacing w:before="0" w:after="0"/>
+      </w:pPr>
+    </w:p>
+    <w:p>
+      <w:pPr>
+        <w:spacing w:before="0" w:after="0"/>
+      </w:pPr>
+    </w:p>
+    <w:p>
+      <w:pPr>
         <w:spacing w:before="160" w:after="80"/>
       </w:pPr>
       <w:r>
@@ -3791,6 +3871,46 @@
     </w:p>
     <w:p>
       <w:pPr>
+        <w:spacing w:before="0" w:after="0"/>
+      </w:pPr>
+    </w:p>
+    <w:p>
+      <w:pPr>
+        <w:spacing w:before="0" w:after="0"/>
+      </w:pPr>
+    </w:p>
+    <w:p>
+      <w:pPr>
+        <w:spacing w:before="0" w:after="0"/>
+      </w:pPr>
+    </w:p>
+    <w:p>
+      <w:pPr>
+        <w:spacing w:before="0" w:after="0"/>
+      </w:pPr>
+    </w:p>
+    <w:p>
+      <w:pPr>
+        <w:spacing w:before="0" w:after="0"/>
+      </w:pPr>
+    </w:p>
+    <w:p>
+      <w:pPr>
+        <w:spacing w:before="0" w:after="0"/>
+      </w:pPr>
+    </w:p>
+    <w:p>
+      <w:pPr>
+        <w:spacing w:before="0" w:after="0"/>
+      </w:pPr>
+    </w:p>
+    <w:p>
+      <w:pPr>
+        <w:spacing w:before="0" w:after="0"/>
+      </w:pPr>
+    </w:p>
+    <w:p>
+      <w:pPr>
         <w:spacing w:before="160" w:after="80"/>
       </w:pPr>
       <w:r>
@@ -4253,6 +4373,46 @@
         </w:rPr>
         <w:t>。</w:t>
       </w:r>
+    </w:p>
+    <w:p>
+      <w:pPr>
+        <w:spacing w:before="0" w:after="0"/>
+      </w:pPr>
+    </w:p>
+    <w:p>
+      <w:pPr>
+        <w:spacing w:before="0" w:after="0"/>
+      </w:pPr>
+    </w:p>
+    <w:p>
+      <w:pPr>
+        <w:spacing w:before="0" w:after="0"/>
+      </w:pPr>
+    </w:p>
+    <w:p>
+      <w:pPr>
+        <w:spacing w:before="0" w:after="0"/>
+      </w:pPr>
+    </w:p>
+    <w:p>
+      <w:pPr>
+        <w:spacing w:before="0" w:after="0"/>
+      </w:pPr>
+    </w:p>
+    <w:p>
+      <w:pPr>
+        <w:spacing w:before="0" w:after="0"/>
+      </w:pPr>
+    </w:p>
+    <w:p>
+      <w:pPr>
+        <w:spacing w:before="0" w:after="0"/>
+      </w:pPr>
+    </w:p>
+    <w:p>
+      <w:pPr>
+        <w:spacing w:before="0" w:after="0"/>
+      </w:pPr>
     </w:p>
     <w:p>
       <w:pPr>
@@ -5286,6 +5446,46 @@
         </w:rPr>
         <w:t>)。</w:t>
       </w:r>
+    </w:p>
+    <w:p>
+      <w:pPr>
+        <w:spacing w:before="0" w:after="0"/>
+      </w:pPr>
+    </w:p>
+    <w:p>
+      <w:pPr>
+        <w:spacing w:before="0" w:after="0"/>
+      </w:pPr>
+    </w:p>
+    <w:p>
+      <w:pPr>
+        <w:spacing w:before="0" w:after="0"/>
+      </w:pPr>
+    </w:p>
+    <w:p>
+      <w:pPr>
+        <w:spacing w:before="0" w:after="0"/>
+      </w:pPr>
+    </w:p>
+    <w:p>
+      <w:pPr>
+        <w:spacing w:before="0" w:after="0"/>
+      </w:pPr>
+    </w:p>
+    <w:p>
+      <w:pPr>
+        <w:spacing w:before="0" w:after="0"/>
+      </w:pPr>
+    </w:p>
+    <w:p>
+      <w:pPr>
+        <w:spacing w:before="0" w:after="0"/>
+      </w:pPr>
+    </w:p>
+    <w:p>
+      <w:pPr>
+        <w:spacing w:before="0" w:after="0"/>
+      </w:pPr>
     </w:p>
     <w:p>
       <w:pPr>
@@ -7467,6 +7667,46 @@
     </w:p>
     <w:p>
       <w:pPr>
+        <w:spacing w:before="0" w:after="0"/>
+      </w:pPr>
+    </w:p>
+    <w:p>
+      <w:pPr>
+        <w:spacing w:before="0" w:after="0"/>
+      </w:pPr>
+    </w:p>
+    <w:p>
+      <w:pPr>
+        <w:spacing w:before="0" w:after="0"/>
+      </w:pPr>
+    </w:p>
+    <w:p>
+      <w:pPr>
+        <w:spacing w:before="0" w:after="0"/>
+      </w:pPr>
+    </w:p>
+    <w:p>
+      <w:pPr>
+        <w:spacing w:before="0" w:after="0"/>
+      </w:pPr>
+    </w:p>
+    <w:p>
+      <w:pPr>
+        <w:spacing w:before="0" w:after="0"/>
+      </w:pPr>
+    </w:p>
+    <w:p>
+      <w:pPr>
+        <w:spacing w:before="0" w:after="0"/>
+      </w:pPr>
+    </w:p>
+    <w:p>
+      <w:pPr>
+        <w:spacing w:before="0" w:after="0"/>
+      </w:pPr>
+    </w:p>
+    <w:p>
+      <w:pPr>
         <w:spacing w:before="160" w:after="80"/>
       </w:pPr>
       <w:r>
@@ -8152,6 +8392,46 @@
     </w:p>
     <w:p>
       <w:pPr>
+        <w:spacing w:before="0" w:after="0"/>
+      </w:pPr>
+    </w:p>
+    <w:p>
+      <w:pPr>
+        <w:spacing w:before="0" w:after="0"/>
+      </w:pPr>
+    </w:p>
+    <w:p>
+      <w:pPr>
+        <w:spacing w:before="0" w:after="0"/>
+      </w:pPr>
+    </w:p>
+    <w:p>
+      <w:pPr>
+        <w:spacing w:before="0" w:after="0"/>
+      </w:pPr>
+    </w:p>
+    <w:p>
+      <w:pPr>
+        <w:spacing w:before="0" w:after="0"/>
+      </w:pPr>
+    </w:p>
+    <w:p>
+      <w:pPr>
+        <w:spacing w:before="0" w:after="0"/>
+      </w:pPr>
+    </w:p>
+    <w:p>
+      <w:pPr>
+        <w:spacing w:before="0" w:after="0"/>
+      </w:pPr>
+    </w:p>
+    <w:p>
+      <w:pPr>
+        <w:spacing w:before="0" w:after="0"/>
+      </w:pPr>
+    </w:p>
+    <w:p>
+      <w:pPr>
         <w:spacing w:before="160" w:after="80"/>
       </w:pPr>
       <w:r>
@@ -8720,6 +9000,46 @@
         </w:rPr>
         <w:t>。</w:t>
       </w:r>
+    </w:p>
+    <w:p>
+      <w:pPr>
+        <w:spacing w:before="0" w:after="0"/>
+      </w:pPr>
+    </w:p>
+    <w:p>
+      <w:pPr>
+        <w:spacing w:before="0" w:after="0"/>
+      </w:pPr>
+    </w:p>
+    <w:p>
+      <w:pPr>
+        <w:spacing w:before="0" w:after="0"/>
+      </w:pPr>
+    </w:p>
+    <w:p>
+      <w:pPr>
+        <w:spacing w:before="0" w:after="0"/>
+      </w:pPr>
+    </w:p>
+    <w:p>
+      <w:pPr>
+        <w:spacing w:before="0" w:after="0"/>
+      </w:pPr>
+    </w:p>
+    <w:p>
+      <w:pPr>
+        <w:spacing w:before="0" w:after="0"/>
+      </w:pPr>
+    </w:p>
+    <w:p>
+      <w:pPr>
+        <w:spacing w:before="0" w:after="0"/>
+      </w:pPr>
+    </w:p>
+    <w:p>
+      <w:pPr>
+        <w:spacing w:before="0" w:after="0"/>
+      </w:pPr>
     </w:p>
     <w:p>
       <w:pPr>
@@ -9394,6 +9714,46 @@
         </w:rPr>
         <w:t>。</w:t>
       </w:r>
+    </w:p>
+    <w:p>
+      <w:pPr>
+        <w:spacing w:before="0" w:after="0"/>
+      </w:pPr>
+    </w:p>
+    <w:p>
+      <w:pPr>
+        <w:spacing w:before="0" w:after="0"/>
+      </w:pPr>
+    </w:p>
+    <w:p>
+      <w:pPr>
+        <w:spacing w:before="0" w:after="0"/>
+      </w:pPr>
+    </w:p>
+    <w:p>
+      <w:pPr>
+        <w:spacing w:before="0" w:after="0"/>
+      </w:pPr>
+    </w:p>
+    <w:p>
+      <w:pPr>
+        <w:spacing w:before="0" w:after="0"/>
+      </w:pPr>
+    </w:p>
+    <w:p>
+      <w:pPr>
+        <w:spacing w:before="0" w:after="0"/>
+      </w:pPr>
+    </w:p>
+    <w:p>
+      <w:pPr>
+        <w:spacing w:before="0" w:after="0"/>
+      </w:pPr>
+    </w:p>
+    <w:p>
+      <w:pPr>
+        <w:spacing w:before="0" w:after="0"/>
+      </w:pPr>
     </w:p>
     <w:p>
       <w:pPr>
@@ -10041,6 +10401,46 @@
     </w:p>
     <w:p>
       <w:pPr>
+        <w:spacing w:before="0" w:after="0"/>
+      </w:pPr>
+    </w:p>
+    <w:p>
+      <w:pPr>
+        <w:spacing w:before="0" w:after="0"/>
+      </w:pPr>
+    </w:p>
+    <w:p>
+      <w:pPr>
+        <w:spacing w:before="0" w:after="0"/>
+      </w:pPr>
+    </w:p>
+    <w:p>
+      <w:pPr>
+        <w:spacing w:before="0" w:after="0"/>
+      </w:pPr>
+    </w:p>
+    <w:p>
+      <w:pPr>
+        <w:spacing w:before="0" w:after="0"/>
+      </w:pPr>
+    </w:p>
+    <w:p>
+      <w:pPr>
+        <w:spacing w:before="0" w:after="0"/>
+      </w:pPr>
+    </w:p>
+    <w:p>
+      <w:pPr>
+        <w:spacing w:before="0" w:after="0"/>
+      </w:pPr>
+    </w:p>
+    <w:p>
+      <w:pPr>
+        <w:spacing w:before="0" w:after="0"/>
+      </w:pPr>
+    </w:p>
+    <w:p>
+      <w:pPr>
         <w:spacing w:before="160" w:after="80"/>
       </w:pPr>
       <w:r>
@@ -10717,6 +11117,46 @@
     </w:p>
     <w:p>
       <w:pPr>
+        <w:spacing w:before="0" w:after="0"/>
+      </w:pPr>
+    </w:p>
+    <w:p>
+      <w:pPr>
+        <w:spacing w:before="0" w:after="0"/>
+      </w:pPr>
+    </w:p>
+    <w:p>
+      <w:pPr>
+        <w:spacing w:before="0" w:after="0"/>
+      </w:pPr>
+    </w:p>
+    <w:p>
+      <w:pPr>
+        <w:spacing w:before="0" w:after="0"/>
+      </w:pPr>
+    </w:p>
+    <w:p>
+      <w:pPr>
+        <w:spacing w:before="0" w:after="0"/>
+      </w:pPr>
+    </w:p>
+    <w:p>
+      <w:pPr>
+        <w:spacing w:before="0" w:after="0"/>
+      </w:pPr>
+    </w:p>
+    <w:p>
+      <w:pPr>
+        <w:spacing w:before="0" w:after="0"/>
+      </w:pPr>
+    </w:p>
+    <w:p>
+      <w:pPr>
+        <w:spacing w:before="0" w:after="0"/>
+      </w:pPr>
+    </w:p>
+    <w:p>
+      <w:pPr>
         <w:spacing w:before="160" w:after="80"/>
       </w:pPr>
       <w:r>
@@ -12742,6 +13182,46 @@
     </w:p>
     <w:p>
       <w:pPr>
+        <w:spacing w:before="0" w:after="0"/>
+      </w:pPr>
+    </w:p>
+    <w:p>
+      <w:pPr>
+        <w:spacing w:before="0" w:after="0"/>
+      </w:pPr>
+    </w:p>
+    <w:p>
+      <w:pPr>
+        <w:spacing w:before="0" w:after="0"/>
+      </w:pPr>
+    </w:p>
+    <w:p>
+      <w:pPr>
+        <w:spacing w:before="0" w:after="0"/>
+      </w:pPr>
+    </w:p>
+    <w:p>
+      <w:pPr>
+        <w:spacing w:before="0" w:after="0"/>
+      </w:pPr>
+    </w:p>
+    <w:p>
+      <w:pPr>
+        <w:spacing w:before="0" w:after="0"/>
+      </w:pPr>
+    </w:p>
+    <w:p>
+      <w:pPr>
+        <w:spacing w:before="0" w:after="0"/>
+      </w:pPr>
+    </w:p>
+    <w:p>
+      <w:pPr>
+        <w:spacing w:before="0" w:after="0"/>
+      </w:pPr>
+    </w:p>
+    <w:p>
+      <w:pPr>
         <w:spacing w:before="160" w:after="80"/>
       </w:pPr>
       <w:r>
@@ -12996,6 +13476,31 @@
         </w:rPr>
         <w:t>)。</w:t>
       </w:r>
+    </w:p>
+    <w:p>
+      <w:pPr>
+        <w:spacing w:before="0" w:after="0"/>
+      </w:pPr>
+    </w:p>
+    <w:p>
+      <w:pPr>
+        <w:spacing w:before="0" w:after="0"/>
+      </w:pPr>
+    </w:p>
+    <w:p>
+      <w:pPr>
+        <w:spacing w:before="0" w:after="0"/>
+      </w:pPr>
+    </w:p>
+    <w:p>
+      <w:pPr>
+        <w:spacing w:before="0" w:after="0"/>
+      </w:pPr>
+    </w:p>
+    <w:p>
+      <w:pPr>
+        <w:spacing w:before="0" w:after="0"/>
+      </w:pPr>
     </w:p>
     <w:p>
       <w:pPr>
@@ -13693,6 +14198,46 @@
     </w:p>
     <w:p>
       <w:pPr>
+        <w:spacing w:before="0" w:after="0"/>
+      </w:pPr>
+    </w:p>
+    <w:p>
+      <w:pPr>
+        <w:spacing w:before="0" w:after="0"/>
+      </w:pPr>
+    </w:p>
+    <w:p>
+      <w:pPr>
+        <w:spacing w:before="0" w:after="0"/>
+      </w:pPr>
+    </w:p>
+    <w:p>
+      <w:pPr>
+        <w:spacing w:before="0" w:after="0"/>
+      </w:pPr>
+    </w:p>
+    <w:p>
+      <w:pPr>
+        <w:spacing w:before="0" w:after="0"/>
+      </w:pPr>
+    </w:p>
+    <w:p>
+      <w:pPr>
+        <w:spacing w:before="0" w:after="0"/>
+      </w:pPr>
+    </w:p>
+    <w:p>
+      <w:pPr>
+        <w:spacing w:before="0" w:after="0"/>
+      </w:pPr>
+    </w:p>
+    <w:p>
+      <w:pPr>
+        <w:spacing w:before="0" w:after="0"/>
+      </w:pPr>
+    </w:p>
+    <w:p>
+      <w:pPr>
         <w:spacing w:before="160" w:after="80"/>
       </w:pPr>
       <w:r>
@@ -14148,6 +14693,46 @@
         </w:rPr>
         <w:t>。</w:t>
       </w:r>
+    </w:p>
+    <w:p>
+      <w:pPr>
+        <w:spacing w:before="0" w:after="0"/>
+      </w:pPr>
+    </w:p>
+    <w:p>
+      <w:pPr>
+        <w:spacing w:before="0" w:after="0"/>
+      </w:pPr>
+    </w:p>
+    <w:p>
+      <w:pPr>
+        <w:spacing w:before="0" w:after="0"/>
+      </w:pPr>
+    </w:p>
+    <w:p>
+      <w:pPr>
+        <w:spacing w:before="0" w:after="0"/>
+      </w:pPr>
+    </w:p>
+    <w:p>
+      <w:pPr>
+        <w:spacing w:before="0" w:after="0"/>
+      </w:pPr>
+    </w:p>
+    <w:p>
+      <w:pPr>
+        <w:spacing w:before="0" w:after="0"/>
+      </w:pPr>
+    </w:p>
+    <w:p>
+      <w:pPr>
+        <w:spacing w:before="0" w:after="0"/>
+      </w:pPr>
+    </w:p>
+    <w:p>
+      <w:pPr>
+        <w:spacing w:before="0" w:after="0"/>
+      </w:pPr>
     </w:p>
     <w:p>
       <w:pPr>
@@ -14605,6 +15190,31 @@
     </w:p>
     <w:p>
       <w:pPr>
+        <w:spacing w:before="0" w:after="0"/>
+      </w:pPr>
+    </w:p>
+    <w:p>
+      <w:pPr>
+        <w:spacing w:before="0" w:after="0"/>
+      </w:pPr>
+    </w:p>
+    <w:p>
+      <w:pPr>
+        <w:spacing w:before="0" w:after="0"/>
+      </w:pPr>
+    </w:p>
+    <w:p>
+      <w:pPr>
+        <w:spacing w:before="0" w:after="0"/>
+      </w:pPr>
+    </w:p>
+    <w:p>
+      <w:pPr>
+        <w:spacing w:before="0" w:after="0"/>
+      </w:pPr>
+    </w:p>
+    <w:p>
+      <w:pPr>
         <w:spacing w:before="160" w:after="80"/>
       </w:pPr>
       <w:r>
@@ -15362,6 +15972,46 @@
     </w:p>
     <w:p>
       <w:pPr>
+        <w:spacing w:before="0" w:after="0"/>
+      </w:pPr>
+    </w:p>
+    <w:p>
+      <w:pPr>
+        <w:spacing w:before="0" w:after="0"/>
+      </w:pPr>
+    </w:p>
+    <w:p>
+      <w:pPr>
+        <w:spacing w:before="0" w:after="0"/>
+      </w:pPr>
+    </w:p>
+    <w:p>
+      <w:pPr>
+        <w:spacing w:before="0" w:after="0"/>
+      </w:pPr>
+    </w:p>
+    <w:p>
+      <w:pPr>
+        <w:spacing w:before="0" w:after="0"/>
+      </w:pPr>
+    </w:p>
+    <w:p>
+      <w:pPr>
+        <w:spacing w:before="0" w:after="0"/>
+      </w:pPr>
+    </w:p>
+    <w:p>
+      <w:pPr>
+        <w:spacing w:before="0" w:after="0"/>
+      </w:pPr>
+    </w:p>
+    <w:p>
+      <w:pPr>
+        <w:spacing w:before="0" w:after="0"/>
+      </w:pPr>
+    </w:p>
+    <w:p>
+      <w:pPr>
         <w:spacing w:before="160" w:after="80"/>
       </w:pPr>
       <w:r>
@@ -15918,6 +16568,46 @@
     </w:p>
     <w:p>
       <w:pPr>
+        <w:spacing w:before="0" w:after="0"/>
+      </w:pPr>
+    </w:p>
+    <w:p>
+      <w:pPr>
+        <w:spacing w:before="0" w:after="0"/>
+      </w:pPr>
+    </w:p>
+    <w:p>
+      <w:pPr>
+        <w:spacing w:before="0" w:after="0"/>
+      </w:pPr>
+    </w:p>
+    <w:p>
+      <w:pPr>
+        <w:spacing w:before="0" w:after="0"/>
+      </w:pPr>
+    </w:p>
+    <w:p>
+      <w:pPr>
+        <w:spacing w:before="0" w:after="0"/>
+      </w:pPr>
+    </w:p>
+    <w:p>
+      <w:pPr>
+        <w:spacing w:before="0" w:after="0"/>
+      </w:pPr>
+    </w:p>
+    <w:p>
+      <w:pPr>
+        <w:spacing w:before="0" w:after="0"/>
+      </w:pPr>
+    </w:p>
+    <w:p>
+      <w:pPr>
+        <w:spacing w:before="0" w:after="0"/>
+      </w:pPr>
+    </w:p>
+    <w:p>
+      <w:pPr>
         <w:spacing w:before="160" w:after="80"/>
       </w:pPr>
       <w:r>
@@ -16287,6 +16977,31 @@
     </w:p>
     <w:p>
       <w:pPr>
+        <w:spacing w:before="0" w:after="0"/>
+      </w:pPr>
+    </w:p>
+    <w:p>
+      <w:pPr>
+        <w:spacing w:before="0" w:after="0"/>
+      </w:pPr>
+    </w:p>
+    <w:p>
+      <w:pPr>
+        <w:spacing w:before="0" w:after="0"/>
+      </w:pPr>
+    </w:p>
+    <w:p>
+      <w:pPr>
+        <w:spacing w:before="0" w:after="0"/>
+      </w:pPr>
+    </w:p>
+    <w:p>
+      <w:pPr>
+        <w:spacing w:before="0" w:after="0"/>
+      </w:pPr>
+    </w:p>
+    <w:p>
+      <w:pPr>
         <w:spacing w:before="160" w:after="80"/>
       </w:pPr>
       <w:r>
@@ -16475,6 +17190,31 @@
         </w:rPr>
         <w:t>）</w:t>
       </w:r>
+    </w:p>
+    <w:p>
+      <w:pPr>
+        <w:spacing w:before="0" w:after="0"/>
+      </w:pPr>
+    </w:p>
+    <w:p>
+      <w:pPr>
+        <w:spacing w:before="0" w:after="0"/>
+      </w:pPr>
+    </w:p>
+    <w:p>
+      <w:pPr>
+        <w:spacing w:before="0" w:after="0"/>
+      </w:pPr>
+    </w:p>
+    <w:p>
+      <w:pPr>
+        <w:spacing w:before="0" w:after="0"/>
+      </w:pPr>
+    </w:p>
+    <w:p>
+      <w:pPr>
+        <w:spacing w:before="0" w:after="0"/>
+      </w:pPr>
     </w:p>
     <w:p>
       <w:pPr>
@@ -16781,6 +17521,46 @@
         </w:rPr>
         <w:t>。</w:t>
       </w:r>
+    </w:p>
+    <w:p>
+      <w:pPr>
+        <w:spacing w:before="0" w:after="0"/>
+      </w:pPr>
+    </w:p>
+    <w:p>
+      <w:pPr>
+        <w:spacing w:before="0" w:after="0"/>
+      </w:pPr>
+    </w:p>
+    <w:p>
+      <w:pPr>
+        <w:spacing w:before="0" w:after="0"/>
+      </w:pPr>
+    </w:p>
+    <w:p>
+      <w:pPr>
+        <w:spacing w:before="0" w:after="0"/>
+      </w:pPr>
+    </w:p>
+    <w:p>
+      <w:pPr>
+        <w:spacing w:before="0" w:after="0"/>
+      </w:pPr>
+    </w:p>
+    <w:p>
+      <w:pPr>
+        <w:spacing w:before="0" w:after="0"/>
+      </w:pPr>
+    </w:p>
+    <w:p>
+      <w:pPr>
+        <w:spacing w:before="0" w:after="0"/>
+      </w:pPr>
+    </w:p>
+    <w:p>
+      <w:pPr>
+        <w:spacing w:before="0" w:after="0"/>
+      </w:pPr>
     </w:p>
     <w:p>
       <w:pPr>
@@ -19134,6 +19914,46 @@
     </w:p>
     <w:p>
       <w:pPr>
+        <w:spacing w:before="0" w:after="0"/>
+      </w:pPr>
+    </w:p>
+    <w:p>
+      <w:pPr>
+        <w:spacing w:before="0" w:after="0"/>
+      </w:pPr>
+    </w:p>
+    <w:p>
+      <w:pPr>
+        <w:spacing w:before="0" w:after="0"/>
+      </w:pPr>
+    </w:p>
+    <w:p>
+      <w:pPr>
+        <w:spacing w:before="0" w:after="0"/>
+      </w:pPr>
+    </w:p>
+    <w:p>
+      <w:pPr>
+        <w:spacing w:before="0" w:after="0"/>
+      </w:pPr>
+    </w:p>
+    <w:p>
+      <w:pPr>
+        <w:spacing w:before="0" w:after="0"/>
+      </w:pPr>
+    </w:p>
+    <w:p>
+      <w:pPr>
+        <w:spacing w:before="0" w:after="0"/>
+      </w:pPr>
+    </w:p>
+    <w:p>
+      <w:pPr>
+        <w:spacing w:before="0" w:after="0"/>
+      </w:pPr>
+    </w:p>
+    <w:p>
+      <w:pPr>
         <w:spacing w:before="160" w:after="80"/>
       </w:pPr>
       <w:r>
@@ -20308,6 +21128,46 @@
     </w:p>
     <w:p>
       <w:pPr>
+        <w:spacing w:before="0" w:after="0"/>
+      </w:pPr>
+    </w:p>
+    <w:p>
+      <w:pPr>
+        <w:spacing w:before="0" w:after="0"/>
+      </w:pPr>
+    </w:p>
+    <w:p>
+      <w:pPr>
+        <w:spacing w:before="0" w:after="0"/>
+      </w:pPr>
+    </w:p>
+    <w:p>
+      <w:pPr>
+        <w:spacing w:before="0" w:after="0"/>
+      </w:pPr>
+    </w:p>
+    <w:p>
+      <w:pPr>
+        <w:spacing w:before="0" w:after="0"/>
+      </w:pPr>
+    </w:p>
+    <w:p>
+      <w:pPr>
+        <w:spacing w:before="0" w:after="0"/>
+      </w:pPr>
+    </w:p>
+    <w:p>
+      <w:pPr>
+        <w:spacing w:before="0" w:after="0"/>
+      </w:pPr>
+    </w:p>
+    <w:p>
+      <w:pPr>
+        <w:spacing w:before="0" w:after="0"/>
+      </w:pPr>
+    </w:p>
+    <w:p>
+      <w:pPr>
         <w:spacing w:before="160" w:after="80"/>
       </w:pPr>
       <w:r>
@@ -20875,6 +21735,31 @@
         </w:rPr>
         <w:t>。</w:t>
       </w:r>
+    </w:p>
+    <w:p>
+      <w:pPr>
+        <w:spacing w:before="0" w:after="0"/>
+      </w:pPr>
+    </w:p>
+    <w:p>
+      <w:pPr>
+        <w:spacing w:before="0" w:after="0"/>
+      </w:pPr>
+    </w:p>
+    <w:p>
+      <w:pPr>
+        <w:spacing w:before="0" w:after="0"/>
+      </w:pPr>
+    </w:p>
+    <w:p>
+      <w:pPr>
+        <w:spacing w:before="0" w:after="0"/>
+      </w:pPr>
+    </w:p>
+    <w:p>
+      <w:pPr>
+        <w:spacing w:before="0" w:after="0"/>
+      </w:pPr>
     </w:p>
     <w:p>
       <w:pPr>
@@ -21191,6 +22076,31 @@
     </w:p>
     <w:p>
       <w:pPr>
+        <w:spacing w:before="0" w:after="0"/>
+      </w:pPr>
+    </w:p>
+    <w:p>
+      <w:pPr>
+        <w:spacing w:before="0" w:after="0"/>
+      </w:pPr>
+    </w:p>
+    <w:p>
+      <w:pPr>
+        <w:spacing w:before="0" w:after="0"/>
+      </w:pPr>
+    </w:p>
+    <w:p>
+      <w:pPr>
+        <w:spacing w:before="0" w:after="0"/>
+      </w:pPr>
+    </w:p>
+    <w:p>
+      <w:pPr>
+        <w:spacing w:before="0" w:after="0"/>
+      </w:pPr>
+    </w:p>
+    <w:p>
+      <w:pPr>
         <w:spacing w:before="160" w:after="80"/>
       </w:pPr>
       <w:r>
@@ -21652,6 +22562,46 @@
         </w:rPr>
         <w:t>。</w:t>
       </w:r>
+    </w:p>
+    <w:p>
+      <w:pPr>
+        <w:spacing w:before="0" w:after="0"/>
+      </w:pPr>
+    </w:p>
+    <w:p>
+      <w:pPr>
+        <w:spacing w:before="0" w:after="0"/>
+      </w:pPr>
+    </w:p>
+    <w:p>
+      <w:pPr>
+        <w:spacing w:before="0" w:after="0"/>
+      </w:pPr>
+    </w:p>
+    <w:p>
+      <w:pPr>
+        <w:spacing w:before="0" w:after="0"/>
+      </w:pPr>
+    </w:p>
+    <w:p>
+      <w:pPr>
+        <w:spacing w:before="0" w:after="0"/>
+      </w:pPr>
+    </w:p>
+    <w:p>
+      <w:pPr>
+        <w:spacing w:before="0" w:after="0"/>
+      </w:pPr>
+    </w:p>
+    <w:p>
+      <w:pPr>
+        <w:spacing w:before="0" w:after="0"/>
+      </w:pPr>
+    </w:p>
+    <w:p>
+      <w:pPr>
+        <w:spacing w:before="0" w:after="0"/>
+      </w:pPr>
     </w:p>
     <w:p>
       <w:pPr>
@@ -22615,6 +23565,46 @@
     </w:p>
     <w:p>
       <w:pPr>
+        <w:spacing w:before="0" w:after="0"/>
+      </w:pPr>
+    </w:p>
+    <w:p>
+      <w:pPr>
+        <w:spacing w:before="0" w:after="0"/>
+      </w:pPr>
+    </w:p>
+    <w:p>
+      <w:pPr>
+        <w:spacing w:before="0" w:after="0"/>
+      </w:pPr>
+    </w:p>
+    <w:p>
+      <w:pPr>
+        <w:spacing w:before="0" w:after="0"/>
+      </w:pPr>
+    </w:p>
+    <w:p>
+      <w:pPr>
+        <w:spacing w:before="0" w:after="0"/>
+      </w:pPr>
+    </w:p>
+    <w:p>
+      <w:pPr>
+        <w:spacing w:before="0" w:after="0"/>
+      </w:pPr>
+    </w:p>
+    <w:p>
+      <w:pPr>
+        <w:spacing w:before="0" w:after="0"/>
+      </w:pPr>
+    </w:p>
+    <w:p>
+      <w:pPr>
+        <w:spacing w:before="0" w:after="0"/>
+      </w:pPr>
+    </w:p>
+    <w:p>
+      <w:pPr>
         <w:spacing w:before="160" w:after="80"/>
       </w:pPr>
       <w:r>
@@ -24068,6 +25058,46 @@
     </w:p>
     <w:p>
       <w:pPr>
+        <w:spacing w:before="0" w:after="0"/>
+      </w:pPr>
+    </w:p>
+    <w:p>
+      <w:pPr>
+        <w:spacing w:before="0" w:after="0"/>
+      </w:pPr>
+    </w:p>
+    <w:p>
+      <w:pPr>
+        <w:spacing w:before="0" w:after="0"/>
+      </w:pPr>
+    </w:p>
+    <w:p>
+      <w:pPr>
+        <w:spacing w:before="0" w:after="0"/>
+      </w:pPr>
+    </w:p>
+    <w:p>
+      <w:pPr>
+        <w:spacing w:before="0" w:after="0"/>
+      </w:pPr>
+    </w:p>
+    <w:p>
+      <w:pPr>
+        <w:spacing w:before="0" w:after="0"/>
+      </w:pPr>
+    </w:p>
+    <w:p>
+      <w:pPr>
+        <w:spacing w:before="0" w:after="0"/>
+      </w:pPr>
+    </w:p>
+    <w:p>
+      <w:pPr>
+        <w:spacing w:before="0" w:after="0"/>
+      </w:pPr>
+    </w:p>
+    <w:p>
+      <w:pPr>
         <w:spacing w:before="160" w:after="80"/>
       </w:pPr>
       <w:r>
@@ -24743,6 +25773,31 @@
     </w:p>
     <w:p>
       <w:pPr>
+        <w:spacing w:before="0" w:after="0"/>
+      </w:pPr>
+    </w:p>
+    <w:p>
+      <w:pPr>
+        <w:spacing w:before="0" w:after="0"/>
+      </w:pPr>
+    </w:p>
+    <w:p>
+      <w:pPr>
+        <w:spacing w:before="0" w:after="0"/>
+      </w:pPr>
+    </w:p>
+    <w:p>
+      <w:pPr>
+        <w:spacing w:before="0" w:after="0"/>
+      </w:pPr>
+    </w:p>
+    <w:p>
+      <w:pPr>
+        <w:spacing w:before="0" w:after="0"/>
+      </w:pPr>
+    </w:p>
+    <w:p>
+      <w:pPr>
         <w:spacing w:before="160" w:after="80"/>
       </w:pPr>
       <w:r>
@@ -25421,6 +26476,46 @@
     </w:p>
     <w:p>
       <w:pPr>
+        <w:spacing w:before="0" w:after="0"/>
+      </w:pPr>
+    </w:p>
+    <w:p>
+      <w:pPr>
+        <w:spacing w:before="0" w:after="0"/>
+      </w:pPr>
+    </w:p>
+    <w:p>
+      <w:pPr>
+        <w:spacing w:before="0" w:after="0"/>
+      </w:pPr>
+    </w:p>
+    <w:p>
+      <w:pPr>
+        <w:spacing w:before="0" w:after="0"/>
+      </w:pPr>
+    </w:p>
+    <w:p>
+      <w:pPr>
+        <w:spacing w:before="0" w:after="0"/>
+      </w:pPr>
+    </w:p>
+    <w:p>
+      <w:pPr>
+        <w:spacing w:before="0" w:after="0"/>
+      </w:pPr>
+    </w:p>
+    <w:p>
+      <w:pPr>
+        <w:spacing w:before="0" w:after="0"/>
+      </w:pPr>
+    </w:p>
+    <w:p>
+      <w:pPr>
+        <w:spacing w:before="0" w:after="0"/>
+      </w:pPr>
+    </w:p>
+    <w:p>
+      <w:pPr>
         <w:spacing w:before="160" w:after="80"/>
       </w:pPr>
       <w:r>
@@ -26817,6 +27912,46 @@
         </w:rPr>
         <w:t>。</w:t>
       </w:r>
+    </w:p>
+    <w:p>
+      <w:pPr>
+        <w:spacing w:before="0" w:after="0"/>
+      </w:pPr>
+    </w:p>
+    <w:p>
+      <w:pPr>
+        <w:spacing w:before="0" w:after="0"/>
+      </w:pPr>
+    </w:p>
+    <w:p>
+      <w:pPr>
+        <w:spacing w:before="0" w:after="0"/>
+      </w:pPr>
+    </w:p>
+    <w:p>
+      <w:pPr>
+        <w:spacing w:before="0" w:after="0"/>
+      </w:pPr>
+    </w:p>
+    <w:p>
+      <w:pPr>
+        <w:spacing w:before="0" w:after="0"/>
+      </w:pPr>
+    </w:p>
+    <w:p>
+      <w:pPr>
+        <w:spacing w:before="0" w:after="0"/>
+      </w:pPr>
+    </w:p>
+    <w:p>
+      <w:pPr>
+        <w:spacing w:before="0" w:after="0"/>
+      </w:pPr>
+    </w:p>
+    <w:p>
+      <w:pPr>
+        <w:spacing w:before="0" w:after="0"/>
+      </w:pPr>
     </w:p>
     <w:p>
       <w:pPr>
@@ -27773,6 +28908,46 @@
     </w:p>
     <w:p>
       <w:pPr>
+        <w:spacing w:before="0" w:after="0"/>
+      </w:pPr>
+    </w:p>
+    <w:p>
+      <w:pPr>
+        <w:spacing w:before="0" w:after="0"/>
+      </w:pPr>
+    </w:p>
+    <w:p>
+      <w:pPr>
+        <w:spacing w:before="0" w:after="0"/>
+      </w:pPr>
+    </w:p>
+    <w:p>
+      <w:pPr>
+        <w:spacing w:before="0" w:after="0"/>
+      </w:pPr>
+    </w:p>
+    <w:p>
+      <w:pPr>
+        <w:spacing w:before="0" w:after="0"/>
+      </w:pPr>
+    </w:p>
+    <w:p>
+      <w:pPr>
+        <w:spacing w:before="0" w:after="0"/>
+      </w:pPr>
+    </w:p>
+    <w:p>
+      <w:pPr>
+        <w:spacing w:before="0" w:after="0"/>
+      </w:pPr>
+    </w:p>
+    <w:p>
+      <w:pPr>
+        <w:spacing w:before="0" w:after="0"/>
+      </w:pPr>
+    </w:p>
+    <w:p>
+      <w:pPr>
         <w:spacing w:before="160" w:after="80"/>
       </w:pPr>
       <w:r>
@@ -28689,6 +29864,46 @@
     </w:p>
     <w:p>
       <w:pPr>
+        <w:spacing w:before="0" w:after="0"/>
+      </w:pPr>
+    </w:p>
+    <w:p>
+      <w:pPr>
+        <w:spacing w:before="0" w:after="0"/>
+      </w:pPr>
+    </w:p>
+    <w:p>
+      <w:pPr>
+        <w:spacing w:before="0" w:after="0"/>
+      </w:pPr>
+    </w:p>
+    <w:p>
+      <w:pPr>
+        <w:spacing w:before="0" w:after="0"/>
+      </w:pPr>
+    </w:p>
+    <w:p>
+      <w:pPr>
+        <w:spacing w:before="0" w:after="0"/>
+      </w:pPr>
+    </w:p>
+    <w:p>
+      <w:pPr>
+        <w:spacing w:before="0" w:after="0"/>
+      </w:pPr>
+    </w:p>
+    <w:p>
+      <w:pPr>
+        <w:spacing w:before="0" w:after="0"/>
+      </w:pPr>
+    </w:p>
+    <w:p>
+      <w:pPr>
+        <w:spacing w:before="0" w:after="0"/>
+      </w:pPr>
+    </w:p>
+    <w:p>
+      <w:pPr>
         <w:spacing w:before="160" w:after="80"/>
       </w:pPr>
       <w:r>
@@ -29249,6 +30464,46 @@
     </w:p>
     <w:p>
       <w:pPr>
+        <w:spacing w:before="0" w:after="0"/>
+      </w:pPr>
+    </w:p>
+    <w:p>
+      <w:pPr>
+        <w:spacing w:before="0" w:after="0"/>
+      </w:pPr>
+    </w:p>
+    <w:p>
+      <w:pPr>
+        <w:spacing w:before="0" w:after="0"/>
+      </w:pPr>
+    </w:p>
+    <w:p>
+      <w:pPr>
+        <w:spacing w:before="0" w:after="0"/>
+      </w:pPr>
+    </w:p>
+    <w:p>
+      <w:pPr>
+        <w:spacing w:before="0" w:after="0"/>
+      </w:pPr>
+    </w:p>
+    <w:p>
+      <w:pPr>
+        <w:spacing w:before="0" w:after="0"/>
+      </w:pPr>
+    </w:p>
+    <w:p>
+      <w:pPr>
+        <w:spacing w:before="0" w:after="0"/>
+      </w:pPr>
+    </w:p>
+    <w:p>
+      <w:pPr>
+        <w:spacing w:before="0" w:after="0"/>
+      </w:pPr>
+    </w:p>
+    <w:p>
+      <w:pPr>
         <w:spacing w:before="160" w:after="80"/>
       </w:pPr>
       <w:r>
@@ -29485,6 +30740,31 @@
         </w:rPr>
         <w:t>。</w:t>
       </w:r>
+    </w:p>
+    <w:p>
+      <w:pPr>
+        <w:spacing w:before="0" w:after="0"/>
+      </w:pPr>
+    </w:p>
+    <w:p>
+      <w:pPr>
+        <w:spacing w:before="0" w:after="0"/>
+      </w:pPr>
+    </w:p>
+    <w:p>
+      <w:pPr>
+        <w:spacing w:before="0" w:after="0"/>
+      </w:pPr>
+    </w:p>
+    <w:p>
+      <w:pPr>
+        <w:spacing w:before="0" w:after="0"/>
+      </w:pPr>
+    </w:p>
+    <w:p>
+      <w:pPr>
+        <w:spacing w:before="0" w:after="0"/>
+      </w:pPr>
     </w:p>
     <w:p>
       <w:pPr>
@@ -29907,6 +31187,46 @@
         </w:rPr>
         <w:t>并简要解释原因</w:t>
       </w:r>
+    </w:p>
+    <w:p>
+      <w:pPr>
+        <w:spacing w:before="0" w:after="0"/>
+      </w:pPr>
+    </w:p>
+    <w:p>
+      <w:pPr>
+        <w:spacing w:before="0" w:after="0"/>
+      </w:pPr>
+    </w:p>
+    <w:p>
+      <w:pPr>
+        <w:spacing w:before="0" w:after="0"/>
+      </w:pPr>
+    </w:p>
+    <w:p>
+      <w:pPr>
+        <w:spacing w:before="0" w:after="0"/>
+      </w:pPr>
+    </w:p>
+    <w:p>
+      <w:pPr>
+        <w:spacing w:before="0" w:after="0"/>
+      </w:pPr>
+    </w:p>
+    <w:p>
+      <w:pPr>
+        <w:spacing w:before="0" w:after="0"/>
+      </w:pPr>
+    </w:p>
+    <w:p>
+      <w:pPr>
+        <w:spacing w:before="0" w:after="0"/>
+      </w:pPr>
+    </w:p>
+    <w:p>
+      <w:pPr>
+        <w:spacing w:before="0" w:after="0"/>
+      </w:pPr>
     </w:p>
     <w:p>
       <w:pPr>
@@ -30359,6 +31679,31 @@
     </w:p>
     <w:p>
       <w:pPr>
+        <w:spacing w:before="0" w:after="0"/>
+      </w:pPr>
+    </w:p>
+    <w:p>
+      <w:pPr>
+        <w:spacing w:before="0" w:after="0"/>
+      </w:pPr>
+    </w:p>
+    <w:p>
+      <w:pPr>
+        <w:spacing w:before="0" w:after="0"/>
+      </w:pPr>
+    </w:p>
+    <w:p>
+      <w:pPr>
+        <w:spacing w:before="0" w:after="0"/>
+      </w:pPr>
+    </w:p>
+    <w:p>
+      <w:pPr>
+        <w:spacing w:before="0" w:after="0"/>
+      </w:pPr>
+    </w:p>
+    <w:p>
+      <w:pPr>
         <w:spacing w:before="160" w:after="80"/>
       </w:pPr>
       <w:r>
@@ -31115,6 +32460,46 @@
     </w:p>
     <w:p>
       <w:pPr>
+        <w:spacing w:before="0" w:after="0"/>
+      </w:pPr>
+    </w:p>
+    <w:p>
+      <w:pPr>
+        <w:spacing w:before="0" w:after="0"/>
+      </w:pPr>
+    </w:p>
+    <w:p>
+      <w:pPr>
+        <w:spacing w:before="0" w:after="0"/>
+      </w:pPr>
+    </w:p>
+    <w:p>
+      <w:pPr>
+        <w:spacing w:before="0" w:after="0"/>
+      </w:pPr>
+    </w:p>
+    <w:p>
+      <w:pPr>
+        <w:spacing w:before="0" w:after="0"/>
+      </w:pPr>
+    </w:p>
+    <w:p>
+      <w:pPr>
+        <w:spacing w:before="0" w:after="0"/>
+      </w:pPr>
+    </w:p>
+    <w:p>
+      <w:pPr>
+        <w:spacing w:before="0" w:after="0"/>
+      </w:pPr>
+    </w:p>
+    <w:p>
+      <w:pPr>
+        <w:spacing w:before="0" w:after="0"/>
+      </w:pPr>
+    </w:p>
+    <w:p>
+      <w:pPr>
         <w:spacing w:before="160" w:after="80"/>
       </w:pPr>
       <w:r>
@@ -31900,6 +33285,46 @@
     </w:p>
     <w:p>
       <w:pPr>
+        <w:spacing w:before="0" w:after="0"/>
+      </w:pPr>
+    </w:p>
+    <w:p>
+      <w:pPr>
+        <w:spacing w:before="0" w:after="0"/>
+      </w:pPr>
+    </w:p>
+    <w:p>
+      <w:pPr>
+        <w:spacing w:before="0" w:after="0"/>
+      </w:pPr>
+    </w:p>
+    <w:p>
+      <w:pPr>
+        <w:spacing w:before="0" w:after="0"/>
+      </w:pPr>
+    </w:p>
+    <w:p>
+      <w:pPr>
+        <w:spacing w:before="0" w:after="0"/>
+      </w:pPr>
+    </w:p>
+    <w:p>
+      <w:pPr>
+        <w:spacing w:before="0" w:after="0"/>
+      </w:pPr>
+    </w:p>
+    <w:p>
+      <w:pPr>
+        <w:spacing w:before="0" w:after="0"/>
+      </w:pPr>
+    </w:p>
+    <w:p>
+      <w:pPr>
+        <w:spacing w:before="0" w:after="0"/>
+      </w:pPr>
+    </w:p>
+    <w:p>
+      <w:pPr>
         <w:spacing w:before="160" w:after="80"/>
       </w:pPr>
       <w:r>
@@ -32175,6 +33600,31 @@
     </w:p>
     <w:p>
       <w:pPr>
+        <w:spacing w:before="0" w:after="0"/>
+      </w:pPr>
+    </w:p>
+    <w:p>
+      <w:pPr>
+        <w:spacing w:before="0" w:after="0"/>
+      </w:pPr>
+    </w:p>
+    <w:p>
+      <w:pPr>
+        <w:spacing w:before="0" w:after="0"/>
+      </w:pPr>
+    </w:p>
+    <w:p>
+      <w:pPr>
+        <w:spacing w:before="0" w:after="0"/>
+      </w:pPr>
+    </w:p>
+    <w:p>
+      <w:pPr>
+        <w:spacing w:before="0" w:after="0"/>
+      </w:pPr>
+    </w:p>
+    <w:p>
+      <w:pPr>
         <w:spacing w:before="160" w:after="80"/>
       </w:pPr>
       <w:r>
@@ -32576,6 +34026,46 @@
         </w:rPr>
         <w:t>。</w:t>
       </w:r>
+    </w:p>
+    <w:p>
+      <w:pPr>
+        <w:spacing w:before="0" w:after="0"/>
+      </w:pPr>
+    </w:p>
+    <w:p>
+      <w:pPr>
+        <w:spacing w:before="0" w:after="0"/>
+      </w:pPr>
+    </w:p>
+    <w:p>
+      <w:pPr>
+        <w:spacing w:before="0" w:after="0"/>
+      </w:pPr>
+    </w:p>
+    <w:p>
+      <w:pPr>
+        <w:spacing w:before="0" w:after="0"/>
+      </w:pPr>
+    </w:p>
+    <w:p>
+      <w:pPr>
+        <w:spacing w:before="0" w:after="0"/>
+      </w:pPr>
+    </w:p>
+    <w:p>
+      <w:pPr>
+        <w:spacing w:before="0" w:after="0"/>
+      </w:pPr>
+    </w:p>
+    <w:p>
+      <w:pPr>
+        <w:spacing w:before="0" w:after="0"/>
+      </w:pPr>
+    </w:p>
+    <w:p>
+      <w:pPr>
+        <w:spacing w:before="0" w:after="0"/>
+      </w:pPr>
     </w:p>
     <w:p>
       <w:pPr>
@@ -33320,6 +34810,46 @@
         </w:rPr>
         <w:t>。</w:t>
       </w:r>
+    </w:p>
+    <w:p>
+      <w:pPr>
+        <w:spacing w:before="0" w:after="0"/>
+      </w:pPr>
+    </w:p>
+    <w:p>
+      <w:pPr>
+        <w:spacing w:before="0" w:after="0"/>
+      </w:pPr>
+    </w:p>
+    <w:p>
+      <w:pPr>
+        <w:spacing w:before="0" w:after="0"/>
+      </w:pPr>
+    </w:p>
+    <w:p>
+      <w:pPr>
+        <w:spacing w:before="0" w:after="0"/>
+      </w:pPr>
+    </w:p>
+    <w:p>
+      <w:pPr>
+        <w:spacing w:before="0" w:after="0"/>
+      </w:pPr>
+    </w:p>
+    <w:p>
+      <w:pPr>
+        <w:spacing w:before="0" w:after="0"/>
+      </w:pPr>
+    </w:p>
+    <w:p>
+      <w:pPr>
+        <w:spacing w:before="0" w:after="0"/>
+      </w:pPr>
+    </w:p>
+    <w:p>
+      <w:pPr>
+        <w:spacing w:before="0" w:after="0"/>
+      </w:pPr>
     </w:p>
     <w:p>
       <w:pPr>
@@ -34576,6 +36106,16 @@
     </w:p>
     <w:p>
       <w:pPr>
+        <w:spacing w:before="0" w:after="0"/>
+      </w:pPr>
+    </w:p>
+    <w:p>
+      <w:pPr>
+        <w:spacing w:before="0" w:after="0"/>
+      </w:pPr>
+    </w:p>
+    <w:p>
+      <w:pPr>
         <w:spacing w:before="160" w:after="80"/>
       </w:pPr>
       <w:r>
@@ -35778,6 +37318,46 @@
     </w:p>
     <w:p>
       <w:pPr>
+        <w:spacing w:before="0" w:after="0"/>
+      </w:pPr>
+    </w:p>
+    <w:p>
+      <w:pPr>
+        <w:spacing w:before="0" w:after="0"/>
+      </w:pPr>
+    </w:p>
+    <w:p>
+      <w:pPr>
+        <w:spacing w:before="0" w:after="0"/>
+      </w:pPr>
+    </w:p>
+    <w:p>
+      <w:pPr>
+        <w:spacing w:before="0" w:after="0"/>
+      </w:pPr>
+    </w:p>
+    <w:p>
+      <w:pPr>
+        <w:spacing w:before="0" w:after="0"/>
+      </w:pPr>
+    </w:p>
+    <w:p>
+      <w:pPr>
+        <w:spacing w:before="0" w:after="0"/>
+      </w:pPr>
+    </w:p>
+    <w:p>
+      <w:pPr>
+        <w:spacing w:before="0" w:after="0"/>
+      </w:pPr>
+    </w:p>
+    <w:p>
+      <w:pPr>
+        <w:spacing w:before="0" w:after="0"/>
+      </w:pPr>
+    </w:p>
+    <w:p>
+      <w:pPr>
         <w:spacing w:before="160" w:after="80"/>
       </w:pPr>
       <w:r>
@@ -36209,6 +37789,31 @@
     </w:p>
     <w:p>
       <w:pPr>
+        <w:spacing w:before="0" w:after="0"/>
+      </w:pPr>
+    </w:p>
+    <w:p>
+      <w:pPr>
+        <w:spacing w:before="0" w:after="0"/>
+      </w:pPr>
+    </w:p>
+    <w:p>
+      <w:pPr>
+        <w:spacing w:before="0" w:after="0"/>
+      </w:pPr>
+    </w:p>
+    <w:p>
+      <w:pPr>
+        <w:spacing w:before="0" w:after="0"/>
+      </w:pPr>
+    </w:p>
+    <w:p>
+      <w:pPr>
+        <w:spacing w:before="0" w:after="0"/>
+      </w:pPr>
+    </w:p>
+    <w:p>
+      <w:pPr>
         <w:spacing w:before="160" w:after="80"/>
       </w:pPr>
       <w:r>
@@ -36522,6 +38127,46 @@
         </w:rPr>
         <w:t>。</w:t>
       </w:r>
+    </w:p>
+    <w:p>
+      <w:pPr>
+        <w:spacing w:before="0" w:after="0"/>
+      </w:pPr>
+    </w:p>
+    <w:p>
+      <w:pPr>
+        <w:spacing w:before="0" w:after="0"/>
+      </w:pPr>
+    </w:p>
+    <w:p>
+      <w:pPr>
+        <w:spacing w:before="0" w:after="0"/>
+      </w:pPr>
+    </w:p>
+    <w:p>
+      <w:pPr>
+        <w:spacing w:before="0" w:after="0"/>
+      </w:pPr>
+    </w:p>
+    <w:p>
+      <w:pPr>
+        <w:spacing w:before="0" w:after="0"/>
+      </w:pPr>
+    </w:p>
+    <w:p>
+      <w:pPr>
+        <w:spacing w:before="0" w:after="0"/>
+      </w:pPr>
+    </w:p>
+    <w:p>
+      <w:pPr>
+        <w:spacing w:before="0" w:after="0"/>
+      </w:pPr>
+    </w:p>
+    <w:p>
+      <w:pPr>
+        <w:spacing w:before="0" w:after="0"/>
+      </w:pPr>
     </w:p>
     <w:p>
       <w:pPr>
@@ -37112,6 +38757,46 @@
     </w:p>
     <w:p>
       <w:pPr>
+        <w:spacing w:before="0" w:after="0"/>
+      </w:pPr>
+    </w:p>
+    <w:p>
+      <w:pPr>
+        <w:spacing w:before="0" w:after="0"/>
+      </w:pPr>
+    </w:p>
+    <w:p>
+      <w:pPr>
+        <w:spacing w:before="0" w:after="0"/>
+      </w:pPr>
+    </w:p>
+    <w:p>
+      <w:pPr>
+        <w:spacing w:before="0" w:after="0"/>
+      </w:pPr>
+    </w:p>
+    <w:p>
+      <w:pPr>
+        <w:spacing w:before="0" w:after="0"/>
+      </w:pPr>
+    </w:p>
+    <w:p>
+      <w:pPr>
+        <w:spacing w:before="0" w:after="0"/>
+      </w:pPr>
+    </w:p>
+    <w:p>
+      <w:pPr>
+        <w:spacing w:before="0" w:after="0"/>
+      </w:pPr>
+    </w:p>
+    <w:p>
+      <w:pPr>
+        <w:spacing w:before="0" w:after="0"/>
+      </w:pPr>
+    </w:p>
+    <w:p>
+      <w:pPr>
         <w:spacing w:before="160" w:after="80"/>
       </w:pPr>
       <w:r>
@@ -37885,6 +39570,46 @@
     </w:p>
     <w:p>
       <w:pPr>
+        <w:spacing w:before="0" w:after="0"/>
+      </w:pPr>
+    </w:p>
+    <w:p>
+      <w:pPr>
+        <w:spacing w:before="0" w:after="0"/>
+      </w:pPr>
+    </w:p>
+    <w:p>
+      <w:pPr>
+        <w:spacing w:before="0" w:after="0"/>
+      </w:pPr>
+    </w:p>
+    <w:p>
+      <w:pPr>
+        <w:spacing w:before="0" w:after="0"/>
+      </w:pPr>
+    </w:p>
+    <w:p>
+      <w:pPr>
+        <w:spacing w:before="0" w:after="0"/>
+      </w:pPr>
+    </w:p>
+    <w:p>
+      <w:pPr>
+        <w:spacing w:before="0" w:after="0"/>
+      </w:pPr>
+    </w:p>
+    <w:p>
+      <w:pPr>
+        <w:spacing w:before="0" w:after="0"/>
+      </w:pPr>
+    </w:p>
+    <w:p>
+      <w:pPr>
+        <w:spacing w:before="0" w:after="0"/>
+      </w:pPr>
+    </w:p>
+    <w:p>
+      <w:pPr>
         <w:spacing w:before="160" w:after="80"/>
       </w:pPr>
       <w:r>
@@ -38812,6 +40537,46 @@
     </w:p>
     <w:p>
       <w:pPr>
+        <w:spacing w:before="0" w:after="0"/>
+      </w:pPr>
+    </w:p>
+    <w:p>
+      <w:pPr>
+        <w:spacing w:before="0" w:after="0"/>
+      </w:pPr>
+    </w:p>
+    <w:p>
+      <w:pPr>
+        <w:spacing w:before="0" w:after="0"/>
+      </w:pPr>
+    </w:p>
+    <w:p>
+      <w:pPr>
+        <w:spacing w:before="0" w:after="0"/>
+      </w:pPr>
+    </w:p>
+    <w:p>
+      <w:pPr>
+        <w:spacing w:before="0" w:after="0"/>
+      </w:pPr>
+    </w:p>
+    <w:p>
+      <w:pPr>
+        <w:spacing w:before="0" w:after="0"/>
+      </w:pPr>
+    </w:p>
+    <w:p>
+      <w:pPr>
+        <w:spacing w:before="0" w:after="0"/>
+      </w:pPr>
+    </w:p>
+    <w:p>
+      <w:pPr>
+        <w:spacing w:before="0" w:after="0"/>
+      </w:pPr>
+    </w:p>
+    <w:p>
+      <w:pPr>
         <w:spacing w:before="160" w:after="80"/>
       </w:pPr>
       <w:r>
@@ -39762,6 +41527,46 @@
         </w:rPr>
         <w:t>。</w:t>
       </w:r>
+    </w:p>
+    <w:p>
+      <w:pPr>
+        <w:spacing w:before="0" w:after="0"/>
+      </w:pPr>
+    </w:p>
+    <w:p>
+      <w:pPr>
+        <w:spacing w:before="0" w:after="0"/>
+      </w:pPr>
+    </w:p>
+    <w:p>
+      <w:pPr>
+        <w:spacing w:before="0" w:after="0"/>
+      </w:pPr>
+    </w:p>
+    <w:p>
+      <w:pPr>
+        <w:spacing w:before="0" w:after="0"/>
+      </w:pPr>
+    </w:p>
+    <w:p>
+      <w:pPr>
+        <w:spacing w:before="0" w:after="0"/>
+      </w:pPr>
+    </w:p>
+    <w:p>
+      <w:pPr>
+        <w:spacing w:before="0" w:after="0"/>
+      </w:pPr>
+    </w:p>
+    <w:p>
+      <w:pPr>
+        <w:spacing w:before="0" w:after="0"/>
+      </w:pPr>
+    </w:p>
+    <w:p>
+      <w:pPr>
+        <w:spacing w:before="0" w:after="0"/>
+      </w:pPr>
     </w:p>
     <w:p>
       <w:pPr>
@@ -40328,6 +42133,46 @@
         </w:rPr>
         <w:t>。</w:t>
       </w:r>
+    </w:p>
+    <w:p>
+      <w:pPr>
+        <w:spacing w:before="0" w:after="0"/>
+      </w:pPr>
+    </w:p>
+    <w:p>
+      <w:pPr>
+        <w:spacing w:before="0" w:after="0"/>
+      </w:pPr>
+    </w:p>
+    <w:p>
+      <w:pPr>
+        <w:spacing w:before="0" w:after="0"/>
+      </w:pPr>
+    </w:p>
+    <w:p>
+      <w:pPr>
+        <w:spacing w:before="0" w:after="0"/>
+      </w:pPr>
+    </w:p>
+    <w:p>
+      <w:pPr>
+        <w:spacing w:before="0" w:after="0"/>
+      </w:pPr>
+    </w:p>
+    <w:p>
+      <w:pPr>
+        <w:spacing w:before="0" w:after="0"/>
+      </w:pPr>
+    </w:p>
+    <w:p>
+      <w:pPr>
+        <w:spacing w:before="0" w:after="0"/>
+      </w:pPr>
+    </w:p>
+    <w:p>
+      <w:pPr>
+        <w:spacing w:before="0" w:after="0"/>
+      </w:pPr>
     </w:p>
     <w:p>
       <w:pPr>
@@ -41189,6 +43034,46 @@
     </w:p>
     <w:p>
       <w:pPr>
+        <w:spacing w:before="0" w:after="0"/>
+      </w:pPr>
+    </w:p>
+    <w:p>
+      <w:pPr>
+        <w:spacing w:before="0" w:after="0"/>
+      </w:pPr>
+    </w:p>
+    <w:p>
+      <w:pPr>
+        <w:spacing w:before="0" w:after="0"/>
+      </w:pPr>
+    </w:p>
+    <w:p>
+      <w:pPr>
+        <w:spacing w:before="0" w:after="0"/>
+      </w:pPr>
+    </w:p>
+    <w:p>
+      <w:pPr>
+        <w:spacing w:before="0" w:after="0"/>
+      </w:pPr>
+    </w:p>
+    <w:p>
+      <w:pPr>
+        <w:spacing w:before="0" w:after="0"/>
+      </w:pPr>
+    </w:p>
+    <w:p>
+      <w:pPr>
+        <w:spacing w:before="0" w:after="0"/>
+      </w:pPr>
+    </w:p>
+    <w:p>
+      <w:pPr>
+        <w:spacing w:before="0" w:after="0"/>
+      </w:pPr>
+    </w:p>
+    <w:p>
+      <w:pPr>
         <w:spacing w:before="160" w:after="80"/>
       </w:pPr>
       <w:r>
@@ -41746,6 +43631,46 @@
         </w:rPr>
         <w:t>）</w:t>
       </w:r>
+    </w:p>
+    <w:p>
+      <w:pPr>
+        <w:spacing w:before="0" w:after="0"/>
+      </w:pPr>
+    </w:p>
+    <w:p>
+      <w:pPr>
+        <w:spacing w:before="0" w:after="0"/>
+      </w:pPr>
+    </w:p>
+    <w:p>
+      <w:pPr>
+        <w:spacing w:before="0" w:after="0"/>
+      </w:pPr>
+    </w:p>
+    <w:p>
+      <w:pPr>
+        <w:spacing w:before="0" w:after="0"/>
+      </w:pPr>
+    </w:p>
+    <w:p>
+      <w:pPr>
+        <w:spacing w:before="0" w:after="0"/>
+      </w:pPr>
+    </w:p>
+    <w:p>
+      <w:pPr>
+        <w:spacing w:before="0" w:after="0"/>
+      </w:pPr>
+    </w:p>
+    <w:p>
+      <w:pPr>
+        <w:spacing w:before="0" w:after="0"/>
+      </w:pPr>
+    </w:p>
+    <w:p>
+      <w:pPr>
+        <w:spacing w:before="0" w:after="0"/>
+      </w:pPr>
     </w:p>
     <w:p>
       <w:pPr>
@@ -42330,7 +44255,7 @@
         </w:rPr>
         <w:drawing>
           <wp:inline>
-            <wp:extent cx="3600000" cy="2485714"/>
+            <wp:extent cx="3600000" cy="2471429"/>
             <wp:effectExtent b="0" l="0" r="0" t="0"/>
             <wp:docPr descr="" title="" id="77" name="Picture"/>
             <a:graphic>
@@ -42351,7 +44276,7 @@
                   <pic:spPr bwMode="auto">
                     <a:xfrm>
                       <a:off x="0" y="0"/>
-                      <a:ext cx="3600000" cy="2485714"/>
+                      <a:ext cx="3600000" cy="2471429"/>
                     </a:xfrm>
                     <a:prstGeom prst="rect">
                       <a:avLst/>
@@ -42476,7 +44401,7 @@
         </w:rPr>
         <w:drawing>
           <wp:inline>
-            <wp:extent cx="3600000" cy="2485714"/>
+            <wp:extent cx="3600000" cy="2471429"/>
             <wp:effectExtent b="0" l="0" r="0" t="0"/>
             <wp:docPr descr="" title="" id="79" name="Picture"/>
             <a:graphic>
@@ -42497,7 +44422,7 @@
                   <pic:spPr bwMode="auto">
                     <a:xfrm>
                       <a:off x="0" y="0"/>
-                      <a:ext cx="3600000" cy="2485714"/>
+                      <a:ext cx="3600000" cy="2471429"/>
                     </a:xfrm>
                     <a:prstGeom prst="rect">
                       <a:avLst/>
@@ -42645,6 +44570,46 @@
     </w:p>
     <w:p>
       <w:pPr>
+        <w:spacing w:before="0" w:after="0"/>
+      </w:pPr>
+    </w:p>
+    <w:p>
+      <w:pPr>
+        <w:spacing w:before="0" w:after="0"/>
+      </w:pPr>
+    </w:p>
+    <w:p>
+      <w:pPr>
+        <w:spacing w:before="0" w:after="0"/>
+      </w:pPr>
+    </w:p>
+    <w:p>
+      <w:pPr>
+        <w:spacing w:before="0" w:after="0"/>
+      </w:pPr>
+    </w:p>
+    <w:p>
+      <w:pPr>
+        <w:spacing w:before="0" w:after="0"/>
+      </w:pPr>
+    </w:p>
+    <w:p>
+      <w:pPr>
+        <w:spacing w:before="0" w:after="0"/>
+      </w:pPr>
+    </w:p>
+    <w:p>
+      <w:pPr>
+        <w:spacing w:before="0" w:after="0"/>
+      </w:pPr>
+    </w:p>
+    <w:p>
+      <w:pPr>
+        <w:spacing w:before="0" w:after="0"/>
+      </w:pPr>
+    </w:p>
+    <w:p>
+      <w:pPr>
         <w:spacing w:before="160" w:after="80"/>
       </w:pPr>
       <w:r>
@@ -44255,7 +46220,7 @@
         </w:rPr>
         <w:drawing>
           <wp:inline>
-            <wp:extent cx="2501900" cy="2959100"/>
+            <wp:extent cx="2501900" cy="2897609"/>
             <wp:effectExtent b="0" l="0" r="0" t="0"/>
             <wp:docPr descr="" title="" id="83" name="Picture"/>
             <a:graphic>
@@ -44276,7 +46241,7 @@
                   <pic:spPr bwMode="auto">
                     <a:xfrm>
                       <a:off x="0" y="0"/>
-                      <a:ext cx="2501900" cy="2959100"/>
+                      <a:ext cx="2501900" cy="2897609"/>
                     </a:xfrm>
                     <a:prstGeom prst="rect">
                       <a:avLst/>
@@ -44306,6 +46271,46 @@
         </w:rPr>
         <w:t xml:space="preserve">卟吩大环骨架示意图</w:t>
       </w:r>
+    </w:p>
+    <w:p>
+      <w:pPr>
+        <w:spacing w:before="0" w:after="0"/>
+      </w:pPr>
+    </w:p>
+    <w:p>
+      <w:pPr>
+        <w:spacing w:before="0" w:after="0"/>
+      </w:pPr>
+    </w:p>
+    <w:p>
+      <w:pPr>
+        <w:spacing w:before="0" w:after="0"/>
+      </w:pPr>
+    </w:p>
+    <w:p>
+      <w:pPr>
+        <w:spacing w:before="0" w:after="0"/>
+      </w:pPr>
+    </w:p>
+    <w:p>
+      <w:pPr>
+        <w:spacing w:before="0" w:after="0"/>
+      </w:pPr>
+    </w:p>
+    <w:p>
+      <w:pPr>
+        <w:spacing w:before="0" w:after="0"/>
+      </w:pPr>
+    </w:p>
+    <w:p>
+      <w:pPr>
+        <w:spacing w:before="0" w:after="0"/>
+      </w:pPr>
+    </w:p>
+    <w:p>
+      <w:pPr>
+        <w:spacing w:before="0" w:after="0"/>
+      </w:pPr>
     </w:p>
     <w:p>
       <w:pPr>
@@ -46203,7 +48208,7 @@
         </w:rPr>
         <w:drawing>
           <wp:inline>
-            <wp:extent cx="3600000" cy="2311975"/>
+            <wp:extent cx="3583831" cy="2311975"/>
             <wp:effectExtent b="0" l="0" r="0" t="0"/>
             <wp:docPr descr="" title="" id="87" name="Picture"/>
             <a:graphic>
@@ -46224,7 +48229,7 @@
                   <pic:spPr bwMode="auto">
                     <a:xfrm>
                       <a:off x="0" y="0"/>
-                      <a:ext cx="3600000" cy="2311975"/>
+                      <a:ext cx="3583831" cy="2311975"/>
                     </a:xfrm>
                     <a:prstGeom prst="rect">
                       <a:avLst/>
@@ -46296,7 +48301,7 @@
         </w:rPr>
         <w:drawing>
           <wp:inline>
-            <wp:extent cx="1800000" cy="1748076"/>
+            <wp:extent cx="1784878" cy="1748076"/>
             <wp:effectExtent b="0" l="0" r="0" t="0"/>
             <wp:docPr descr="" title="" id="90" name="Picture"/>
             <a:graphic>
@@ -46317,7 +48322,7 @@
                   <pic:spPr bwMode="auto">
                     <a:xfrm>
                       <a:off x="0" y="0"/>
-                      <a:ext cx="1800000" cy="1748076"/>
+                      <a:ext cx="1784878" cy="1748076"/>
                     </a:xfrm>
                     <a:prstGeom prst="rect">
                       <a:avLst/>
@@ -46437,7 +48442,7 @@
         </w:rPr>
         <w:drawing>
           <wp:inline>
-            <wp:extent cx="3600000" cy="1966773"/>
+            <wp:extent cx="3600000" cy="1955272"/>
             <wp:effectExtent b="0" l="0" r="0" t="0"/>
             <wp:docPr descr="" title="" id="93" name="Picture"/>
             <a:graphic>
@@ -46458,7 +48463,7 @@
                   <pic:spPr bwMode="auto">
                     <a:xfrm>
                       <a:off x="0" y="0"/>
-                      <a:ext cx="3600000" cy="1966773"/>
+                      <a:ext cx="3600000" cy="1955272"/>
                     </a:xfrm>
                     <a:prstGeom prst="rect">
                       <a:avLst/>
@@ -46476,6 +48481,46 @@
           </wp:inline>
         </w:drawing>
       </w:r>
+    </w:p>
+    <w:p>
+      <w:pPr>
+        <w:spacing w:before="0" w:after="0"/>
+      </w:pPr>
+    </w:p>
+    <w:p>
+      <w:pPr>
+        <w:spacing w:before="0" w:after="0"/>
+      </w:pPr>
+    </w:p>
+    <w:p>
+      <w:pPr>
+        <w:spacing w:before="0" w:after="0"/>
+      </w:pPr>
+    </w:p>
+    <w:p>
+      <w:pPr>
+        <w:spacing w:before="0" w:after="0"/>
+      </w:pPr>
+    </w:p>
+    <w:p>
+      <w:pPr>
+        <w:spacing w:before="0" w:after="0"/>
+      </w:pPr>
+    </w:p>
+    <w:p>
+      <w:pPr>
+        <w:spacing w:before="0" w:after="0"/>
+      </w:pPr>
+    </w:p>
+    <w:p>
+      <w:pPr>
+        <w:spacing w:before="0" w:after="0"/>
+      </w:pPr>
+    </w:p>
+    <w:p>
+      <w:pPr>
+        <w:spacing w:before="0" w:after="0"/>
+      </w:pPr>
     </w:p>
     <w:p>
       <w:pPr>
@@ -49116,6 +51161,46 @@
     </w:p>
     <w:p>
       <w:pPr>
+        <w:spacing w:before="0" w:after="0"/>
+      </w:pPr>
+    </w:p>
+    <w:p>
+      <w:pPr>
+        <w:spacing w:before="0" w:after="0"/>
+      </w:pPr>
+    </w:p>
+    <w:p>
+      <w:pPr>
+        <w:spacing w:before="0" w:after="0"/>
+      </w:pPr>
+    </w:p>
+    <w:p>
+      <w:pPr>
+        <w:spacing w:before="0" w:after="0"/>
+      </w:pPr>
+    </w:p>
+    <w:p>
+      <w:pPr>
+        <w:spacing w:before="0" w:after="0"/>
+      </w:pPr>
+    </w:p>
+    <w:p>
+      <w:pPr>
+        <w:spacing w:before="0" w:after="0"/>
+      </w:pPr>
+    </w:p>
+    <w:p>
+      <w:pPr>
+        <w:spacing w:before="0" w:after="0"/>
+      </w:pPr>
+    </w:p>
+    <w:p>
+      <w:pPr>
+        <w:spacing w:before="0" w:after="0"/>
+      </w:pPr>
+    </w:p>
+    <w:p>
+      <w:pPr>
         <w:spacing w:before="160" w:after="80"/>
       </w:pPr>
       <w:r>
@@ -50530,6 +52615,46 @@
     </w:p>
     <w:p>
       <w:pPr>
+        <w:spacing w:before="0" w:after="0"/>
+      </w:pPr>
+    </w:p>
+    <w:p>
+      <w:pPr>
+        <w:spacing w:before="0" w:after="0"/>
+      </w:pPr>
+    </w:p>
+    <w:p>
+      <w:pPr>
+        <w:spacing w:before="0" w:after="0"/>
+      </w:pPr>
+    </w:p>
+    <w:p>
+      <w:pPr>
+        <w:spacing w:before="0" w:after="0"/>
+      </w:pPr>
+    </w:p>
+    <w:p>
+      <w:pPr>
+        <w:spacing w:before="0" w:after="0"/>
+      </w:pPr>
+    </w:p>
+    <w:p>
+      <w:pPr>
+        <w:spacing w:before="0" w:after="0"/>
+      </w:pPr>
+    </w:p>
+    <w:p>
+      <w:pPr>
+        <w:spacing w:before="0" w:after="0"/>
+      </w:pPr>
+    </w:p>
+    <w:p>
+      <w:pPr>
+        <w:spacing w:before="0" w:after="0"/>
+      </w:pPr>
+    </w:p>
+    <w:p>
+      <w:pPr>
         <w:spacing w:before="160" w:after="80"/>
       </w:pPr>
       <w:r>
@@ -51644,6 +53769,46 @@
         </w:rPr>
         <w:t>。</w:t>
       </w:r>
+    </w:p>
+    <w:p>
+      <w:pPr>
+        <w:spacing w:before="0" w:after="0"/>
+      </w:pPr>
+    </w:p>
+    <w:p>
+      <w:pPr>
+        <w:spacing w:before="0" w:after="0"/>
+      </w:pPr>
+    </w:p>
+    <w:p>
+      <w:pPr>
+        <w:spacing w:before="0" w:after="0"/>
+      </w:pPr>
+    </w:p>
+    <w:p>
+      <w:pPr>
+        <w:spacing w:before="0" w:after="0"/>
+      </w:pPr>
+    </w:p>
+    <w:p>
+      <w:pPr>
+        <w:spacing w:before="0" w:after="0"/>
+      </w:pPr>
+    </w:p>
+    <w:p>
+      <w:pPr>
+        <w:spacing w:before="0" w:after="0"/>
+      </w:pPr>
+    </w:p>
+    <w:p>
+      <w:pPr>
+        <w:spacing w:before="0" w:after="0"/>
+      </w:pPr>
+    </w:p>
+    <w:p>
+      <w:pPr>
+        <w:spacing w:before="0" w:after="0"/>
+      </w:pPr>
     </w:p>
     <w:p>
       <w:pPr>
@@ -52296,6 +54461,31 @@
     </w:p>
     <w:p>
       <w:pPr>
+        <w:spacing w:before="0" w:after="0"/>
+      </w:pPr>
+    </w:p>
+    <w:p>
+      <w:pPr>
+        <w:spacing w:before="0" w:after="0"/>
+      </w:pPr>
+    </w:p>
+    <w:p>
+      <w:pPr>
+        <w:spacing w:before="0" w:after="0"/>
+      </w:pPr>
+    </w:p>
+    <w:p>
+      <w:pPr>
+        <w:spacing w:before="0" w:after="0"/>
+      </w:pPr>
+    </w:p>
+    <w:p>
+      <w:pPr>
+        <w:spacing w:before="0" w:after="0"/>
+      </w:pPr>
+    </w:p>
+    <w:p>
+      <w:pPr>
         <w:spacing w:before="160" w:after="80"/>
       </w:pPr>
       <w:r>
@@ -52507,6 +54697,31 @@
     </w:p>
     <w:p>
       <w:pPr>
+        <w:spacing w:before="0" w:after="0"/>
+      </w:pPr>
+    </w:p>
+    <w:p>
+      <w:pPr>
+        <w:spacing w:before="0" w:after="0"/>
+      </w:pPr>
+    </w:p>
+    <w:p>
+      <w:pPr>
+        <w:spacing w:before="0" w:after="0"/>
+      </w:pPr>
+    </w:p>
+    <w:p>
+      <w:pPr>
+        <w:spacing w:before="0" w:after="0"/>
+      </w:pPr>
+    </w:p>
+    <w:p>
+      <w:pPr>
+        <w:spacing w:before="0" w:after="0"/>
+      </w:pPr>
+    </w:p>
+    <w:p>
+      <w:pPr>
         <w:spacing w:before="160" w:after="80"/>
       </w:pPr>
       <w:r>
@@ -52659,6 +54874,31 @@
         </w:rPr>
         <w:t>。</w:t>
       </w:r>
+    </w:p>
+    <w:p>
+      <w:pPr>
+        <w:spacing w:before="0" w:after="0"/>
+      </w:pPr>
+    </w:p>
+    <w:p>
+      <w:pPr>
+        <w:spacing w:before="0" w:after="0"/>
+      </w:pPr>
+    </w:p>
+    <w:p>
+      <w:pPr>
+        <w:spacing w:before="0" w:after="0"/>
+      </w:pPr>
+    </w:p>
+    <w:p>
+      <w:pPr>
+        <w:spacing w:before="0" w:after="0"/>
+      </w:pPr>
+    </w:p>
+    <w:p>
+      <w:pPr>
+        <w:spacing w:before="0" w:after="0"/>
+      </w:pPr>
     </w:p>
     <w:p>
       <w:pPr>
@@ -53821,6 +56061,46 @@
         </w:rPr>
         <w:t>）51-100_images/bfda25c3393ddd7ff098a92a362dcec547ccad5f1845213324e2fc1c9a59f91e.jpg)</w:t>
       </w:r>
+    </w:p>
+    <w:p>
+      <w:pPr>
+        <w:spacing w:before="0" w:after="0"/>
+      </w:pPr>
+    </w:p>
+    <w:p>
+      <w:pPr>
+        <w:spacing w:before="0" w:after="0"/>
+      </w:pPr>
+    </w:p>
+    <w:p>
+      <w:pPr>
+        <w:spacing w:before="0" w:after="0"/>
+      </w:pPr>
+    </w:p>
+    <w:p>
+      <w:pPr>
+        <w:spacing w:before="0" w:after="0"/>
+      </w:pPr>
+    </w:p>
+    <w:p>
+      <w:pPr>
+        <w:spacing w:before="0" w:after="0"/>
+      </w:pPr>
+    </w:p>
+    <w:p>
+      <w:pPr>
+        <w:spacing w:before="0" w:after="0"/>
+      </w:pPr>
+    </w:p>
+    <w:p>
+      <w:pPr>
+        <w:spacing w:before="0" w:after="0"/>
+      </w:pPr>
+    </w:p>
+    <w:p>
+      <w:pPr>
+        <w:spacing w:before="0" w:after="0"/>
+      </w:pPr>
     </w:p>
     <w:p>
       <w:pPr>

--- a/00-首页/题组Word/习题书/第四篇-元素与分析/5-元素推断-学生版.docx
+++ b/00-首页/题组Word/习题书/第四篇-元素与分析/5-元素推断-学生版.docx
@@ -9903,6 +9903,14 @@
       <w:tblPr>
         <w:tblStyle w:val="Table"/>
         <w:tblW w:type="auto" w:w="0"/>
+        <w:tblBorders>
+          <w:top w:val="single" w:sz="12" w:space="0" w:color="000000"/>
+          <w:left w:val="none" w:sz="0" w:space="0" w:color="auto"/>
+          <w:bottom w:val="single" w:sz="12" w:space="0" w:color="000000"/>
+          <w:right w:val="none" w:sz="0" w:space="0" w:color="auto"/>
+          <w:insideH w:val="none" w:sz="0" w:space="0" w:color="auto"/>
+          <w:insideV w:val="none" w:sz="0" w:space="0" w:color="auto"/>
+        </w:tblBorders>
         <w:tblLook w:firstRow="1" w:lastRow="0" w:firstColumn="0" w:lastColumn="0" w:noHBand="0" w:noVBand="0" w:val="0020"/>
       </w:tblPr>
       <w:tblGrid>
@@ -9916,7 +9924,11 @@
           <w:tblHeader w:val="on"/>
         </w:trPr>
         <w:tc>
-          <w:tcPr/>
+          <w:tcPr>
+            <w:tcBorders>
+              <w:bottom w:val="single" w:sz="8" w:space="0" w:color="000000"/>
+            </w:tcBorders>
+          </w:tcPr>
           <w:p>
             <w:pPr>
               <w:pStyle w:val="Compact"/>
@@ -9932,7 +9944,11 @@
           </w:p>
         </w:tc>
         <w:tc>
-          <w:tcPr/>
+          <w:tcPr>
+            <w:tcBorders>
+              <w:bottom w:val="single" w:sz="8" w:space="0" w:color="000000"/>
+            </w:tcBorders>
+          </w:tcPr>
           <w:p>
             <w:pPr>
               <w:pStyle w:val="Compact"/>
@@ -9955,7 +9971,11 @@
           </w:p>
         </w:tc>
         <w:tc>
-          <w:tcPr/>
+          <w:tcPr>
+            <w:tcBorders>
+              <w:bottom w:val="single" w:sz="8" w:space="0" w:color="000000"/>
+            </w:tcBorders>
+          </w:tcPr>
           <w:p>
             <w:pPr>
               <w:pStyle w:val="Compact"/>
@@ -9971,7 +9991,11 @@
           </w:p>
         </w:tc>
         <w:tc>
-          <w:tcPr/>
+          <w:tcPr>
+            <w:tcBorders>
+              <w:bottom w:val="single" w:sz="8" w:space="0" w:color="000000"/>
+            </w:tcBorders>
+          </w:tcPr>
           <w:p>
             <w:pPr>
               <w:pStyle w:val="Compact"/>
@@ -18620,6 +18644,14 @@
         <w:tblStyle w:val="Table"/>
         <w:tblW w:type="pct" w:w="5000"/>
         <w:tblLayout w:type="fixed"/>
+        <w:tblBorders>
+          <w:top w:val="single" w:sz="12" w:space="0" w:color="000000"/>
+          <w:left w:val="none" w:sz="0" w:space="0" w:color="auto"/>
+          <w:bottom w:val="single" w:sz="12" w:space="0" w:color="000000"/>
+          <w:right w:val="none" w:sz="0" w:space="0" w:color="auto"/>
+          <w:insideH w:val="none" w:sz="0" w:space="0" w:color="auto"/>
+          <w:insideV w:val="none" w:sz="0" w:space="0" w:color="auto"/>
+        </w:tblBorders>
         <w:tblLook w:firstRow="1" w:lastRow="0" w:firstColumn="0" w:lastColumn="0" w:noHBand="0" w:noVBand="0" w:val="0020"/>
       </w:tblPr>
       <w:tblGrid>
@@ -18635,7 +18667,11 @@
           <w:tblHeader w:val="on"/>
         </w:trPr>
         <w:tc>
-          <w:tcPr/>
+          <w:tcPr>
+            <w:tcBorders>
+              <w:bottom w:val="single" w:sz="8" w:space="0" w:color="000000"/>
+            </w:tcBorders>
+          </w:tcPr>
           <w:p>
             <w:pPr>
               <w:pStyle w:val="Compact"/>
@@ -18651,7 +18687,11 @@
           </w:p>
         </w:tc>
         <w:tc>
-          <w:tcPr/>
+          <w:tcPr>
+            <w:tcBorders>
+              <w:bottom w:val="single" w:sz="8" w:space="0" w:color="000000"/>
+            </w:tcBorders>
+          </w:tcPr>
           <w:p>
             <w:pPr>
               <w:pStyle w:val="Compact"/>
@@ -18667,7 +18707,11 @@
           </w:p>
         </w:tc>
         <w:tc>
-          <w:tcPr/>
+          <w:tcPr>
+            <w:tcBorders>
+              <w:bottom w:val="single" w:sz="8" w:space="0" w:color="000000"/>
+            </w:tcBorders>
+          </w:tcPr>
           <w:p>
             <w:pPr>
               <w:pStyle w:val="Compact"/>
@@ -18683,7 +18727,11 @@
           </w:p>
         </w:tc>
         <w:tc>
-          <w:tcPr/>
+          <w:tcPr>
+            <w:tcBorders>
+              <w:bottom w:val="single" w:sz="8" w:space="0" w:color="000000"/>
+            </w:tcBorders>
+          </w:tcPr>
           <w:p>
             <w:pPr>
               <w:pStyle w:val="Compact"/>
@@ -18719,7 +18767,11 @@
           </w:p>
         </w:tc>
         <w:tc>
-          <w:tcPr/>
+          <w:tcPr>
+            <w:tcBorders>
+              <w:bottom w:val="single" w:sz="8" w:space="0" w:color="000000"/>
+            </w:tcBorders>
+          </w:tcPr>
           <w:p>
             <w:pPr>
               <w:pStyle w:val="Compact"/>
@@ -18752,7 +18804,11 @@
           </w:p>
         </w:tc>
         <w:tc>
-          <w:tcPr/>
+          <w:tcPr>
+            <w:tcBorders>
+              <w:bottom w:val="single" w:sz="8" w:space="0" w:color="000000"/>
+            </w:tcBorders>
+          </w:tcPr>
           <w:p>
             <w:pPr>
               <w:pStyle w:val="Compact"/>
@@ -22715,6 +22771,14 @@
       <w:tblPr>
         <w:tblStyle w:val="Table"/>
         <w:tblW w:type="auto" w:w="0"/>
+        <w:tblBorders>
+          <w:top w:val="single" w:sz="12" w:space="0" w:color="000000"/>
+          <w:left w:val="none" w:sz="0" w:space="0" w:color="auto"/>
+          <w:bottom w:val="single" w:sz="12" w:space="0" w:color="000000"/>
+          <w:right w:val="none" w:sz="0" w:space="0" w:color="auto"/>
+          <w:insideH w:val="none" w:sz="0" w:space="0" w:color="auto"/>
+          <w:insideV w:val="none" w:sz="0" w:space="0" w:color="auto"/>
+        </w:tblBorders>
         <w:tblLook w:firstRow="1" w:lastRow="0" w:firstColumn="0" w:lastColumn="0" w:noHBand="0" w:noVBand="0" w:val="0020"/>
       </w:tblPr>
       <w:tblGrid>
@@ -22730,7 +22794,11 @@
           <w:tblHeader w:val="on"/>
         </w:trPr>
         <w:tc>
-          <w:tcPr/>
+          <w:tcPr>
+            <w:tcBorders>
+              <w:bottom w:val="single" w:sz="8" w:space="0" w:color="000000"/>
+            </w:tcBorders>
+          </w:tcPr>
           <w:p>
             <w:pPr>
               <w:pStyle w:val="Compact"/>
@@ -22739,7 +22807,11 @@
           </w:p>
         </w:tc>
         <w:tc>
-          <w:tcPr/>
+          <w:tcPr>
+            <w:tcBorders>
+              <w:bottom w:val="single" w:sz="8" w:space="0" w:color="000000"/>
+            </w:tcBorders>
+          </w:tcPr>
           <w:p>
             <w:pPr>
               <w:pStyle w:val="Compact"/>
@@ -22769,7 +22841,11 @@
           </w:p>
         </w:tc>
         <w:tc>
-          <w:tcPr/>
+          <w:tcPr>
+            <w:tcBorders>
+              <w:bottom w:val="single" w:sz="8" w:space="0" w:color="000000"/>
+            </w:tcBorders>
+          </w:tcPr>
           <w:p>
             <w:pPr>
               <w:pStyle w:val="Compact"/>
@@ -22778,7 +22854,11 @@
           </w:p>
         </w:tc>
         <w:tc>
-          <w:tcPr/>
+          <w:tcPr>
+            <w:tcBorders>
+              <w:bottom w:val="single" w:sz="8" w:space="0" w:color="000000"/>
+            </w:tcBorders>
+          </w:tcPr>
           <w:p>
             <w:pPr>
               <w:pStyle w:val="Compact"/>
@@ -22787,7 +22867,11 @@
           </w:p>
         </w:tc>
         <w:tc>
-          <w:tcPr/>
+          <w:tcPr>
+            <w:tcBorders>
+              <w:bottom w:val="single" w:sz="8" w:space="0" w:color="000000"/>
+            </w:tcBorders>
+          </w:tcPr>
           <w:p>
             <w:pPr>
               <w:pStyle w:val="Compact"/>
@@ -22817,7 +22901,11 @@
           </w:p>
         </w:tc>
         <w:tc>
-          <w:tcPr/>
+          <w:tcPr>
+            <w:tcBorders>
+              <w:bottom w:val="single" w:sz="8" w:space="0" w:color="000000"/>
+            </w:tcBorders>
+          </w:tcPr>
           <w:p>
             <w:pPr>
               <w:pStyle w:val="Compact"/>
@@ -23764,6 +23852,14 @@
         <w:tblStyle w:val="Table"/>
         <w:tblW w:type="pct" w:w="5000"/>
         <w:tblLayout w:type="fixed"/>
+        <w:tblBorders>
+          <w:top w:val="single" w:sz="12" w:space="0" w:color="000000"/>
+          <w:left w:val="none" w:sz="0" w:space="0" w:color="auto"/>
+          <w:bottom w:val="single" w:sz="12" w:space="0" w:color="000000"/>
+          <w:right w:val="none" w:sz="0" w:space="0" w:color="auto"/>
+          <w:insideH w:val="none" w:sz="0" w:space="0" w:color="auto"/>
+          <w:insideV w:val="none" w:sz="0" w:space="0" w:color="auto"/>
+        </w:tblBorders>
         <w:tblLook w:firstRow="1" w:lastRow="0" w:firstColumn="0" w:lastColumn="0" w:noHBand="0" w:noVBand="0" w:val="0020"/>
       </w:tblPr>
       <w:tblGrid>
@@ -23779,7 +23875,11 @@
           <w:tblHeader w:val="on"/>
         </w:trPr>
         <w:tc>
-          <w:tcPr/>
+          <w:tcPr>
+            <w:tcBorders>
+              <w:bottom w:val="single" w:sz="8" w:space="0" w:color="000000"/>
+            </w:tcBorders>
+          </w:tcPr>
           <w:p>
             <w:pPr>
               <w:pStyle w:val="Compact"/>
@@ -23795,7 +23895,11 @@
           </w:p>
         </w:tc>
         <w:tc>
-          <w:tcPr/>
+          <w:tcPr>
+            <w:tcBorders>
+              <w:bottom w:val="single" w:sz="8" w:space="0" w:color="000000"/>
+            </w:tcBorders>
+          </w:tcPr>
           <w:p>
             <w:pPr>
               <w:pStyle w:val="Compact"/>
@@ -23811,7 +23915,11 @@
           </w:p>
         </w:tc>
         <w:tc>
-          <w:tcPr/>
+          <w:tcPr>
+            <w:tcBorders>
+              <w:bottom w:val="single" w:sz="8" w:space="0" w:color="000000"/>
+            </w:tcBorders>
+          </w:tcPr>
           <w:p>
             <w:pPr>
               <w:pStyle w:val="Compact"/>
@@ -23827,7 +23935,11 @@
           </w:p>
         </w:tc>
         <w:tc>
-          <w:tcPr/>
+          <w:tcPr>
+            <w:tcBorders>
+              <w:bottom w:val="single" w:sz="8" w:space="0" w:color="000000"/>
+            </w:tcBorders>
+          </w:tcPr>
           <w:p>
             <w:pPr>
               <w:pStyle w:val="Compact"/>
@@ -23863,7 +23975,11 @@
           </w:p>
         </w:tc>
         <w:tc>
-          <w:tcPr/>
+          <w:tcPr>
+            <w:tcBorders>
+              <w:bottom w:val="single" w:sz="8" w:space="0" w:color="000000"/>
+            </w:tcBorders>
+          </w:tcPr>
           <w:p>
             <w:pPr>
               <w:pStyle w:val="Compact"/>
@@ -23896,7 +24012,11 @@
           </w:p>
         </w:tc>
         <w:tc>
-          <w:tcPr/>
+          <w:tcPr>
+            <w:tcBorders>
+              <w:bottom w:val="single" w:sz="8" w:space="0" w:color="000000"/>
+            </w:tcBorders>
+          </w:tcPr>
           <w:p>
             <w:pPr>
               <w:pStyle w:val="Compact"/>
@@ -31348,6 +31468,14 @@
       <w:tblPr>
         <w:tblStyle w:val="Table"/>
         <w:tblW w:type="auto" w:w="0"/>
+        <w:tblBorders>
+          <w:top w:val="single" w:sz="12" w:space="0" w:color="000000"/>
+          <w:left w:val="none" w:sz="0" w:space="0" w:color="auto"/>
+          <w:bottom w:val="single" w:sz="12" w:space="0" w:color="000000"/>
+          <w:right w:val="none" w:sz="0" w:space="0" w:color="auto"/>
+          <w:insideH w:val="none" w:sz="0" w:space="0" w:color="auto"/>
+          <w:insideV w:val="none" w:sz="0" w:space="0" w:color="auto"/>
+        </w:tblBorders>
         <w:tblLook w:firstRow="1" w:lastRow="0" w:firstColumn="0" w:lastColumn="0" w:noHBand="0" w:noVBand="0" w:val="0020"/>
       </w:tblPr>
       <w:tblGrid>
@@ -31361,7 +31489,11 @@
           <w:tblHeader w:val="on"/>
         </w:trPr>
         <w:tc>
-          <w:tcPr/>
+          <w:tcPr>
+            <w:tcBorders>
+              <w:bottom w:val="single" w:sz="8" w:space="0" w:color="000000"/>
+            </w:tcBorders>
+          </w:tcPr>
           <w:p>
             <w:pPr>
               <w:pStyle w:val="Compact"/>
@@ -31370,7 +31502,11 @@
           </w:p>
         </w:tc>
         <w:tc>
-          <w:tcPr/>
+          <w:tcPr>
+            <w:tcBorders>
+              <w:bottom w:val="single" w:sz="8" w:space="0" w:color="000000"/>
+            </w:tcBorders>
+          </w:tcPr>
           <w:p>
             <w:pPr>
               <w:pStyle w:val="Compact"/>
@@ -31400,7 +31536,11 @@
           </w:p>
         </w:tc>
         <w:tc>
-          <w:tcPr/>
+          <w:tcPr>
+            <w:tcBorders>
+              <w:bottom w:val="single" w:sz="8" w:space="0" w:color="000000"/>
+            </w:tcBorders>
+          </w:tcPr>
           <w:p>
             <w:pPr>
               <w:pStyle w:val="Compact"/>
@@ -31430,7 +31570,11 @@
           </w:p>
         </w:tc>
         <w:tc>
-          <w:tcPr/>
+          <w:tcPr>
+            <w:tcBorders>
+              <w:bottom w:val="single" w:sz="8" w:space="0" w:color="000000"/>
+            </w:tcBorders>
+          </w:tcPr>
           <w:p>
             <w:pPr>
               <w:pStyle w:val="Compact"/>
@@ -34884,6 +35028,7 @@
     <w:p>
       <w:pPr>
         <w:pStyle w:val="FirstParagraph"/>
+        <w:spacing w:before="0" w:after="0"/>
       </w:pPr>
       <w:r>
         <w:rPr>
@@ -50101,6 +50246,14 @@
         <w:tblStyle w:val="Table"/>
         <w:tblW w:type="pct" w:w="5000"/>
         <w:tblLayout w:type="fixed"/>
+        <w:tblBorders>
+          <w:top w:val="single" w:sz="12" w:space="0" w:color="000000"/>
+          <w:left w:val="none" w:sz="0" w:space="0" w:color="auto"/>
+          <w:bottom w:val="single" w:sz="12" w:space="0" w:color="000000"/>
+          <w:right w:val="none" w:sz="0" w:space="0" w:color="auto"/>
+          <w:insideH w:val="none" w:sz="0" w:space="0" w:color="auto"/>
+          <w:insideV w:val="none" w:sz="0" w:space="0" w:color="auto"/>
+        </w:tblBorders>
         <w:tblLook w:firstRow="1" w:lastRow="0" w:firstColumn="0" w:lastColumn="0" w:noHBand="0" w:noVBand="0" w:val="0020"/>
       </w:tblPr>
       <w:tblGrid>
@@ -50116,7 +50269,11 @@
           <w:tblHeader w:val="on"/>
         </w:trPr>
         <w:tc>
-          <w:tcPr/>
+          <w:tcPr>
+            <w:tcBorders>
+              <w:bottom w:val="single" w:sz="8" w:space="0" w:color="000000"/>
+            </w:tcBorders>
+          </w:tcPr>
           <w:p>
             <w:pPr>
               <w:pStyle w:val="Compact"/>
@@ -50194,7 +50351,11 @@
           </w:p>
         </w:tc>
         <w:tc>
-          <w:tcPr/>
+          <w:tcPr>
+            <w:tcBorders>
+              <w:bottom w:val="single" w:sz="8" w:space="0" w:color="000000"/>
+            </w:tcBorders>
+          </w:tcPr>
           <w:p>
             <w:pPr>
               <w:pStyle w:val="Compact"/>
@@ -50210,7 +50371,11 @@
           </w:p>
         </w:tc>
         <w:tc>
-          <w:tcPr/>
+          <w:tcPr>
+            <w:tcBorders>
+              <w:bottom w:val="single" w:sz="8" w:space="0" w:color="000000"/>
+            </w:tcBorders>
+          </w:tcPr>
           <w:p>
             <w:pPr>
               <w:pStyle w:val="Compact"/>
@@ -50226,7 +50391,11 @@
           </w:p>
         </w:tc>
         <w:tc>
-          <w:tcPr/>
+          <w:tcPr>
+            <w:tcBorders>
+              <w:bottom w:val="single" w:sz="8" w:space="0" w:color="000000"/>
+            </w:tcBorders>
+          </w:tcPr>
           <w:p>
             <w:pPr>
               <w:pStyle w:val="Compact"/>
@@ -50242,7 +50411,11 @@
           </w:p>
         </w:tc>
         <w:tc>
-          <w:tcPr/>
+          <w:tcPr>
+            <w:tcBorders>
+              <w:bottom w:val="single" w:sz="8" w:space="0" w:color="000000"/>
+            </w:tcBorders>
+          </w:tcPr>
           <w:p>
             <w:pPr>
               <w:pStyle w:val="Compact"/>
@@ -50258,7 +50431,11 @@
           </w:p>
         </w:tc>
         <w:tc>
-          <w:tcPr/>
+          <w:tcPr>
+            <w:tcBorders>
+              <w:bottom w:val="single" w:sz="8" w:space="0" w:color="000000"/>
+            </w:tcBorders>
+          </w:tcPr>
           <w:p>
             <w:pPr>
               <w:pStyle w:val="Compact"/>
@@ -58258,7 +58435,7 @@
     <ns0:rPr>
       <ns0:rFonts ns0:ascii="Times New Roman" ns0:cs="Times New Roman" ns0:eastAsia="SimHei" ns0:hAnsi="Times New Roman"/>
       <ns0:b/>
-      <ns0:color ns0:val="17324D"/>
+      <ns0:color ns0:val="000000"/>
       <ns0:sz ns0:val="44"/>
       <ns0:szCs ns0:val="56"/>
     </ns0:rPr>
@@ -58400,7 +58577,7 @@
     <ns0:rPr>
       <ns0:rFonts ns0:ascii="Times New Roman" ns0:cs="Times New Roman" ns0:eastAsia="SimHei" ns0:hAnsi="Times New Roman"/>
       <ns0:b/>
-      <ns0:color ns0:val="17324D"/>
+      <ns0:color ns0:val="000000"/>
       <ns0:sz ns0:val="32"/>
       <ns0:szCs ns0:val="40"/>
     </ns0:rPr>
@@ -58424,7 +58601,7 @@
     <ns0:rPr>
       <ns0:rFonts ns0:ascii="Times New Roman" ns0:cs="Times New Roman" ns0:eastAsia="SimHei" ns0:hAnsi="Times New Roman"/>
       <ns0:b/>
-      <ns0:color ns0:val="17324D"/>
+      <ns0:color ns0:val="000000"/>
       <ns0:sz ns0:val="28"/>
       <ns0:szCs ns0:val="32"/>
     </ns0:rPr>
@@ -58448,7 +58625,7 @@
     <ns0:rPr>
       <ns0:rFonts ns0:ascii="Times New Roman" ns0:cs="Times New Roman" ns0:eastAsia="SimHei" ns0:hAnsi="Times New Roman"/>
       <ns0:b/>
-      <ns0:color ns0:val="17324D"/>
+      <ns0:color ns0:val="000000"/>
       <ns0:sz ns0:val="25"/>
       <ns0:szCs ns0:val="28"/>
     </ns0:rPr>
